--- a/TCCInterWay_comentado.docx
+++ b/TCCInterWay_comentado.docx
@@ -1,6 +1,6 @@
 
 <file path=word/document.xml><?xml version="1.0" encoding="utf-8"?>
-<w:document xmlns:wpc="http://schemas.microsoft.com/office/word/2010/wordprocessingCanvas" xmlns:cx="http://schemas.microsoft.com/office/drawing/2014/chartex" xmlns:mc="http://schemas.openxmlformats.org/markup-compatibility/2006" xmlns:o="urn:schemas-microsoft-com:office:office" xmlns:r="http://schemas.openxmlformats.org/officeDocument/2006/relationships" xmlns:m="http://schemas.openxmlformats.org/officeDocument/2006/math" xmlns:v="urn:schemas-microsoft-com:vml" xmlns:wp14="http://schemas.microsoft.com/office/word/2010/wordprocessingDrawing" xmlns:wp="http://schemas.openxmlformats.org/drawingml/2006/wordprocessingDrawing" xmlns:w10="urn:schemas-microsoft-com:office:word" xmlns:w="http://schemas.openxmlformats.org/wordprocessingml/2006/main" xmlns:w14="http://schemas.microsoft.com/office/word/2010/wordml" xmlns:w15="http://schemas.microsoft.com/office/word/2012/wordml" xmlns:w16se="http://schemas.microsoft.com/office/word/2015/wordml/symex" xmlns:wpg="http://schemas.microsoft.com/office/word/2010/wordprocessingGroup" xmlns:wpi="http://schemas.microsoft.com/office/word/2010/wordprocessingInk" xmlns:wne="http://schemas.microsoft.com/office/word/2006/wordml" xmlns:wps="http://schemas.microsoft.com/office/word/2010/wordprocessingShape" mc:Ignorable="w14 w15 w16se wp14">
+<w:document xmlns:wpc="http://schemas.microsoft.com/office/word/2010/wordprocessingCanvas" xmlns:cx="http://schemas.microsoft.com/office/drawing/2014/chartex" xmlns:cx1="http://schemas.microsoft.com/office/drawing/2015/9/8/chartex" xmlns:cx2="http://schemas.microsoft.com/office/drawing/2015/10/21/chartex" xmlns:cx3="http://schemas.microsoft.com/office/drawing/2016/5/9/chartex" xmlns:cx4="http://schemas.microsoft.com/office/drawing/2016/5/10/chartex" xmlns:cx5="http://schemas.microsoft.com/office/drawing/2016/5/11/chartex" xmlns:cx6="http://schemas.microsoft.com/office/drawing/2016/5/12/chartex" xmlns:cx7="http://schemas.microsoft.com/office/drawing/2016/5/13/chartex" xmlns:cx8="http://schemas.microsoft.com/office/drawing/2016/5/14/chartex" xmlns:mc="http://schemas.openxmlformats.org/markup-compatibility/2006" xmlns:aink="http://schemas.microsoft.com/office/drawing/2016/ink" xmlns:am3d="http://schemas.microsoft.com/office/drawing/2017/model3d" xmlns:o="urn:schemas-microsoft-com:office:office" xmlns:r="http://schemas.openxmlformats.org/officeDocument/2006/relationships" xmlns:m="http://schemas.openxmlformats.org/officeDocument/2006/math" xmlns:v="urn:schemas-microsoft-com:vml" xmlns:wp14="http://schemas.microsoft.com/office/word/2010/wordprocessingDrawing" xmlns:wp="http://schemas.openxmlformats.org/drawingml/2006/wordprocessingDrawing" xmlns:w10="urn:schemas-microsoft-com:office:word" xmlns:w="http://schemas.openxmlformats.org/wordprocessingml/2006/main" xmlns:w14="http://schemas.microsoft.com/office/word/2010/wordml" xmlns:w15="http://schemas.microsoft.com/office/word/2012/wordml" xmlns:w16cid="http://schemas.microsoft.com/office/word/2016/wordml/cid" xmlns:w16se="http://schemas.microsoft.com/office/word/2015/wordml/symex" xmlns:wpg="http://schemas.microsoft.com/office/word/2010/wordprocessingGroup" xmlns:wpi="http://schemas.microsoft.com/office/word/2010/wordprocessingInk" xmlns:wne="http://schemas.microsoft.com/office/word/2006/wordml" xmlns:wps="http://schemas.microsoft.com/office/word/2010/wordprocessingShape" mc:Ignorable="w14 w15 w16se w16cid wp14">
   <w:body>
     <w:p>
       <w:pPr>
@@ -15,7 +15,15 @@
         <w:pStyle w:val="SemEspaamento"/>
       </w:pPr>
       <w:r>
-        <w:t>ETEC PROFª MARIA CRISTINA MEDEIROS</w:t>
+        <w:t xml:space="preserve">ETEC </w:t>
+      </w:r>
+      <w:proofErr w:type="spellStart"/>
+      <w:r>
+        <w:t>PROFª</w:t>
+      </w:r>
+      <w:proofErr w:type="spellEnd"/>
+      <w:r>
+        <w:t xml:space="preserve"> MARIA CRISTINA MEDEIROS</w:t>
       </w:r>
     </w:p>
     <w:p>
@@ -48,8 +56,13 @@
         <w:pStyle w:val="SemEspaamento"/>
       </w:pPr>
       <w:r>
-        <w:t>Matheus Lima Colantuono</w:t>
-      </w:r>
+        <w:t xml:space="preserve">Matheus Lima </w:t>
+      </w:r>
+      <w:proofErr w:type="spellStart"/>
+      <w:r>
+        <w:t>Colantuono</w:t>
+      </w:r>
+      <w:proofErr w:type="spellEnd"/>
     </w:p>
     <w:p>
       <w:pPr>
@@ -70,7 +83,15 @@
         <w:t>i</w:t>
       </w:r>
       <w:r>
-        <w:t>res Anastacio de Freitas</w:t>
+        <w:t xml:space="preserve">res </w:t>
+      </w:r>
+      <w:proofErr w:type="spellStart"/>
+      <w:r>
+        <w:t>Anastacio</w:t>
+      </w:r>
+      <w:proofErr w:type="spellEnd"/>
+      <w:r>
+        <w:t xml:space="preserve"> de Freitas</w:t>
       </w:r>
     </w:p>
     <w:p>
@@ -141,8 +162,13 @@
         <w:pStyle w:val="SemEspaamento"/>
       </w:pPr>
       <w:r>
-        <w:t>Matheus Lima Colantuono</w:t>
-      </w:r>
+        <w:t xml:space="preserve">Matheus Lima </w:t>
+      </w:r>
+      <w:proofErr w:type="spellStart"/>
+      <w:r>
+        <w:t>Colantuono</w:t>
+      </w:r>
+      <w:proofErr w:type="spellEnd"/>
     </w:p>
     <w:p>
       <w:pPr>
@@ -157,7 +183,15 @@
         <w:pStyle w:val="SemEspaamento"/>
       </w:pPr>
       <w:r>
-        <w:t>Tamires Anastacio de Freitas</w:t>
+        <w:t xml:space="preserve">Tamires </w:t>
+      </w:r>
+      <w:proofErr w:type="spellStart"/>
+      <w:r>
+        <w:t>Anastacio</w:t>
+      </w:r>
+      <w:proofErr w:type="spellEnd"/>
+      <w:r>
+        <w:t xml:space="preserve"> de Freitas</w:t>
       </w:r>
     </w:p>
     <w:p>
@@ -194,8 +228,33 @@
           <w:b w:val="0"/>
           <w:sz w:val="22"/>
         </w:rPr>
-        <w:t>Trabalho de Conclusão de curso apresentado ao Curso Técnico em Informática para Internet Integrado ao Ensino Médio da ETEC ProfªMaria Cristina Medeiros, orientado pela Profª</w:t>
-      </w:r>
+        <w:t xml:space="preserve">Trabalho de Conclusão de curso apresentado ao Curso Técnico em Informática para Internet Integrado ao Ensino Médio da ETEC </w:t>
+      </w:r>
+      <w:proofErr w:type="spellStart"/>
+      <w:r>
+        <w:rPr>
+          <w:b w:val="0"/>
+          <w:sz w:val="22"/>
+        </w:rPr>
+        <w:t>ProfªMaria</w:t>
+      </w:r>
+      <w:proofErr w:type="spellEnd"/>
+      <w:r>
+        <w:rPr>
+          <w:b w:val="0"/>
+          <w:sz w:val="22"/>
+        </w:rPr>
+        <w:t xml:space="preserve"> Cristina Medeiros, orientado pela </w:t>
+      </w:r>
+      <w:proofErr w:type="spellStart"/>
+      <w:r>
+        <w:rPr>
+          <w:b w:val="0"/>
+          <w:sz w:val="22"/>
+        </w:rPr>
+        <w:t>Profª</w:t>
+      </w:r>
+      <w:proofErr w:type="spellEnd"/>
       <w:r>
         <w:rPr>
           <w:b w:val="0"/>
@@ -4433,8 +4492,8 @@
       <w:pPr>
         <w:pStyle w:val="Sumrio1"/>
         <w:sectPr>
-          <w:headerReference w:type="first" r:id="rId10"/>
-          <w:footerReference w:type="first" r:id="rId11"/>
+          <w:headerReference w:type="first" r:id="rId11"/>
+          <w:footerReference w:type="first" r:id="rId12"/>
           <w:pgSz w:w="11906" w:h="16838"/>
           <w:pgMar w:top="1701" w:right="1134" w:bottom="1134" w:left="1701" w:header="709" w:footer="709" w:gutter="0"/>
           <w:cols w:space="708"/>
@@ -5090,17 +5149,27 @@
         <w:t>e o</w:t>
       </w:r>
       <w:r>
-        <w:t xml:space="preserve"> desenvolvimento da plataforma de intercâmbio InterWay </w:t>
-      </w:r>
+        <w:t xml:space="preserve"> desenvolvimento da plataforma de intercâmbio </w:t>
+      </w:r>
+      <w:proofErr w:type="spellStart"/>
+      <w:proofErr w:type="gramStart"/>
+      <w:r>
+        <w:t>InterWay</w:t>
+      </w:r>
+      <w:proofErr w:type="spellEnd"/>
       <w:r>
         <w:t xml:space="preserve"> </w:t>
       </w:r>
       <w:r>
+        <w:t xml:space="preserve"> </w:t>
+      </w:r>
+      <w:r>
         <w:t>justifica</w:t>
       </w:r>
       <w:r>
         <w:t>m</w:t>
       </w:r>
+      <w:proofErr w:type="gramEnd"/>
       <w:r>
         <w:t>-se pela crescente demanda de estudantes do Ensino</w:t>
       </w:r>
@@ -5120,13 +5189,21 @@
         <w:t xml:space="preserve">. </w:t>
       </w:r>
       <w:r>
-        <w:t>Durante o planejamento e a realização de um intercâmbio, os participantes podem enfrentar situações como ansiedade antes da viagem, saudade da família, dificuldades de adaptação cultural</w:t>
+        <w:t xml:space="preserve">Durante o planejamento e a realização de um intercâmbio, os participantes podem enfrentar situações como ansiedade antes da viagem, saudade da família, dificuldades de adaptação </w:t>
+      </w:r>
+      <w:proofErr w:type="gramStart"/>
+      <w:r>
+        <w:t>cultural</w:t>
       </w:r>
       <w:r>
         <w:t xml:space="preserve"> </w:t>
       </w:r>
       <w:r>
-        <w:t xml:space="preserve"> e insegurança diante de novos desafios. </w:t>
+        <w:t xml:space="preserve"> e</w:t>
+      </w:r>
+      <w:proofErr w:type="gramEnd"/>
+      <w:r>
+        <w:t xml:space="preserve"> insegurança diante de novos desafios. </w:t>
       </w:r>
       <w:r>
         <w:rPr>
@@ -5168,7 +5245,15 @@
         <w:t xml:space="preserve"> </w:t>
       </w:r>
       <w:r>
-        <w:t>Nesse contexto, o InterWay busca oferecer informações e orientações que auxiliem o usuário na preparação para a viagem, contribuindo para que ele se sinta mais seguro e confiante para enfrentar os desafios da experiência internacional.</w:t>
+        <w:t xml:space="preserve">Nesse contexto, o </w:t>
+      </w:r>
+      <w:proofErr w:type="spellStart"/>
+      <w:r>
+        <w:t>InterWay</w:t>
+      </w:r>
+      <w:proofErr w:type="spellEnd"/>
+      <w:r>
+        <w:t xml:space="preserve"> busca oferecer informações e orientações que auxiliem o usuário na preparação para a viagem, contribuindo para que ele se sinta mais seguro e confiante para enfrentar os desafios da experiência internacional.</w:t>
       </w:r>
     </w:p>
     <w:p>
@@ -5213,14 +5298,22 @@
         <w:rPr>
           <w:highlight w:val="yellow"/>
         </w:rPr>
-        <w:t>-F</w:t>
-      </w:r>
+        <w:t>-</w:t>
+      </w:r>
+      <w:proofErr w:type="spellStart"/>
       <w:r>
         <w:rPr>
           <w:highlight w:val="yellow"/>
         </w:rPr>
+        <w:t>F</w:t>
+      </w:r>
+      <w:r>
+        <w:rPr>
+          <w:highlight w:val="yellow"/>
+        </w:rPr>
         <w:t>ilice</w:t>
       </w:r>
+      <w:proofErr w:type="spellEnd"/>
       <w:r>
         <w:rPr>
           <w:highlight w:val="yellow"/>
@@ -5234,23 +5327,39 @@
         <w:t xml:space="preserve">Dessa forma, a criação de uma plataforma digital voltada para esse segmento tem como objetivo </w:t>
       </w:r>
       <w:r>
-        <w:t>centralizar informações e serviços relacionados ao intercâmbio, proporcionando maior praticidade e organização aos usuários durante etapas do processo. Com isso. O InterWay pode facilitar a preparação do intercambista e contribuir para uma experiência mais organizada e acessível.</w:t>
+        <w:t xml:space="preserve">centralizar informações e serviços relacionados ao intercâmbio, proporcionando maior praticidade e organização aos usuários durante etapas do processo. Com isso. O </w:t>
+      </w:r>
+      <w:proofErr w:type="spellStart"/>
+      <w:r>
+        <w:t>InterWay</w:t>
+      </w:r>
+      <w:proofErr w:type="spellEnd"/>
+      <w:r>
+        <w:t xml:space="preserve"> pode facilitar a preparação do intercambista e contribuir para uma experiência mais organizada e acessível.</w:t>
       </w:r>
     </w:p>
     <w:p>
       <w:r>
         <w:t xml:space="preserve">Além disso, o </w:t>
       </w:r>
+      <w:proofErr w:type="spellStart"/>
       <w:r>
         <w:rPr>
           <w:highlight w:val="yellow"/>
         </w:rPr>
-        <w:t xml:space="preserve">InterWay </w:t>
-      </w:r>
+        <w:t>InterWay</w:t>
+      </w:r>
+      <w:proofErr w:type="spellEnd"/>
       <w:r>
         <w:rPr>
           <w:highlight w:val="yellow"/>
         </w:rPr>
+        <w:t xml:space="preserve"> </w:t>
+      </w:r>
+      <w:r>
+        <w:rPr>
+          <w:highlight w:val="yellow"/>
+        </w:rPr>
         <w:t>apresenta uma relação direta com a ODS 4- Educação de Qualidade, ao contribuir para a ampliação do acesso a oportunidades de aprendizagem e experiências educacionais em diferentes contextos culturais.</w:t>
       </w:r>
       <w:r>
@@ -5292,7 +5401,15 @@
     </w:p>
     <w:p>
       <w:r>
-        <w:t>Ouro benefício proporcionado pelo InterWay está relacionado à interação entre pessoas de diferentes culturas. A plataforma busca aproximar futuros intercambistas de pessoas que já passaram por experiências internacionais, possibilitando a troca de informações, experiências e conhecimentos. Esse contato pode contribuir para que os usuários conheçam diferentes culturas, desenvolvam novas relações sociais e tenham a oportunidade de fazer amizades com pessoas de diferentes origens culturais, tornando a experiência de intercâmbio mais enriquecedora.</w:t>
+        <w:t xml:space="preserve">Ouro benefício proporcionado pelo </w:t>
+      </w:r>
+      <w:proofErr w:type="spellStart"/>
+      <w:r>
+        <w:t>InterWay</w:t>
+      </w:r>
+      <w:proofErr w:type="spellEnd"/>
+      <w:r>
+        <w:t xml:space="preserve"> está relacionado à interação entre pessoas de diferentes culturas. A plataforma busca aproximar futuros intercambistas de pessoas que já passaram por experiências internacionais, possibilitando a troca de informações, experiências e conhecimentos. Esse contato pode contribuir para que os usuários conheçam diferentes culturas, desenvolvam novas relações sociais e tenham a oportunidade de fazer amizades com pessoas de diferentes origens culturais, tornando a experiência de intercâmbio mais enriquecedora.</w:t>
       </w:r>
     </w:p>
     <w:p>
@@ -5315,12 +5432,14 @@
         </w:rPr>
         <w:t>(</w:t>
       </w:r>
+      <w:proofErr w:type="spellStart"/>
       <w:r>
         <w:rPr>
           <w:highlight w:val="yellow"/>
         </w:rPr>
         <w:t>Knobel</w:t>
       </w:r>
+      <w:proofErr w:type="spellEnd"/>
       <w:r>
         <w:rPr>
           <w:highlight w:val="yellow"/>
@@ -5374,8 +5493,15 @@
       <w:r>
         <w:rPr>
           <w:noProof/>
-        </w:rPr>
-        <w:t>O InterWay tem como principal objetivo atuar como uma plataforma eficiente de apoio a estudantes que desejam realizar intercâmbios, oferecendo suporte durante as etapas de viagem, estudos e estadia no exterior. A plataforma tem como meta disponibilizar informações e recomendações sobre instituições de ensino superior nos países de interesse do usuário, auxiliando na escolha de escolas e faculdade que atendem às suas necessidades e expectativas acadêmicas.</w:t>
+          <w:highlight w:val="yellow"/>
+        </w:rPr>
+        <w:t>Atuar como</w:t>
+      </w:r>
+      <w:r>
+        <w:rPr>
+          <w:noProof/>
+        </w:rPr>
+        <w:t xml:space="preserve"> uma plataforma eficiente de apoio a estudantes que desejam realizar intercâmbios, oferecendo suporte durante as etapas de viagem, estudos e estadia no exterior. A plataforma tem como meta disponibilizar informações e recomendações sobre instituições de ensino superior nos países de interesse do usuário, auxiliando na escolha de escolas e faculdade que atendem às suas necessidades e expectativas acadêmicas.</w:t>
       </w:r>
     </w:p>
     <w:p>
@@ -5529,6 +5655,8 @@
         </w:rPr>
         <w:commentReference w:id="17"/>
       </w:r>
+      <w:bookmarkStart w:id="18" w:name="_GoBack"/>
+      <w:bookmarkEnd w:id="18"/>
     </w:p>
     <w:p>
       <w:pPr>
@@ -5540,6 +5668,39 @@
     </w:p>
     <w:p>
       <w:pPr>
+        <w:ind w:firstLine="0"/>
+        <w:rPr>
+          <w:noProof/>
+        </w:rPr>
+      </w:pPr>
+    </w:p>
+    <w:p>
+      <w:pPr>
+        <w:ind w:firstLine="0"/>
+        <w:rPr>
+          <w:noProof/>
+        </w:rPr>
+      </w:pPr>
+    </w:p>
+    <w:p>
+      <w:pPr>
+        <w:ind w:firstLine="0"/>
+        <w:rPr>
+          <w:noProof/>
+        </w:rPr>
+      </w:pPr>
+    </w:p>
+    <w:p>
+      <w:pPr>
+        <w:ind w:firstLine="0"/>
+        <w:rPr>
+          <w:noProof/>
+        </w:rPr>
+      </w:pPr>
+    </w:p>
+    <w:p>
+      <w:pPr>
+        <w:ind w:firstLine="0"/>
         <w:rPr>
           <w:noProof/>
         </w:rPr>
@@ -5559,11 +5720,12 @@
         <w:pStyle w:val="Ttulo2"/>
         <w:spacing w:after="600" w:line="720" w:lineRule="auto"/>
       </w:pPr>
-      <w:bookmarkStart w:id="18" w:name="_Toc238714799"/>
-      <w:r>
+      <w:bookmarkStart w:id="19" w:name="_Toc238714799"/>
+      <w:r>
+        <w:lastRenderedPageBreak/>
         <w:t>Metodologia</w:t>
       </w:r>
-      <w:bookmarkEnd w:id="18"/>
+      <w:bookmarkEnd w:id="19"/>
     </w:p>
     <w:p>
       <w:pPr>
@@ -5577,14 +5739,7 @@
         <w:rPr>
           <w:noProof/>
         </w:rPr>
-        <w:t xml:space="preserve">O InterWay foi estruturado com base em três abordagens metodológicas complementares: pesquisa bibliográfica, pesquisa de campo e a metodologia aplicada e direcional, direcionada ao desenvolvimento de uma plataforma digital de apoio a pessoas interessadas em fazer intercâmbios. A escolha dessa combinação metodológica  se fundamentou na necessidade de compreender as principais dificuldades enfrentadas pelos usuários, identificar suas necessidades durante as </w:t>
-      </w:r>
-      <w:r>
-        <w:rPr>
-          <w:noProof/>
-        </w:rPr>
-        <w:lastRenderedPageBreak/>
-        <w:t>etapas de planejamento, realização das viagens e posteriormente, desenvolver uma solução digital capaz de oferecer informações confiáveis, acessíveis e organizadas.</w:t>
+        <w:t>O InterWay foi estruturado com base em três abordagens metodológicas complementares: pesquisa bibliográfica, pesquisa de campo e a metodologia aplicada e direcional, direcionada ao desenvolvimento de uma plataforma digital de apoio a pessoas interessadas em fazer intercâmbios. A escolha dessa combinação metodológica  se fundamentou na necessidade de compreender as principais dificuldades enfrentadas pelos usuários, identificar suas necessidades durante as etapas de planejamento, realização das viagens e posteriormente, desenvolver uma solução digital capaz de oferecer informações confiáveis, acessíveis e organizadas.</w:t>
       </w:r>
     </w:p>
     <w:p>
@@ -5653,7 +5808,7 @@
         <w:pStyle w:val="Legenda"/>
         <w:keepNext/>
       </w:pPr>
-      <w:bookmarkStart w:id="19" w:name="_Toc238720068"/>
+      <w:bookmarkStart w:id="20" w:name="_Toc238720068"/>
       <w:r>
         <w:rPr>
           <w:noProof/>
@@ -5684,7 +5839,7 @@
                     <pic:cNvPicPr/>
                   </pic:nvPicPr>
                   <pic:blipFill>
-                    <a:blip r:embed="rId12" cstate="print">
+                    <a:blip r:embed="rId13" cstate="print">
                       <a:extLst>
                         <a:ext uri="{28A0092B-C50C-407E-A947-70E740481C1C}">
                           <a14:useLocalDpi xmlns:a14="http://schemas.microsoft.com/office/drawing/2010/main" val="0"/>
@@ -5716,7 +5871,7 @@
           </wp:anchor>
         </w:drawing>
       </w:r>
-      <w:bookmarkStart w:id="20" w:name="_Toc232412742"/>
+      <w:bookmarkStart w:id="21" w:name="_Toc232412742"/>
       <w:r>
         <w:t xml:space="preserve">Figura </w:t>
       </w:r>
@@ -5731,11 +5886,11 @@
       <w:r>
         <w:t xml:space="preserve">: </w:t>
       </w:r>
+      <w:bookmarkEnd w:id="21"/>
+      <w:r>
+        <w:t>Metodologia</w:t>
+      </w:r>
       <w:bookmarkEnd w:id="20"/>
-      <w:r>
-        <w:t>Metodologia</w:t>
-      </w:r>
-      <w:bookmarkEnd w:id="19"/>
     </w:p>
     <w:p>
       <w:pPr>
@@ -6022,11 +6177,11 @@
       <w:pPr>
         <w:pStyle w:val="Ttulo2"/>
       </w:pPr>
-      <w:bookmarkStart w:id="21" w:name="_Toc238714800"/>
+      <w:bookmarkStart w:id="22" w:name="_Toc238714800"/>
       <w:r>
         <w:t>Resultados Esperados</w:t>
       </w:r>
-      <w:bookmarkEnd w:id="21"/>
+      <w:bookmarkEnd w:id="22"/>
     </w:p>
     <w:p>
       <w:pPr>
@@ -6101,7 +6256,7 @@
         </w:rPr>
         <w:t xml:space="preserve"> </w:t>
       </w:r>
-      <w:commentRangeStart w:id="22"/>
+      <w:commentRangeStart w:id="23"/>
       <w:r>
         <w:rPr>
           <w:noProof/>
@@ -6148,12 +6303,12 @@
         </w:rPr>
         <w:t xml:space="preserve"> serão baseadas em pesquisas bibliográficas</w:t>
       </w:r>
-      <w:commentRangeEnd w:id="22"/>
+      <w:commentRangeEnd w:id="23"/>
       <w:r>
         <w:rPr>
           <w:rStyle w:val="Refdecomentrio"/>
         </w:rPr>
-        <w:commentReference w:id="22"/>
+        <w:commentReference w:id="23"/>
       </w:r>
       <w:r>
         <w:rPr>
@@ -6198,33 +6353,33 @@
       <w:pPr>
         <w:pStyle w:val="Ttulo1"/>
       </w:pPr>
-      <w:bookmarkStart w:id="23" w:name="_Toc238714801"/>
+      <w:bookmarkStart w:id="24" w:name="_Toc238714801"/>
       <w:r>
         <w:lastRenderedPageBreak/>
         <w:t>REFERENCIAL TEÓRICO</w:t>
       </w:r>
-      <w:bookmarkEnd w:id="23"/>
-    </w:p>
-    <w:p>
-      <w:pPr>
-        <w:rPr>
-          <w:noProof/>
-        </w:rPr>
-      </w:pPr>
-      <w:commentRangeStart w:id="24"/>
+      <w:bookmarkEnd w:id="24"/>
+    </w:p>
+    <w:p>
+      <w:pPr>
+        <w:rPr>
+          <w:noProof/>
+        </w:rPr>
+      </w:pPr>
       <w:commentRangeStart w:id="25"/>
+      <w:commentRangeStart w:id="26"/>
       <w:r>
         <w:rPr>
           <w:noProof/>
         </w:rPr>
         <w:t>O intercâmbio internacional pode ser compreendido como uma experiência de mobilidade que possibilita ao indivíduo permanecer temporariamente em outro país</w:t>
       </w:r>
-      <w:commentRangeEnd w:id="24"/>
+      <w:commentRangeEnd w:id="25"/>
       <w:r>
         <w:rPr>
           <w:rStyle w:val="Refdecomentrio"/>
         </w:rPr>
-        <w:commentReference w:id="24"/>
+        <w:commentReference w:id="25"/>
       </w:r>
       <w:r>
         <w:rPr>
@@ -6286,31 +6441,31 @@
         </w:rPr>
         <w:t>, 2018).</w:t>
       </w:r>
-      <w:commentRangeEnd w:id="25"/>
+      <w:commentRangeEnd w:id="26"/>
       <w:r>
         <w:rPr>
           <w:rStyle w:val="Refdecomentrio"/>
         </w:rPr>
-        <w:commentReference w:id="25"/>
+        <w:commentReference w:id="26"/>
       </w:r>
     </w:p>
     <w:p>
       <w:pPr>
         <w:pStyle w:val="Ttulo2"/>
       </w:pPr>
-      <w:bookmarkStart w:id="26" w:name="_Toc238714802"/>
+      <w:bookmarkStart w:id="27" w:name="_Toc238714802"/>
       <w:r>
         <w:t>Intercâmbio Internacional</w:t>
       </w:r>
-      <w:bookmarkEnd w:id="26"/>
-    </w:p>
-    <w:p>
-      <w:pPr>
-        <w:rPr>
-          <w:noProof/>
-        </w:rPr>
-      </w:pPr>
-      <w:commentRangeStart w:id="27"/>
+      <w:bookmarkEnd w:id="27"/>
+    </w:p>
+    <w:p>
+      <w:pPr>
+        <w:rPr>
+          <w:noProof/>
+        </w:rPr>
+      </w:pPr>
+      <w:commentRangeStart w:id="28"/>
       <w:r>
         <w:rPr>
           <w:noProof/>
@@ -6336,23 +6491,23 @@
         </w:rPr>
         <w:t>apontam que os principais motores do setor são a busca por proficiênciia linguística, imersão cultural e flexibilidade em programas de curta duração.</w:t>
       </w:r>
-      <w:commentRangeEnd w:id="27"/>
+      <w:commentRangeEnd w:id="28"/>
       <w:r>
         <w:rPr>
           <w:rStyle w:val="Refdecomentrio"/>
         </w:rPr>
-        <w:commentReference w:id="27"/>
+        <w:commentReference w:id="28"/>
       </w:r>
     </w:p>
     <w:p>
       <w:pPr>
         <w:pStyle w:val="Ttulo3"/>
       </w:pPr>
-      <w:bookmarkStart w:id="28" w:name="_Toc238714803"/>
+      <w:bookmarkStart w:id="29" w:name="_Toc238714803"/>
       <w:r>
         <w:t>Tipos de Intercâmbio</w:t>
       </w:r>
-      <w:bookmarkEnd w:id="28"/>
+      <w:bookmarkEnd w:id="29"/>
     </w:p>
     <w:p>
       <w:pPr>
@@ -6362,8 +6517,8 @@
           <w:noProof/>
         </w:rPr>
       </w:pPr>
-      <w:commentRangeStart w:id="29"/>
       <w:commentRangeStart w:id="30"/>
+      <w:commentRangeStart w:id="31"/>
       <w:r>
         <w:rPr>
           <w:b/>
@@ -6372,12 +6527,12 @@
         </w:rPr>
         <w:t>Curso de idioma:</w:t>
       </w:r>
-      <w:commentRangeEnd w:id="29"/>
+      <w:commentRangeEnd w:id="30"/>
       <w:r>
         <w:rPr>
           <w:rStyle w:val="Refdecomentrio"/>
         </w:rPr>
-        <w:commentReference w:id="29"/>
+        <w:commentReference w:id="30"/>
       </w:r>
     </w:p>
     <w:p>
@@ -6594,12 +6749,12 @@
         </w:rPr>
         <w:t>A experiência no exterior não é exclusiva para jovens. Programas para adultos com mais de 50 anos combinam idiomas com atividades culturais – gastronômicas, história da arte e enologia. O ritmo é adaptado e os grupos são menores. Famílias com filhos podem encontrar programas adaptados a diferentes faixas etárias.</w:t>
       </w:r>
-      <w:commentRangeEnd w:id="30"/>
+      <w:commentRangeEnd w:id="31"/>
       <w:r>
         <w:rPr>
           <w:rStyle w:val="Refdecomentrio"/>
         </w:rPr>
-        <w:commentReference w:id="30"/>
+        <w:commentReference w:id="31"/>
       </w:r>
     </w:p>
     <w:p>
@@ -6613,12 +6768,12 @@
       <w:pPr>
         <w:pStyle w:val="Ttulo2"/>
       </w:pPr>
-      <w:bookmarkStart w:id="31" w:name="_Toc238714804"/>
+      <w:bookmarkStart w:id="32" w:name="_Toc238714804"/>
       <w:r>
         <w:lastRenderedPageBreak/>
         <w:t>Planejamento do Intercâmbio</w:t>
       </w:r>
-      <w:bookmarkEnd w:id="31"/>
+      <w:bookmarkEnd w:id="32"/>
     </w:p>
     <w:p>
       <w:pPr>
@@ -6627,7 +6782,7 @@
           <w:rFonts w:cs="Arial"/>
         </w:rPr>
       </w:pPr>
-      <w:commentRangeStart w:id="32"/>
+      <w:commentRangeStart w:id="33"/>
       <w:r>
         <w:rPr>
           <w:rStyle w:val="yadgie"/>
@@ -6738,24 +6893,24 @@
         </w:rPr>
         <w:t>É necessário se planejar com meses de antecedência.</w:t>
       </w:r>
-      <w:commentRangeEnd w:id="32"/>
+      <w:commentRangeEnd w:id="33"/>
       <w:r>
         <w:rPr>
           <w:rStyle w:val="Refdecomentrio"/>
         </w:rPr>
-        <w:commentReference w:id="32"/>
+        <w:commentReference w:id="33"/>
       </w:r>
     </w:p>
     <w:p>
       <w:pPr>
         <w:pStyle w:val="Ttulo3"/>
       </w:pPr>
-      <w:bookmarkStart w:id="33" w:name="_Toc238714805"/>
-      <w:commentRangeStart w:id="34"/>
+      <w:bookmarkStart w:id="34" w:name="_Toc238714805"/>
+      <w:commentRangeStart w:id="35"/>
       <w:r>
         <w:t>Transformação Digital do Intercâmbio</w:t>
       </w:r>
-      <w:bookmarkEnd w:id="33"/>
+      <w:bookmarkEnd w:id="34"/>
     </w:p>
     <w:p>
       <w:r>
@@ -6817,12 +6972,12 @@
         </w:rPr>
         <w:t>, dentre outros.</w:t>
       </w:r>
-      <w:commentRangeEnd w:id="34"/>
+      <w:commentRangeEnd w:id="35"/>
       <w:r>
         <w:rPr>
           <w:rStyle w:val="Refdecomentrio"/>
         </w:rPr>
-        <w:commentReference w:id="34"/>
+        <w:commentReference w:id="35"/>
       </w:r>
     </w:p>
     <w:p>
@@ -6832,8 +6987,8 @@
           <w:noProof/>
         </w:rPr>
       </w:pPr>
-      <w:bookmarkStart w:id="35" w:name="_Toc238714806"/>
-      <w:commentRangeStart w:id="36"/>
+      <w:bookmarkStart w:id="36" w:name="_Toc238714806"/>
+      <w:commentRangeStart w:id="37"/>
       <w:r>
         <w:rPr>
           <w:noProof/>
@@ -6841,16 +6996,66 @@
         <w:lastRenderedPageBreak/>
         <w:t>Sistemas de Informação</w:t>
       </w:r>
-      <w:bookmarkEnd w:id="35"/>
+      <w:bookmarkEnd w:id="36"/>
     </w:p>
     <w:p>
       <w:r>
         <w:t xml:space="preserve">O sistema de informação de uma plataforma de intercâmbio é um ecossistema digital complexo e de multicamadas, projetado para equilibrar velocidade, precisão e segurança. </w:t>
       </w:r>
-      <w:commentRangeStart w:id="37"/>
+      <w:commentRangeStart w:id="38"/>
       <w:r>
         <w:t>Seu coração é o motor de correspondência de ordens, que processa compras e vendas em milissegundos</w:t>
       </w:r>
+      <w:commentRangeEnd w:id="38"/>
+      <w:r>
+        <w:rPr>
+          <w:rStyle w:val="Refdecomentrio"/>
+        </w:rPr>
+        <w:commentReference w:id="38"/>
+      </w:r>
+      <w:r>
+        <w:t xml:space="preserve"> com arquitetura de </w:t>
+      </w:r>
+      <w:proofErr w:type="spellStart"/>
+      <w:r>
+        <w:t>microsserviços</w:t>
+      </w:r>
+      <w:proofErr w:type="spellEnd"/>
+      <w:r>
+        <w:t>. Esse núcleo é sustentado por uma camada de dados</w:t>
+      </w:r>
+      <w:r>
+        <w:t xml:space="preserve"> que gerencia com rigor os saldos, os usuários e o histórico de transações em bancos relacionais.</w:t>
+      </w:r>
+    </w:p>
+    <w:p>
+      <w:pPr>
+        <w:pStyle w:val="Ttulo5"/>
+      </w:pPr>
+      <w:bookmarkStart w:id="39" w:name="_Toc238714807"/>
+      <w:r>
+        <w:t>Mecanismos de Governança e Transparência</w:t>
+      </w:r>
+      <w:bookmarkEnd w:id="39"/>
+    </w:p>
+    <w:p>
+      <w:r>
+        <w:t xml:space="preserve">Para estabelecer e manter a confiança, as plataformas implementam mecanismos de governança. Um aspecto central é a transparência de controle, que diz respeito à disponibilidade de sinais informacionais. </w:t>
+      </w:r>
+      <w:commentRangeStart w:id="40"/>
+      <w:r>
+        <w:t>Estudos mostram que esses mecanismos são mais importantes nas interações iniciais</w:t>
+      </w:r>
+      <w:commentRangeEnd w:id="40"/>
+      <w:r>
+        <w:rPr>
+          <w:rStyle w:val="Refdecomentrio"/>
+        </w:rPr>
+        <w:commentReference w:id="40"/>
+      </w:r>
+      <w:r>
+        <w:t xml:space="preserve">, e seu efeito pode ser modificado por feedbacks de desempenho ao longo do tempo. </w:t>
+      </w:r>
       <w:commentRangeEnd w:id="37"/>
       <w:r>
         <w:rPr>
@@ -6858,71 +7063,29 @@
         </w:rPr>
         <w:commentReference w:id="37"/>
       </w:r>
-      <w:r>
-        <w:t xml:space="preserve"> com arquitetura de microsserviços. Esse núcleo é sustentado por uma camada de dados</w:t>
-      </w:r>
-      <w:r>
-        <w:t xml:space="preserve"> que gerencia com rigor os saldos, os usuários e o histórico de transações em bancos relacionais.</w:t>
-      </w:r>
-    </w:p>
-    <w:p>
-      <w:pPr>
-        <w:pStyle w:val="Ttulo5"/>
-      </w:pPr>
-      <w:bookmarkStart w:id="38" w:name="_Toc238714807"/>
-      <w:r>
-        <w:t>Mecanismos de Governança e Transparência</w:t>
-      </w:r>
-      <w:bookmarkEnd w:id="38"/>
-    </w:p>
-    <w:p>
-      <w:r>
-        <w:t xml:space="preserve">Para estabelecer e manter a confiança, as plataformas implementam mecanismos de governança. Um aspecto central é a transparência de controle, que diz respeito à disponibilidade de sinais informacionais. </w:t>
-      </w:r>
-      <w:commentRangeStart w:id="39"/>
-      <w:r>
-        <w:t>Estudos mostram que esses mecanismos são mais importantes nas interações iniciais</w:t>
-      </w:r>
-      <w:commentRangeEnd w:id="39"/>
+    </w:p>
+    <w:p>
+      <w:commentRangeStart w:id="41"/>
+    </w:p>
+    <w:p>
+      <w:pPr>
+        <w:ind w:firstLine="0"/>
+        <w:rPr>
+          <w:noProof/>
+        </w:rPr>
+      </w:pPr>
+      <w:r>
+        <w:rPr>
+          <w:noProof/>
+        </w:rPr>
+        <w:t>???????</w:t>
+      </w:r>
+      <w:commentRangeEnd w:id="41"/>
       <w:r>
         <w:rPr>
           <w:rStyle w:val="Refdecomentrio"/>
         </w:rPr>
-        <w:commentReference w:id="39"/>
-      </w:r>
-      <w:r>
-        <w:t xml:space="preserve">, e seu efeito pode ser modificado por feedbacks de desempenho ao longo do tempo. </w:t>
-      </w:r>
-      <w:commentRangeEnd w:id="36"/>
-      <w:r>
-        <w:rPr>
-          <w:rStyle w:val="Refdecomentrio"/>
-        </w:rPr>
-        <w:commentReference w:id="36"/>
-      </w:r>
-    </w:p>
-    <w:p>
-      <w:commentRangeStart w:id="40"/>
-    </w:p>
-    <w:p>
-      <w:pPr>
-        <w:ind w:firstLine="0"/>
-        <w:rPr>
-          <w:noProof/>
-        </w:rPr>
-      </w:pPr>
-      <w:r>
-        <w:rPr>
-          <w:noProof/>
-        </w:rPr>
-        <w:t>???????</w:t>
-      </w:r>
-      <w:commentRangeEnd w:id="40"/>
-      <w:r>
-        <w:rPr>
-          <w:rStyle w:val="Refdecomentrio"/>
-        </w:rPr>
-        <w:commentReference w:id="40"/>
+        <w:commentReference w:id="41"/>
       </w:r>
     </w:p>
     <w:p>
@@ -6953,11 +7116,11 @@
       <w:pPr>
         <w:pStyle w:val="Ttulo1"/>
       </w:pPr>
-      <w:bookmarkStart w:id="41" w:name="_Toc238714808"/>
+      <w:bookmarkStart w:id="42" w:name="_Toc238714808"/>
       <w:r>
         <w:t>IMERSÃO</w:t>
       </w:r>
-      <w:bookmarkEnd w:id="41"/>
+      <w:bookmarkEnd w:id="42"/>
     </w:p>
     <w:p>
       <w:r>
@@ -6973,7 +7136,7 @@
         <w:softHyphen/>
         <w:t xml:space="preserve">compreensão aprofundada do problema a ser resolvido. No contexto do projeto, essa fase envolveu a observação do cenário e a realização de uma pesquisa de campo, com o objetivo de entender melhor as necessidades dos usuários e avaliar a viabilidade da proposta </w:t>
       </w:r>
-      <w:commentRangeStart w:id="42"/>
+      <w:commentRangeStart w:id="43"/>
       <w:r>
         <w:rPr>
           <w:highlight w:val="yellow"/>
@@ -6984,12 +7147,20 @@
         <w:rPr>
           <w:highlight w:val="yellow"/>
         </w:rPr>
-        <w:t>MJV Innovation</w:t>
-      </w:r>
+        <w:t xml:space="preserve">MJV </w:t>
+      </w:r>
+      <w:proofErr w:type="spellStart"/>
       <w:r>
         <w:rPr>
           <w:highlight w:val="yellow"/>
         </w:rPr>
+        <w:t>Innovation</w:t>
+      </w:r>
+      <w:proofErr w:type="spellEnd"/>
+      <w:r>
+        <w:rPr>
+          <w:highlight w:val="yellow"/>
+        </w:rPr>
         <w:t>, 20</w:t>
       </w:r>
       <w:r>
@@ -7004,14 +7175,14 @@
         </w:rPr>
         <w:t>)</w:t>
       </w:r>
-      <w:commentRangeEnd w:id="42"/>
+      <w:commentRangeEnd w:id="43"/>
       <w:r>
         <w:rPr>
           <w:rStyle w:val="Refdecomentrio"/>
           <w:sz w:val="24"/>
           <w:szCs w:val="22"/>
         </w:rPr>
-        <w:commentReference w:id="42"/>
+        <w:commentReference w:id="43"/>
       </w:r>
       <w:r>
         <w:t>.</w:t>
@@ -7024,14 +7195,14 @@
           <w:noProof/>
         </w:rPr>
       </w:pPr>
-      <w:bookmarkStart w:id="43" w:name="_Toc238714809"/>
+      <w:bookmarkStart w:id="44" w:name="_Toc238714809"/>
       <w:r>
         <w:rPr>
           <w:noProof/>
         </w:rPr>
         <w:t>Caderno de Sensibilidade</w:t>
       </w:r>
-      <w:bookmarkEnd w:id="43"/>
+      <w:bookmarkEnd w:id="44"/>
     </w:p>
     <w:p>
       <w:pPr>
@@ -7042,8 +7213,8 @@
           <w:szCs w:val="24"/>
         </w:rPr>
       </w:pPr>
-      <w:commentRangeStart w:id="44"/>
       <w:commentRangeStart w:id="45"/>
+      <w:commentRangeStart w:id="46"/>
       <w:r>
         <w:rPr>
           <w:sz w:val="24"/>
@@ -7051,12 +7222,12 @@
         </w:rPr>
         <w:t>Os cadernos de sensibilização são ferramentas utilizadas em pesquisas para experiências cotidianas dos usuários.</w:t>
       </w:r>
-      <w:commentRangeEnd w:id="44"/>
+      <w:commentRangeEnd w:id="45"/>
       <w:r>
         <w:rPr>
           <w:rStyle w:val="Refdecomentrio"/>
         </w:rPr>
-        <w:commentReference w:id="44"/>
+        <w:commentReference w:id="45"/>
       </w:r>
       <w:r>
         <w:rPr>
@@ -7079,6 +7250,7 @@
         </w:rPr>
         <w:t>(</w:t>
       </w:r>
+      <w:proofErr w:type="spellStart"/>
       <w:r>
         <w:rPr>
           <w:sz w:val="24"/>
@@ -7086,6 +7258,7 @@
         </w:rPr>
         <w:t>Projectool</w:t>
       </w:r>
+      <w:proofErr w:type="spellEnd"/>
       <w:r>
         <w:rPr>
           <w:sz w:val="24"/>
@@ -7093,13 +7266,13 @@
         </w:rPr>
         <w:t>)</w:t>
       </w:r>
-      <w:commentRangeEnd w:id="45"/>
+      <w:commentRangeEnd w:id="46"/>
       <w:r>
         <w:rPr>
           <w:rStyle w:val="Refdecomentrio"/>
           <w:iCs w:val="0"/>
         </w:rPr>
-        <w:commentReference w:id="45"/>
+        <w:commentReference w:id="46"/>
       </w:r>
     </w:p>
     <w:p>
@@ -7107,7 +7280,7 @@
         <w:pStyle w:val="Legenda"/>
         <w:keepNext/>
       </w:pPr>
-      <w:bookmarkStart w:id="46" w:name="_Toc238720069"/>
+      <w:bookmarkStart w:id="47" w:name="_Toc238720069"/>
       <w:r>
         <w:lastRenderedPageBreak/>
         <w:t xml:space="preserve">Figura </w:t>
@@ -7123,7 +7296,7 @@
       <w:r>
         <w:t>: Caderno de Sensibilidade</w:t>
       </w:r>
-      <w:bookmarkEnd w:id="46"/>
+      <w:bookmarkEnd w:id="47"/>
     </w:p>
     <w:p>
       <w:pPr>
@@ -7147,7 +7320,7 @@
                     <pic:cNvPicPr/>
                   </pic:nvPicPr>
                   <pic:blipFill>
-                    <a:blip r:embed="rId13" cstate="print">
+                    <a:blip r:embed="rId14" cstate="print">
                       <a:extLst>
                         <a:ext uri="{28A0092B-C50C-407E-A947-70E740481C1C}">
                           <a14:useLocalDpi xmlns:a14="http://schemas.microsoft.com/office/drawing/2010/main" val="0"/>
@@ -7191,8 +7364,8 @@
         <w:pStyle w:val="Legenda"/>
         <w:keepNext/>
       </w:pPr>
-      <w:bookmarkStart w:id="47" w:name="_Toc238715134"/>
-      <w:commentRangeStart w:id="48"/>
+      <w:bookmarkStart w:id="48" w:name="_Toc238715134"/>
+      <w:commentRangeStart w:id="49"/>
       <w:r>
         <w:lastRenderedPageBreak/>
         <w:t xml:space="preserve">Quadro </w:t>
@@ -7218,15 +7391,15 @@
       <w:r>
         <w:t>: Sentimentos e Reações</w:t>
       </w:r>
-      <w:bookmarkEnd w:id="47"/>
-      <w:commentRangeEnd w:id="48"/>
+      <w:bookmarkEnd w:id="48"/>
+      <w:commentRangeEnd w:id="49"/>
       <w:r>
         <w:rPr>
           <w:rStyle w:val="Refdecomentrio"/>
           <w:b w:val="0"/>
           <w:iCs w:val="0"/>
         </w:rPr>
-        <w:commentReference w:id="48"/>
+        <w:commentReference w:id="49"/>
       </w:r>
     </w:p>
     <w:tbl>
@@ -7255,7 +7428,7 @@
                 <w:szCs w:val="32"/>
               </w:rPr>
             </w:pPr>
-            <w:commentRangeStart w:id="49"/>
+            <w:commentRangeStart w:id="50"/>
             <w:r>
               <w:rPr>
                 <w:rFonts w:eastAsiaTheme="majorEastAsia" w:cstheme="majorBidi"/>
@@ -7700,17 +7873,17 @@
                 <w:noProof/>
               </w:rPr>
             </w:pPr>
-            <w:commentRangeStart w:id="50"/>
+            <w:commentRangeStart w:id="51"/>
             <w:r>
               <w:lastRenderedPageBreak/>
               <w:t>Tristeza ao se despedir das pessoas e do país que marcou a experiência.</w:t>
             </w:r>
-            <w:commentRangeEnd w:id="50"/>
+            <w:commentRangeEnd w:id="51"/>
             <w:r>
               <w:rPr>
                 <w:rStyle w:val="Refdecomentrio"/>
               </w:rPr>
-              <w:commentReference w:id="50"/>
+              <w:commentReference w:id="51"/>
             </w:r>
           </w:p>
         </w:tc>
@@ -7735,7 +7908,7 @@
               </w:rPr>
               <w:t>😊</w:t>
             </w:r>
-            <w:commentRangeEnd w:id="49"/>
+            <w:commentRangeEnd w:id="50"/>
             <w:r>
               <w:rPr>
                 <w:rStyle w:val="Refdecomentrio"/>
@@ -7743,7 +7916,7 @@
                 <w:sz w:val="72"/>
                 <w:szCs w:val="72"/>
               </w:rPr>
-              <w:commentReference w:id="49"/>
+              <w:commentReference w:id="50"/>
             </w:r>
           </w:p>
         </w:tc>
@@ -7762,46 +7935,62 @@
       <w:pPr>
         <w:pStyle w:val="Ttulo2"/>
       </w:pPr>
-      <w:bookmarkStart w:id="51" w:name="_Toc238714810"/>
+      <w:bookmarkStart w:id="52" w:name="_Toc238714810"/>
       <w:r>
         <w:t>Pesquisa de Campo</w:t>
       </w:r>
-      <w:bookmarkEnd w:id="51"/>
-    </w:p>
-    <w:p>
-      <w:commentRangeStart w:id="52"/>
-      <w:r>
-        <w:t xml:space="preserve">Para compreender melhor as dificuldades enfrentadas por pessoas interessadas em realizar intercâmbio, foi realizada uma pesquisa de campo por meio </w:t>
+      <w:bookmarkEnd w:id="52"/>
+    </w:p>
+    <w:p>
+      <w:commentRangeStart w:id="53"/>
+      <w:r>
+        <w:t xml:space="preserve">Para compreender melhor as dificuldades enfrentadas por pessoas interessadas em realizar intercâmbio, foi realizada uma pesquisa de campo por </w:t>
+      </w:r>
+      <w:proofErr w:type="gramStart"/>
+      <w:r>
+        <w:t xml:space="preserve">meio </w:t>
       </w:r>
       <w:r>
         <w:t xml:space="preserve"> </w:t>
       </w:r>
       <w:r>
-        <w:t>da aplicação de um questionário.</w:t>
-      </w:r>
-      <w:commentRangeEnd w:id="52"/>
+        <w:t>da</w:t>
+      </w:r>
+      <w:proofErr w:type="gramEnd"/>
+      <w:r>
+        <w:t xml:space="preserve"> aplicação de um questionário.</w:t>
+      </w:r>
+      <w:commentRangeEnd w:id="53"/>
       <w:r>
         <w:rPr>
           <w:rStyle w:val="Refdecomentrio"/>
         </w:rPr>
-        <w:commentReference w:id="52"/>
+        <w:commentReference w:id="53"/>
       </w:r>
       <w:r>
         <w:t xml:space="preserve"> O instrumento buscou identificar as principais dúvidas, necessidades e dificuldades dos participantes relacionadas à busca por informações, custos, documentação, idiomas e escolhas de programas de intercâmbio</w:t>
       </w:r>
       <w:r>
-        <w:t xml:space="preserve">. Os resultados obtidos contribuíram para compreender o perfil e as necessidades dos potenciais usuários, servindo como referência para o desenvolvimento da plataforma InterWay e para a definição de suas principais </w:t>
-      </w:r>
-      <w:commentRangeStart w:id="53"/>
+        <w:t xml:space="preserve">. Os resultados obtidos contribuíram para compreender o perfil e as necessidades dos potenciais usuários, servindo como referência para o desenvolvimento da plataforma </w:t>
+      </w:r>
+      <w:proofErr w:type="spellStart"/>
+      <w:r>
+        <w:t>InterWay</w:t>
+      </w:r>
+      <w:proofErr w:type="spellEnd"/>
+      <w:r>
+        <w:t xml:space="preserve"> e para a definição de suas principais </w:t>
+      </w:r>
+      <w:commentRangeStart w:id="54"/>
       <w:r>
         <w:t>funcionalidades</w:t>
       </w:r>
-      <w:commentRangeEnd w:id="53"/>
+      <w:commentRangeEnd w:id="54"/>
       <w:r>
         <w:rPr>
           <w:rStyle w:val="Refdecomentrio"/>
         </w:rPr>
-        <w:commentReference w:id="53"/>
+        <w:commentReference w:id="54"/>
       </w:r>
       <w:r>
         <w:t>.</w:t>
@@ -7864,7 +8053,7 @@
                                 <w:szCs w:val="22"/>
                               </w:rPr>
                             </w:pPr>
-                            <w:bookmarkStart w:id="54" w:name="_Toc240533967"/>
+                            <w:bookmarkStart w:id="55" w:name="_Toc240533967"/>
                             <w:r>
                               <w:t xml:space="preserve">Gráfico </w:t>
                             </w:r>
@@ -7879,7 +8068,7 @@
                             <w:r>
                               <w:t>: Idade dos Entrevistados</w:t>
                             </w:r>
-                            <w:bookmarkEnd w:id="54"/>
+                            <w:bookmarkEnd w:id="55"/>
                           </w:p>
                         </w:txbxContent>
                       </wps:txbx>
@@ -7912,7 +8101,7 @@
                           <w:szCs w:val="22"/>
                         </w:rPr>
                       </w:pPr>
-                      <w:bookmarkStart w:id="55" w:name="_Toc240533967"/>
+                      <w:bookmarkStart w:id="56" w:name="_Toc240533967"/>
                       <w:r>
                         <w:t xml:space="preserve">Gráfico </w:t>
                       </w:r>
@@ -7927,7 +8116,7 @@
                       <w:r>
                         <w:t>: Idade dos Entrevistados</w:t>
                       </w:r>
-                      <w:bookmarkEnd w:id="55"/>
+                      <w:bookmarkEnd w:id="56"/>
                     </w:p>
                   </w:txbxContent>
                 </v:textbox>
@@ -7954,7 +8143,7 @@
             <wp:cNvGraphicFramePr/>
             <a:graphic xmlns:a="http://schemas.openxmlformats.org/drawingml/2006/main">
               <a:graphicData uri="http://schemas.openxmlformats.org/drawingml/2006/chart">
-                <c:chart xmlns:c="http://schemas.openxmlformats.org/drawingml/2006/chart" xmlns:r="http://schemas.openxmlformats.org/officeDocument/2006/relationships" r:id="rId14"/>
+                <c:chart xmlns:c="http://schemas.openxmlformats.org/drawingml/2006/chart" xmlns:r="http://schemas.openxmlformats.org/officeDocument/2006/relationships" r:id="rId15"/>
               </a:graphicData>
             </a:graphic>
             <wp14:sizeRelH relativeFrom="margin">
@@ -8011,7 +8200,7 @@
         </w:rPr>
         <w:t xml:space="preserve">, </w:t>
       </w:r>
-      <w:commentRangeStart w:id="56"/>
+      <w:commentRangeStart w:id="57"/>
       <w:r>
         <w:rPr>
           <w:b w:val="0"/>
@@ -8019,14 +8208,14 @@
         </w:rPr>
         <w:t>2026</w:t>
       </w:r>
-      <w:commentRangeEnd w:id="56"/>
+      <w:commentRangeEnd w:id="57"/>
       <w:r>
         <w:rPr>
           <w:rStyle w:val="Refdecomentrio"/>
           <w:b w:val="0"/>
           <w:iCs w:val="0"/>
         </w:rPr>
-        <w:commentReference w:id="56"/>
+        <w:commentReference w:id="57"/>
       </w:r>
     </w:p>
     <w:p>
@@ -8068,7 +8257,7 @@
         <w:keepNext/>
         <w:jc w:val="both"/>
       </w:pPr>
-      <w:bookmarkStart w:id="57" w:name="_Toc240533722"/>
+      <w:bookmarkStart w:id="58" w:name="_Toc240533722"/>
       <w:r>
         <w:rPr>
           <w:noProof/>
@@ -8127,8 +8316,8 @@
                                 <w:noProof/>
                               </w:rPr>
                             </w:pPr>
-                            <w:bookmarkStart w:id="58" w:name="_Toc240533937"/>
-                            <w:bookmarkStart w:id="59" w:name="_Toc240533968"/>
+                            <w:bookmarkStart w:id="59" w:name="_Toc240533937"/>
+                            <w:bookmarkStart w:id="60" w:name="_Toc240533968"/>
                             <w:r>
                               <w:t xml:space="preserve">Gráfico </w:t>
                             </w:r>
@@ -8143,8 +8332,8 @@
                             <w:r>
                               <w:t>: Aspectos importantes em uma plataforma de intercâmbio?</w:t>
                             </w:r>
-                            <w:bookmarkEnd w:id="58"/>
                             <w:bookmarkEnd w:id="59"/>
+                            <w:bookmarkEnd w:id="60"/>
                           </w:p>
                         </w:txbxContent>
                       </wps:txbx>
@@ -8172,8 +8361,8 @@
                           <w:noProof/>
                         </w:rPr>
                       </w:pPr>
-                      <w:bookmarkStart w:id="60" w:name="_Toc240533937"/>
-                      <w:bookmarkStart w:id="61" w:name="_Toc240533968"/>
+                      <w:bookmarkStart w:id="61" w:name="_Toc240533937"/>
+                      <w:bookmarkStart w:id="62" w:name="_Toc240533968"/>
                       <w:r>
                         <w:t xml:space="preserve">Gráfico </w:t>
                       </w:r>
@@ -8188,8 +8377,8 @@
                       <w:r>
                         <w:t>: Aspectos importantes em uma plataforma de intercâmbio?</w:t>
                       </w:r>
-                      <w:bookmarkEnd w:id="60"/>
                       <w:bookmarkEnd w:id="61"/>
+                      <w:bookmarkEnd w:id="62"/>
                     </w:p>
                   </w:txbxContent>
                 </v:textbox>
@@ -8220,13 +8409,13 @@
             <wp:cNvGraphicFramePr/>
             <a:graphic xmlns:a="http://schemas.openxmlformats.org/drawingml/2006/main">
               <a:graphicData uri="http://schemas.openxmlformats.org/drawingml/2006/chart">
-                <c:chart xmlns:c="http://schemas.openxmlformats.org/drawingml/2006/chart" xmlns:r="http://schemas.openxmlformats.org/officeDocument/2006/relationships" r:id="rId15"/>
+                <c:chart xmlns:c="http://schemas.openxmlformats.org/drawingml/2006/chart" xmlns:r="http://schemas.openxmlformats.org/officeDocument/2006/relationships" r:id="rId16"/>
               </a:graphicData>
             </a:graphic>
           </wp:anchor>
         </w:drawing>
       </w:r>
-      <w:bookmarkEnd w:id="57"/>
+      <w:bookmarkEnd w:id="58"/>
     </w:p>
     <w:p>
       <w:pPr>
@@ -8256,16 +8445,16 @@
         <w:spacing w:after="160" w:line="259" w:lineRule="auto"/>
         <w:ind w:firstLine="708"/>
       </w:pPr>
-      <w:commentRangeStart w:id="62"/>
+      <w:commentRangeStart w:id="63"/>
       <w:r>
         <w:t>O gráfico 2 apresenta os aspectos mais importantes que uma plataforma deve ter. A grande maioria das pessoas que responderam acreditam que que a parte de suporte ao cliente é o aspecto mais importante.</w:t>
       </w:r>
-      <w:commentRangeEnd w:id="62"/>
+      <w:commentRangeEnd w:id="63"/>
       <w:r>
         <w:rPr>
           <w:rStyle w:val="Refdecomentrio"/>
         </w:rPr>
-        <w:commentReference w:id="62"/>
+        <w:commentReference w:id="63"/>
       </w:r>
     </w:p>
     <w:p>
@@ -8286,13 +8475,13 @@
     <w:p/>
     <w:p/>
     <w:p>
-      <w:commentRangeStart w:id="63"/>
-      <w:commentRangeEnd w:id="63"/>
+      <w:commentRangeStart w:id="64"/>
+      <w:commentRangeEnd w:id="64"/>
       <w:r>
         <w:rPr>
           <w:rStyle w:val="Refdecomentrio"/>
         </w:rPr>
-        <w:commentReference w:id="63"/>
+        <w:commentReference w:id="64"/>
       </w:r>
     </w:p>
     <w:p/>
@@ -8531,7 +8720,7 @@
                     <pic:cNvPicPr/>
                   </pic:nvPicPr>
                   <pic:blipFill>
-                    <a:blip r:embed="rId16">
+                    <a:blip r:embed="rId17">
                       <a:extLst>
                         <a:ext uri="{28A0092B-C50C-407E-A947-70E740481C1C}">
                           <a14:useLocalDpi xmlns:a14="http://schemas.microsoft.com/office/drawing/2010/main" val="0"/>
@@ -8791,7 +8980,7 @@
         <w:pStyle w:val="Legenda"/>
         <w:keepNext/>
       </w:pPr>
-      <w:bookmarkStart w:id="64" w:name="_Toc240533724"/>
+      <w:bookmarkStart w:id="65" w:name="_Toc240533724"/>
       <w:r>
         <w:t xml:space="preserve">Gráfico </w:t>
       </w:r>
@@ -8806,11 +8995,16 @@
       <w:r>
         <w:t xml:space="preserve">: </w:t>
       </w:r>
-      <w:r>
-        <w:t>As pessoas tem interesse em fazer intercâmbio?</w:t>
+      <w:proofErr w:type="gramStart"/>
+      <w:r>
+        <w:t>As pessoas tem</w:t>
+      </w:r>
+      <w:proofErr w:type="gramEnd"/>
+      <w:r>
+        <w:t xml:space="preserve"> interesse em fazer intercâmbio?</w:t>
       </w:r>
       <w:bookmarkEnd w:id="0"/>
-      <w:bookmarkEnd w:id="64"/>
+      <w:bookmarkEnd w:id="65"/>
     </w:p>
     <w:p>
       <w:pPr>
@@ -8844,154 +9038,6 @@
                 <pic:pic xmlns:pic="http://schemas.openxmlformats.org/drawingml/2006/picture">
                   <pic:nvPicPr>
                     <pic:cNvPr id="14" name="Imagem 14"/>
-                    <pic:cNvPicPr/>
-                  </pic:nvPicPr>
-                  <pic:blipFill>
-                    <a:blip r:embed="rId17">
-                      <a:extLst>
-                        <a:ext uri="{28A0092B-C50C-407E-A947-70E740481C1C}">
-                          <a14:useLocalDpi xmlns:a14="http://schemas.microsoft.com/office/drawing/2010/main" val="0"/>
-                        </a:ext>
-                      </a:extLst>
-                    </a:blip>
-                    <a:stretch>
-                      <a:fillRect/>
-                    </a:stretch>
-                  </pic:blipFill>
-                  <pic:spPr>
-                    <a:xfrm>
-                      <a:off x="0" y="0"/>
-                      <a:ext cx="5760085" cy="4319905"/>
-                    </a:xfrm>
-                    <a:prstGeom prst="rect">
-                      <a:avLst/>
-                    </a:prstGeom>
-                  </pic:spPr>
-                </pic:pic>
-              </a:graphicData>
-            </a:graphic>
-          </wp:inline>
-        </w:drawing>
-      </w:r>
-    </w:p>
-    <w:p>
-      <w:pPr>
-        <w:tabs>
-          <w:tab w:val="left" w:pos="5100"/>
-        </w:tabs>
-        <w:spacing w:after="160" w:line="259" w:lineRule="auto"/>
-        <w:ind w:firstLine="0"/>
-        <w:jc w:val="center"/>
-        <w:rPr>
-          <w:sz w:val="20"/>
-          <w:szCs w:val="20"/>
-        </w:rPr>
-      </w:pPr>
-      <w:r>
-        <w:rPr>
-          <w:sz w:val="20"/>
-          <w:szCs w:val="20"/>
-        </w:rPr>
-        <w:t xml:space="preserve">Fonte: Os </w:t>
-      </w:r>
-      <w:r>
-        <w:rPr>
-          <w:sz w:val="20"/>
-          <w:szCs w:val="20"/>
-        </w:rPr>
-        <w:t>A</w:t>
-      </w:r>
-      <w:r>
-        <w:rPr>
-          <w:sz w:val="20"/>
-          <w:szCs w:val="20"/>
-        </w:rPr>
-        <w:t>utores, 2026</w:t>
-      </w:r>
-    </w:p>
-    <w:p>
-      <w:pPr>
-        <w:spacing w:after="160" w:line="259" w:lineRule="auto"/>
-        <w:ind w:firstLine="0"/>
-        <w:jc w:val="left"/>
-      </w:pPr>
-    </w:p>
-    <w:p>
-      <w:pPr>
-        <w:tabs>
-          <w:tab w:val="left" w:pos="3810"/>
-        </w:tabs>
-        <w:spacing w:after="160" w:line="259" w:lineRule="auto"/>
-        <w:ind w:firstLine="0"/>
-        <w:jc w:val="left"/>
-      </w:pPr>
-      <w:r>
-        <w:t>O gráfico 4 mostra que a maior parte das pessoas que responderam ao formulário tem interesse em fazer intercâmbio.</w:t>
-      </w:r>
-    </w:p>
-    <w:p>
-      <w:pPr>
-        <w:spacing w:after="160" w:line="259" w:lineRule="auto"/>
-        <w:ind w:firstLine="0"/>
-        <w:jc w:val="center"/>
-      </w:pPr>
-      <w:r>
-        <w:br w:type="page"/>
-      </w:r>
-    </w:p>
-    <w:p>
-      <w:pPr>
-        <w:spacing w:after="160" w:line="259" w:lineRule="auto"/>
-        <w:ind w:firstLine="0"/>
-        <w:jc w:val="center"/>
-      </w:pPr>
-    </w:p>
-    <w:p>
-      <w:pPr>
-        <w:pStyle w:val="Legenda"/>
-        <w:keepNext/>
-      </w:pPr>
-      <w:r>
-        <w:t>Gráfico 5</w:t>
-      </w:r>
-      <w:r>
-        <w:t>: Principais objetivos com o intercâmbio</w:t>
-      </w:r>
-    </w:p>
-    <w:p>
-      <w:pPr>
-        <w:spacing w:after="160" w:line="259" w:lineRule="auto"/>
-        <w:ind w:firstLine="0"/>
-        <w:jc w:val="center"/>
-        <w:rPr>
-          <w:b/>
-          <w:bCs/>
-          <w:sz w:val="20"/>
-          <w:szCs w:val="20"/>
-        </w:rPr>
-      </w:pPr>
-      <w:r>
-        <w:rPr>
-          <w:b/>
-          <w:bCs/>
-          <w:noProof/>
-          <w:sz w:val="20"/>
-          <w:szCs w:val="20"/>
-          <w:lang w:eastAsia="pt-BR"/>
-        </w:rPr>
-        <w:drawing>
-          <wp:inline distT="0" distB="0" distL="0" distR="0" wp14:anchorId="1F1E80BC" wp14:editId="6343056A">
-            <wp:extent cx="5760085" cy="4319905"/>
-            <wp:effectExtent l="0" t="0" r="0" b="4445"/>
-            <wp:docPr id="16" name="Imagem 16"/>
-            <wp:cNvGraphicFramePr>
-              <a:graphicFrameLocks xmlns:a="http://schemas.openxmlformats.org/drawingml/2006/main" noChangeAspect="1"/>
-            </wp:cNvGraphicFramePr>
-            <a:graphic xmlns:a="http://schemas.openxmlformats.org/drawingml/2006/main">
-              <a:graphicData uri="http://schemas.openxmlformats.org/drawingml/2006/picture">
-                <pic:pic xmlns:pic="http://schemas.openxmlformats.org/drawingml/2006/picture">
-                  <pic:nvPicPr>
-                    <pic:cNvPr id="16" name="Imagem 16"/>
                     <pic:cNvPicPr/>
                   </pic:nvPicPr>
                   <pic:blipFill>
@@ -9024,6 +9070,9 @@
     </w:p>
     <w:p>
       <w:pPr>
+        <w:tabs>
+          <w:tab w:val="left" w:pos="5100"/>
+        </w:tabs>
         <w:spacing w:after="160" w:line="259" w:lineRule="auto"/>
         <w:ind w:firstLine="0"/>
         <w:jc w:val="center"/>
@@ -9052,6 +9101,55 @@
           <w:szCs w:val="20"/>
         </w:rPr>
         <w:t>utores, 2026</w:t>
+      </w:r>
+    </w:p>
+    <w:p>
+      <w:pPr>
+        <w:spacing w:after="160" w:line="259" w:lineRule="auto"/>
+        <w:ind w:firstLine="0"/>
+        <w:jc w:val="left"/>
+      </w:pPr>
+    </w:p>
+    <w:p>
+      <w:pPr>
+        <w:tabs>
+          <w:tab w:val="left" w:pos="3810"/>
+        </w:tabs>
+        <w:spacing w:after="160" w:line="259" w:lineRule="auto"/>
+        <w:ind w:firstLine="0"/>
+        <w:jc w:val="left"/>
+      </w:pPr>
+      <w:r>
+        <w:t>O gráfico 4 mostra que a maior parte das pessoas que responderam ao formulário tem interesse em fazer intercâmbio.</w:t>
+      </w:r>
+    </w:p>
+    <w:p>
+      <w:pPr>
+        <w:spacing w:after="160" w:line="259" w:lineRule="auto"/>
+        <w:ind w:firstLine="0"/>
+        <w:jc w:val="center"/>
+      </w:pPr>
+      <w:r>
+        <w:br w:type="page"/>
+      </w:r>
+    </w:p>
+    <w:p>
+      <w:pPr>
+        <w:spacing w:after="160" w:line="259" w:lineRule="auto"/>
+        <w:ind w:firstLine="0"/>
+        <w:jc w:val="center"/>
+      </w:pPr>
+    </w:p>
+    <w:p>
+      <w:pPr>
+        <w:pStyle w:val="Legenda"/>
+        <w:keepNext/>
+      </w:pPr>
+      <w:r>
+        <w:t>Gráfico 5</w:t>
+      </w:r>
+      <w:r>
+        <w:t>: Principais objetivos com o intercâmbio</w:t>
       </w:r>
     </w:p>
     <w:p>
@@ -9066,210 +9164,6 @@
           <w:szCs w:val="20"/>
         </w:rPr>
       </w:pPr>
-      <w:commentRangeStart w:id="65"/>
-    </w:p>
-    <w:p>
-      <w:pPr>
-        <w:spacing w:after="160" w:line="259" w:lineRule="auto"/>
-        <w:ind w:firstLine="708"/>
-        <w:rPr>
-          <w:szCs w:val="24"/>
-        </w:rPr>
-      </w:pPr>
-      <w:r>
-        <w:rPr>
-          <w:szCs w:val="24"/>
-        </w:rPr>
-        <w:t xml:space="preserve">O gráfico 5 apresenta que a maior parte das pessoas tem como objetivos ao fazer intercâmbio: estudar, trabalhar, aprender idiomas e conhecer novos lugares. </w:t>
-      </w:r>
-      <w:commentRangeEnd w:id="65"/>
-      <w:r>
-        <w:rPr>
-          <w:rStyle w:val="Refdecomentrio"/>
-        </w:rPr>
-        <w:commentReference w:id="65"/>
-      </w:r>
-    </w:p>
-    <w:p>
-      <w:pPr>
-        <w:spacing w:after="160" w:line="259" w:lineRule="auto"/>
-        <w:ind w:firstLine="0"/>
-        <w:jc w:val="center"/>
-        <w:rPr>
-          <w:b/>
-          <w:bCs/>
-          <w:sz w:val="20"/>
-          <w:szCs w:val="20"/>
-        </w:rPr>
-      </w:pPr>
-    </w:p>
-    <w:p>
-      <w:pPr>
-        <w:spacing w:after="160" w:line="259" w:lineRule="auto"/>
-        <w:ind w:firstLine="0"/>
-        <w:jc w:val="center"/>
-        <w:rPr>
-          <w:b/>
-          <w:bCs/>
-          <w:sz w:val="20"/>
-          <w:szCs w:val="20"/>
-        </w:rPr>
-      </w:pPr>
-    </w:p>
-    <w:p>
-      <w:pPr>
-        <w:spacing w:after="160" w:line="259" w:lineRule="auto"/>
-        <w:ind w:firstLine="0"/>
-        <w:jc w:val="center"/>
-        <w:rPr>
-          <w:b/>
-          <w:bCs/>
-          <w:sz w:val="20"/>
-          <w:szCs w:val="20"/>
-        </w:rPr>
-      </w:pPr>
-    </w:p>
-    <w:p>
-      <w:pPr>
-        <w:spacing w:after="160" w:line="259" w:lineRule="auto"/>
-        <w:ind w:firstLine="0"/>
-        <w:jc w:val="center"/>
-        <w:rPr>
-          <w:b/>
-          <w:bCs/>
-          <w:sz w:val="20"/>
-          <w:szCs w:val="20"/>
-        </w:rPr>
-      </w:pPr>
-    </w:p>
-    <w:p>
-      <w:pPr>
-        <w:spacing w:after="160" w:line="259" w:lineRule="auto"/>
-        <w:ind w:firstLine="0"/>
-        <w:jc w:val="center"/>
-        <w:rPr>
-          <w:b/>
-          <w:bCs/>
-          <w:sz w:val="20"/>
-          <w:szCs w:val="20"/>
-        </w:rPr>
-      </w:pPr>
-    </w:p>
-    <w:p>
-      <w:pPr>
-        <w:spacing w:after="160" w:line="259" w:lineRule="auto"/>
-        <w:ind w:firstLine="0"/>
-        <w:jc w:val="center"/>
-        <w:rPr>
-          <w:b/>
-          <w:bCs/>
-          <w:sz w:val="20"/>
-          <w:szCs w:val="20"/>
-        </w:rPr>
-      </w:pPr>
-    </w:p>
-    <w:p>
-      <w:pPr>
-        <w:spacing w:after="160" w:line="259" w:lineRule="auto"/>
-        <w:ind w:firstLine="0"/>
-        <w:jc w:val="center"/>
-        <w:rPr>
-          <w:b/>
-          <w:bCs/>
-          <w:sz w:val="20"/>
-          <w:szCs w:val="20"/>
-        </w:rPr>
-      </w:pPr>
-    </w:p>
-    <w:p>
-      <w:pPr>
-        <w:spacing w:after="160" w:line="259" w:lineRule="auto"/>
-        <w:ind w:firstLine="0"/>
-        <w:jc w:val="center"/>
-        <w:rPr>
-          <w:b/>
-          <w:bCs/>
-          <w:sz w:val="20"/>
-          <w:szCs w:val="20"/>
-        </w:rPr>
-      </w:pPr>
-    </w:p>
-    <w:p>
-      <w:pPr>
-        <w:spacing w:after="160" w:line="259" w:lineRule="auto"/>
-        <w:ind w:firstLine="0"/>
-        <w:jc w:val="center"/>
-        <w:rPr>
-          <w:b/>
-          <w:bCs/>
-          <w:sz w:val="20"/>
-          <w:szCs w:val="20"/>
-        </w:rPr>
-      </w:pPr>
-    </w:p>
-    <w:p>
-      <w:pPr>
-        <w:spacing w:after="160" w:line="259" w:lineRule="auto"/>
-        <w:ind w:firstLine="0"/>
-        <w:jc w:val="center"/>
-        <w:rPr>
-          <w:b/>
-          <w:bCs/>
-          <w:sz w:val="20"/>
-          <w:szCs w:val="20"/>
-        </w:rPr>
-      </w:pPr>
-    </w:p>
-    <w:p>
-      <w:pPr>
-        <w:spacing w:after="160" w:line="259" w:lineRule="auto"/>
-        <w:ind w:firstLine="0"/>
-        <w:jc w:val="center"/>
-        <w:rPr>
-          <w:b/>
-          <w:bCs/>
-          <w:sz w:val="20"/>
-          <w:szCs w:val="20"/>
-        </w:rPr>
-      </w:pPr>
-    </w:p>
-    <w:p>
-      <w:pPr>
-        <w:spacing w:after="160" w:line="259" w:lineRule="auto"/>
-        <w:ind w:firstLine="0"/>
-        <w:jc w:val="center"/>
-        <w:rPr>
-          <w:b/>
-          <w:bCs/>
-          <w:sz w:val="20"/>
-          <w:szCs w:val="20"/>
-        </w:rPr>
-      </w:pPr>
-    </w:p>
-    <w:p>
-      <w:pPr>
-        <w:pStyle w:val="Legenda"/>
-        <w:keepNext/>
-      </w:pPr>
-      <w:r>
-        <w:t xml:space="preserve">Gráfico 6: </w:t>
-      </w:r>
-      <w:r>
-        <w:t xml:space="preserve"> Países que desejam visitar</w:t>
-      </w:r>
-    </w:p>
-    <w:p>
-      <w:pPr>
-        <w:spacing w:after="160" w:line="259" w:lineRule="auto"/>
-        <w:ind w:firstLine="0"/>
-        <w:jc w:val="center"/>
-        <w:rPr>
-          <w:b/>
-          <w:bCs/>
-          <w:sz w:val="20"/>
-          <w:szCs w:val="20"/>
-        </w:rPr>
-      </w:pPr>
       <w:r>
         <w:rPr>
           <w:b/>
@@ -9280,10 +9174,10 @@
           <w:lang w:eastAsia="pt-BR"/>
         </w:rPr>
         <w:drawing>
-          <wp:inline distT="0" distB="0" distL="0" distR="0" wp14:anchorId="2715DADA" wp14:editId="1BE20A8A">
+          <wp:inline distT="0" distB="0" distL="0" distR="0" wp14:anchorId="1F1E80BC" wp14:editId="6343056A">
             <wp:extent cx="5760085" cy="4319905"/>
             <wp:effectExtent l="0" t="0" r="0" b="4445"/>
-            <wp:docPr id="18" name="Imagem 18"/>
+            <wp:docPr id="16" name="Imagem 16"/>
             <wp:cNvGraphicFramePr>
               <a:graphicFrameLocks xmlns:a="http://schemas.openxmlformats.org/drawingml/2006/main" noChangeAspect="1"/>
             </wp:cNvGraphicFramePr>
@@ -9291,7 +9185,7 @@
               <a:graphicData uri="http://schemas.openxmlformats.org/drawingml/2006/picture">
                 <pic:pic xmlns:pic="http://schemas.openxmlformats.org/drawingml/2006/picture">
                   <pic:nvPicPr>
-                    <pic:cNvPr id="18" name="Imagem 18"/>
+                    <pic:cNvPr id="16" name="Imagem 16"/>
                     <pic:cNvPicPr/>
                   </pic:nvPicPr>
                   <pic:blipFill>
@@ -9324,9 +9218,6 @@
     </w:p>
     <w:p>
       <w:pPr>
-        <w:tabs>
-          <w:tab w:val="left" w:pos="5040"/>
-        </w:tabs>
         <w:spacing w:after="160" w:line="259" w:lineRule="auto"/>
         <w:ind w:firstLine="0"/>
         <w:jc w:val="center"/>
@@ -9359,11 +9250,9 @@
     </w:p>
     <w:p>
       <w:pPr>
-        <w:tabs>
-          <w:tab w:val="left" w:pos="5040"/>
-        </w:tabs>
         <w:spacing w:after="160" w:line="259" w:lineRule="auto"/>
         <w:ind w:firstLine="0"/>
+        <w:jc w:val="center"/>
         <w:rPr>
           <w:b/>
           <w:bCs/>
@@ -9371,30 +9260,35 @@
           <w:szCs w:val="20"/>
         </w:rPr>
       </w:pPr>
-    </w:p>
-    <w:p>
-      <w:pPr>
-        <w:tabs>
-          <w:tab w:val="left" w:pos="5040"/>
-        </w:tabs>
+      <w:commentRangeStart w:id="66"/>
+    </w:p>
+    <w:p>
+      <w:pPr>
+        <w:spacing w:after="160" w:line="259" w:lineRule="auto"/>
+        <w:ind w:firstLine="708"/>
+        <w:rPr>
+          <w:szCs w:val="24"/>
+        </w:rPr>
+      </w:pPr>
+      <w:r>
+        <w:rPr>
+          <w:szCs w:val="24"/>
+        </w:rPr>
+        <w:t xml:space="preserve">O gráfico 5 apresenta que a maior parte das pessoas tem como objetivos ao fazer intercâmbio: estudar, trabalhar, aprender idiomas e conhecer novos lugares. </w:t>
+      </w:r>
+      <w:commentRangeEnd w:id="66"/>
+      <w:r>
+        <w:rPr>
+          <w:rStyle w:val="Refdecomentrio"/>
+        </w:rPr>
+        <w:commentReference w:id="66"/>
+      </w:r>
+    </w:p>
+    <w:p>
+      <w:pPr>
         <w:spacing w:after="160" w:line="259" w:lineRule="auto"/>
         <w:ind w:firstLine="0"/>
-        <w:rPr>
-          <w:szCs w:val="24"/>
-        </w:rPr>
-      </w:pPr>
-      <w:r>
-        <w:rPr>
-          <w:szCs w:val="24"/>
-        </w:rPr>
-        <w:t>O gráfico 6 apresenta os países mais visitados do mundo. A grande parte das pessoas têm interesse em visitar os Estados Unidos.</w:t>
-      </w:r>
-    </w:p>
-    <w:p>
-      <w:pPr>
-        <w:spacing w:after="160" w:line="259" w:lineRule="auto"/>
-        <w:ind w:firstLine="0"/>
-        <w:jc w:val="left"/>
+        <w:jc w:val="center"/>
         <w:rPr>
           <w:b/>
           <w:bCs/>
@@ -9402,21 +9296,25 @@
           <w:szCs w:val="20"/>
         </w:rPr>
       </w:pPr>
-      <w:r>
+    </w:p>
+    <w:p>
+      <w:pPr>
+        <w:spacing w:after="160" w:line="259" w:lineRule="auto"/>
+        <w:ind w:firstLine="0"/>
+        <w:jc w:val="center"/>
         <w:rPr>
           <w:b/>
           <w:bCs/>
           <w:sz w:val="20"/>
           <w:szCs w:val="20"/>
         </w:rPr>
-        <w:br w:type="page"/>
-      </w:r>
+      </w:pPr>
     </w:p>
     <w:p>
       <w:pPr>
         <w:spacing w:after="160" w:line="259" w:lineRule="auto"/>
         <w:ind w:firstLine="0"/>
-        <w:jc w:val="left"/>
+        <w:jc w:val="center"/>
         <w:rPr>
           <w:b/>
           <w:bCs/>
@@ -9427,18 +9325,6 @@
     </w:p>
     <w:p>
       <w:pPr>
-        <w:pStyle w:val="Legenda"/>
-        <w:keepNext/>
-      </w:pPr>
-      <w:r>
-        <w:t xml:space="preserve">Gráfico 7: </w:t>
-      </w:r>
-      <w:r>
-        <w:t>Orçamento mensal</w:t>
-      </w:r>
-    </w:p>
-    <w:p>
-      <w:pPr>
         <w:spacing w:after="160" w:line="259" w:lineRule="auto"/>
         <w:ind w:firstLine="0"/>
         <w:jc w:val="center"/>
@@ -9449,6 +9335,135 @@
           <w:szCs w:val="20"/>
         </w:rPr>
       </w:pPr>
+    </w:p>
+    <w:p>
+      <w:pPr>
+        <w:spacing w:after="160" w:line="259" w:lineRule="auto"/>
+        <w:ind w:firstLine="0"/>
+        <w:jc w:val="center"/>
+        <w:rPr>
+          <w:b/>
+          <w:bCs/>
+          <w:sz w:val="20"/>
+          <w:szCs w:val="20"/>
+        </w:rPr>
+      </w:pPr>
+    </w:p>
+    <w:p>
+      <w:pPr>
+        <w:spacing w:after="160" w:line="259" w:lineRule="auto"/>
+        <w:ind w:firstLine="0"/>
+        <w:jc w:val="center"/>
+        <w:rPr>
+          <w:b/>
+          <w:bCs/>
+          <w:sz w:val="20"/>
+          <w:szCs w:val="20"/>
+        </w:rPr>
+      </w:pPr>
+    </w:p>
+    <w:p>
+      <w:pPr>
+        <w:spacing w:after="160" w:line="259" w:lineRule="auto"/>
+        <w:ind w:firstLine="0"/>
+        <w:jc w:val="center"/>
+        <w:rPr>
+          <w:b/>
+          <w:bCs/>
+          <w:sz w:val="20"/>
+          <w:szCs w:val="20"/>
+        </w:rPr>
+      </w:pPr>
+    </w:p>
+    <w:p>
+      <w:pPr>
+        <w:spacing w:after="160" w:line="259" w:lineRule="auto"/>
+        <w:ind w:firstLine="0"/>
+        <w:jc w:val="center"/>
+        <w:rPr>
+          <w:b/>
+          <w:bCs/>
+          <w:sz w:val="20"/>
+          <w:szCs w:val="20"/>
+        </w:rPr>
+      </w:pPr>
+    </w:p>
+    <w:p>
+      <w:pPr>
+        <w:spacing w:after="160" w:line="259" w:lineRule="auto"/>
+        <w:ind w:firstLine="0"/>
+        <w:jc w:val="center"/>
+        <w:rPr>
+          <w:b/>
+          <w:bCs/>
+          <w:sz w:val="20"/>
+          <w:szCs w:val="20"/>
+        </w:rPr>
+      </w:pPr>
+    </w:p>
+    <w:p>
+      <w:pPr>
+        <w:spacing w:after="160" w:line="259" w:lineRule="auto"/>
+        <w:ind w:firstLine="0"/>
+        <w:jc w:val="center"/>
+        <w:rPr>
+          <w:b/>
+          <w:bCs/>
+          <w:sz w:val="20"/>
+          <w:szCs w:val="20"/>
+        </w:rPr>
+      </w:pPr>
+    </w:p>
+    <w:p>
+      <w:pPr>
+        <w:spacing w:after="160" w:line="259" w:lineRule="auto"/>
+        <w:ind w:firstLine="0"/>
+        <w:jc w:val="center"/>
+        <w:rPr>
+          <w:b/>
+          <w:bCs/>
+          <w:sz w:val="20"/>
+          <w:szCs w:val="20"/>
+        </w:rPr>
+      </w:pPr>
+    </w:p>
+    <w:p>
+      <w:pPr>
+        <w:spacing w:after="160" w:line="259" w:lineRule="auto"/>
+        <w:ind w:firstLine="0"/>
+        <w:jc w:val="center"/>
+        <w:rPr>
+          <w:b/>
+          <w:bCs/>
+          <w:sz w:val="20"/>
+          <w:szCs w:val="20"/>
+        </w:rPr>
+      </w:pPr>
+    </w:p>
+    <w:p>
+      <w:pPr>
+        <w:pStyle w:val="Legenda"/>
+        <w:keepNext/>
+      </w:pPr>
+      <w:r>
+        <w:t xml:space="preserve">Gráfico 6: </w:t>
+      </w:r>
+      <w:r>
+        <w:t xml:space="preserve"> Países que desejam visitar</w:t>
+      </w:r>
+    </w:p>
+    <w:p>
+      <w:pPr>
+        <w:spacing w:after="160" w:line="259" w:lineRule="auto"/>
+        <w:ind w:firstLine="0"/>
+        <w:jc w:val="center"/>
+        <w:rPr>
+          <w:b/>
+          <w:bCs/>
+          <w:sz w:val="20"/>
+          <w:szCs w:val="20"/>
+        </w:rPr>
+      </w:pPr>
       <w:r>
         <w:rPr>
           <w:b/>
@@ -9459,10 +9474,10 @@
           <w:lang w:eastAsia="pt-BR"/>
         </w:rPr>
         <w:drawing>
-          <wp:inline distT="0" distB="0" distL="0" distR="0" wp14:anchorId="04772F9B" wp14:editId="1E33AC81">
+          <wp:inline distT="0" distB="0" distL="0" distR="0" wp14:anchorId="2715DADA" wp14:editId="1BE20A8A">
             <wp:extent cx="5760085" cy="4319905"/>
             <wp:effectExtent l="0" t="0" r="0" b="4445"/>
-            <wp:docPr id="19" name="Imagem 19"/>
+            <wp:docPr id="18" name="Imagem 18"/>
             <wp:cNvGraphicFramePr>
               <a:graphicFrameLocks xmlns:a="http://schemas.openxmlformats.org/drawingml/2006/main" noChangeAspect="1"/>
             </wp:cNvGraphicFramePr>
@@ -9470,7 +9485,7 @@
               <a:graphicData uri="http://schemas.openxmlformats.org/drawingml/2006/picture">
                 <pic:pic xmlns:pic="http://schemas.openxmlformats.org/drawingml/2006/picture">
                   <pic:nvPicPr>
-                    <pic:cNvPr id="19" name="Imagem 19"/>
+                    <pic:cNvPr id="18" name="Imagem 18"/>
                     <pic:cNvPicPr/>
                   </pic:nvPicPr>
                   <pic:blipFill>
@@ -9566,7 +9581,7 @@
         <w:rPr>
           <w:szCs w:val="24"/>
         </w:rPr>
-        <w:t>O gráfico 7 apresenta o orçamento mensal que as pessoas estariam dispostas a investir em um intercâmbio. A maior parte tem um orçamento entre R$500,00 e R$1.500,00.</w:t>
+        <w:t>O gráfico 6 apresenta os países mais visitados do mundo. A grande parte das pessoas têm interesse em visitar os Estados Unidos.</w:t>
       </w:r>
     </w:p>
     <w:p>
@@ -9574,29 +9589,6 @@
         <w:spacing w:after="160" w:line="259" w:lineRule="auto"/>
         <w:ind w:firstLine="0"/>
         <w:jc w:val="left"/>
-      </w:pPr>
-      <w:r>
-        <w:br w:type="page"/>
-      </w:r>
-    </w:p>
-    <w:p>
-      <w:pPr>
-        <w:pStyle w:val="Legenda"/>
-        <w:keepNext/>
-      </w:pPr>
-      <w:r>
-        <w:lastRenderedPageBreak/>
-        <w:t xml:space="preserve">Gráfico 8: </w:t>
-      </w:r>
-      <w:r>
-        <w:t>Desafios em fazer intercâmbio</w:t>
-      </w:r>
-    </w:p>
-    <w:p>
-      <w:pPr>
-        <w:spacing w:after="160" w:line="259" w:lineRule="auto"/>
-        <w:ind w:firstLine="0"/>
-        <w:jc w:val="center"/>
         <w:rPr>
           <w:b/>
           <w:bCs/>
@@ -9608,16 +9600,63 @@
         <w:rPr>
           <w:b/>
           <w:bCs/>
+          <w:sz w:val="20"/>
+          <w:szCs w:val="20"/>
+        </w:rPr>
+        <w:br w:type="page"/>
+      </w:r>
+    </w:p>
+    <w:p>
+      <w:pPr>
+        <w:spacing w:after="160" w:line="259" w:lineRule="auto"/>
+        <w:ind w:firstLine="0"/>
+        <w:jc w:val="left"/>
+        <w:rPr>
+          <w:b/>
+          <w:bCs/>
+          <w:sz w:val="20"/>
+          <w:szCs w:val="20"/>
+        </w:rPr>
+      </w:pPr>
+    </w:p>
+    <w:p>
+      <w:pPr>
+        <w:pStyle w:val="Legenda"/>
+        <w:keepNext/>
+      </w:pPr>
+      <w:r>
+        <w:t xml:space="preserve">Gráfico 7: </w:t>
+      </w:r>
+      <w:r>
+        <w:t>Orçamento mensal</w:t>
+      </w:r>
+    </w:p>
+    <w:p>
+      <w:pPr>
+        <w:spacing w:after="160" w:line="259" w:lineRule="auto"/>
+        <w:ind w:firstLine="0"/>
+        <w:jc w:val="center"/>
+        <w:rPr>
+          <w:b/>
+          <w:bCs/>
+          <w:sz w:val="20"/>
+          <w:szCs w:val="20"/>
+        </w:rPr>
+      </w:pPr>
+      <w:r>
+        <w:rPr>
+          <w:b/>
+          <w:bCs/>
           <w:noProof/>
           <w:sz w:val="20"/>
           <w:szCs w:val="20"/>
           <w:lang w:eastAsia="pt-BR"/>
         </w:rPr>
         <w:drawing>
-          <wp:inline distT="0" distB="0" distL="0" distR="0" wp14:anchorId="218E8D97" wp14:editId="4C095599">
+          <wp:inline distT="0" distB="0" distL="0" distR="0" wp14:anchorId="04772F9B" wp14:editId="1E33AC81">
             <wp:extent cx="5760085" cy="4319905"/>
             <wp:effectExtent l="0" t="0" r="0" b="4445"/>
-            <wp:docPr id="20" name="Imagem 20"/>
+            <wp:docPr id="19" name="Imagem 19"/>
             <wp:cNvGraphicFramePr>
               <a:graphicFrameLocks xmlns:a="http://schemas.openxmlformats.org/drawingml/2006/main" noChangeAspect="1"/>
             </wp:cNvGraphicFramePr>
@@ -9625,7 +9664,7 @@
               <a:graphicData uri="http://schemas.openxmlformats.org/drawingml/2006/picture">
                 <pic:pic xmlns:pic="http://schemas.openxmlformats.org/drawingml/2006/picture">
                   <pic:nvPicPr>
-                    <pic:cNvPr id="20" name="Imagem 20"/>
+                    <pic:cNvPr id="19" name="Imagem 19"/>
                     <pic:cNvPicPr/>
                   </pic:nvPicPr>
                   <pic:blipFill>
@@ -9659,7 +9698,7 @@
     <w:p>
       <w:pPr>
         <w:tabs>
-          <w:tab w:val="left" w:pos="5640"/>
+          <w:tab w:val="left" w:pos="5040"/>
         </w:tabs>
         <w:spacing w:after="160" w:line="259" w:lineRule="auto"/>
         <w:ind w:firstLine="0"/>
@@ -9693,9 +9732,11 @@
     </w:p>
     <w:p>
       <w:pPr>
+        <w:tabs>
+          <w:tab w:val="left" w:pos="5040"/>
+        </w:tabs>
         <w:spacing w:after="160" w:line="259" w:lineRule="auto"/>
         <w:ind w:firstLine="0"/>
-        <w:jc w:val="left"/>
         <w:rPr>
           <w:b/>
           <w:bCs/>
@@ -9706,9 +9747,50 @@
     </w:p>
     <w:p>
       <w:pPr>
+        <w:tabs>
+          <w:tab w:val="left" w:pos="5040"/>
+        </w:tabs>
+        <w:spacing w:after="160" w:line="259" w:lineRule="auto"/>
+        <w:ind w:firstLine="0"/>
+        <w:rPr>
+          <w:szCs w:val="24"/>
+        </w:rPr>
+      </w:pPr>
+      <w:r>
+        <w:rPr>
+          <w:szCs w:val="24"/>
+        </w:rPr>
+        <w:t>O gráfico 7 apresenta o orçamento mensal que as pessoas estariam dispostas a investir em um intercâmbio. A maior parte tem um orçamento entre R$500,00 e R$1.500,00.</w:t>
+      </w:r>
+    </w:p>
+    <w:p>
+      <w:pPr>
         <w:spacing w:after="160" w:line="259" w:lineRule="auto"/>
         <w:ind w:firstLine="0"/>
         <w:jc w:val="left"/>
+      </w:pPr>
+      <w:r>
+        <w:br w:type="page"/>
+      </w:r>
+    </w:p>
+    <w:p>
+      <w:pPr>
+        <w:pStyle w:val="Legenda"/>
+        <w:keepNext/>
+      </w:pPr>
+      <w:r>
+        <w:lastRenderedPageBreak/>
+        <w:t xml:space="preserve">Gráfico 8: </w:t>
+      </w:r>
+      <w:r>
+        <w:t>Desafios em fazer intercâmbio</w:t>
+      </w:r>
+    </w:p>
+    <w:p>
+      <w:pPr>
+        <w:spacing w:after="160" w:line="259" w:lineRule="auto"/>
+        <w:ind w:firstLine="0"/>
+        <w:jc w:val="center"/>
         <w:rPr>
           <w:b/>
           <w:bCs/>
@@ -9716,69 +9798,6 @@
           <w:szCs w:val="20"/>
         </w:rPr>
       </w:pPr>
-    </w:p>
-    <w:p>
-      <w:pPr>
-        <w:tabs>
-          <w:tab w:val="left" w:pos="5775"/>
-        </w:tabs>
-        <w:spacing w:after="160" w:line="259" w:lineRule="auto"/>
-        <w:ind w:firstLine="0"/>
-        <w:jc w:val="left"/>
-        <w:rPr>
-          <w:szCs w:val="24"/>
-        </w:rPr>
-      </w:pPr>
-      <w:r>
-        <w:rPr>
-          <w:szCs w:val="24"/>
-        </w:rPr>
-        <w:t>O gráfico 8 apresenta os principais desafios que impedem as pessoas de fazerem intercâmbio. O maior desafio é a falta de dinheiro.</w:t>
-      </w:r>
-    </w:p>
-    <w:p>
-      <w:pPr>
-        <w:spacing w:after="160" w:line="259" w:lineRule="auto"/>
-        <w:ind w:firstLine="0"/>
-        <w:jc w:val="left"/>
-        <w:rPr>
-          <w:sz w:val="20"/>
-          <w:szCs w:val="20"/>
-        </w:rPr>
-      </w:pPr>
-      <w:r>
-        <w:rPr>
-          <w:sz w:val="20"/>
-          <w:szCs w:val="20"/>
-        </w:rPr>
-        <w:br w:type="page"/>
-      </w:r>
-    </w:p>
-    <w:p>
-      <w:pPr>
-        <w:pStyle w:val="Legenda"/>
-        <w:keepNext/>
-      </w:pPr>
-      <w:r>
-        <w:lastRenderedPageBreak/>
-        <w:t xml:space="preserve">Gráfico 9: </w:t>
-      </w:r>
-      <w:r>
-        <w:t>A plataforma seria útil?</w:t>
-      </w:r>
-    </w:p>
-    <w:p>
-      <w:pPr>
-        <w:spacing w:after="160" w:line="259" w:lineRule="auto"/>
-        <w:ind w:firstLine="0"/>
-        <w:jc w:val="center"/>
-        <w:rPr>
-          <w:b/>
-          <w:bCs/>
-          <w:sz w:val="20"/>
-          <w:szCs w:val="20"/>
-        </w:rPr>
-      </w:pPr>
       <w:r>
         <w:rPr>
           <w:b/>
@@ -9789,10 +9808,10 @@
           <w:lang w:eastAsia="pt-BR"/>
         </w:rPr>
         <w:drawing>
-          <wp:inline distT="0" distB="0" distL="0" distR="0" wp14:anchorId="1F5F712C" wp14:editId="4A836460">
+          <wp:inline distT="0" distB="0" distL="0" distR="0" wp14:anchorId="218E8D97" wp14:editId="4C095599">
             <wp:extent cx="5760085" cy="4319905"/>
             <wp:effectExtent l="0" t="0" r="0" b="4445"/>
-            <wp:docPr id="22" name="Imagem 22"/>
+            <wp:docPr id="20" name="Imagem 20"/>
             <wp:cNvGraphicFramePr>
               <a:graphicFrameLocks xmlns:a="http://schemas.openxmlformats.org/drawingml/2006/main" noChangeAspect="1"/>
             </wp:cNvGraphicFramePr>
@@ -9800,7 +9819,7 @@
               <a:graphicData uri="http://schemas.openxmlformats.org/drawingml/2006/picture">
                 <pic:pic xmlns:pic="http://schemas.openxmlformats.org/drawingml/2006/picture">
                   <pic:nvPicPr>
-                    <pic:cNvPr id="22" name="Imagem 22"/>
+                    <pic:cNvPr id="20" name="Imagem 20"/>
                     <pic:cNvPicPr/>
                   </pic:nvPicPr>
                   <pic:blipFill>
@@ -9849,58 +9868,28 @@
           <w:sz w:val="20"/>
           <w:szCs w:val="20"/>
         </w:rPr>
-        <w:t>Fonte: Os autores, 2026</w:t>
+        <w:t xml:space="preserve">Fonte: Os </w:t>
+      </w:r>
+      <w:r>
+        <w:rPr>
+          <w:sz w:val="20"/>
+          <w:szCs w:val="20"/>
+        </w:rPr>
+        <w:t>A</w:t>
+      </w:r>
+      <w:r>
+        <w:rPr>
+          <w:sz w:val="20"/>
+          <w:szCs w:val="20"/>
+        </w:rPr>
+        <w:t>utores, 2026</w:t>
       </w:r>
     </w:p>
     <w:p>
       <w:pPr>
         <w:spacing w:after="160" w:line="259" w:lineRule="auto"/>
         <w:ind w:firstLine="0"/>
-        <w:jc w:val="center"/>
-      </w:pPr>
-    </w:p>
-    <w:p>
-      <w:pPr>
-        <w:tabs>
-          <w:tab w:val="left" w:pos="3585"/>
-        </w:tabs>
-        <w:spacing w:after="160" w:line="259" w:lineRule="auto"/>
-        <w:ind w:firstLine="0"/>
-      </w:pPr>
-      <w:r>
-        <w:t xml:space="preserve">No gráfico </w:t>
-      </w:r>
-      <w:r>
-        <w:t>9</w:t>
-      </w:r>
-      <w:r>
-        <w:t xml:space="preserve"> é mostrado que a maioria das pessoas que responderam a pesquisa de campo acham necessário que haja uma plataforma de apoio a intercambistas.</w:t>
-      </w:r>
-    </w:p>
-    <w:p>
-      <w:pPr>
-        <w:pStyle w:val="Legenda"/>
-        <w:keepNext/>
-      </w:pPr>
-      <w:r>
-        <w:lastRenderedPageBreak/>
-        <w:t xml:space="preserve">Gráfico </w:t>
-      </w:r>
-      <w:r>
-        <w:t>10</w:t>
-      </w:r>
-      <w:r>
-        <w:t xml:space="preserve">: </w:t>
-      </w:r>
-      <w:r>
-        <w:t>O que faria as pessoas confiarem na plataforma?</w:t>
-      </w:r>
-    </w:p>
-    <w:p>
-      <w:pPr>
-        <w:spacing w:after="160" w:line="259" w:lineRule="auto"/>
-        <w:ind w:firstLine="0"/>
-        <w:jc w:val="center"/>
+        <w:jc w:val="left"/>
         <w:rPr>
           <w:b/>
           <w:bCs/>
@@ -9908,6 +9897,82 @@
           <w:szCs w:val="20"/>
         </w:rPr>
       </w:pPr>
+    </w:p>
+    <w:p>
+      <w:pPr>
+        <w:spacing w:after="160" w:line="259" w:lineRule="auto"/>
+        <w:ind w:firstLine="0"/>
+        <w:jc w:val="left"/>
+        <w:rPr>
+          <w:b/>
+          <w:bCs/>
+          <w:sz w:val="20"/>
+          <w:szCs w:val="20"/>
+        </w:rPr>
+      </w:pPr>
+    </w:p>
+    <w:p>
+      <w:pPr>
+        <w:tabs>
+          <w:tab w:val="left" w:pos="5775"/>
+        </w:tabs>
+        <w:spacing w:after="160" w:line="259" w:lineRule="auto"/>
+        <w:ind w:firstLine="0"/>
+        <w:jc w:val="left"/>
+        <w:rPr>
+          <w:szCs w:val="24"/>
+        </w:rPr>
+      </w:pPr>
+      <w:r>
+        <w:rPr>
+          <w:szCs w:val="24"/>
+        </w:rPr>
+        <w:t>O gráfico 8 apresenta os principais desafios que impedem as pessoas de fazerem intercâmbio. O maior desafio é a falta de dinheiro.</w:t>
+      </w:r>
+    </w:p>
+    <w:p>
+      <w:pPr>
+        <w:spacing w:after="160" w:line="259" w:lineRule="auto"/>
+        <w:ind w:firstLine="0"/>
+        <w:jc w:val="left"/>
+        <w:rPr>
+          <w:sz w:val="20"/>
+          <w:szCs w:val="20"/>
+        </w:rPr>
+      </w:pPr>
+      <w:r>
+        <w:rPr>
+          <w:sz w:val="20"/>
+          <w:szCs w:val="20"/>
+        </w:rPr>
+        <w:br w:type="page"/>
+      </w:r>
+    </w:p>
+    <w:p>
+      <w:pPr>
+        <w:pStyle w:val="Legenda"/>
+        <w:keepNext/>
+      </w:pPr>
+      <w:r>
+        <w:lastRenderedPageBreak/>
+        <w:t xml:space="preserve">Gráfico 9: </w:t>
+      </w:r>
+      <w:r>
+        <w:t>A plataforma seria útil?</w:t>
+      </w:r>
+    </w:p>
+    <w:p>
+      <w:pPr>
+        <w:spacing w:after="160" w:line="259" w:lineRule="auto"/>
+        <w:ind w:firstLine="0"/>
+        <w:jc w:val="center"/>
+        <w:rPr>
+          <w:b/>
+          <w:bCs/>
+          <w:sz w:val="20"/>
+          <w:szCs w:val="20"/>
+        </w:rPr>
+      </w:pPr>
       <w:r>
         <w:rPr>
           <w:b/>
@@ -9918,10 +9983,10 @@
           <w:lang w:eastAsia="pt-BR"/>
         </w:rPr>
         <w:drawing>
-          <wp:inline distT="0" distB="0" distL="0" distR="0" wp14:anchorId="5B566789" wp14:editId="508C5F9B">
+          <wp:inline distT="0" distB="0" distL="0" distR="0" wp14:anchorId="1F5F712C" wp14:editId="4A836460">
             <wp:extent cx="5760085" cy="4319905"/>
             <wp:effectExtent l="0" t="0" r="0" b="4445"/>
-            <wp:docPr id="23" name="Imagem 23"/>
+            <wp:docPr id="22" name="Imagem 22"/>
             <wp:cNvGraphicFramePr>
               <a:graphicFrameLocks xmlns:a="http://schemas.openxmlformats.org/drawingml/2006/main" noChangeAspect="1"/>
             </wp:cNvGraphicFramePr>
@@ -9929,7 +9994,7 @@
               <a:graphicData uri="http://schemas.openxmlformats.org/drawingml/2006/picture">
                 <pic:pic xmlns:pic="http://schemas.openxmlformats.org/drawingml/2006/picture">
                   <pic:nvPicPr>
-                    <pic:cNvPr id="23" name="Imagem 23"/>
+                    <pic:cNvPr id="22" name="Imagem 22"/>
                     <pic:cNvPicPr/>
                   </pic:nvPicPr>
                   <pic:blipFill>
@@ -9962,6 +10027,143 @@
     </w:p>
     <w:p>
       <w:pPr>
+        <w:tabs>
+          <w:tab w:val="left" w:pos="5640"/>
+        </w:tabs>
+        <w:spacing w:after="160" w:line="259" w:lineRule="auto"/>
+        <w:ind w:firstLine="0"/>
+        <w:jc w:val="center"/>
+        <w:rPr>
+          <w:sz w:val="20"/>
+          <w:szCs w:val="20"/>
+        </w:rPr>
+      </w:pPr>
+      <w:r>
+        <w:rPr>
+          <w:sz w:val="20"/>
+          <w:szCs w:val="20"/>
+        </w:rPr>
+        <w:t>Fonte: Os autores, 2026</w:t>
+      </w:r>
+    </w:p>
+    <w:p>
+      <w:pPr>
+        <w:spacing w:after="160" w:line="259" w:lineRule="auto"/>
+        <w:ind w:firstLine="0"/>
+        <w:jc w:val="center"/>
+      </w:pPr>
+    </w:p>
+    <w:p>
+      <w:pPr>
+        <w:tabs>
+          <w:tab w:val="left" w:pos="3585"/>
+        </w:tabs>
+        <w:spacing w:after="160" w:line="259" w:lineRule="auto"/>
+        <w:ind w:firstLine="0"/>
+      </w:pPr>
+      <w:r>
+        <w:t xml:space="preserve">No gráfico </w:t>
+      </w:r>
+      <w:r>
+        <w:t>9</w:t>
+      </w:r>
+      <w:r>
+        <w:t xml:space="preserve"> é mostrado que a maioria das pessoas que responderam </w:t>
+      </w:r>
+      <w:proofErr w:type="spellStart"/>
+      <w:r>
+        <w:t>a</w:t>
+      </w:r>
+      <w:proofErr w:type="spellEnd"/>
+      <w:r>
+        <w:t xml:space="preserve"> pesquisa de campo acham necessário que haja uma plataforma de apoio a intercambistas.</w:t>
+      </w:r>
+    </w:p>
+    <w:p>
+      <w:pPr>
+        <w:pStyle w:val="Legenda"/>
+        <w:keepNext/>
+      </w:pPr>
+      <w:r>
+        <w:lastRenderedPageBreak/>
+        <w:t xml:space="preserve">Gráfico </w:t>
+      </w:r>
+      <w:r>
+        <w:t>10</w:t>
+      </w:r>
+      <w:r>
+        <w:t xml:space="preserve">: </w:t>
+      </w:r>
+      <w:r>
+        <w:t>O que faria as pessoas confiarem na plataforma?</w:t>
+      </w:r>
+    </w:p>
+    <w:p>
+      <w:pPr>
+        <w:spacing w:after="160" w:line="259" w:lineRule="auto"/>
+        <w:ind w:firstLine="0"/>
+        <w:jc w:val="center"/>
+        <w:rPr>
+          <w:b/>
+          <w:bCs/>
+          <w:sz w:val="20"/>
+          <w:szCs w:val="20"/>
+        </w:rPr>
+      </w:pPr>
+      <w:r>
+        <w:rPr>
+          <w:b/>
+          <w:bCs/>
+          <w:noProof/>
+          <w:sz w:val="20"/>
+          <w:szCs w:val="20"/>
+          <w:lang w:eastAsia="pt-BR"/>
+        </w:rPr>
+        <w:drawing>
+          <wp:inline distT="0" distB="0" distL="0" distR="0" wp14:anchorId="5B566789" wp14:editId="508C5F9B">
+            <wp:extent cx="5760085" cy="4319905"/>
+            <wp:effectExtent l="0" t="0" r="0" b="4445"/>
+            <wp:docPr id="23" name="Imagem 23"/>
+            <wp:cNvGraphicFramePr>
+              <a:graphicFrameLocks xmlns:a="http://schemas.openxmlformats.org/drawingml/2006/main" noChangeAspect="1"/>
+            </wp:cNvGraphicFramePr>
+            <a:graphic xmlns:a="http://schemas.openxmlformats.org/drawingml/2006/main">
+              <a:graphicData uri="http://schemas.openxmlformats.org/drawingml/2006/picture">
+                <pic:pic xmlns:pic="http://schemas.openxmlformats.org/drawingml/2006/picture">
+                  <pic:nvPicPr>
+                    <pic:cNvPr id="23" name="Imagem 23"/>
+                    <pic:cNvPicPr/>
+                  </pic:nvPicPr>
+                  <pic:blipFill>
+                    <a:blip r:embed="rId24">
+                      <a:extLst>
+                        <a:ext uri="{28A0092B-C50C-407E-A947-70E740481C1C}">
+                          <a14:useLocalDpi xmlns:a14="http://schemas.microsoft.com/office/drawing/2010/main" val="0"/>
+                        </a:ext>
+                      </a:extLst>
+                    </a:blip>
+                    <a:stretch>
+                      <a:fillRect/>
+                    </a:stretch>
+                  </pic:blipFill>
+                  <pic:spPr>
+                    <a:xfrm>
+                      <a:off x="0" y="0"/>
+                      <a:ext cx="5760085" cy="4319905"/>
+                    </a:xfrm>
+                    <a:prstGeom prst="rect">
+                      <a:avLst/>
+                    </a:prstGeom>
+                  </pic:spPr>
+                </pic:pic>
+              </a:graphicData>
+            </a:graphic>
+          </wp:inline>
+        </w:drawing>
+      </w:r>
+    </w:p>
+    <w:p>
+      <w:pPr>
         <w:spacing w:after="160" w:line="259" w:lineRule="auto"/>
         <w:ind w:firstLine="0"/>
         <w:jc w:val="center"/>
@@ -10003,19 +10205,19 @@
           <w:szCs w:val="24"/>
         </w:rPr>
       </w:pPr>
-      <w:commentRangeStart w:id="66"/>
+      <w:commentRangeStart w:id="67"/>
       <w:r>
         <w:rPr>
           <w:szCs w:val="24"/>
         </w:rPr>
         <w:t>O gráfico 10 mostra o que faria as pessoas confiarem em uma plataforma de intercâmbio.</w:t>
       </w:r>
-      <w:commentRangeEnd w:id="66"/>
+      <w:commentRangeEnd w:id="67"/>
       <w:r>
         <w:rPr>
           <w:rStyle w:val="Refdecomentrio"/>
         </w:rPr>
-        <w:commentReference w:id="66"/>
+        <w:commentReference w:id="67"/>
       </w:r>
       <w:r>
         <w:rPr>
@@ -10058,25 +10260,25 @@
       <w:pPr>
         <w:pStyle w:val="Ttulo1"/>
       </w:pPr>
-      <w:bookmarkStart w:id="67" w:name="_Toc238714811"/>
+      <w:bookmarkStart w:id="68" w:name="_Toc238714811"/>
       <w:r>
         <w:lastRenderedPageBreak/>
         <w:t>ANÁLISE E SÍNTESE</w:t>
       </w:r>
-      <w:bookmarkEnd w:id="67"/>
+      <w:bookmarkEnd w:id="68"/>
     </w:p>
     <w:p>
       <w:pPr>
         <w:pStyle w:val="Ttulo2"/>
       </w:pPr>
-      <w:bookmarkStart w:id="68" w:name="_Toc238714812"/>
+      <w:bookmarkStart w:id="69" w:name="_Toc238714812"/>
       <w:r>
         <w:t>Person</w:t>
       </w:r>
       <w:r>
         <w:t>a</w:t>
       </w:r>
-      <w:bookmarkEnd w:id="68"/>
+      <w:bookmarkEnd w:id="69"/>
     </w:p>
     <w:p>
       <w:pPr>
@@ -10114,7 +10316,7 @@
       <w:pPr>
         <w:ind w:left="708"/>
       </w:pPr>
-      <w:commentRangeStart w:id="69"/>
+      <w:commentRangeStart w:id="70"/>
       <w:r>
         <w:t>Sendo assim nesse trabalho fo</w:t>
       </w:r>
@@ -10130,12 +10332,12 @@
       <w:r>
         <w:t>Lucas Ferreira</w:t>
       </w:r>
-      <w:commentRangeEnd w:id="69"/>
+      <w:commentRangeEnd w:id="70"/>
       <w:r>
         <w:rPr>
           <w:rStyle w:val="Refdecomentrio"/>
         </w:rPr>
-        <w:commentReference w:id="69"/>
+        <w:commentReference w:id="70"/>
       </w:r>
       <w:r>
         <w:t>,</w:t>
@@ -10155,16 +10357,16 @@
       <w:r>
         <w:t xml:space="preserve">a </w:t>
       </w:r>
-      <w:commentRangeStart w:id="70"/>
+      <w:commentRangeStart w:id="71"/>
       <w:r>
         <w:t>persona</w:t>
       </w:r>
-      <w:commentRangeEnd w:id="70"/>
+      <w:commentRangeEnd w:id="71"/>
       <w:r>
         <w:rPr>
           <w:rStyle w:val="Refdecomentrio"/>
         </w:rPr>
-        <w:commentReference w:id="70"/>
+        <w:commentReference w:id="71"/>
       </w:r>
       <w:r>
         <w:t>.</w:t>
@@ -10249,7 +10451,7 @@
                                 <w:szCs w:val="22"/>
                               </w:rPr>
                             </w:pPr>
-                            <w:bookmarkStart w:id="71" w:name="_Toc238720070"/>
+                            <w:bookmarkStart w:id="72" w:name="_Toc238720070"/>
                             <w:r>
                               <w:t xml:space="preserve">Figura </w:t>
                             </w:r>
@@ -10403,7 +10605,7 @@
                             <w:r>
                               <w:t>: Persona</w:t>
                             </w:r>
-                            <w:bookmarkEnd w:id="71"/>
+                            <w:bookmarkEnd w:id="72"/>
                           </w:p>
                         </w:txbxContent>
                       </wps:txbx>
@@ -10435,7 +10637,7 @@
                           <w:szCs w:val="22"/>
                         </w:rPr>
                       </w:pPr>
-                      <w:bookmarkStart w:id="72" w:name="_Toc238720070"/>
+                      <w:bookmarkStart w:id="73" w:name="_Toc238720070"/>
                       <w:r>
                         <w:t xml:space="preserve">Figura </w:t>
                       </w:r>
@@ -10589,7 +10791,7 @@
                       <w:r>
                         <w:t>: Persona</w:t>
                       </w:r>
-                      <w:bookmarkEnd w:id="72"/>
+                      <w:bookmarkEnd w:id="73"/>
                     </w:p>
                   </w:txbxContent>
                 </v:textbox>
@@ -10638,7 +10840,7 @@
                     <pic:cNvPicPr/>
                   </pic:nvPicPr>
                   <pic:blipFill>
-                    <a:blip r:embed="rId24" cstate="print">
+                    <a:blip r:embed="rId25" cstate="print">
                       <a:extLst>
                         <a:ext uri="{28A0092B-C50C-407E-A947-70E740481C1C}">
                           <a14:useLocalDpi xmlns:a14="http://schemas.microsoft.com/office/drawing/2010/main" val="0"/>
@@ -10698,12 +10900,12 @@
         <w:pStyle w:val="Ttulo2"/>
         <w:spacing w:line="600" w:lineRule="auto"/>
       </w:pPr>
-      <w:bookmarkStart w:id="73" w:name="_Toc238714813"/>
+      <w:bookmarkStart w:id="74" w:name="_Toc238714813"/>
       <w:r>
         <w:lastRenderedPageBreak/>
         <w:t>Mapa de Empatia</w:t>
       </w:r>
-      <w:bookmarkEnd w:id="73"/>
+      <w:bookmarkEnd w:id="74"/>
     </w:p>
     <w:p>
       <w:pPr>
@@ -10795,7 +10997,7 @@
                                 <w:noProof/>
                               </w:rPr>
                             </w:pPr>
-                            <w:bookmarkStart w:id="74" w:name="_Toc238720071"/>
+                            <w:bookmarkStart w:id="75" w:name="_Toc238720071"/>
                             <w:r>
                               <w:t xml:space="preserve">Figura </w:t>
                             </w:r>
@@ -10947,7 +11149,7 @@
                             <w:r>
                               <w:t>: Mapa de Empatia</w:t>
                             </w:r>
-                            <w:bookmarkEnd w:id="74"/>
+                            <w:bookmarkEnd w:id="75"/>
                           </w:p>
                         </w:txbxContent>
                       </wps:txbx>
@@ -10978,7 +11180,7 @@
                           <w:noProof/>
                         </w:rPr>
                       </w:pPr>
-                      <w:bookmarkStart w:id="75" w:name="_Toc238720071"/>
+                      <w:bookmarkStart w:id="76" w:name="_Toc238720071"/>
                       <w:r>
                         <w:t xml:space="preserve">Figura </w:t>
                       </w:r>
@@ -11130,7 +11332,7 @@
                       <w:r>
                         <w:t>: Mapa de Empatia</w:t>
                       </w:r>
-                      <w:bookmarkEnd w:id="75"/>
+                      <w:bookmarkEnd w:id="76"/>
                     </w:p>
                   </w:txbxContent>
                 </v:textbox>
@@ -11183,7 +11385,7 @@
                     <pic:cNvPicPr/>
                   </pic:nvPicPr>
                   <pic:blipFill>
-                    <a:blip r:embed="rId25" cstate="print">
+                    <a:blip r:embed="rId26" cstate="print">
                       <a:extLst>
                         <a:ext uri="{28A0092B-C50C-407E-A947-70E740481C1C}">
                           <a14:useLocalDpi xmlns:a14="http://schemas.microsoft.com/office/drawing/2010/main" val="0"/>
@@ -11239,20 +11441,36 @@
       <w:pPr>
         <w:pStyle w:val="Ttulo2"/>
       </w:pPr>
-      <w:bookmarkStart w:id="76" w:name="_Toc238714814"/>
+      <w:bookmarkStart w:id="77" w:name="_Toc238714814"/>
       <w:r>
         <w:t>Cardápio de Ideias</w:t>
       </w:r>
-      <w:bookmarkEnd w:id="76"/>
-    </w:p>
-    <w:p>
-      <w:r>
-        <w:t>O cardápio de ideias é um catálogo que sintetiza e tangibiliza todas as ideias geradas no projeto.</w:t>
-      </w:r>
-    </w:p>
-    <w:p>
-      <w:r>
-        <w:t xml:space="preserve">O resultado final assemelha-se aos das ações táticas de implementação presentes em um planejamento de marketing. Quase sempre inclui comentários relativos às ideias e seus desdobramentos. </w:t>
+      <w:bookmarkEnd w:id="77"/>
+    </w:p>
+    <w:p>
+      <w:r>
+        <w:t xml:space="preserve">O cardápio de ideias é um catálogo que sintetiza e </w:t>
+      </w:r>
+      <w:proofErr w:type="spellStart"/>
+      <w:r>
+        <w:t>tangibiliza</w:t>
+      </w:r>
+      <w:proofErr w:type="spellEnd"/>
+      <w:r>
+        <w:t xml:space="preserve"> todas as ideias geradas no projeto.</w:t>
+      </w:r>
+    </w:p>
+    <w:p>
+      <w:r>
+        <w:t xml:space="preserve">O </w:t>
+      </w:r>
+      <w:proofErr w:type="gramStart"/>
+      <w:r>
+        <w:t>resultado final</w:t>
+      </w:r>
+      <w:proofErr w:type="gramEnd"/>
+      <w:r>
+        <w:t xml:space="preserve"> assemelha-se aos das ações táticas de implementação presentes em um planejamento de marketing. Quase sempre inclui comentários relativos às ideias e seus desdobramentos. </w:t>
       </w:r>
       <w:r>
         <w:rPr>
@@ -11312,7 +11530,7 @@
                                 <w:szCs w:val="22"/>
                               </w:rPr>
                             </w:pPr>
-                            <w:bookmarkStart w:id="77" w:name="_Toc238720072"/>
+                            <w:bookmarkStart w:id="78" w:name="_Toc238720072"/>
                             <w:r>
                               <w:t xml:space="preserve">Figura </w:t>
                             </w:r>
@@ -11466,7 +11684,7 @@
                             <w:r>
                               <w:t>: Cardápio de ideias</w:t>
                             </w:r>
-                            <w:bookmarkEnd w:id="77"/>
+                            <w:bookmarkEnd w:id="78"/>
                           </w:p>
                         </w:txbxContent>
                       </wps:txbx>
@@ -11495,7 +11713,7 @@
                           <w:szCs w:val="22"/>
                         </w:rPr>
                       </w:pPr>
-                      <w:bookmarkStart w:id="78" w:name="_Toc238720072"/>
+                      <w:bookmarkStart w:id="79" w:name="_Toc238720072"/>
                       <w:r>
                         <w:t xml:space="preserve">Figura </w:t>
                       </w:r>
@@ -11649,7 +11867,7 @@
                       <w:r>
                         <w:t>: Cardápio de ideias</w:t>
                       </w:r>
-                      <w:bookmarkEnd w:id="78"/>
+                      <w:bookmarkEnd w:id="79"/>
                     </w:p>
                   </w:txbxContent>
                 </v:textbox>
@@ -11693,7 +11911,7 @@
                     <pic:cNvPicPr/>
                   </pic:nvPicPr>
                   <pic:blipFill>
-                    <a:blip r:embed="rId26" cstate="print">
+                    <a:blip r:embed="rId27" cstate="print">
                       <a:extLst>
                         <a:ext uri="{28A0092B-C50C-407E-A947-70E740481C1C}">
                           <a14:useLocalDpi xmlns:a14="http://schemas.microsoft.com/office/drawing/2010/main" val="0"/>
@@ -11759,7 +11977,7 @@
       </w:r>
     </w:p>
     <w:p>
-      <w:commentRangeStart w:id="79"/>
+      <w:commentRangeStart w:id="80"/>
       <w:r>
         <w:rPr>
           <w:noProof/>
@@ -11797,7 +12015,7 @@
                     <pic:cNvPicPr/>
                   </pic:nvPicPr>
                   <pic:blipFill>
-                    <a:blip r:embed="rId27" cstate="print">
+                    <a:blip r:embed="rId28" cstate="print">
                       <a:extLst>
                         <a:ext uri="{28A0092B-C50C-407E-A947-70E740481C1C}">
                           <a14:useLocalDpi xmlns:a14="http://schemas.microsoft.com/office/drawing/2010/main" val="0"/>
@@ -11826,12 +12044,12 @@
           </wp:anchor>
         </w:drawing>
       </w:r>
-      <w:commentRangeEnd w:id="79"/>
+      <w:commentRangeEnd w:id="80"/>
       <w:r>
         <w:rPr>
           <w:rStyle w:val="Refdecomentrio"/>
         </w:rPr>
-        <w:commentReference w:id="79"/>
+        <w:commentReference w:id="80"/>
       </w:r>
       <w:r>
         <w:t xml:space="preserve">O Brainstorm é uma </w:t>
@@ -11911,7 +12129,7 @@
                                 <w:noProof/>
                               </w:rPr>
                             </w:pPr>
-                            <w:bookmarkStart w:id="80" w:name="_Toc238720073"/>
+                            <w:bookmarkStart w:id="81" w:name="_Toc238720073"/>
                             <w:r>
                               <w:t xml:space="preserve">Figura </w:t>
                             </w:r>
@@ -12062,7 +12280,7 @@
                             <w:r>
                               <w:t>: Brainstorm</w:t>
                             </w:r>
-                            <w:bookmarkEnd w:id="80"/>
+                            <w:bookmarkEnd w:id="81"/>
                           </w:p>
                         </w:txbxContent>
                       </wps:txbx>
@@ -12090,7 +12308,7 @@
                           <w:noProof/>
                         </w:rPr>
                       </w:pPr>
-                      <w:bookmarkStart w:id="81" w:name="_Toc238720073"/>
+                      <w:bookmarkStart w:id="82" w:name="_Toc238720073"/>
                       <w:r>
                         <w:t xml:space="preserve">Figura </w:t>
                       </w:r>
@@ -12241,7 +12459,7 @@
                       <w:r>
                         <w:t>: Brainstorm</w:t>
                       </w:r>
-                      <w:bookmarkEnd w:id="81"/>
+                      <w:bookmarkEnd w:id="82"/>
                     </w:p>
                   </w:txbxContent>
                 </v:textbox>
@@ -12271,28 +12489,43 @@
       <w:pPr>
         <w:pStyle w:val="Ttulo2"/>
       </w:pPr>
-      <w:bookmarkStart w:id="82" w:name="_Toc238714815"/>
+      <w:bookmarkStart w:id="83" w:name="_Toc238714815"/>
       <w:r>
         <w:lastRenderedPageBreak/>
-        <w:t>Golden Circle</w:t>
-      </w:r>
-      <w:bookmarkEnd w:id="82"/>
-    </w:p>
-    <w:p>
-      <w:commentRangeStart w:id="83"/>
+        <w:t xml:space="preserve">Golden </w:t>
+      </w:r>
+      <w:proofErr w:type="spellStart"/>
+      <w:r>
+        <w:t>Circle</w:t>
+      </w:r>
+      <w:bookmarkEnd w:id="83"/>
+      <w:proofErr w:type="spellEnd"/>
+    </w:p>
+    <w:p>
+      <w:commentRangeStart w:id="84"/>
       <w:r>
         <w:rPr>
           <w:b/>
           <w:bCs/>
         </w:rPr>
-        <w:t>Golden Circle</w:t>
-      </w:r>
+        <w:t xml:space="preserve">Golden </w:t>
+      </w:r>
+      <w:proofErr w:type="spellStart"/>
+      <w:r>
+        <w:rPr>
+          <w:b/>
+          <w:bCs/>
+        </w:rPr>
+        <w:t>Circle</w:t>
+      </w:r>
+      <w:proofErr w:type="spellEnd"/>
       <w:r>
         <w:t xml:space="preserve"> (ou Círculo Dourado) é uma metodologia de liderança e comunicação criada por </w:t>
       </w:r>
       <w:r>
         <w:t xml:space="preserve">Simon </w:t>
       </w:r>
+      <w:proofErr w:type="spellStart"/>
       <w:r>
         <w:rPr>
           <w:highlight w:val="yellow"/>
@@ -12311,15 +12544,16 @@
         </w:rPr>
         <w:t>k</w:t>
       </w:r>
+      <w:proofErr w:type="spellEnd"/>
       <w:r>
         <w:t>.</w:t>
       </w:r>
-      <w:commentRangeEnd w:id="83"/>
+      <w:commentRangeEnd w:id="84"/>
       <w:r>
         <w:rPr>
           <w:rStyle w:val="Refdecomentrio"/>
         </w:rPr>
-        <w:commentReference w:id="83"/>
+        <w:commentReference w:id="84"/>
       </w:r>
       <w:r>
         <w:t xml:space="preserve"> </w:t>
@@ -12393,7 +12627,7 @@
                                 <w:noProof/>
                               </w:rPr>
                             </w:pPr>
-                            <w:bookmarkStart w:id="84" w:name="_Toc238720074"/>
+                            <w:bookmarkStart w:id="85" w:name="_Toc238720074"/>
                             <w:r>
                               <w:t xml:space="preserve">Figura </w:t>
                             </w:r>
@@ -12545,7 +12779,7 @@
                             <w:r>
                               <w:t>: Golden Circle</w:t>
                             </w:r>
-                            <w:bookmarkEnd w:id="84"/>
+                            <w:bookmarkEnd w:id="85"/>
                           </w:p>
                         </w:txbxContent>
                       </wps:txbx>
@@ -12573,7 +12807,7 @@
                           <w:noProof/>
                         </w:rPr>
                       </w:pPr>
-                      <w:bookmarkStart w:id="85" w:name="_Toc238720074"/>
+                      <w:bookmarkStart w:id="86" w:name="_Toc238720074"/>
                       <w:r>
                         <w:t xml:space="preserve">Figura </w:t>
                       </w:r>
@@ -12725,7 +12959,7 @@
                       <w:r>
                         <w:t>: Golden Circle</w:t>
                       </w:r>
-                      <w:bookmarkEnd w:id="85"/>
+                      <w:bookmarkEnd w:id="86"/>
                     </w:p>
                   </w:txbxContent>
                 </v:textbox>
@@ -12772,7 +13006,7 @@
                     <pic:cNvPicPr/>
                   </pic:nvPicPr>
                   <pic:blipFill>
-                    <a:blip r:embed="rId28" cstate="print">
+                    <a:blip r:embed="rId29" cstate="print">
                       <a:extLst>
                         <a:ext uri="{28A0092B-C50C-407E-A947-70E740481C1C}">
                           <a14:useLocalDpi xmlns:a14="http://schemas.microsoft.com/office/drawing/2010/main" val="0"/>
@@ -12835,31 +13069,31 @@
       <w:pPr>
         <w:pStyle w:val="Ttulo1"/>
       </w:pPr>
-      <w:bookmarkStart w:id="86" w:name="_Toc238714816"/>
-      <w:commentRangeStart w:id="87"/>
+      <w:bookmarkStart w:id="87" w:name="_Toc238714816"/>
+      <w:commentRangeStart w:id="88"/>
       <w:r>
         <w:t>ASPECTOS ESTRATÉGICOS</w:t>
       </w:r>
-      <w:bookmarkEnd w:id="86"/>
-      <w:commentRangeEnd w:id="87"/>
+      <w:bookmarkEnd w:id="87"/>
+      <w:commentRangeEnd w:id="88"/>
       <w:r>
         <w:rPr>
           <w:rStyle w:val="Refdecomentrio"/>
           <w:rFonts w:eastAsiaTheme="minorHAnsi" w:cstheme="minorBidi"/>
           <w:b w:val="0"/>
         </w:rPr>
-        <w:commentReference w:id="87"/>
+        <w:commentReference w:id="88"/>
       </w:r>
     </w:p>
     <w:p>
       <w:pPr>
         <w:pStyle w:val="Ttulo2"/>
       </w:pPr>
-      <w:bookmarkStart w:id="88" w:name="_Toc238714817"/>
+      <w:bookmarkStart w:id="89" w:name="_Toc238714817"/>
       <w:r>
         <w:t>Planejamento Financeiro</w:t>
       </w:r>
-      <w:bookmarkEnd w:id="88"/>
+      <w:bookmarkEnd w:id="89"/>
     </w:p>
     <w:p>
       <w:pPr>
@@ -12869,7 +13103,7 @@
           <w:vertAlign w:val="subscript"/>
         </w:rPr>
       </w:pPr>
-      <w:bookmarkStart w:id="89" w:name="_Toc238206536"/>
+      <w:bookmarkStart w:id="90" w:name="_Toc238206536"/>
       <w:r>
         <w:t xml:space="preserve">Tabela </w:t>
       </w:r>
@@ -12897,7 +13131,7 @@
         </w:rPr>
         <w:t>: Pacotes</w:t>
       </w:r>
-      <w:bookmarkEnd w:id="89"/>
+      <w:bookmarkEnd w:id="90"/>
     </w:p>
     <w:tbl>
       <w:tblPr>
@@ -12968,16 +13202,16 @@
             <w:tcW w:w="4530" w:type="dxa"/>
           </w:tcPr>
           <w:p>
-            <w:commentRangeStart w:id="90"/>
+            <w:commentRangeStart w:id="91"/>
             <w:r>
               <w:t>Pacote Prata</w:t>
             </w:r>
-            <w:commentRangeEnd w:id="90"/>
+            <w:commentRangeEnd w:id="91"/>
             <w:r>
               <w:rPr>
                 <w:rStyle w:val="Refdecomentrio"/>
               </w:rPr>
-              <w:commentReference w:id="90"/>
+              <w:commentReference w:id="91"/>
             </w:r>
           </w:p>
         </w:tc>
@@ -13071,44 +13305,60 @@
       <w:pPr>
         <w:pStyle w:val="Ttulo1"/>
       </w:pPr>
-      <w:bookmarkStart w:id="91" w:name="_Toc238714818"/>
+      <w:bookmarkStart w:id="92" w:name="_Toc238714818"/>
       <w:r>
         <w:lastRenderedPageBreak/>
         <w:t>PROTÓTIPO</w:t>
       </w:r>
-      <w:bookmarkEnd w:id="91"/>
+      <w:bookmarkEnd w:id="92"/>
     </w:p>
     <w:p>
       <w:pPr>
         <w:pStyle w:val="Ttulo2"/>
       </w:pPr>
-      <w:bookmarkStart w:id="92" w:name="_Toc238714819"/>
-      <w:commentRangeStart w:id="93"/>
+      <w:bookmarkStart w:id="93" w:name="_Toc238714819"/>
+      <w:commentRangeStart w:id="94"/>
       <w:r>
         <w:t>Caso de uso</w:t>
       </w:r>
-      <w:bookmarkEnd w:id="92"/>
-      <w:commentRangeEnd w:id="93"/>
+      <w:bookmarkEnd w:id="93"/>
+      <w:commentRangeEnd w:id="94"/>
       <w:r>
         <w:rPr>
           <w:rStyle w:val="Refdecomentrio"/>
           <w:rFonts w:eastAsiaTheme="minorHAnsi" w:cstheme="minorBidi"/>
           <w:b w:val="0"/>
         </w:rPr>
-        <w:commentReference w:id="93"/>
-      </w:r>
-    </w:p>
-    <w:p>
-      <w:commentRangeStart w:id="94"/>
-      <w:r>
-        <w:t>Um caso de uso explica como os usuários interagem com um produto ou sistema. Ele descreve o fluxo das entradas do usuário, estabelecendo caminhos bem-sucedidos e mal-sucedidos para atingir os objetivos. Isso permite que as equipes de produto entendam melhor o que um sistema faz, como ele se e por que ocorrem erros (Figma).</w:t>
-      </w:r>
-      <w:commentRangeEnd w:id="94"/>
+        <w:commentReference w:id="94"/>
+      </w:r>
+    </w:p>
+    <w:p>
+      <w:commentRangeStart w:id="95"/>
+      <w:r>
+        <w:t xml:space="preserve">Um caso de uso explica como os usuários interagem com um produto ou sistema. Ele descreve o fluxo das entradas do usuário, estabelecendo caminhos bem-sucedidos e </w:t>
+      </w:r>
+      <w:proofErr w:type="spellStart"/>
+      <w:r>
+        <w:t>mal-sucedidos</w:t>
+      </w:r>
+      <w:proofErr w:type="spellEnd"/>
+      <w:r>
+        <w:t xml:space="preserve"> para atingir os objetivos. Isso permite que as equipes de produto entendam melhor o que um sistema faz, como ele se e por que ocorrem erros (</w:t>
+      </w:r>
+      <w:proofErr w:type="spellStart"/>
+      <w:r>
+        <w:t>Figma</w:t>
+      </w:r>
+      <w:proofErr w:type="spellEnd"/>
+      <w:r>
+        <w:t>).</w:t>
+      </w:r>
+      <w:commentRangeEnd w:id="95"/>
       <w:r>
         <w:rPr>
           <w:rStyle w:val="Refdecomentrio"/>
         </w:rPr>
-        <w:commentReference w:id="94"/>
+        <w:commentReference w:id="95"/>
       </w:r>
     </w:p>
     <w:p>
@@ -13148,7 +13398,7 @@
                     <pic:cNvPicPr/>
                   </pic:nvPicPr>
                   <pic:blipFill>
-                    <a:blip r:embed="rId29">
+                    <a:blip r:embed="rId30">
                       <a:extLst>
                         <a:ext uri="{28A0092B-C50C-407E-A947-70E740481C1C}">
                           <a14:useLocalDpi xmlns:a14="http://schemas.microsoft.com/office/drawing/2010/main" val="0"/>
@@ -13229,7 +13479,7 @@
                                 <w:szCs w:val="22"/>
                               </w:rPr>
                             </w:pPr>
-                            <w:bookmarkStart w:id="95" w:name="_Toc238720075"/>
+                            <w:bookmarkStart w:id="96" w:name="_Toc238720075"/>
                             <w:r>
                               <w:t xml:space="preserve">Figura </w:t>
                             </w:r>
@@ -13384,7 +13634,7 @@
                             <w:r>
                               <w:t>: Caso de Uso - Usuário</w:t>
                             </w:r>
-                            <w:bookmarkEnd w:id="95"/>
+                            <w:bookmarkEnd w:id="96"/>
                           </w:p>
                         </w:txbxContent>
                       </wps:txbx>
@@ -13413,7 +13663,7 @@
                           <w:szCs w:val="22"/>
                         </w:rPr>
                       </w:pPr>
-                      <w:bookmarkStart w:id="96" w:name="_Toc238720075"/>
+                      <w:bookmarkStart w:id="97" w:name="_Toc238720075"/>
                       <w:r>
                         <w:t xml:space="preserve">Figura </w:t>
                       </w:r>
@@ -13568,7 +13818,7 @@
                       <w:r>
                         <w:t>: Caso de Uso - Usuário</w:t>
                       </w:r>
-                      <w:bookmarkEnd w:id="96"/>
+                      <w:bookmarkEnd w:id="97"/>
                     </w:p>
                   </w:txbxContent>
                 </v:textbox>
@@ -13655,7 +13905,7 @@
                     <pic:cNvPicPr/>
                   </pic:nvPicPr>
                   <pic:blipFill>
-                    <a:blip r:embed="rId30">
+                    <a:blip r:embed="rId31">
                       <a:extLst>
                         <a:ext uri="{28A0092B-C50C-407E-A947-70E740481C1C}">
                           <a14:useLocalDpi xmlns:a14="http://schemas.microsoft.com/office/drawing/2010/main" val="0"/>
@@ -13742,7 +13992,7 @@
                                 <w:szCs w:val="20"/>
                               </w:rPr>
                             </w:pPr>
-                            <w:bookmarkStart w:id="97" w:name="_Toc238720076"/>
+                            <w:bookmarkStart w:id="98" w:name="_Toc238720076"/>
                             <w:r>
                               <w:t xml:space="preserve">Figura </w:t>
                             </w:r>
@@ -13897,7 +14147,7 @@
                             <w:r>
                               <w:t>: Caso de Uso - Administrador</w:t>
                             </w:r>
-                            <w:bookmarkEnd w:id="97"/>
+                            <w:bookmarkEnd w:id="98"/>
                           </w:p>
                         </w:txbxContent>
                       </wps:txbx>
@@ -13926,7 +14176,7 @@
                           <w:szCs w:val="20"/>
                         </w:rPr>
                       </w:pPr>
-                      <w:bookmarkStart w:id="98" w:name="_Toc238720076"/>
+                      <w:bookmarkStart w:id="99" w:name="_Toc238720076"/>
                       <w:r>
                         <w:t xml:space="preserve">Figura </w:t>
                       </w:r>
@@ -14081,7 +14331,7 @@
                       <w:r>
                         <w:t>: Caso de Uso - Administrador</w:t>
                       </w:r>
-                      <w:bookmarkEnd w:id="98"/>
+                      <w:bookmarkEnd w:id="99"/>
                     </w:p>
                   </w:txbxContent>
                 </v:textbox>
@@ -14188,7 +14438,7 @@
                     <pic:cNvPicPr/>
                   </pic:nvPicPr>
                   <pic:blipFill>
-                    <a:blip r:embed="rId31">
+                    <a:blip r:embed="rId32">
                       <a:extLst>
                         <a:ext uri="{28A0092B-C50C-407E-A947-70E740481C1C}">
                           <a14:useLocalDpi xmlns:a14="http://schemas.microsoft.com/office/drawing/2010/main" val="0"/>
@@ -14264,7 +14514,7 @@
                                 <w:szCs w:val="20"/>
                               </w:rPr>
                             </w:pPr>
-                            <w:bookmarkStart w:id="99" w:name="_Toc238720077"/>
+                            <w:bookmarkStart w:id="100" w:name="_Toc238720077"/>
                             <w:r>
                               <w:t xml:space="preserve">Figura </w:t>
                             </w:r>
@@ -14418,7 +14668,7 @@
                             <w:r>
                               <w:t>: Caso de Uso - Instituição</w:t>
                             </w:r>
-                            <w:bookmarkEnd w:id="99"/>
+                            <w:bookmarkEnd w:id="100"/>
                           </w:p>
                         </w:txbxContent>
                       </wps:txbx>
@@ -14447,7 +14697,7 @@
                           <w:szCs w:val="20"/>
                         </w:rPr>
                       </w:pPr>
-                      <w:bookmarkStart w:id="100" w:name="_Toc238720077"/>
+                      <w:bookmarkStart w:id="101" w:name="_Toc238720077"/>
                       <w:r>
                         <w:t xml:space="preserve">Figura </w:t>
                       </w:r>
@@ -14601,7 +14851,7 @@
                       <w:r>
                         <w:t>: Caso de Uso - Instituição</w:t>
                       </w:r>
-                      <w:bookmarkEnd w:id="100"/>
+                      <w:bookmarkEnd w:id="101"/>
                     </w:p>
                   </w:txbxContent>
                 </v:textbox>
@@ -14644,24 +14894,24 @@
       <w:pPr>
         <w:pStyle w:val="Ttulo2"/>
       </w:pPr>
-      <w:bookmarkStart w:id="101" w:name="_Toc238714820"/>
+      <w:bookmarkStart w:id="102" w:name="_Toc238714820"/>
       <w:r>
         <w:lastRenderedPageBreak/>
         <w:t>Modelagem de Dados</w:t>
       </w:r>
-      <w:bookmarkEnd w:id="101"/>
-    </w:p>
-    <w:p>
-      <w:commentRangeStart w:id="102"/>
+      <w:bookmarkEnd w:id="102"/>
+    </w:p>
+    <w:p>
+      <w:commentRangeStart w:id="103"/>
       <w:r>
         <w:t>Modelagem de dados é o processo de criar uma representação visual de um sistema de informação inteiro ou partes dele</w:t>
       </w:r>
-      <w:commentRangeEnd w:id="102"/>
+      <w:commentRangeEnd w:id="103"/>
       <w:r>
         <w:rPr>
           <w:rStyle w:val="Refdecomentrio"/>
         </w:rPr>
-        <w:commentReference w:id="102"/>
+        <w:commentReference w:id="103"/>
       </w:r>
       <w:r>
         <w:t xml:space="preserve"> para comunicar as conexões entre pontos e estruturas de dados.</w:t>
@@ -14770,7 +15020,7 @@
                                 <w:szCs w:val="20"/>
                               </w:rPr>
                             </w:pPr>
-                            <w:bookmarkStart w:id="103" w:name="_Toc238720078"/>
+                            <w:bookmarkStart w:id="104" w:name="_Toc238720078"/>
                             <w:r>
                               <w:t xml:space="preserve">Figura </w:t>
                             </w:r>
@@ -14911,7 +15161,7 @@
                             <w:r>
                               <w:t>: Diagrama lógico</w:t>
                             </w:r>
-                            <w:bookmarkEnd w:id="103"/>
+                            <w:bookmarkEnd w:id="104"/>
                           </w:p>
                         </w:txbxContent>
                       </wps:txbx>
@@ -14939,7 +15189,7 @@
                           <w:szCs w:val="20"/>
                         </w:rPr>
                       </w:pPr>
-                      <w:bookmarkStart w:id="104" w:name="_Toc238720078"/>
+                      <w:bookmarkStart w:id="105" w:name="_Toc238720078"/>
                       <w:r>
                         <w:t xml:space="preserve">Figura </w:t>
                       </w:r>
@@ -15080,7 +15330,7 @@
                       <w:r>
                         <w:t>: Diagrama lógico</w:t>
                       </w:r>
-                      <w:bookmarkEnd w:id="104"/>
+                      <w:bookmarkEnd w:id="105"/>
                     </w:p>
                   </w:txbxContent>
                 </v:textbox>
@@ -15121,7 +15371,7 @@
                     <pic:cNvPicPr/>
                   </pic:nvPicPr>
                   <pic:blipFill>
-                    <a:blip r:embed="rId32">
+                    <a:blip r:embed="rId33">
                       <a:extLst>
                         <a:ext uri="{28A0092B-C50C-407E-A947-70E740481C1C}">
                           <a14:useLocalDpi xmlns:a14="http://schemas.microsoft.com/office/drawing/2010/main" val="0"/>
@@ -15237,7 +15487,7 @@
                     <pic:cNvPicPr/>
                   </pic:nvPicPr>
                   <pic:blipFill>
-                    <a:blip r:embed="rId33">
+                    <a:blip r:embed="rId34">
                       <a:extLst>
                         <a:ext uri="{28A0092B-C50C-407E-A947-70E740481C1C}">
                           <a14:useLocalDpi xmlns:a14="http://schemas.microsoft.com/office/drawing/2010/main" val="0"/>
@@ -15313,7 +15563,7 @@
                                 <w:szCs w:val="20"/>
                               </w:rPr>
                             </w:pPr>
-                            <w:bookmarkStart w:id="105" w:name="_Toc238720079"/>
+                            <w:bookmarkStart w:id="106" w:name="_Toc238720079"/>
                             <w:r>
                               <w:t xml:space="preserve">Figura </w:t>
                             </w:r>
@@ -15400,7 +15650,7 @@
                             <w:r>
                               <w:t>: Diagrama conceitual</w:t>
                             </w:r>
-                            <w:bookmarkEnd w:id="105"/>
+                            <w:bookmarkEnd w:id="106"/>
                           </w:p>
                         </w:txbxContent>
                       </wps:txbx>
@@ -15429,7 +15679,7 @@
                           <w:szCs w:val="20"/>
                         </w:rPr>
                       </w:pPr>
-                      <w:bookmarkStart w:id="106" w:name="_Toc238720079"/>
+                      <w:bookmarkStart w:id="107" w:name="_Toc238720079"/>
                       <w:r>
                         <w:t xml:space="preserve">Figura </w:t>
                       </w:r>
@@ -15516,7 +15766,7 @@
                       <w:r>
                         <w:t>: Diagrama conceitual</w:t>
                       </w:r>
-                      <w:bookmarkEnd w:id="106"/>
+                      <w:bookmarkEnd w:id="107"/>
                     </w:p>
                   </w:txbxContent>
                 </v:textbox>
@@ -15635,7 +15885,7 @@
       <w:r>
         <w:t xml:space="preserve">. Brasília, DF: Ministério da Educação. Disponível em: </w:t>
       </w:r>
-      <w:hyperlink r:id="rId34" w:history="1">
+      <w:hyperlink r:id="rId35" w:history="1">
         <w:r>
           <w:rPr>
             <w:rStyle w:val="Hyperlink"/>
@@ -15658,7 +15908,7 @@
           <w:szCs w:val="27"/>
         </w:rPr>
       </w:pPr>
-      <w:commentRangeStart w:id="107"/>
+      <w:commentRangeStart w:id="108"/>
       <w:r>
         <w:rPr>
           <w:rFonts w:ascii="Calibri" w:hAnsi="Calibri"/>
@@ -15688,7 +15938,7 @@
         </w:rPr>
         <w:t xml:space="preserve"> (CAPES). CAPES: Fundação e programas de internacionalização da educação superior. Brasília, DF: CAPES. Disponível em: </w:t>
       </w:r>
-      <w:hyperlink r:id="rId35" w:history="1">
+      <w:hyperlink r:id="rId36" w:history="1">
         <w:r>
           <w:rPr>
             <w:rStyle w:val="Hyperlink"/>
@@ -15708,12 +15958,12 @@
         </w:rPr>
         <w:t>.</w:t>
       </w:r>
-      <w:commentRangeEnd w:id="107"/>
+      <w:commentRangeEnd w:id="108"/>
       <w:r>
         <w:rPr>
           <w:rStyle w:val="Refdecomentrio"/>
         </w:rPr>
-        <w:commentReference w:id="107"/>
+        <w:commentReference w:id="108"/>
       </w:r>
       <w:r>
         <w:rPr>
@@ -15763,7 +16013,7 @@
         </w:rPr>
         <w:t xml:space="preserve"> ANÍSIO TEIXEIRA (INEP). INEP: Instituto Nacional de Estudos e Pesquisas Educacionais Anísio Teixeira. Disponível em: </w:t>
       </w:r>
-      <w:hyperlink r:id="rId36" w:history="1">
+      <w:hyperlink r:id="rId37" w:history="1">
         <w:r>
           <w:rPr>
             <w:rStyle w:val="Hyperlink"/>
@@ -15809,17 +16059,51 @@
           <w:sz w:val="27"/>
           <w:szCs w:val="27"/>
         </w:rPr>
-        <w:t>Imersão Design Thinking: como funciona essa fase?.</w:t>
-      </w:r>
+        <w:t xml:space="preserve">Imersão Design </w:t>
+      </w:r>
+      <w:proofErr w:type="spellStart"/>
       <w:r>
         <w:rPr>
           <w:rFonts w:asciiTheme="minorHAnsi" w:eastAsiaTheme="minorEastAsia" w:hAnsiTheme="minorHAnsi" w:cstheme="minorBidi"/>
+          <w:b/>
+          <w:bCs/>
+          <w:sz w:val="27"/>
+          <w:szCs w:val="27"/>
+        </w:rPr>
+        <w:t>Thinking</w:t>
+      </w:r>
+      <w:proofErr w:type="spellEnd"/>
+      <w:r>
+        <w:rPr>
+          <w:rFonts w:asciiTheme="minorHAnsi" w:eastAsiaTheme="minorEastAsia" w:hAnsiTheme="minorHAnsi" w:cstheme="minorBidi"/>
+          <w:b/>
+          <w:bCs/>
+          <w:sz w:val="27"/>
+          <w:szCs w:val="27"/>
+        </w:rPr>
+        <w:t xml:space="preserve">: como funciona essa </w:t>
+      </w:r>
+      <w:proofErr w:type="gramStart"/>
+      <w:r>
+        <w:rPr>
+          <w:rFonts w:asciiTheme="minorHAnsi" w:eastAsiaTheme="minorEastAsia" w:hAnsiTheme="minorHAnsi" w:cstheme="minorBidi"/>
+          <w:b/>
+          <w:bCs/>
+          <w:sz w:val="27"/>
+          <w:szCs w:val="27"/>
+        </w:rPr>
+        <w:t>fase?.</w:t>
+      </w:r>
+      <w:proofErr w:type="gramEnd"/>
+      <w:r>
+        <w:rPr>
+          <w:rFonts w:asciiTheme="minorHAnsi" w:eastAsiaTheme="minorEastAsia" w:hAnsiTheme="minorHAnsi" w:cstheme="minorBidi"/>
           <w:sz w:val="27"/>
           <w:szCs w:val="27"/>
         </w:rPr>
         <w:t xml:space="preserve"> Disponível em: </w:t>
       </w:r>
-      <w:hyperlink r:id="rId37">
+      <w:hyperlink r:id="rId38">
         <w:r>
           <w:rPr>
             <w:rStyle w:val="Hyperlink"/>
@@ -15911,7 +16195,7 @@
       <w:r>
         <w:t xml:space="preserve"> </w:t>
       </w:r>
-      <w:hyperlink r:id="rId38" w:history="1">
+      <w:hyperlink r:id="rId39" w:history="1">
         <w:r>
           <w:rPr>
             <w:rStyle w:val="Hyperlink"/>
@@ -15995,7 +16279,7 @@
       <w:r>
         <w:t xml:space="preserve"> </w:t>
       </w:r>
-      <w:hyperlink r:id="rId39" w:history="1">
+      <w:hyperlink r:id="rId40" w:history="1">
         <w:r>
           <w:rPr>
             <w:rStyle w:val="Hyperlink"/>
@@ -16114,7 +16398,7 @@
         </w:rPr>
         <w:t xml:space="preserve"> </w:t>
       </w:r>
-      <w:hyperlink r:id="rId40" w:history="1">
+      <w:hyperlink r:id="rId41" w:history="1">
         <w:r>
           <w:rPr>
             <w:rStyle w:val="Hyperlink"/>
@@ -16163,8 +16447,9 @@
           <w:sz w:val="27"/>
           <w:szCs w:val="27"/>
         </w:rPr>
-        <w:t>Intercâmbio internacional: O que é?</w:t>
-      </w:r>
+        <w:t xml:space="preserve">Intercâmbio internacional: O que </w:t>
+      </w:r>
+      <w:proofErr w:type="gramStart"/>
       <w:r>
         <w:rPr>
           <w:rFonts w:ascii="Calibri" w:hAnsi="Calibri"/>
@@ -16174,7 +16459,30 @@
           <w:sz w:val="27"/>
           <w:szCs w:val="27"/>
         </w:rPr>
-        <w:t xml:space="preserve">. </w:t>
+        <w:t>é?</w:t>
+      </w:r>
+      <w:r>
+        <w:rPr>
+          <w:rFonts w:ascii="Calibri" w:hAnsi="Calibri"/>
+          <w:b/>
+          <w:bCs/>
+          <w:color w:val="000000" w:themeColor="text1"/>
+          <w:sz w:val="27"/>
+          <w:szCs w:val="27"/>
+        </w:rPr>
+        <w:t>.</w:t>
+      </w:r>
+      <w:proofErr w:type="gramEnd"/>
+      <w:r>
+        <w:rPr>
+          <w:rFonts w:ascii="Calibri" w:hAnsi="Calibri"/>
+          <w:b/>
+          <w:bCs/>
+          <w:color w:val="000000" w:themeColor="text1"/>
+          <w:sz w:val="27"/>
+          <w:szCs w:val="27"/>
+        </w:rPr>
+        <w:t xml:space="preserve"> </w:t>
       </w:r>
       <w:r>
         <w:rPr>
@@ -16185,7 +16493,7 @@
         </w:rPr>
         <w:t xml:space="preserve">Disponível em: </w:t>
       </w:r>
-      <w:hyperlink r:id="rId41" w:history="1">
+      <w:hyperlink r:id="rId42" w:history="1">
         <w:r>
           <w:rPr>
             <w:rStyle w:val="Hyperlink"/>
@@ -16265,7 +16573,7 @@
         </w:rPr>
         <w:t xml:space="preserve">Disponível em: </w:t>
       </w:r>
-      <w:hyperlink r:id="rId42" w:history="1">
+      <w:hyperlink r:id="rId43" w:history="1">
         <w:r>
           <w:rPr>
             <w:rStyle w:val="Hyperlink"/>
@@ -16364,7 +16672,18 @@
           <w:sz w:val="27"/>
           <w:szCs w:val="27"/>
         </w:rPr>
-        <w:t>Quais são os tipos de intercâmbio?</w:t>
+        <w:t xml:space="preserve">Quais são os tipos de </w:t>
+      </w:r>
+      <w:proofErr w:type="gramStart"/>
+      <w:r>
+        <w:rPr>
+          <w:rFonts w:ascii="Calibri" w:hAnsi="Calibri" w:cs="Calibri"/>
+          <w:b/>
+          <w:color w:val="000000"/>
+          <w:sz w:val="27"/>
+          <w:szCs w:val="27"/>
+        </w:rPr>
+        <w:t>intercâmbio?</w:t>
       </w:r>
       <w:r>
         <w:rPr>
@@ -16373,9 +16692,19 @@
           <w:sz w:val="27"/>
           <w:szCs w:val="27"/>
         </w:rPr>
-        <w:t xml:space="preserve">. Disponível em: </w:t>
-      </w:r>
-      <w:hyperlink r:id="rId43" w:history="1">
+        <w:t>.</w:t>
+      </w:r>
+      <w:proofErr w:type="gramEnd"/>
+      <w:r>
+        <w:rPr>
+          <w:rFonts w:ascii="Calibri" w:hAnsi="Calibri" w:cs="Calibri"/>
+          <w:color w:val="000000"/>
+          <w:sz w:val="27"/>
+          <w:szCs w:val="27"/>
+        </w:rPr>
+        <w:t xml:space="preserve"> Disponível em: </w:t>
+      </w:r>
+      <w:hyperlink r:id="rId44" w:history="1">
         <w:r>
           <w:rPr>
             <w:rStyle w:val="Hyperlink"/>
@@ -16486,7 +16815,7 @@
         </w:rPr>
         <w:t xml:space="preserve"> Disponível em: </w:t>
       </w:r>
-      <w:hyperlink r:id="rId44" w:history="1">
+      <w:hyperlink r:id="rId45" w:history="1">
         <w:r>
           <w:rPr>
             <w:rStyle w:val="Hyperlink"/>
@@ -16595,7 +16924,7 @@
         </w:rPr>
         <w:t xml:space="preserve"> Disponível em: </w:t>
       </w:r>
-      <w:hyperlink r:id="rId45" w:history="1">
+      <w:hyperlink r:id="rId46" w:history="1">
         <w:r>
           <w:rPr>
             <w:rStyle w:val="Hyperlink"/>
@@ -16661,7 +16990,7 @@
           <w:szCs w:val="27"/>
         </w:rPr>
       </w:pPr>
-      <w:commentRangeStart w:id="108"/>
+      <w:commentRangeStart w:id="109"/>
       <w:r>
         <w:rPr>
           <w:rFonts w:asciiTheme="minorHAnsi" w:eastAsiaTheme="minorEastAsia" w:hAnsiTheme="minorHAnsi" w:cstheme="minorBidi"/>
@@ -16690,12 +17019,12 @@
         </w:rPr>
         <w:t>intercâmbio?</w:t>
       </w:r>
-      <w:commentRangeEnd w:id="108"/>
+      <w:commentRangeEnd w:id="109"/>
       <w:r>
         <w:rPr>
           <w:rStyle w:val="Refdecomentrio"/>
         </w:rPr>
-        <w:commentReference w:id="108"/>
+        <w:commentReference w:id="109"/>
       </w:r>
       <w:r>
         <w:rPr>
@@ -16716,7 +17045,7 @@
         </w:rPr>
         <w:t xml:space="preserve">Disponível em: </w:t>
       </w:r>
-      <w:hyperlink r:id="rId46" w:history="1">
+      <w:hyperlink r:id="rId47" w:history="1">
         <w:r>
           <w:rPr>
             <w:rStyle w:val="Hyperlink"/>
@@ -16790,7 +17119,7 @@
         </w:rPr>
         <w:t>RODRIGUES, Samara</w:t>
       </w:r>
-      <w:commentRangeStart w:id="109"/>
+      <w:commentRangeStart w:id="110"/>
       <w:r>
         <w:rPr>
           <w:rFonts w:asciiTheme="minorHAnsi" w:eastAsiaTheme="minorEastAsia" w:hAnsiTheme="minorHAnsi" w:cstheme="minorBidi"/>
@@ -16809,12 +17138,12 @@
         </w:rPr>
         <w:t>O que é e como fazer um mapa de empatia?</w:t>
       </w:r>
-      <w:commentRangeEnd w:id="109"/>
+      <w:commentRangeEnd w:id="110"/>
       <w:r>
         <w:rPr>
           <w:rStyle w:val="Refdecomentrio"/>
         </w:rPr>
-        <w:commentReference w:id="109"/>
+        <w:commentReference w:id="110"/>
       </w:r>
       <w:r>
         <w:rPr>
@@ -16835,7 +17164,7 @@
         </w:rPr>
         <w:t xml:space="preserve">Disponível em: </w:t>
       </w:r>
-      <w:hyperlink r:id="rId47" w:history="1">
+      <w:hyperlink r:id="rId48" w:history="1">
         <w:r>
           <w:rPr>
             <w:rStyle w:val="Hyperlink"/>
@@ -16917,8 +17246,9 @@
           <w:sz w:val="27"/>
           <w:szCs w:val="27"/>
         </w:rPr>
-        <w:t xml:space="preserve">O que é brainstorming </w:t>
-      </w:r>
+        <w:t xml:space="preserve">O que é </w:t>
+      </w:r>
+      <w:proofErr w:type="gramStart"/>
       <w:r>
         <w:rPr>
           <w:rFonts w:asciiTheme="minorHAnsi" w:eastAsiaTheme="minorEastAsia" w:hAnsiTheme="minorHAnsi" w:cstheme="minorBidi"/>
@@ -16927,7 +17257,7 @@
           <w:sz w:val="27"/>
           <w:szCs w:val="27"/>
         </w:rPr>
-        <w:t>?</w:t>
+        <w:t xml:space="preserve">brainstorming </w:t>
       </w:r>
       <w:r>
         <w:rPr>
@@ -16937,6 +17267,17 @@
           <w:sz w:val="27"/>
           <w:szCs w:val="27"/>
         </w:rPr>
+        <w:t>?</w:t>
+      </w:r>
+      <w:proofErr w:type="gramEnd"/>
+      <w:r>
+        <w:rPr>
+          <w:rFonts w:asciiTheme="minorHAnsi" w:eastAsiaTheme="minorEastAsia" w:hAnsiTheme="minorHAnsi" w:cstheme="minorBidi"/>
+          <w:b/>
+          <w:bCs/>
+          <w:sz w:val="27"/>
+          <w:szCs w:val="27"/>
+        </w:rPr>
         <w:t xml:space="preserve">. </w:t>
       </w:r>
       <w:r>
@@ -16948,7 +17289,7 @@
         </w:rPr>
         <w:t xml:space="preserve">Disponível em: </w:t>
       </w:r>
-      <w:hyperlink r:id="rId48" w:anchor="o-que-%C3%A9-brainstorming" w:history="1">
+      <w:hyperlink r:id="rId49" w:anchor="o-que-%C3%A9-brainstorming" w:history="1">
         <w:r>
           <w:rPr>
             <w:rStyle w:val="Hyperlink"/>
@@ -17013,7 +17354,7 @@
           <w:szCs w:val="27"/>
         </w:rPr>
       </w:pPr>
-      <w:commentRangeStart w:id="110"/>
+      <w:commentRangeStart w:id="111"/>
       <w:r>
         <w:rPr>
           <w:rFonts w:asciiTheme="minorHAnsi" w:eastAsiaTheme="minorEastAsia" w:hAnsiTheme="minorHAnsi" w:cstheme="minorBidi"/>
@@ -17065,15 +17406,9 @@
           <w:sz w:val="27"/>
           <w:szCs w:val="27"/>
         </w:rPr>
-        <w:t>Design Thinking.</w:t>
-      </w:r>
-      <w:commentRangeEnd w:id="110"/>
-      <w:r>
-        <w:rPr>
-          <w:rStyle w:val="Refdecomentrio"/>
-        </w:rPr>
-        <w:commentReference w:id="110"/>
-      </w:r>
+        <w:t xml:space="preserve">Design </w:t>
+      </w:r>
+      <w:proofErr w:type="spellStart"/>
       <w:r>
         <w:rPr>
           <w:rFonts w:asciiTheme="minorHAnsi" w:eastAsiaTheme="minorEastAsia" w:hAnsiTheme="minorHAnsi" w:cstheme="minorBidi"/>
@@ -17082,6 +17417,34 @@
           <w:sz w:val="27"/>
           <w:szCs w:val="27"/>
         </w:rPr>
+        <w:t>Thinking</w:t>
+      </w:r>
+      <w:proofErr w:type="spellEnd"/>
+      <w:r>
+        <w:rPr>
+          <w:rFonts w:asciiTheme="minorHAnsi" w:eastAsiaTheme="minorEastAsia" w:hAnsiTheme="minorHAnsi" w:cstheme="minorBidi"/>
+          <w:b/>
+          <w:bCs/>
+          <w:sz w:val="27"/>
+          <w:szCs w:val="27"/>
+        </w:rPr>
+        <w:t>.</w:t>
+      </w:r>
+      <w:commentRangeEnd w:id="111"/>
+      <w:r>
+        <w:rPr>
+          <w:rStyle w:val="Refdecomentrio"/>
+        </w:rPr>
+        <w:commentReference w:id="111"/>
+      </w:r>
+      <w:r>
+        <w:rPr>
+          <w:rFonts w:asciiTheme="minorHAnsi" w:eastAsiaTheme="minorEastAsia" w:hAnsiTheme="minorHAnsi" w:cstheme="minorBidi"/>
+          <w:b/>
+          <w:bCs/>
+          <w:sz w:val="27"/>
+          <w:szCs w:val="27"/>
+        </w:rPr>
         <w:t xml:space="preserve"> </w:t>
       </w:r>
       <w:r>
@@ -17093,7 +17456,7 @@
         </w:rPr>
         <w:t xml:space="preserve">Disponível em: </w:t>
       </w:r>
-      <w:hyperlink r:id="rId49" w:history="1">
+      <w:hyperlink r:id="rId50" w:history="1">
         <w:r>
           <w:rPr>
             <w:rStyle w:val="Hyperlink"/>
@@ -17168,7 +17531,7 @@
         </w:rPr>
         <w:t>SIQUEIRA, André</w:t>
       </w:r>
-      <w:commentRangeStart w:id="111"/>
+      <w:commentRangeStart w:id="112"/>
       <w:r>
         <w:rPr>
           <w:rFonts w:asciiTheme="minorHAnsi" w:eastAsiaTheme="minorEastAsia" w:hAnsiTheme="minorHAnsi" w:cstheme="minorBidi"/>
@@ -17187,12 +17550,12 @@
         </w:rPr>
         <w:t>Persona: o que é, como definir e por que criar uma para sua empresa.</w:t>
       </w:r>
-      <w:commentRangeEnd w:id="111"/>
+      <w:commentRangeEnd w:id="112"/>
       <w:r>
         <w:rPr>
           <w:rStyle w:val="Refdecomentrio"/>
         </w:rPr>
-        <w:commentReference w:id="111"/>
+        <w:commentReference w:id="112"/>
       </w:r>
       <w:r>
         <w:rPr>
@@ -17216,7 +17579,7 @@
       <w:r>
         <w:t xml:space="preserve"> </w:t>
       </w:r>
-      <w:hyperlink r:id="rId50" w:history="1">
+      <w:hyperlink r:id="rId51" w:history="1">
         <w:r>
           <w:rPr>
             <w:rStyle w:val="Hyperlink"/>
@@ -17246,18 +17609,7 @@
           <w:sz w:val="27"/>
           <w:szCs w:val="27"/>
         </w:rPr>
-        <w:t xml:space="preserve"> ago</w:t>
-      </w:r>
-      <w:bookmarkStart w:id="112" w:name="_GoBack"/>
-      <w:bookmarkEnd w:id="112"/>
-      <w:r>
-        <w:rPr>
-          <w:rFonts w:ascii="Calibri" w:hAnsi="Calibri" w:cs="Calibri"/>
-          <w:color w:val="000000"/>
-          <w:sz w:val="27"/>
-          <w:szCs w:val="27"/>
-        </w:rPr>
-        <w:t xml:space="preserve">. </w:t>
+        <w:t xml:space="preserve"> ago. </w:t>
       </w:r>
       <w:r>
         <w:rPr>
@@ -17316,7 +17668,7 @@
         </w:rPr>
         <w:t xml:space="preserve">? Disponível em: </w:t>
       </w:r>
-      <w:hyperlink r:id="rId51" w:history="1">
+      <w:hyperlink r:id="rId52" w:history="1">
         <w:r>
           <w:rPr>
             <w:rStyle w:val="Hyperlink"/>
@@ -17422,7 +17774,7 @@
         </w:rPr>
         <w:t xml:space="preserve">: </w:t>
       </w:r>
-      <w:hyperlink r:id="rId52" w:anchor="2014952962" w:history="1">
+      <w:hyperlink r:id="rId53" w:anchor="2014952962" w:history="1">
         <w:r>
           <w:rPr>
             <w:rStyle w:val="Hyperlink"/>
@@ -17517,7 +17869,7 @@
         </w:rPr>
         <w:t xml:space="preserve">: </w:t>
       </w:r>
-      <w:hyperlink r:id="rId53" w:history="1">
+      <w:hyperlink r:id="rId54" w:history="1">
         <w:r>
           <w:rPr>
             <w:rStyle w:val="Hyperlink"/>
@@ -17594,7 +17946,7 @@
         </w:rPr>
         <w:t xml:space="preserve">: </w:t>
       </w:r>
-      <w:hyperlink r:id="rId54" w:history="1">
+      <w:hyperlink r:id="rId55" w:history="1">
         <w:r>
           <w:rPr>
             <w:rStyle w:val="Hyperlink"/>
@@ -17652,7 +18004,29 @@
           <w:sz w:val="27"/>
           <w:szCs w:val="27"/>
         </w:rPr>
-        <w:t xml:space="preserve">Síntese de indicadores sociais: trabalho, padraõ de vida e distribuição de rendimentos no Brasil. </w:t>
+        <w:t xml:space="preserve">Síntese de indicadores sociais: trabalho, </w:t>
+      </w:r>
+      <w:proofErr w:type="spellStart"/>
+      <w:r>
+        <w:rPr>
+          <w:rFonts w:ascii="Calibri" w:hAnsi="Calibri" w:cs="Calibri"/>
+          <w:b/>
+          <w:color w:val="000000"/>
+          <w:sz w:val="27"/>
+          <w:szCs w:val="27"/>
+        </w:rPr>
+        <w:t>padraõ</w:t>
+      </w:r>
+      <w:proofErr w:type="spellEnd"/>
+      <w:r>
+        <w:rPr>
+          <w:rFonts w:ascii="Calibri" w:hAnsi="Calibri" w:cs="Calibri"/>
+          <w:b/>
+          <w:color w:val="000000"/>
+          <w:sz w:val="27"/>
+          <w:szCs w:val="27"/>
+        </w:rPr>
+        <w:t xml:space="preserve"> de vida e distribuição de rendimentos no Brasil. </w:t>
       </w:r>
       <w:r>
         <w:rPr>
@@ -17672,7 +18046,7 @@
         </w:rPr>
         <w:t xml:space="preserve">: </w:t>
       </w:r>
-      <w:hyperlink r:id="rId55" w:history="1">
+      <w:hyperlink r:id="rId56" w:history="1">
         <w:r>
           <w:rPr>
             <w:rStyle w:val="Hyperlink"/>
@@ -17776,7 +18150,7 @@
         </w:rPr>
         <w:t xml:space="preserve">: </w:t>
       </w:r>
-      <w:hyperlink r:id="rId56" w:history="1">
+      <w:hyperlink r:id="rId57" w:history="1">
         <w:r>
           <w:rPr>
             <w:rStyle w:val="Hyperlink"/>
@@ -17794,16 +18168,7 @@
           <w:sz w:val="27"/>
           <w:szCs w:val="27"/>
         </w:rPr>
-        <w:t xml:space="preserve"> </w:t>
-      </w:r>
-      <w:r>
-        <w:rPr>
-          <w:rFonts w:asciiTheme="minorHAnsi" w:hAnsiTheme="minorHAnsi" w:cstheme="minorHAnsi"/>
-          <w:color w:val="000000"/>
-          <w:sz w:val="27"/>
-          <w:szCs w:val="27"/>
-        </w:rPr>
-        <w:t xml:space="preserve">. </w:t>
+        <w:t xml:space="preserve"> . </w:t>
       </w:r>
       <w:r>
         <w:rPr>
@@ -17991,7 +18356,7 @@
     </w:p>
     <w:p/>
     <w:sectPr>
-      <w:headerReference w:type="default" r:id="rId57"/>
+      <w:headerReference w:type="default" r:id="rId58"/>
       <w:pgSz w:w="11906" w:h="16838"/>
       <w:pgMar w:top="1701" w:right="1134" w:bottom="1134" w:left="1701" w:header="709" w:footer="709" w:gutter="0"/>
       <w:cols w:space="708"/>
@@ -18002,7 +18367,7 @@
 </file>
 
 <file path=word/comments.xml><?xml version="1.0" encoding="utf-8"?>
-<w:comments xmlns:wpc="http://schemas.microsoft.com/office/word/2010/wordprocessingCanvas" xmlns:cx="http://schemas.microsoft.com/office/drawing/2014/chartex" xmlns:mc="http://schemas.openxmlformats.org/markup-compatibility/2006" xmlns:o="urn:schemas-microsoft-com:office:office" xmlns:r="http://schemas.openxmlformats.org/officeDocument/2006/relationships" xmlns:m="http://schemas.openxmlformats.org/officeDocument/2006/math" xmlns:v="urn:schemas-microsoft-com:vml" xmlns:wp14="http://schemas.microsoft.com/office/word/2010/wordprocessingDrawing" xmlns:wp="http://schemas.openxmlformats.org/drawingml/2006/wordprocessingDrawing" xmlns:w10="urn:schemas-microsoft-com:office:word" xmlns:w="http://schemas.openxmlformats.org/wordprocessingml/2006/main" xmlns:w14="http://schemas.microsoft.com/office/word/2010/wordml" xmlns:w15="http://schemas.microsoft.com/office/word/2012/wordml" xmlns:w16se="http://schemas.microsoft.com/office/word/2015/wordml/symex" xmlns:wpg="http://schemas.microsoft.com/office/word/2010/wordprocessingGroup" xmlns:wpi="http://schemas.microsoft.com/office/word/2010/wordprocessingInk" xmlns:wne="http://schemas.microsoft.com/office/word/2006/wordml" xmlns:wps="http://schemas.microsoft.com/office/word/2010/wordprocessingShape" mc:Ignorable="w14 w15 w16se wp14">
+<w:comments xmlns:wpc="http://schemas.microsoft.com/office/word/2010/wordprocessingCanvas" xmlns:cx="http://schemas.microsoft.com/office/drawing/2014/chartex" xmlns:cx1="http://schemas.microsoft.com/office/drawing/2015/9/8/chartex" xmlns:cx2="http://schemas.microsoft.com/office/drawing/2015/10/21/chartex" xmlns:cx3="http://schemas.microsoft.com/office/drawing/2016/5/9/chartex" xmlns:cx4="http://schemas.microsoft.com/office/drawing/2016/5/10/chartex" xmlns:cx5="http://schemas.microsoft.com/office/drawing/2016/5/11/chartex" xmlns:cx6="http://schemas.microsoft.com/office/drawing/2016/5/12/chartex" xmlns:cx7="http://schemas.microsoft.com/office/drawing/2016/5/13/chartex" xmlns:cx8="http://schemas.microsoft.com/office/drawing/2016/5/14/chartex" xmlns:mc="http://schemas.openxmlformats.org/markup-compatibility/2006" xmlns:aink="http://schemas.microsoft.com/office/drawing/2016/ink" xmlns:am3d="http://schemas.microsoft.com/office/drawing/2017/model3d" xmlns:o="urn:schemas-microsoft-com:office:office" xmlns:r="http://schemas.openxmlformats.org/officeDocument/2006/relationships" xmlns:m="http://schemas.openxmlformats.org/officeDocument/2006/math" xmlns:v="urn:schemas-microsoft-com:vml" xmlns:wp14="http://schemas.microsoft.com/office/word/2010/wordprocessingDrawing" xmlns:wp="http://schemas.openxmlformats.org/drawingml/2006/wordprocessingDrawing" xmlns:w10="urn:schemas-microsoft-com:office:word" xmlns:w="http://schemas.openxmlformats.org/wordprocessingml/2006/main" xmlns:w14="http://schemas.microsoft.com/office/word/2010/wordml" xmlns:w15="http://schemas.microsoft.com/office/word/2012/wordml" xmlns:w16cid="http://schemas.microsoft.com/office/word/2016/wordml/cid" xmlns:w16se="http://schemas.microsoft.com/office/word/2015/wordml/symex" xmlns:wpg="http://schemas.microsoft.com/office/word/2010/wordprocessingGroup" xmlns:wpi="http://schemas.microsoft.com/office/word/2010/wordprocessingInk" xmlns:wne="http://schemas.microsoft.com/office/word/2006/wordml" xmlns:wps="http://schemas.microsoft.com/office/word/2010/wordprocessingShape" mc:Ignorable="w14 w15 w16se w16cid wp14">
   <w:comment w:id="1" w:author="Cíntia Maria de Araújo Pinho" w:date="2026-09-01T23:56:00Z" w:initials="CP">
     <w:p>
       <w:r>
@@ -18071,7 +18436,15 @@
   <w:comment w:id="14" w:author="Cíntia Maria de Araújo Pinho" w:date="2026-09-01T22:56:00Z" w:initials="CP">
     <w:p>
       <w:r>
-        <w:t>Não começa com verbo no infinitivo ("O InterWay tem como principal objetivo...") — reescrever como "Atuar como..." ou similar.</w:t>
+        <w:t xml:space="preserve">Não começa com verbo no infinitivo ("O </w:t>
+      </w:r>
+      <w:proofErr w:type="spellStart"/>
+      <w:r>
+        <w:t>InterWay</w:t>
+      </w:r>
+      <w:proofErr w:type="spellEnd"/>
+      <w:r>
+        <w:t xml:space="preserve"> tem como principal objetivo...") — reescrever como "Atuar como..." ou similar.</w:t>
       </w:r>
     </w:p>
   </w:comment>
@@ -18098,21 +18471,45 @@
       </w:r>
     </w:p>
   </w:comment>
-  <w:comment w:id="22" w:author="Cíntia Maria de Araújo Pinho" w:date="2026-09-01T22:56:00Z" w:initials="CP">
-    <w:p>
-      <w:r>
-        <w:t>Erros de digitação ("inormações", "disponobilizadas") e sem conexão com nenhuma ODS.</w:t>
+  <w:comment w:id="23" w:author="Cíntia Maria de Araújo Pinho" w:date="2026-09-01T22:56:00Z" w:initials="CP">
+    <w:p>
+      <w:r>
+        <w:t>Erros de digitação ("</w:t>
+      </w:r>
+      <w:proofErr w:type="spellStart"/>
+      <w:r>
+        <w:t>inormações</w:t>
+      </w:r>
+      <w:proofErr w:type="spellEnd"/>
+      <w:r>
+        <w:t>", "</w:t>
+      </w:r>
+      <w:proofErr w:type="spellStart"/>
+      <w:r>
+        <w:t>disponobilizadas</w:t>
+      </w:r>
+      <w:proofErr w:type="spellEnd"/>
+      <w:r>
+        <w:t>") e sem conexão com nenhuma ODS.</w:t>
       </w:r>
     </w:p>
   </w:comment>
-  <w:comment w:id="24" w:author="Cíntia Maria de Araújo Pinho" w:date="2026-09-01T22:56:00Z" w:initials="CP">
-    <w:p>
-      <w:r>
-        <w:t>Pendente da correção anterior: o capítulo continua com só 2 subseções (mínimo 3) e nenhuma dedicada às tecnologias usadas no InterWay; a numeração chega a 2.2.1.1.1 (5 níveis) — reorganizar.</w:t>
+  <w:comment w:id="25" w:author="Cíntia Maria de Araújo Pinho" w:date="2026-09-01T22:56:00Z" w:initials="CP">
+    <w:p>
+      <w:r>
+        <w:t xml:space="preserve">Pendente da correção anterior: o capítulo continua com só 2 subseções (mínimo 3) e nenhuma dedicada às tecnologias usadas no </w:t>
+      </w:r>
+      <w:proofErr w:type="spellStart"/>
+      <w:r>
+        <w:t>InterWay</w:t>
+      </w:r>
+      <w:proofErr w:type="spellEnd"/>
+      <w:r>
+        <w:t>; a numeração chega a 2.2.1.1.1 (5 níveis) — reorganizar.</w:t>
       </w:r>
     </w:p>
   </w:comment>
-  <w:comment w:id="25" w:author="Cíntia Maria de Araújo Pinho" w:date="2026-09-01T20:31:00Z" w:initials="CMdAP">
+  <w:comment w:id="26" w:author="Cíntia Maria de Araújo Pinho" w:date="2026-09-01T20:31:00Z" w:initials="CMdAP">
     <w:p>
       <w:pPr>
         <w:pStyle w:val="Textodecomentrio"/>
@@ -18135,7 +18532,7 @@
       </w:r>
     </w:p>
   </w:comment>
-  <w:comment w:id="27" w:author="Cíntia Maria de Araújo Pinho" w:date="2026-09-01T20:32:00Z" w:initials="CMdAP">
+  <w:comment w:id="28" w:author="Cíntia Maria de Araújo Pinho" w:date="2026-09-01T20:32:00Z" w:initials="CMdAP">
     <w:p>
       <w:pPr>
         <w:pStyle w:val="Textodecomentrio"/>
@@ -18154,18 +18551,34 @@
       </w:r>
       <w:r>
         <w:br/>
-        <w:t>Senti falta de dados estatísticos aqui, falando sobre a procura pro intercâmbio, qual o público que costuma fazer em dados mesmo. Certeza que deve ter em algum lugar.</w:t>
+        <w:t xml:space="preserve">Senti falta de dados estatísticos aqui, falando sobre a procura </w:t>
+      </w:r>
+      <w:proofErr w:type="gramStart"/>
+      <w:r>
+        <w:t>pro</w:t>
+      </w:r>
+      <w:proofErr w:type="gramEnd"/>
+      <w:r>
+        <w:t xml:space="preserve"> intercâmbio, qual o público que costuma fazer em dados mesmo. Certeza que deve ter em algum lugar.</w:t>
       </w:r>
     </w:p>
   </w:comment>
-  <w:comment w:id="29" w:author="Cíntia Maria de Araújo Pinho" w:date="2026-09-01T22:56:00Z" w:initials="CP">
+  <w:comment w:id="30" w:author="Cíntia Maria de Araújo Pinho" w:date="2026-09-01T22:56:00Z" w:initials="CP">
     <w:p>
       <w:r>
         <w:t>sem citação em nenhum item — o Referencial Teórico deve ser em parágrafos corridos, com citação.</w:t>
       </w:r>
       <w:r>
         <w:br/>
-        <w:t xml:space="preserve">Faltou os subtópoicos aqui, seriam de nível 4, a parte de </w:t>
+        <w:t xml:space="preserve">Faltou os </w:t>
+      </w:r>
+      <w:proofErr w:type="spellStart"/>
+      <w:r>
+        <w:t>subtópoicos</w:t>
+      </w:r>
+      <w:proofErr w:type="spellEnd"/>
+      <w:r>
+        <w:t xml:space="preserve"> aqui, seriam de nível 4, a parte de </w:t>
       </w:r>
     </w:p>
     <w:p>
@@ -18209,7 +18622,7 @@
       </w:r>
     </w:p>
   </w:comment>
-  <w:comment w:id="30" w:author="Cíntia Maria de Araújo Pinho" w:date="2026-09-01T20:33:00Z" w:initials="CMdAP">
+  <w:comment w:id="31" w:author="Cíntia Maria de Araújo Pinho" w:date="2026-09-01T20:33:00Z" w:initials="CMdAP">
     <w:p>
       <w:pPr>
         <w:pStyle w:val="Textodecomentrio"/>
@@ -18225,7 +18638,7 @@
       </w:r>
     </w:p>
   </w:comment>
-  <w:comment w:id="32" w:author="Cíntia Maria de Araújo Pinho" w:date="2026-09-01T20:34:00Z" w:initials="CMdAP">
+  <w:comment w:id="33" w:author="Cíntia Maria de Araújo Pinho" w:date="2026-09-01T20:34:00Z" w:initials="CMdAP">
     <w:p>
       <w:pPr>
         <w:pStyle w:val="Textodecomentrio"/>
@@ -18241,7 +18654,7 @@
       </w:r>
     </w:p>
   </w:comment>
-  <w:comment w:id="34" w:author="Cíntia Maria de Araújo Pinho" w:date="2026-09-01T20:34:00Z" w:initials="CMdAP">
+  <w:comment w:id="35" w:author="Cíntia Maria de Araújo Pinho" w:date="2026-09-01T20:34:00Z" w:initials="CMdAP">
     <w:p>
       <w:pPr>
         <w:pStyle w:val="Textodecomentrio"/>
@@ -18257,21 +18670,37 @@
       </w:r>
     </w:p>
   </w:comment>
-  <w:comment w:id="37" w:author="Cíntia Maria de Araújo Pinho" w:date="2026-09-01T22:56:00Z" w:initials="CP">
-    <w:p>
-      <w:r>
-        <w:t>este parágrafo descreve uma corretora de valores (ordens de compra/venda, saldos) — não tem relação com a plataforma InterWay. Reescrever para o contexto do projeto.</w:t>
+  <w:comment w:id="38" w:author="Cíntia Maria de Araújo Pinho" w:date="2026-09-01T22:56:00Z" w:initials="CP">
+    <w:p>
+      <w:r>
+        <w:t xml:space="preserve">este parágrafo descreve uma corretora de valores (ordens de compra/venda, saldos) — não tem relação com a plataforma </w:t>
+      </w:r>
+      <w:proofErr w:type="spellStart"/>
+      <w:r>
+        <w:t>InterWay</w:t>
+      </w:r>
+      <w:proofErr w:type="spellEnd"/>
+      <w:r>
+        <w:t>. Reescrever para o contexto do projeto.</w:t>
       </w:r>
     </w:p>
   </w:comment>
-  <w:comment w:id="39" w:author="Cíntia Maria de Araújo Pinho" w:date="2026-09-01T22:56:00Z" w:initials="CP">
-    <w:p>
-      <w:r>
-        <w:t>"Estudos mostram" sem citar quais, e o parágrafo não conecta ao InterWay.</w:t>
+  <w:comment w:id="40" w:author="Cíntia Maria de Araújo Pinho" w:date="2026-09-01T22:56:00Z" w:initials="CP">
+    <w:p>
+      <w:r>
+        <w:t xml:space="preserve">"Estudos mostram" sem citar quais, e o parágrafo não conecta ao </w:t>
+      </w:r>
+      <w:proofErr w:type="spellStart"/>
+      <w:r>
+        <w:t>InterWay</w:t>
+      </w:r>
+      <w:proofErr w:type="spellEnd"/>
+      <w:r>
+        <w:t>.</w:t>
       </w:r>
     </w:p>
   </w:comment>
-  <w:comment w:id="36" w:author="Cíntia Maria de Araújo Pinho" w:date="2026-09-01T20:35:00Z" w:initials="CMdAP">
+  <w:comment w:id="37" w:author="Cíntia Maria de Araújo Pinho" w:date="2026-09-01T20:35:00Z" w:initials="CMdAP">
     <w:p>
       <w:pPr>
         <w:pStyle w:val="Textodecomentrio"/>
@@ -18287,7 +18716,7 @@
       </w:r>
     </w:p>
   </w:comment>
-  <w:comment w:id="40" w:author="Cíntia Maria de Araújo Pinho" w:date="2026-09-01T20:36:00Z" w:initials="CMdAP">
+  <w:comment w:id="41" w:author="Cíntia Maria de Araújo Pinho" w:date="2026-09-01T20:36:00Z" w:initials="CMdAP">
     <w:p>
       <w:pPr>
         <w:pStyle w:val="Textodecomentrio"/>
@@ -18299,11 +18728,21 @@
         <w:annotationRef/>
       </w:r>
       <w:r>
-        <w:t>Faltou a parte das tecnologias usadas no trabalho, da impressão que não expliquei nada, esse capitulo esta totalmente fora do que expliquei e parece não olharam nem o exemplo dos outros anos.</w:t>
+        <w:t xml:space="preserve">Faltou a parte das tecnologias usadas no trabalho, da impressão que não expliquei nada, esse capitulo </w:t>
+      </w:r>
+      <w:proofErr w:type="spellStart"/>
+      <w:proofErr w:type="gramStart"/>
+      <w:r>
+        <w:t>esta</w:t>
+      </w:r>
+      <w:proofErr w:type="spellEnd"/>
+      <w:proofErr w:type="gramEnd"/>
+      <w:r>
+        <w:t xml:space="preserve"> totalmente fora do que expliquei e parece não olharam nem o exemplo dos outros anos.</w:t>
       </w:r>
     </w:p>
   </w:comment>
-  <w:comment w:id="42" w:author="Prof" w:date="2026-06-11T10:40:00Z" w:initials="P">
+  <w:comment w:id="43" w:author="Prof" w:date="2026-06-11T10:40:00Z" w:initials="P">
     <w:p>
       <w:pPr>
         <w:pStyle w:val="Textodecomentrio"/>
@@ -18315,18 +18754,31 @@
         <w:annotationRef/>
       </w:r>
       <w:r>
-        <w:t>Não está na bilbiografia</w:t>
-      </w:r>
+        <w:t xml:space="preserve">Não está na </w:t>
+      </w:r>
+      <w:proofErr w:type="spellStart"/>
+      <w:r>
+        <w:t>bilbiografia</w:t>
+      </w:r>
+      <w:proofErr w:type="spellEnd"/>
     </w:p>
   </w:comment>
-  <w:comment w:id="44" w:author="Cíntia Maria de Araújo Pinho" w:date="2026-09-01T22:56:00Z" w:initials="CP">
-    <w:p>
-      <w:r>
-        <w:t>Falta um parágrafo descrevendo como o grupo efetivamente elaborou o próprio Caderno de Sensibilidade — só há a definição geral, citada sem ano (Projectool).</w:t>
+  <w:comment w:id="45" w:author="Cíntia Maria de Araújo Pinho" w:date="2026-09-01T22:56:00Z" w:initials="CP">
+    <w:p>
+      <w:r>
+        <w:t>Falta um parágrafo descrevendo como o grupo efetivamente elaborou o próprio Caderno de Sensibilidade — só há a definição geral, citada sem ano (</w:t>
+      </w:r>
+      <w:proofErr w:type="spellStart"/>
+      <w:r>
+        <w:t>Projectool</w:t>
+      </w:r>
+      <w:proofErr w:type="spellEnd"/>
+      <w:r>
+        <w:t>).</w:t>
       </w:r>
     </w:p>
   </w:comment>
-  <w:comment w:id="45" w:author="Cíntia Maria de Araújo Pinho" w:date="2026-09-01T20:37:00Z" w:initials="CMdAP">
+  <w:comment w:id="46" w:author="Cíntia Maria de Araújo Pinho" w:date="2026-09-01T20:37:00Z" w:initials="CMdAP">
     <w:p>
       <w:pPr>
         <w:pStyle w:val="Textodecomentrio"/>
@@ -18342,7 +18794,7 @@
       </w:r>
     </w:p>
   </w:comment>
-  <w:comment w:id="48" w:author="Cíntia Maria de Araújo Pinho" w:date="2026-09-01T20:37:00Z" w:initials="CMdAP">
+  <w:comment w:id="49" w:author="Cíntia Maria de Araújo Pinho" w:date="2026-09-01T20:37:00Z" w:initials="CMdAP">
     <w:p>
       <w:pPr>
         <w:pStyle w:val="Textodecomentrio"/>
@@ -18358,14 +18810,22 @@
       </w:r>
     </w:p>
   </w:comment>
-  <w:comment w:id="50" w:author="Cíntia Maria de Araújo Pinho" w:date="2026-09-01T22:56:00Z" w:initials="CP">
-    <w:p>
-      <w:r>
-        <w:t>O emoji 😊 não bate com o sentimento descrito (tristeza) — revisar.</w:t>
+  <w:comment w:id="51" w:author="Cíntia Maria de Araújo Pinho" w:date="2026-09-01T22:56:00Z" w:initials="CP">
+    <w:p>
+      <w:r>
+        <w:t xml:space="preserve">O </w:t>
+      </w:r>
+      <w:proofErr w:type="spellStart"/>
+      <w:r>
+        <w:t>emoji</w:t>
+      </w:r>
+      <w:proofErr w:type="spellEnd"/>
+      <w:r>
+        <w:t xml:space="preserve"> 😊 não bate com o sentimento descrito (tristeza) — revisar.</w:t>
       </w:r>
     </w:p>
   </w:comment>
-  <w:comment w:id="49" w:author="Prof" w:date="2026-06-11T10:39:00Z" w:initials="P">
+  <w:comment w:id="50" w:author="Prof" w:date="2026-06-11T10:39:00Z" w:initials="P">
     <w:p>
       <w:pPr>
         <w:pStyle w:val="Textodecomentrio"/>
@@ -18377,18 +18837,26 @@
         <w:annotationRef/>
       </w:r>
       <w:r>
-        <w:t>Casar com problemárica e justificativa</w:t>
+        <w:t xml:space="preserve">Casar com </w:t>
+      </w:r>
+      <w:proofErr w:type="spellStart"/>
+      <w:r>
+        <w:t>problemárica</w:t>
+      </w:r>
+      <w:proofErr w:type="spellEnd"/>
+      <w:r>
+        <w:t xml:space="preserve"> e justificativa</w:t>
       </w:r>
     </w:p>
   </w:comment>
-  <w:comment w:id="52" w:author="Cíntia Maria de Araújo Pinho" w:date="2026-09-01T22:56:00Z" w:initials="CP">
+  <w:comment w:id="53" w:author="Cíntia Maria de Araújo Pinho" w:date="2026-09-01T22:56:00Z" w:initials="CP">
     <w:p>
       <w:r>
         <w:t>o parágrafo não diz quando foi feita, com quantas pessoas, nem o critério de escolha do público — só o objetivo geral.</w:t>
       </w:r>
     </w:p>
   </w:comment>
-  <w:comment w:id="53" w:author="Cíntia Maria de Araújo Pinho" w:date="2026-09-01T20:38:00Z" w:initials="CMdAP">
+  <w:comment w:id="54" w:author="Cíntia Maria de Araújo Pinho" w:date="2026-09-01T20:38:00Z" w:initials="CMdAP">
     <w:p>
       <w:pPr>
         <w:pStyle w:val="Textodecomentrio"/>
@@ -18401,7 +18869,7 @@
       </w:r>
     </w:p>
   </w:comment>
-  <w:comment w:id="56" w:author="Cíntia Maria de Araújo Pinho" w:date="2026-09-01T20:38:00Z" w:initials="CMdAP">
+  <w:comment w:id="57" w:author="Cíntia Maria de Araújo Pinho" w:date="2026-09-01T20:38:00Z" w:initials="CMdAP">
     <w:p>
       <w:pPr>
         <w:pStyle w:val="Textodecomentrio"/>
@@ -18417,7 +18885,7 @@
       </w:r>
     </w:p>
   </w:comment>
-  <w:comment w:id="62" w:author="Cíntia Maria de Araújo Pinho" w:date="2026-09-01T20:38:00Z" w:initials="CMdAP">
+  <w:comment w:id="63" w:author="Cíntia Maria de Araújo Pinho" w:date="2026-09-01T20:38:00Z" w:initials="CMdAP">
     <w:p>
       <w:pPr>
         <w:pStyle w:val="Textodecomentrio"/>
@@ -18429,11 +18897,16 @@
         <w:annotationRef/>
       </w:r>
       <w:r>
-        <w:t>Fora da formatação abnt</w:t>
-      </w:r>
+        <w:t xml:space="preserve">Fora da formatação </w:t>
+      </w:r>
+      <w:proofErr w:type="spellStart"/>
+      <w:r>
+        <w:t>abnt</w:t>
+      </w:r>
+      <w:proofErr w:type="spellEnd"/>
     </w:p>
   </w:comment>
-  <w:comment w:id="63" w:author="Cíntia Maria de Araújo Pinho" w:date="2026-09-01T20:39:00Z" w:initials="CMdAP">
+  <w:comment w:id="64" w:author="Cíntia Maria de Araújo Pinho" w:date="2026-09-01T20:39:00Z" w:initials="CMdAP">
     <w:p>
       <w:pPr>
         <w:pStyle w:val="Textodecomentrio"/>
@@ -18449,7 +18922,7 @@
       </w:r>
     </w:p>
   </w:comment>
-  <w:comment w:id="65" w:author="Cíntia Maria de Araújo Pinho" w:date="2026-09-01T20:39:00Z" w:initials="CMdAP">
+  <w:comment w:id="66" w:author="Cíntia Maria de Araújo Pinho" w:date="2026-09-01T20:39:00Z" w:initials="CMdAP">
     <w:p>
       <w:pPr>
         <w:pStyle w:val="Textodecomentrio"/>
@@ -18460,26 +18933,55 @@
         </w:rPr>
         <w:annotationRef/>
       </w:r>
-      <w:r>
-        <w:t>Todos os comentários não segue a formatação ideal da abnt, corrigir em todos; arial, 12, justificado, espaçamento 1,5 entre linhas.</w:t>
+      <w:proofErr w:type="gramStart"/>
+      <w:r>
+        <w:t>Todos os comentários não segue</w:t>
+      </w:r>
+      <w:proofErr w:type="gramEnd"/>
+      <w:r>
+        <w:t xml:space="preserve"> a formatação ideal da </w:t>
+      </w:r>
+      <w:proofErr w:type="spellStart"/>
+      <w:r>
+        <w:t>abnt</w:t>
+      </w:r>
+      <w:proofErr w:type="spellEnd"/>
+      <w:r>
+        <w:t xml:space="preserve">, corrigir em todos; </w:t>
+      </w:r>
+      <w:proofErr w:type="spellStart"/>
+      <w:r>
+        <w:t>arial</w:t>
+      </w:r>
+      <w:proofErr w:type="spellEnd"/>
+      <w:r>
+        <w:t>, 12, justificado, espaçamento 1,5 entre linhas.</w:t>
       </w:r>
     </w:p>
   </w:comment>
-  <w:comment w:id="66" w:author="Cíntia Maria de Araújo Pinho" w:date="2026-09-01T22:56:00Z" w:initials="CP">
+  <w:comment w:id="67" w:author="Cíntia Maria de Araújo Pinho" w:date="2026-09-01T22:56:00Z" w:initials="CP">
     <w:p>
       <w:r>
         <w:t>falta a conclusão da pesquisa de campo depois deste último gráfico, sintetizando os achados.</w:t>
       </w:r>
     </w:p>
   </w:comment>
-  <w:comment w:id="69" w:author="Cíntia Maria de Araújo Pinho" w:date="2026-09-01T22:56:00Z" w:initials="CP">
-    <w:p>
-      <w:r>
-        <w:t>Falta "Fonte: Os autores, [ano]" depois da Figura 3 — é o único artefato de Design Thinking do capítulo sem essa indicação.</w:t>
+  <w:comment w:id="70" w:author="Cíntia Maria de Araújo Pinho" w:date="2026-09-01T22:56:00Z" w:initials="CP">
+    <w:p>
+      <w:r>
+        <w:t xml:space="preserve">Falta "Fonte: Os autores, [ano]" depois da Figura 3 — é o único artefato de Design </w:t>
+      </w:r>
+      <w:proofErr w:type="spellStart"/>
+      <w:r>
+        <w:t>Thinking</w:t>
+      </w:r>
+      <w:proofErr w:type="spellEnd"/>
+      <w:r>
+        <w:t xml:space="preserve"> do capítulo sem essa indicação.</w:t>
       </w:r>
     </w:p>
   </w:comment>
-  <w:comment w:id="70" w:author="Cíntia Maria de Araújo Pinho" w:date="2026-09-01T20:41:00Z" w:initials="CMdAP">
+  <w:comment w:id="71" w:author="Cíntia Maria de Araújo Pinho" w:date="2026-09-01T20:41:00Z" w:initials="CMdAP">
     <w:p>
       <w:pPr>
         <w:pStyle w:val="Textodecomentrio"/>
@@ -18495,7 +18997,7 @@
       </w:r>
     </w:p>
   </w:comment>
-  <w:comment w:id="79" w:author="Cíntia Maria de Araújo Pinho" w:date="2026-09-01T20:42:00Z" w:initials="CMdAP">
+  <w:comment w:id="80" w:author="Cíntia Maria de Araújo Pinho" w:date="2026-09-01T20:42:00Z" w:initials="CMdAP">
     <w:p>
       <w:pPr>
         <w:pStyle w:val="Textodecomentrio"/>
@@ -18518,14 +19020,38 @@
       </w:r>
     </w:p>
   </w:comment>
-  <w:comment w:id="83" w:author="Cíntia Maria de Araújo Pinho" w:date="2026-09-01T22:56:00Z" w:initials="CP">
-    <w:p>
-      <w:r>
-        <w:t>"Simon Snik" (o correto é Sinek), e a definição continua sem citação (ano e referência) nem parágrafo aplicando ao InterWay — só a imagem tem o Porquê/Como/O quê.</w:t>
+  <w:comment w:id="84" w:author="Cíntia Maria de Araújo Pinho" w:date="2026-09-01T22:56:00Z" w:initials="CP">
+    <w:p>
+      <w:r>
+        <w:t xml:space="preserve">"Simon </w:t>
+      </w:r>
+      <w:proofErr w:type="spellStart"/>
+      <w:r>
+        <w:t>Snik</w:t>
+      </w:r>
+      <w:proofErr w:type="spellEnd"/>
+      <w:r>
+        <w:t xml:space="preserve">" (o correto é </w:t>
+      </w:r>
+      <w:proofErr w:type="spellStart"/>
+      <w:r>
+        <w:t>Sinek</w:t>
+      </w:r>
+      <w:proofErr w:type="spellEnd"/>
+      <w:r>
+        <w:t xml:space="preserve">), e a definição continua sem citação (ano e referência) nem parágrafo aplicando ao </w:t>
+      </w:r>
+      <w:proofErr w:type="spellStart"/>
+      <w:r>
+        <w:t>InterWay</w:t>
+      </w:r>
+      <w:proofErr w:type="spellEnd"/>
+      <w:r>
+        <w:t xml:space="preserve"> — só a imagem tem o Porquê/Como/O quê.</w:t>
       </w:r>
     </w:p>
   </w:comment>
-  <w:comment w:id="87" w:author="Cíntia Maria de Araújo Pinho" w:date="2026-09-01T20:43:00Z" w:initials="CMdAP">
+  <w:comment w:id="88" w:author="Cíntia Maria de Araújo Pinho" w:date="2026-09-01T20:43:00Z" w:initials="CMdAP">
     <w:p>
       <w:pPr>
         <w:pStyle w:val="Textodecomentrio"/>
@@ -18537,7 +19063,15 @@
         <w:annotationRef/>
       </w:r>
       <w:r>
-        <w:t>Aqui já deveria ter a análise dos concorrentes que já foi feita, é o primeiro tótpico.</w:t>
+        <w:t xml:space="preserve">Aqui já deveria ter a análise dos concorrentes que já foi feita, é o primeiro </w:t>
+      </w:r>
+      <w:proofErr w:type="spellStart"/>
+      <w:r>
+        <w:t>tótpico</w:t>
+      </w:r>
+      <w:proofErr w:type="spellEnd"/>
+      <w:r>
+        <w:t>.</w:t>
       </w:r>
       <w:r>
         <w:br/>
@@ -18548,14 +19082,14 @@
       </w:r>
     </w:p>
   </w:comment>
-  <w:comment w:id="90" w:author="Cíntia Maria de Araújo Pinho" w:date="2026-09-01T22:56:00Z" w:initials="CP">
+  <w:comment w:id="91" w:author="Cíntia Maria de Araújo Pinho" w:date="2026-09-01T22:56:00Z" w:initials="CP">
     <w:p>
       <w:r>
         <w:t>Falta "R$" nos valores, "Fonte:" na tabela, e um parágrafo de investimentos/custos antes ou depois — só há a tabela de preços.</w:t>
       </w:r>
     </w:p>
   </w:comment>
-  <w:comment w:id="93" w:author="Cíntia Maria de Araújo Pinho" w:date="2026-09-01T20:45:00Z" w:initials="CMdAP">
+  <w:comment w:id="94" w:author="Cíntia Maria de Araújo Pinho" w:date="2026-09-01T20:45:00Z" w:initials="CMdAP">
     <w:p>
       <w:pPr>
         <w:pStyle w:val="Textodecomentrio"/>
@@ -18571,7 +19105,7 @@
       </w:r>
     </w:p>
   </w:comment>
-  <w:comment w:id="94" w:author="Cíntia Maria de Araújo Pinho" w:date="2026-09-01T20:46:00Z" w:initials="CMdAP">
+  <w:comment w:id="95" w:author="Cíntia Maria de Araújo Pinho" w:date="2026-09-01T20:46:00Z" w:initials="CMdAP">
     <w:p>
       <w:pPr>
         <w:pStyle w:val="Textodecomentrio"/>
@@ -18583,46 +19117,62 @@
         <w:annotationRef/>
       </w:r>
       <w:r>
-        <w:t>Coloquei um texto gigante na ultima correção explicando que o caso de uso está errado, vocês não mudaram nada, deixaram exatamente do mesmo jeito.</w:t>
+        <w:t xml:space="preserve">Coloquei um texto gigante na </w:t>
+      </w:r>
+      <w:proofErr w:type="spellStart"/>
+      <w:r>
+        <w:t>ultima</w:t>
+      </w:r>
+      <w:proofErr w:type="spellEnd"/>
+      <w:r>
+        <w:t xml:space="preserve"> correção explicando que o caso de uso está errado, vocês não mudaram nada, deixaram exatamente do mesmo jeito.</w:t>
       </w:r>
     </w:p>
   </w:comment>
-  <w:comment w:id="102" w:author="Cíntia Maria de Araújo Pinho" w:date="2026-09-01T22:56:00Z" w:initials="CP">
-    <w:p>
-      <w:r>
-        <w:t>Falta um parágrafo analisando as entidades e relacionamentos específicos do InterWay — só há a definição geral do conceito.</w:t>
-      </w:r>
-    </w:p>
-  </w:comment>
-  <w:comment w:id="107" w:author="Cíntia Maria de Araújo Pinho" w:date="2026-09-01T22:56:00Z" w:initials="CP">
-    <w:p>
-      <w:r>
-        <w:t>o link abre uma nota sobre período eleitoral, sem relação com o tema — trocar por uma página real sobre internacionalização da CAPES.</w:t>
+  <w:comment w:id="103" w:author="Cíntia Maria de Araújo Pinho" w:date="2026-09-01T22:56:00Z" w:initials="CP">
+    <w:p>
+      <w:r>
+        <w:t xml:space="preserve">Falta um parágrafo analisando as entidades e relacionamentos específicos do </w:t>
+      </w:r>
+      <w:proofErr w:type="spellStart"/>
+      <w:r>
+        <w:t>InterWay</w:t>
+      </w:r>
+      <w:proofErr w:type="spellEnd"/>
+      <w:r>
+        <w:t xml:space="preserve"> — só há a definição geral do conceito.</w:t>
       </w:r>
     </w:p>
   </w:comment>
   <w:comment w:id="108" w:author="Cíntia Maria de Araújo Pinho" w:date="2026-09-01T22:56:00Z" w:initials="CP">
     <w:p>
       <w:r>
-        <w:t>A citação no texto é "(São Paulo, 2025)" — deveria citar pela instituição por extenso/sigla, como "(USP, 2025)", não "São Paulo".</w:t>
+        <w:t>o link abre uma nota sobre período eleitoral, sem relação com o tema — trocar por uma página real sobre internacionalização da CAPES.</w:t>
       </w:r>
     </w:p>
   </w:comment>
   <w:comment w:id="109" w:author="Cíntia Maria de Araújo Pinho" w:date="2026-09-01T22:56:00Z" w:initials="CP">
     <w:p>
       <w:r>
-        <w:t>A citação no texto é "(Samara Rodrigues, 2025)", mas a referência começa por "EDUCA MAIS BRASIL" — confirmar se esse nome de autora está mesmo na página antes de usar "RODRIGUES, Samara" como entrada.</w:t>
+        <w:t>A citação no texto é "(São Paulo, 2025)" — deveria citar pela instituição por extenso/sigla, como "(USP, 2025)", não "São Paulo".</w:t>
       </w:r>
     </w:p>
   </w:comment>
   <w:comment w:id="110" w:author="Cíntia Maria de Araújo Pinho" w:date="2026-09-01T22:56:00Z" w:initials="CP">
     <w:p>
       <w:r>
-        <w:t>Falta a segunda letra "n" ("INNOVATION").</w:t>
+        <w:t>A citação no texto é "(Samara Rodrigues, 2025)", mas a referência começa por "EDUCA MAIS BRASIL" — confirmar se esse nome de autora está mesmo na página antes de usar "RODRIGUES, Samara" como entrada.</w:t>
       </w:r>
     </w:p>
   </w:comment>
   <w:comment w:id="111" w:author="Cíntia Maria de Araújo Pinho" w:date="2026-09-01T22:56:00Z" w:initials="CP">
+    <w:p>
+      <w:r>
+        <w:t>Falta a segunda letra "n" ("INNOVATION").</w:t>
+      </w:r>
+    </w:p>
+  </w:comment>
+  <w:comment w:id="112" w:author="Cíntia Maria de Araújo Pinho" w:date="2026-09-01T22:56:00Z" w:initials="CP">
     <w:p>
       <w:r>
         <w:t>A citação no texto é "(André Siqueira, 2024)", mas a referência começa por "RD STATION" — usar "SIQUEIRA, André" como entrada, já que há autor pessoal identificado na página.</w:t>
@@ -18633,7 +19183,7 @@
 </file>
 
 <file path=word/commentsExtended.xml><?xml version="1.0" encoding="utf-8"?>
-<w15:commentsEx xmlns:wpc="http://schemas.microsoft.com/office/word/2010/wordprocessingCanvas" xmlns:cx="http://schemas.microsoft.com/office/drawing/2014/chartex" xmlns:mc="http://schemas.openxmlformats.org/markup-compatibility/2006" xmlns:o="urn:schemas-microsoft-com:office:office" xmlns:r="http://schemas.openxmlformats.org/officeDocument/2006/relationships" xmlns:m="http://schemas.openxmlformats.org/officeDocument/2006/math" xmlns:v="urn:schemas-microsoft-com:vml" xmlns:wp14="http://schemas.microsoft.com/office/word/2010/wordprocessingDrawing" xmlns:wp="http://schemas.openxmlformats.org/drawingml/2006/wordprocessingDrawing" xmlns:w10="urn:schemas-microsoft-com:office:word" xmlns:w="http://schemas.openxmlformats.org/wordprocessingml/2006/main" xmlns:w14="http://schemas.microsoft.com/office/word/2010/wordml" xmlns:w15="http://schemas.microsoft.com/office/word/2012/wordml" xmlns:w16se="http://schemas.microsoft.com/office/word/2015/wordml/symex" xmlns:wpg="http://schemas.microsoft.com/office/word/2010/wordprocessingGroup" xmlns:wpi="http://schemas.microsoft.com/office/word/2010/wordprocessingInk" xmlns:wne="http://schemas.microsoft.com/office/word/2006/wordml" xmlns:wps="http://schemas.microsoft.com/office/word/2010/wordprocessingShape" mc:Ignorable="w14 w15 w16se wp14">
+<w15:commentsEx xmlns:wpc="http://schemas.microsoft.com/office/word/2010/wordprocessingCanvas" xmlns:cx="http://schemas.microsoft.com/office/drawing/2014/chartex" xmlns:cx1="http://schemas.microsoft.com/office/drawing/2015/9/8/chartex" xmlns:cx2="http://schemas.microsoft.com/office/drawing/2015/10/21/chartex" xmlns:cx3="http://schemas.microsoft.com/office/drawing/2016/5/9/chartex" xmlns:cx4="http://schemas.microsoft.com/office/drawing/2016/5/10/chartex" xmlns:cx5="http://schemas.microsoft.com/office/drawing/2016/5/11/chartex" xmlns:cx6="http://schemas.microsoft.com/office/drawing/2016/5/12/chartex" xmlns:cx7="http://schemas.microsoft.com/office/drawing/2016/5/13/chartex" xmlns:cx8="http://schemas.microsoft.com/office/drawing/2016/5/14/chartex" xmlns:mc="http://schemas.openxmlformats.org/markup-compatibility/2006" xmlns:aink="http://schemas.microsoft.com/office/drawing/2016/ink" xmlns:am3d="http://schemas.microsoft.com/office/drawing/2017/model3d" xmlns:o="urn:schemas-microsoft-com:office:office" xmlns:r="http://schemas.openxmlformats.org/officeDocument/2006/relationships" xmlns:m="http://schemas.openxmlformats.org/officeDocument/2006/math" xmlns:v="urn:schemas-microsoft-com:vml" xmlns:wp14="http://schemas.microsoft.com/office/word/2010/wordprocessingDrawing" xmlns:wp="http://schemas.openxmlformats.org/drawingml/2006/wordprocessingDrawing" xmlns:w10="urn:schemas-microsoft-com:office:word" xmlns:w="http://schemas.openxmlformats.org/wordprocessingml/2006/main" xmlns:w14="http://schemas.microsoft.com/office/word/2010/wordml" xmlns:w15="http://schemas.microsoft.com/office/word/2012/wordml" xmlns:w16cid="http://schemas.microsoft.com/office/word/2016/wordml/cid" xmlns:w16se="http://schemas.microsoft.com/office/word/2015/wordml/symex" xmlns:wpg="http://schemas.microsoft.com/office/word/2010/wordprocessingGroup" xmlns:wpi="http://schemas.microsoft.com/office/word/2010/wordprocessingInk" xmlns:wne="http://schemas.microsoft.com/office/word/2006/wordml" xmlns:wps="http://schemas.microsoft.com/office/word/2010/wordprocessingShape" mc:Ignorable="w14 w15 w16se w16cid wp14">
   <w15:commentEx w15:paraId="5765A496" w15:done="0"/>
   <w15:commentEx w15:paraId="4521D6C2" w15:done="0"/>
   <w15:commentEx w15:paraId="21C1F661" w15:done="0"/>
@@ -18743,7 +19293,7 @@
 </file>
 
 <file path=word/endnotes.xml><?xml version="1.0" encoding="utf-8"?>
-<w:endnotes xmlns:wpc="http://schemas.microsoft.com/office/word/2010/wordprocessingCanvas" xmlns:cx="http://schemas.microsoft.com/office/drawing/2014/chartex" xmlns:mc="http://schemas.openxmlformats.org/markup-compatibility/2006" xmlns:o="urn:schemas-microsoft-com:office:office" xmlns:r="http://schemas.openxmlformats.org/officeDocument/2006/relationships" xmlns:m="http://schemas.openxmlformats.org/officeDocument/2006/math" xmlns:v="urn:schemas-microsoft-com:vml" xmlns:wp14="http://schemas.microsoft.com/office/word/2010/wordprocessingDrawing" xmlns:wp="http://schemas.openxmlformats.org/drawingml/2006/wordprocessingDrawing" xmlns:w10="urn:schemas-microsoft-com:office:word" xmlns:w="http://schemas.openxmlformats.org/wordprocessingml/2006/main" xmlns:w14="http://schemas.microsoft.com/office/word/2010/wordml" xmlns:w15="http://schemas.microsoft.com/office/word/2012/wordml" xmlns:w16se="http://schemas.microsoft.com/office/word/2015/wordml/symex" xmlns:wpg="http://schemas.microsoft.com/office/word/2010/wordprocessingGroup" xmlns:wpi="http://schemas.microsoft.com/office/word/2010/wordprocessingInk" xmlns:wne="http://schemas.microsoft.com/office/word/2006/wordml" xmlns:wps="http://schemas.microsoft.com/office/word/2010/wordprocessingShape" mc:Ignorable="w14 w15 w16se wp14">
+<w:endnotes xmlns:wpc="http://schemas.microsoft.com/office/word/2010/wordprocessingCanvas" xmlns:cx="http://schemas.microsoft.com/office/drawing/2014/chartex" xmlns:cx1="http://schemas.microsoft.com/office/drawing/2015/9/8/chartex" xmlns:cx2="http://schemas.microsoft.com/office/drawing/2015/10/21/chartex" xmlns:cx3="http://schemas.microsoft.com/office/drawing/2016/5/9/chartex" xmlns:cx4="http://schemas.microsoft.com/office/drawing/2016/5/10/chartex" xmlns:cx5="http://schemas.microsoft.com/office/drawing/2016/5/11/chartex" xmlns:cx6="http://schemas.microsoft.com/office/drawing/2016/5/12/chartex" xmlns:cx7="http://schemas.microsoft.com/office/drawing/2016/5/13/chartex" xmlns:cx8="http://schemas.microsoft.com/office/drawing/2016/5/14/chartex" xmlns:mc="http://schemas.openxmlformats.org/markup-compatibility/2006" xmlns:aink="http://schemas.microsoft.com/office/drawing/2016/ink" xmlns:am3d="http://schemas.microsoft.com/office/drawing/2017/model3d" xmlns:o="urn:schemas-microsoft-com:office:office" xmlns:r="http://schemas.openxmlformats.org/officeDocument/2006/relationships" xmlns:m="http://schemas.openxmlformats.org/officeDocument/2006/math" xmlns:v="urn:schemas-microsoft-com:vml" xmlns:wp14="http://schemas.microsoft.com/office/word/2010/wordprocessingDrawing" xmlns:wp="http://schemas.openxmlformats.org/drawingml/2006/wordprocessingDrawing" xmlns:w10="urn:schemas-microsoft-com:office:word" xmlns:w="http://schemas.openxmlformats.org/wordprocessingml/2006/main" xmlns:w14="http://schemas.microsoft.com/office/word/2010/wordml" xmlns:w15="http://schemas.microsoft.com/office/word/2012/wordml" xmlns:w16cid="http://schemas.microsoft.com/office/word/2016/wordml/cid" xmlns:w16se="http://schemas.microsoft.com/office/word/2015/wordml/symex" xmlns:wpg="http://schemas.microsoft.com/office/word/2010/wordprocessingGroup" xmlns:wpi="http://schemas.microsoft.com/office/word/2010/wordprocessingInk" xmlns:wne="http://schemas.microsoft.com/office/word/2006/wordml" xmlns:wps="http://schemas.microsoft.com/office/word/2010/wordprocessingShape" mc:Ignorable="w14 w15 w16se w16cid wp14">
   <w:endnote w:type="separator" w:id="-1">
     <w:p>
       <w:pPr>
@@ -18768,7 +19318,7 @@
 </file>
 
 <file path=word/footer1.xml><?xml version="1.0" encoding="utf-8"?>
-<w:ftr xmlns:wpc="http://schemas.microsoft.com/office/word/2010/wordprocessingCanvas" xmlns:cx="http://schemas.microsoft.com/office/drawing/2014/chartex" xmlns:mc="http://schemas.openxmlformats.org/markup-compatibility/2006" xmlns:o="urn:schemas-microsoft-com:office:office" xmlns:r="http://schemas.openxmlformats.org/officeDocument/2006/relationships" xmlns:m="http://schemas.openxmlformats.org/officeDocument/2006/math" xmlns:v="urn:schemas-microsoft-com:vml" xmlns:wp14="http://schemas.microsoft.com/office/word/2010/wordprocessingDrawing" xmlns:wp="http://schemas.openxmlformats.org/drawingml/2006/wordprocessingDrawing" xmlns:w10="urn:schemas-microsoft-com:office:word" xmlns:w="http://schemas.openxmlformats.org/wordprocessingml/2006/main" xmlns:w14="http://schemas.microsoft.com/office/word/2010/wordml" xmlns:w15="http://schemas.microsoft.com/office/word/2012/wordml" xmlns:w16se="http://schemas.microsoft.com/office/word/2015/wordml/symex" xmlns:wpg="http://schemas.microsoft.com/office/word/2010/wordprocessingGroup" xmlns:wpi="http://schemas.microsoft.com/office/word/2010/wordprocessingInk" xmlns:wne="http://schemas.microsoft.com/office/word/2006/wordml" xmlns:wps="http://schemas.microsoft.com/office/word/2010/wordprocessingShape" mc:Ignorable="w14 w15 w16se wp14">
+<w:ftr xmlns:wpc="http://schemas.microsoft.com/office/word/2010/wordprocessingCanvas" xmlns:cx="http://schemas.microsoft.com/office/drawing/2014/chartex" xmlns:cx1="http://schemas.microsoft.com/office/drawing/2015/9/8/chartex" xmlns:cx2="http://schemas.microsoft.com/office/drawing/2015/10/21/chartex" xmlns:cx3="http://schemas.microsoft.com/office/drawing/2016/5/9/chartex" xmlns:cx4="http://schemas.microsoft.com/office/drawing/2016/5/10/chartex" xmlns:cx5="http://schemas.microsoft.com/office/drawing/2016/5/11/chartex" xmlns:cx6="http://schemas.microsoft.com/office/drawing/2016/5/12/chartex" xmlns:cx7="http://schemas.microsoft.com/office/drawing/2016/5/13/chartex" xmlns:cx8="http://schemas.microsoft.com/office/drawing/2016/5/14/chartex" xmlns:mc="http://schemas.openxmlformats.org/markup-compatibility/2006" xmlns:aink="http://schemas.microsoft.com/office/drawing/2016/ink" xmlns:am3d="http://schemas.microsoft.com/office/drawing/2017/model3d" xmlns:o="urn:schemas-microsoft-com:office:office" xmlns:r="http://schemas.openxmlformats.org/officeDocument/2006/relationships" xmlns:m="http://schemas.openxmlformats.org/officeDocument/2006/math" xmlns:v="urn:schemas-microsoft-com:vml" xmlns:wp14="http://schemas.microsoft.com/office/word/2010/wordprocessingDrawing" xmlns:wp="http://schemas.openxmlformats.org/drawingml/2006/wordprocessingDrawing" xmlns:w10="urn:schemas-microsoft-com:office:word" xmlns:w="http://schemas.openxmlformats.org/wordprocessingml/2006/main" xmlns:w14="http://schemas.microsoft.com/office/word/2010/wordml" xmlns:w15="http://schemas.microsoft.com/office/word/2012/wordml" xmlns:w16cid="http://schemas.microsoft.com/office/word/2016/wordml/cid" xmlns:w16se="http://schemas.microsoft.com/office/word/2015/wordml/symex" xmlns:wpg="http://schemas.microsoft.com/office/word/2010/wordprocessingGroup" xmlns:wpi="http://schemas.microsoft.com/office/word/2010/wordprocessingInk" xmlns:wne="http://schemas.microsoft.com/office/word/2006/wordml" xmlns:wps="http://schemas.microsoft.com/office/word/2010/wordprocessingShape" mc:Ignorable="w14 w15 w16se w16cid wp14">
   <w:tbl>
     <w:tblPr>
       <w:tblW w:w="0" w:type="auto"/>
@@ -18829,7 +19379,7 @@
 </file>
 
 <file path=word/footnotes.xml><?xml version="1.0" encoding="utf-8"?>
-<w:footnotes xmlns:wpc="http://schemas.microsoft.com/office/word/2010/wordprocessingCanvas" xmlns:cx="http://schemas.microsoft.com/office/drawing/2014/chartex" xmlns:mc="http://schemas.openxmlformats.org/markup-compatibility/2006" xmlns:o="urn:schemas-microsoft-com:office:office" xmlns:r="http://schemas.openxmlformats.org/officeDocument/2006/relationships" xmlns:m="http://schemas.openxmlformats.org/officeDocument/2006/math" xmlns:v="urn:schemas-microsoft-com:vml" xmlns:wp14="http://schemas.microsoft.com/office/word/2010/wordprocessingDrawing" xmlns:wp="http://schemas.openxmlformats.org/drawingml/2006/wordprocessingDrawing" xmlns:w10="urn:schemas-microsoft-com:office:word" xmlns:w="http://schemas.openxmlformats.org/wordprocessingml/2006/main" xmlns:w14="http://schemas.microsoft.com/office/word/2010/wordml" xmlns:w15="http://schemas.microsoft.com/office/word/2012/wordml" xmlns:w16se="http://schemas.microsoft.com/office/word/2015/wordml/symex" xmlns:wpg="http://schemas.microsoft.com/office/word/2010/wordprocessingGroup" xmlns:wpi="http://schemas.microsoft.com/office/word/2010/wordprocessingInk" xmlns:wne="http://schemas.microsoft.com/office/word/2006/wordml" xmlns:wps="http://schemas.microsoft.com/office/word/2010/wordprocessingShape" mc:Ignorable="w14 w15 w16se wp14">
+<w:footnotes xmlns:wpc="http://schemas.microsoft.com/office/word/2010/wordprocessingCanvas" xmlns:cx="http://schemas.microsoft.com/office/drawing/2014/chartex" xmlns:cx1="http://schemas.microsoft.com/office/drawing/2015/9/8/chartex" xmlns:cx2="http://schemas.microsoft.com/office/drawing/2015/10/21/chartex" xmlns:cx3="http://schemas.microsoft.com/office/drawing/2016/5/9/chartex" xmlns:cx4="http://schemas.microsoft.com/office/drawing/2016/5/10/chartex" xmlns:cx5="http://schemas.microsoft.com/office/drawing/2016/5/11/chartex" xmlns:cx6="http://schemas.microsoft.com/office/drawing/2016/5/12/chartex" xmlns:cx7="http://schemas.microsoft.com/office/drawing/2016/5/13/chartex" xmlns:cx8="http://schemas.microsoft.com/office/drawing/2016/5/14/chartex" xmlns:mc="http://schemas.openxmlformats.org/markup-compatibility/2006" xmlns:aink="http://schemas.microsoft.com/office/drawing/2016/ink" xmlns:am3d="http://schemas.microsoft.com/office/drawing/2017/model3d" xmlns:o="urn:schemas-microsoft-com:office:office" xmlns:r="http://schemas.openxmlformats.org/officeDocument/2006/relationships" xmlns:m="http://schemas.openxmlformats.org/officeDocument/2006/math" xmlns:v="urn:schemas-microsoft-com:vml" xmlns:wp14="http://schemas.microsoft.com/office/word/2010/wordprocessingDrawing" xmlns:wp="http://schemas.openxmlformats.org/drawingml/2006/wordprocessingDrawing" xmlns:w10="urn:schemas-microsoft-com:office:word" xmlns:w="http://schemas.openxmlformats.org/wordprocessingml/2006/main" xmlns:w14="http://schemas.microsoft.com/office/word/2010/wordml" xmlns:w15="http://schemas.microsoft.com/office/word/2012/wordml" xmlns:w16cid="http://schemas.microsoft.com/office/word/2016/wordml/cid" xmlns:w16se="http://schemas.microsoft.com/office/word/2015/wordml/symex" xmlns:wpg="http://schemas.microsoft.com/office/word/2010/wordprocessingGroup" xmlns:wpi="http://schemas.microsoft.com/office/word/2010/wordprocessingInk" xmlns:wne="http://schemas.microsoft.com/office/word/2006/wordml" xmlns:wps="http://schemas.microsoft.com/office/word/2010/wordprocessingShape" mc:Ignorable="w14 w15 w16se w16cid wp14">
   <w:footnote w:type="separator" w:id="-1">
     <w:p>
       <w:pPr>
@@ -18854,7 +19404,7 @@
 </file>
 
 <file path=word/header1.xml><?xml version="1.0" encoding="utf-8"?>
-<w:hdr xmlns:wpc="http://schemas.microsoft.com/office/word/2010/wordprocessingCanvas" xmlns:cx="http://schemas.microsoft.com/office/drawing/2014/chartex" xmlns:mc="http://schemas.openxmlformats.org/markup-compatibility/2006" xmlns:o="urn:schemas-microsoft-com:office:office" xmlns:r="http://schemas.openxmlformats.org/officeDocument/2006/relationships" xmlns:m="http://schemas.openxmlformats.org/officeDocument/2006/math" xmlns:v="urn:schemas-microsoft-com:vml" xmlns:wp14="http://schemas.microsoft.com/office/word/2010/wordprocessingDrawing" xmlns:wp="http://schemas.openxmlformats.org/drawingml/2006/wordprocessingDrawing" xmlns:w10="urn:schemas-microsoft-com:office:word" xmlns:w="http://schemas.openxmlformats.org/wordprocessingml/2006/main" xmlns:w14="http://schemas.microsoft.com/office/word/2010/wordml" xmlns:w15="http://schemas.microsoft.com/office/word/2012/wordml" xmlns:w16se="http://schemas.microsoft.com/office/word/2015/wordml/symex" xmlns:wpg="http://schemas.microsoft.com/office/word/2010/wordprocessingGroup" xmlns:wpi="http://schemas.microsoft.com/office/word/2010/wordprocessingInk" xmlns:wne="http://schemas.microsoft.com/office/word/2006/wordml" xmlns:wps="http://schemas.microsoft.com/office/word/2010/wordprocessingShape" mc:Ignorable="w14 w15 w16se wp14">
+<w:hdr xmlns:wpc="http://schemas.microsoft.com/office/word/2010/wordprocessingCanvas" xmlns:cx="http://schemas.microsoft.com/office/drawing/2014/chartex" xmlns:cx1="http://schemas.microsoft.com/office/drawing/2015/9/8/chartex" xmlns:cx2="http://schemas.microsoft.com/office/drawing/2015/10/21/chartex" xmlns:cx3="http://schemas.microsoft.com/office/drawing/2016/5/9/chartex" xmlns:cx4="http://schemas.microsoft.com/office/drawing/2016/5/10/chartex" xmlns:cx5="http://schemas.microsoft.com/office/drawing/2016/5/11/chartex" xmlns:cx6="http://schemas.microsoft.com/office/drawing/2016/5/12/chartex" xmlns:cx7="http://schemas.microsoft.com/office/drawing/2016/5/13/chartex" xmlns:cx8="http://schemas.microsoft.com/office/drawing/2016/5/14/chartex" xmlns:mc="http://schemas.openxmlformats.org/markup-compatibility/2006" xmlns:aink="http://schemas.microsoft.com/office/drawing/2016/ink" xmlns:am3d="http://schemas.microsoft.com/office/drawing/2017/model3d" xmlns:o="urn:schemas-microsoft-com:office:office" xmlns:r="http://schemas.openxmlformats.org/officeDocument/2006/relationships" xmlns:m="http://schemas.openxmlformats.org/officeDocument/2006/math" xmlns:v="urn:schemas-microsoft-com:vml" xmlns:wp14="http://schemas.microsoft.com/office/word/2010/wordprocessingDrawing" xmlns:wp="http://schemas.openxmlformats.org/drawingml/2006/wordprocessingDrawing" xmlns:w10="urn:schemas-microsoft-com:office:word" xmlns:w="http://schemas.openxmlformats.org/wordprocessingml/2006/main" xmlns:w14="http://schemas.microsoft.com/office/word/2010/wordml" xmlns:w15="http://schemas.microsoft.com/office/word/2012/wordml" xmlns:w16cid="http://schemas.microsoft.com/office/word/2016/wordml/cid" xmlns:w16se="http://schemas.microsoft.com/office/word/2015/wordml/symex" xmlns:wpg="http://schemas.microsoft.com/office/word/2010/wordprocessingGroup" xmlns:wpi="http://schemas.microsoft.com/office/word/2010/wordprocessingInk" xmlns:wne="http://schemas.microsoft.com/office/word/2006/wordml" xmlns:wps="http://schemas.microsoft.com/office/word/2010/wordprocessingShape" mc:Ignorable="w14 w15 w16se w16cid wp14">
   <w:tbl>
     <w:tblPr>
       <w:tblW w:w="0" w:type="auto"/>
@@ -18915,7 +19465,7 @@
 </file>
 
 <file path=word/header2.xml><?xml version="1.0" encoding="utf-8"?>
-<w:hdr xmlns:wpc="http://schemas.microsoft.com/office/word/2010/wordprocessingCanvas" xmlns:cx="http://schemas.microsoft.com/office/drawing/2014/chartex" xmlns:mc="http://schemas.openxmlformats.org/markup-compatibility/2006" xmlns:o="urn:schemas-microsoft-com:office:office" xmlns:r="http://schemas.openxmlformats.org/officeDocument/2006/relationships" xmlns:m="http://schemas.openxmlformats.org/officeDocument/2006/math" xmlns:v="urn:schemas-microsoft-com:vml" xmlns:wp14="http://schemas.microsoft.com/office/word/2010/wordprocessingDrawing" xmlns:wp="http://schemas.openxmlformats.org/drawingml/2006/wordprocessingDrawing" xmlns:w10="urn:schemas-microsoft-com:office:word" xmlns:w="http://schemas.openxmlformats.org/wordprocessingml/2006/main" xmlns:w14="http://schemas.microsoft.com/office/word/2010/wordml" xmlns:w15="http://schemas.microsoft.com/office/word/2012/wordml" xmlns:w16se="http://schemas.microsoft.com/office/word/2015/wordml/symex" xmlns:wpg="http://schemas.microsoft.com/office/word/2010/wordprocessingGroup" xmlns:wpi="http://schemas.microsoft.com/office/word/2010/wordprocessingInk" xmlns:wne="http://schemas.microsoft.com/office/word/2006/wordml" xmlns:wps="http://schemas.microsoft.com/office/word/2010/wordprocessingShape" mc:Ignorable="w14 w15 w16se wp14">
+<w:hdr xmlns:wpc="http://schemas.microsoft.com/office/word/2010/wordprocessingCanvas" xmlns:cx="http://schemas.microsoft.com/office/drawing/2014/chartex" xmlns:cx1="http://schemas.microsoft.com/office/drawing/2015/9/8/chartex" xmlns:cx2="http://schemas.microsoft.com/office/drawing/2015/10/21/chartex" xmlns:cx3="http://schemas.microsoft.com/office/drawing/2016/5/9/chartex" xmlns:cx4="http://schemas.microsoft.com/office/drawing/2016/5/10/chartex" xmlns:cx5="http://schemas.microsoft.com/office/drawing/2016/5/11/chartex" xmlns:cx6="http://schemas.microsoft.com/office/drawing/2016/5/12/chartex" xmlns:cx7="http://schemas.microsoft.com/office/drawing/2016/5/13/chartex" xmlns:cx8="http://schemas.microsoft.com/office/drawing/2016/5/14/chartex" xmlns:mc="http://schemas.openxmlformats.org/markup-compatibility/2006" xmlns:aink="http://schemas.microsoft.com/office/drawing/2016/ink" xmlns:am3d="http://schemas.microsoft.com/office/drawing/2017/model3d" xmlns:o="urn:schemas-microsoft-com:office:office" xmlns:r="http://schemas.openxmlformats.org/officeDocument/2006/relationships" xmlns:m="http://schemas.openxmlformats.org/officeDocument/2006/math" xmlns:v="urn:schemas-microsoft-com:vml" xmlns:wp14="http://schemas.microsoft.com/office/word/2010/wordprocessingDrawing" xmlns:wp="http://schemas.openxmlformats.org/drawingml/2006/wordprocessingDrawing" xmlns:w10="urn:schemas-microsoft-com:office:word" xmlns:w="http://schemas.openxmlformats.org/wordprocessingml/2006/main" xmlns:w14="http://schemas.microsoft.com/office/word/2010/wordml" xmlns:w15="http://schemas.microsoft.com/office/word/2012/wordml" xmlns:w16cid="http://schemas.microsoft.com/office/word/2016/wordml/cid" xmlns:w16se="http://schemas.microsoft.com/office/word/2015/wordml/symex" xmlns:wpg="http://schemas.microsoft.com/office/word/2010/wordprocessingGroup" xmlns:wpi="http://schemas.microsoft.com/office/word/2010/wordprocessingInk" xmlns:wne="http://schemas.microsoft.com/office/word/2006/wordml" xmlns:wps="http://schemas.microsoft.com/office/word/2010/wordprocessingShape" mc:Ignorable="w14 w15 w16se w16cid wp14">
   <w:sdt>
     <w:sdtPr>
       <w:id w:val="-718440415"/>
@@ -18960,7 +19510,7 @@
 </file>
 
 <file path=word/numbering.xml><?xml version="1.0" encoding="utf-8"?>
-<w:numbering xmlns:wpc="http://schemas.microsoft.com/office/word/2010/wordprocessingCanvas" xmlns:cx="http://schemas.microsoft.com/office/drawing/2014/chartex" xmlns:mc="http://schemas.openxmlformats.org/markup-compatibility/2006" xmlns:o="urn:schemas-microsoft-com:office:office" xmlns:r="http://schemas.openxmlformats.org/officeDocument/2006/relationships" xmlns:m="http://schemas.openxmlformats.org/officeDocument/2006/math" xmlns:v="urn:schemas-microsoft-com:vml" xmlns:wp14="http://schemas.microsoft.com/office/word/2010/wordprocessingDrawing" xmlns:wp="http://schemas.openxmlformats.org/drawingml/2006/wordprocessingDrawing" xmlns:w10="urn:schemas-microsoft-com:office:word" xmlns:w="http://schemas.openxmlformats.org/wordprocessingml/2006/main" xmlns:w14="http://schemas.microsoft.com/office/word/2010/wordml" xmlns:w15="http://schemas.microsoft.com/office/word/2012/wordml" xmlns:w16se="http://schemas.microsoft.com/office/word/2015/wordml/symex" xmlns:wpg="http://schemas.microsoft.com/office/word/2010/wordprocessingGroup" xmlns:wpi="http://schemas.microsoft.com/office/word/2010/wordprocessingInk" xmlns:wne="http://schemas.microsoft.com/office/word/2006/wordml" xmlns:wps="http://schemas.microsoft.com/office/word/2010/wordprocessingShape" mc:Ignorable="w14 w15 w16se wp14">
+<w:numbering xmlns:wpc="http://schemas.microsoft.com/office/word/2010/wordprocessingCanvas" xmlns:cx="http://schemas.microsoft.com/office/drawing/2014/chartex" xmlns:cx1="http://schemas.microsoft.com/office/drawing/2015/9/8/chartex" xmlns:cx2="http://schemas.microsoft.com/office/drawing/2015/10/21/chartex" xmlns:cx3="http://schemas.microsoft.com/office/drawing/2016/5/9/chartex" xmlns:cx4="http://schemas.microsoft.com/office/drawing/2016/5/10/chartex" xmlns:cx5="http://schemas.microsoft.com/office/drawing/2016/5/11/chartex" xmlns:cx6="http://schemas.microsoft.com/office/drawing/2016/5/12/chartex" xmlns:cx7="http://schemas.microsoft.com/office/drawing/2016/5/13/chartex" xmlns:cx8="http://schemas.microsoft.com/office/drawing/2016/5/14/chartex" xmlns:mc="http://schemas.openxmlformats.org/markup-compatibility/2006" xmlns:aink="http://schemas.microsoft.com/office/drawing/2016/ink" xmlns:am3d="http://schemas.microsoft.com/office/drawing/2017/model3d" xmlns:o="urn:schemas-microsoft-com:office:office" xmlns:r="http://schemas.openxmlformats.org/officeDocument/2006/relationships" xmlns:m="http://schemas.openxmlformats.org/officeDocument/2006/math" xmlns:v="urn:schemas-microsoft-com:vml" xmlns:wp14="http://schemas.microsoft.com/office/word/2010/wordprocessingDrawing" xmlns:wp="http://schemas.openxmlformats.org/drawingml/2006/wordprocessingDrawing" xmlns:w10="urn:schemas-microsoft-com:office:word" xmlns:w="http://schemas.openxmlformats.org/wordprocessingml/2006/main" xmlns:w14="http://schemas.microsoft.com/office/word/2010/wordml" xmlns:w15="http://schemas.microsoft.com/office/word/2012/wordml" xmlns:w16cid="http://schemas.microsoft.com/office/word/2016/wordml/cid" xmlns:w16se="http://schemas.microsoft.com/office/word/2015/wordml/symex" xmlns:wpg="http://schemas.microsoft.com/office/word/2010/wordprocessingGroup" xmlns:wpi="http://schemas.microsoft.com/office/word/2010/wordprocessingInk" xmlns:wne="http://schemas.microsoft.com/office/word/2006/wordml" xmlns:wps="http://schemas.microsoft.com/office/word/2010/wordprocessingShape" mc:Ignorable="w14 w15 w16se w16cid wp14">
   <w:abstractNum w:abstractNumId="0" w15:restartNumberingAfterBreak="0">
     <w:nsid w:val="33161917"/>
     <w:multiLevelType w:val="hybridMultilevel"/>
@@ -19418,7 +19968,7 @@
 </file>
 
 <file path=word/people.xml><?xml version="1.0" encoding="utf-8"?>
-<w15:people xmlns:wpc="http://schemas.microsoft.com/office/word/2010/wordprocessingCanvas" xmlns:cx="http://schemas.microsoft.com/office/drawing/2014/chartex" xmlns:mc="http://schemas.openxmlformats.org/markup-compatibility/2006" xmlns:o="urn:schemas-microsoft-com:office:office" xmlns:r="http://schemas.openxmlformats.org/officeDocument/2006/relationships" xmlns:m="http://schemas.openxmlformats.org/officeDocument/2006/math" xmlns:v="urn:schemas-microsoft-com:vml" xmlns:wp14="http://schemas.microsoft.com/office/word/2010/wordprocessingDrawing" xmlns:wp="http://schemas.openxmlformats.org/drawingml/2006/wordprocessingDrawing" xmlns:w10="urn:schemas-microsoft-com:office:word" xmlns:w="http://schemas.openxmlformats.org/wordprocessingml/2006/main" xmlns:w14="http://schemas.microsoft.com/office/word/2010/wordml" xmlns:w15="http://schemas.microsoft.com/office/word/2012/wordml" xmlns:w16se="http://schemas.microsoft.com/office/word/2015/wordml/symex" xmlns:wpg="http://schemas.microsoft.com/office/word/2010/wordprocessingGroup" xmlns:wpi="http://schemas.microsoft.com/office/word/2010/wordprocessingInk" xmlns:wne="http://schemas.microsoft.com/office/word/2006/wordml" xmlns:wps="http://schemas.microsoft.com/office/word/2010/wordprocessingShape" mc:Ignorable="w14 w15 w16se wp14">
+<w15:people xmlns:wpc="http://schemas.microsoft.com/office/word/2010/wordprocessingCanvas" xmlns:cx="http://schemas.microsoft.com/office/drawing/2014/chartex" xmlns:cx1="http://schemas.microsoft.com/office/drawing/2015/9/8/chartex" xmlns:cx2="http://schemas.microsoft.com/office/drawing/2015/10/21/chartex" xmlns:cx3="http://schemas.microsoft.com/office/drawing/2016/5/9/chartex" xmlns:cx4="http://schemas.microsoft.com/office/drawing/2016/5/10/chartex" xmlns:cx5="http://schemas.microsoft.com/office/drawing/2016/5/11/chartex" xmlns:cx6="http://schemas.microsoft.com/office/drawing/2016/5/12/chartex" xmlns:cx7="http://schemas.microsoft.com/office/drawing/2016/5/13/chartex" xmlns:cx8="http://schemas.microsoft.com/office/drawing/2016/5/14/chartex" xmlns:mc="http://schemas.openxmlformats.org/markup-compatibility/2006" xmlns:aink="http://schemas.microsoft.com/office/drawing/2016/ink" xmlns:am3d="http://schemas.microsoft.com/office/drawing/2017/model3d" xmlns:o="urn:schemas-microsoft-com:office:office" xmlns:r="http://schemas.openxmlformats.org/officeDocument/2006/relationships" xmlns:m="http://schemas.openxmlformats.org/officeDocument/2006/math" xmlns:v="urn:schemas-microsoft-com:vml" xmlns:wp14="http://schemas.microsoft.com/office/word/2010/wordprocessingDrawing" xmlns:wp="http://schemas.openxmlformats.org/drawingml/2006/wordprocessingDrawing" xmlns:w10="urn:schemas-microsoft-com:office:word" xmlns:w="http://schemas.openxmlformats.org/wordprocessingml/2006/main" xmlns:w14="http://schemas.microsoft.com/office/word/2010/wordml" xmlns:w15="http://schemas.microsoft.com/office/word/2012/wordml" xmlns:w16cid="http://schemas.microsoft.com/office/word/2016/wordml/cid" xmlns:w16se="http://schemas.microsoft.com/office/word/2015/wordml/symex" xmlns:wpg="http://schemas.microsoft.com/office/word/2010/wordprocessingGroup" xmlns:wpi="http://schemas.microsoft.com/office/word/2010/wordprocessingInk" xmlns:wne="http://schemas.microsoft.com/office/word/2006/wordml" xmlns:wps="http://schemas.microsoft.com/office/word/2010/wordprocessingShape" mc:Ignorable="w14 w15 w16se w16cid wp14">
   <w15:person w15:author="Cíntia Maria de Araújo Pinho">
     <w15:presenceInfo w15:providerId="AD" w15:userId="S-1-5-21-843510126-3143340157-1792921907-1000"/>
   </w15:person>
@@ -19429,7 +19979,7 @@
 </file>
 
 <file path=word/styles.xml><?xml version="1.0" encoding="utf-8"?>
-<w:styles xmlns:mc="http://schemas.openxmlformats.org/markup-compatibility/2006" xmlns:r="http://schemas.openxmlformats.org/officeDocument/2006/relationships" xmlns:w="http://schemas.openxmlformats.org/wordprocessingml/2006/main" xmlns:w14="http://schemas.microsoft.com/office/word/2010/wordml" xmlns:w15="http://schemas.microsoft.com/office/word/2012/wordml" xmlns:w16se="http://schemas.microsoft.com/office/word/2015/wordml/symex" mc:Ignorable="w14 w15 w16se">
+<w:styles xmlns:mc="http://schemas.openxmlformats.org/markup-compatibility/2006" xmlns:r="http://schemas.openxmlformats.org/officeDocument/2006/relationships" xmlns:w="http://schemas.openxmlformats.org/wordprocessingml/2006/main" xmlns:w14="http://schemas.microsoft.com/office/word/2010/wordml" xmlns:w15="http://schemas.microsoft.com/office/word/2012/wordml" xmlns:w16cid="http://schemas.microsoft.com/office/word/2016/wordml/cid" xmlns:w16se="http://schemas.microsoft.com/office/word/2015/wordml/symex" mc:Ignorable="w14 w15 w16se w16cid">
   <w:docDefaults>
     <w:rPrDefault>
       <w:rPr>
@@ -19445,7 +19995,7 @@
       </w:pPr>
     </w:pPrDefault>
   </w:docDefaults>
-  <w:latentStyles w:defLockedState="0" w:defUIPriority="99" w:defSemiHidden="0" w:defUnhideWhenUsed="0" w:defQFormat="0" w:count="371">
+  <w:latentStyles w:defLockedState="0" w:defUIPriority="99" w:defSemiHidden="0" w:defUnhideWhenUsed="0" w:defQFormat="0" w:count="375">
     <w:lsdException w:name="Normal" w:uiPriority="0" w:qFormat="1"/>
     <w:lsdException w:name="heading 1" w:uiPriority="9" w:qFormat="1"/>
     <w:lsdException w:name="heading 2" w:semiHidden="1" w:uiPriority="9" w:unhideWhenUsed="1" w:qFormat="1"/>
@@ -19551,7 +20101,6 @@
     <w:lsdException w:name="HTML Sample" w:semiHidden="1" w:unhideWhenUsed="1"/>
     <w:lsdException w:name="HTML Typewriter" w:semiHidden="1" w:unhideWhenUsed="1"/>
     <w:lsdException w:name="HTML Variable" w:semiHidden="1" w:unhideWhenUsed="1"/>
-    <w:lsdException w:name="Normal Table" w:semiHidden="1" w:unhideWhenUsed="1"/>
     <w:lsdException w:name="annotation subject" w:semiHidden="1" w:unhideWhenUsed="1"/>
     <w:lsdException w:name="No List" w:semiHidden="1" w:unhideWhenUsed="1"/>
     <w:lsdException w:name="Outline List 1" w:semiHidden="1" w:unhideWhenUsed="1"/>
@@ -19595,10 +20144,8 @@
     <w:lsdException w:name="Table Elegant" w:semiHidden="1" w:unhideWhenUsed="1"/>
     <w:lsdException w:name="Table Professional" w:semiHidden="1" w:unhideWhenUsed="1"/>
     <w:lsdException w:name="Table Subtle 1" w:semiHidden="1" w:unhideWhenUsed="1"/>
-    <w:lsdException w:name="Table Subtle 2" w:semiHidden="1" w:unhideWhenUsed="1"/>
     <w:lsdException w:name="Table Web 1" w:semiHidden="1" w:unhideWhenUsed="1"/>
     <w:lsdException w:name="Table Web 2" w:semiHidden="1" w:unhideWhenUsed="1"/>
-    <w:lsdException w:name="Table Web 3" w:semiHidden="1" w:unhideWhenUsed="1"/>
     <w:lsdException w:name="Balloon Text" w:semiHidden="1" w:unhideWhenUsed="1"/>
     <w:lsdException w:name="Table Grid" w:uiPriority="39"/>
     <w:lsdException w:name="Table Theme" w:semiHidden="1" w:unhideWhenUsed="1"/>
@@ -19817,6 +20364,10 @@
     <w:lsdException w:name="List Table 5 Dark Accent 6" w:uiPriority="50"/>
     <w:lsdException w:name="List Table 6 Colorful Accent 6" w:uiPriority="51"/>
     <w:lsdException w:name="List Table 7 Colorful Accent 6" w:uiPriority="52"/>
+    <w:lsdException w:name="Mention" w:semiHidden="1" w:unhideWhenUsed="1"/>
+    <w:lsdException w:name="Smart Hyperlink" w:semiHidden="1" w:unhideWhenUsed="1"/>
+    <w:lsdException w:name="Hashtag" w:semiHidden="1" w:unhideWhenUsed="1"/>
+    <w:lsdException w:name="Unresolved Mention" w:semiHidden="1" w:unhideWhenUsed="1"/>
   </w:latentStyles>
   <w:style w:type="paragraph" w:default="1" w:styleId="Normal">
     <w:name w:val="Normal"/>
@@ -21224,7 +21775,7 @@
 </file>
 
 <file path=customXml/itemProps1.xml><?xml version="1.0" encoding="utf-8"?>
-<ds:datastoreItem xmlns:ds="http://schemas.openxmlformats.org/officeDocument/2006/customXml" ds:itemID="{3485FFC1-6474-438D-9724-1464F298E2D8}">
+<ds:datastoreItem xmlns:ds="http://schemas.openxmlformats.org/officeDocument/2006/customXml" ds:itemID="{11823D05-FAB5-4E0C-8E05-9A1331089756}">
   <ds:schemaRefs>
     <ds:schemaRef ds:uri="http://schemas.openxmlformats.org/officeDocument/2006/bibliography"/>
   </ds:schemaRefs>

--- a/TCCInterWay_comentado.docx
+++ b/TCCInterWay_comentado.docx
@@ -1,6 +1,6 @@
 
 <file path=word/document.xml><?xml version="1.0" encoding="utf-8"?>
-<w:document xmlns:wpc="http://schemas.microsoft.com/office/word/2010/wordprocessingCanvas" xmlns:cx="http://schemas.microsoft.com/office/drawing/2014/chartex" xmlns:cx1="http://schemas.microsoft.com/office/drawing/2015/9/8/chartex" xmlns:cx2="http://schemas.microsoft.com/office/drawing/2015/10/21/chartex" xmlns:cx3="http://schemas.microsoft.com/office/drawing/2016/5/9/chartex" xmlns:cx4="http://schemas.microsoft.com/office/drawing/2016/5/10/chartex" xmlns:cx5="http://schemas.microsoft.com/office/drawing/2016/5/11/chartex" xmlns:cx6="http://schemas.microsoft.com/office/drawing/2016/5/12/chartex" xmlns:cx7="http://schemas.microsoft.com/office/drawing/2016/5/13/chartex" xmlns:cx8="http://schemas.microsoft.com/office/drawing/2016/5/14/chartex" xmlns:mc="http://schemas.openxmlformats.org/markup-compatibility/2006" xmlns:aink="http://schemas.microsoft.com/office/drawing/2016/ink" xmlns:am3d="http://schemas.microsoft.com/office/drawing/2017/model3d" xmlns:o="urn:schemas-microsoft-com:office:office" xmlns:r="http://schemas.openxmlformats.org/officeDocument/2006/relationships" xmlns:m="http://schemas.openxmlformats.org/officeDocument/2006/math" xmlns:v="urn:schemas-microsoft-com:vml" xmlns:wp14="http://schemas.microsoft.com/office/word/2010/wordprocessingDrawing" xmlns:wp="http://schemas.openxmlformats.org/drawingml/2006/wordprocessingDrawing" xmlns:w10="urn:schemas-microsoft-com:office:word" xmlns:w="http://schemas.openxmlformats.org/wordprocessingml/2006/main" xmlns:w14="http://schemas.microsoft.com/office/word/2010/wordml" xmlns:w15="http://schemas.microsoft.com/office/word/2012/wordml" xmlns:w16cid="http://schemas.microsoft.com/office/word/2016/wordml/cid" xmlns:w16se="http://schemas.microsoft.com/office/word/2015/wordml/symex" xmlns:wpg="http://schemas.microsoft.com/office/word/2010/wordprocessingGroup" xmlns:wpi="http://schemas.microsoft.com/office/word/2010/wordprocessingInk" xmlns:wne="http://schemas.microsoft.com/office/word/2006/wordml" xmlns:wps="http://schemas.microsoft.com/office/word/2010/wordprocessingShape" mc:Ignorable="w14 w15 w16se w16cid wp14">
+<w:document xmlns:wpc="http://schemas.microsoft.com/office/word/2010/wordprocessingCanvas" xmlns:cx="http://schemas.microsoft.com/office/drawing/2014/chartex" xmlns:mc="http://schemas.openxmlformats.org/markup-compatibility/2006" xmlns:o="urn:schemas-microsoft-com:office:office" xmlns:r="http://schemas.openxmlformats.org/officeDocument/2006/relationships" xmlns:m="http://schemas.openxmlformats.org/officeDocument/2006/math" xmlns:v="urn:schemas-microsoft-com:vml" xmlns:wp14="http://schemas.microsoft.com/office/word/2010/wordprocessingDrawing" xmlns:wp="http://schemas.openxmlformats.org/drawingml/2006/wordprocessingDrawing" xmlns:w10="urn:schemas-microsoft-com:office:word" xmlns:w="http://schemas.openxmlformats.org/wordprocessingml/2006/main" xmlns:w14="http://schemas.microsoft.com/office/word/2010/wordml" xmlns:w15="http://schemas.microsoft.com/office/word/2012/wordml" xmlns:w16se="http://schemas.microsoft.com/office/word/2015/wordml/symex" xmlns:wpg="http://schemas.microsoft.com/office/word/2010/wordprocessingGroup" xmlns:wpi="http://schemas.microsoft.com/office/word/2010/wordprocessingInk" xmlns:wne="http://schemas.microsoft.com/office/word/2006/wordml" xmlns:wps="http://schemas.microsoft.com/office/word/2010/wordprocessingShape" mc:Ignorable="w14 w15 w16se wp14">
   <w:body>
     <w:p>
       <w:pPr>
@@ -15,15 +15,7 @@
         <w:pStyle w:val="SemEspaamento"/>
       </w:pPr>
       <w:r>
-        <w:t xml:space="preserve">ETEC </w:t>
-      </w:r>
-      <w:proofErr w:type="spellStart"/>
-      <w:r>
-        <w:t>PROFª</w:t>
-      </w:r>
-      <w:proofErr w:type="spellEnd"/>
-      <w:r>
-        <w:t xml:space="preserve"> MARIA CRISTINA MEDEIROS</w:t>
+        <w:t>ETEC PROFª MARIA CRISTINA MEDEIROS</w:t>
       </w:r>
     </w:p>
     <w:p>
@@ -56,13 +48,8 @@
         <w:pStyle w:val="SemEspaamento"/>
       </w:pPr>
       <w:r>
-        <w:t xml:space="preserve">Matheus Lima </w:t>
-      </w:r>
-      <w:proofErr w:type="spellStart"/>
-      <w:r>
-        <w:t>Colantuono</w:t>
-      </w:r>
-      <w:proofErr w:type="spellEnd"/>
+        <w:t>Matheus Lima Colantuono</w:t>
+      </w:r>
     </w:p>
     <w:p>
       <w:pPr>
@@ -83,15 +70,7 @@
         <w:t>i</w:t>
       </w:r>
       <w:r>
-        <w:t xml:space="preserve">res </w:t>
-      </w:r>
-      <w:proofErr w:type="spellStart"/>
-      <w:r>
-        <w:t>Anastacio</w:t>
-      </w:r>
-      <w:proofErr w:type="spellEnd"/>
-      <w:r>
-        <w:t xml:space="preserve"> de Freitas</w:t>
+        <w:t>res Anastacio de Freitas</w:t>
       </w:r>
     </w:p>
     <w:p>
@@ -162,13 +141,8 @@
         <w:pStyle w:val="SemEspaamento"/>
       </w:pPr>
       <w:r>
-        <w:t xml:space="preserve">Matheus Lima </w:t>
-      </w:r>
-      <w:proofErr w:type="spellStart"/>
-      <w:r>
-        <w:t>Colantuono</w:t>
-      </w:r>
-      <w:proofErr w:type="spellEnd"/>
+        <w:t>Matheus Lima Colantuono</w:t>
+      </w:r>
     </w:p>
     <w:p>
       <w:pPr>
@@ -183,15 +157,7 @@
         <w:pStyle w:val="SemEspaamento"/>
       </w:pPr>
       <w:r>
-        <w:t xml:space="preserve">Tamires </w:t>
-      </w:r>
-      <w:proofErr w:type="spellStart"/>
-      <w:r>
-        <w:t>Anastacio</w:t>
-      </w:r>
-      <w:proofErr w:type="spellEnd"/>
-      <w:r>
-        <w:t xml:space="preserve"> de Freitas</w:t>
+        <w:t>Tamires Anastacio de Freitas</w:t>
       </w:r>
     </w:p>
     <w:p>
@@ -228,33 +194,8 @@
           <w:b w:val="0"/>
           <w:sz w:val="22"/>
         </w:rPr>
-        <w:t xml:space="preserve">Trabalho de Conclusão de curso apresentado ao Curso Técnico em Informática para Internet Integrado ao Ensino Médio da ETEC </w:t>
-      </w:r>
-      <w:proofErr w:type="spellStart"/>
-      <w:r>
-        <w:rPr>
-          <w:b w:val="0"/>
-          <w:sz w:val="22"/>
-        </w:rPr>
-        <w:t>ProfªMaria</w:t>
-      </w:r>
-      <w:proofErr w:type="spellEnd"/>
-      <w:r>
-        <w:rPr>
-          <w:b w:val="0"/>
-          <w:sz w:val="22"/>
-        </w:rPr>
-        <w:t xml:space="preserve"> Cristina Medeiros, orientado pela </w:t>
-      </w:r>
-      <w:proofErr w:type="spellStart"/>
-      <w:r>
-        <w:rPr>
-          <w:b w:val="0"/>
-          <w:sz w:val="22"/>
-        </w:rPr>
-        <w:t>Profª</w:t>
-      </w:r>
-      <w:proofErr w:type="spellEnd"/>
+        <w:t>Trabalho de Conclusão de curso apresentado ao Curso Técnico em Informática para Internet Integrado ao Ensino Médio da ETEC ProfªMaria Cristina Medeiros, orientado pela Profª</w:t>
+      </w:r>
       <w:r>
         <w:rPr>
           <w:b w:val="0"/>
@@ -4492,8 +4433,8 @@
       <w:pPr>
         <w:pStyle w:val="Sumrio1"/>
         <w:sectPr>
-          <w:headerReference w:type="first" r:id="rId11"/>
-          <w:footerReference w:type="first" r:id="rId12"/>
+          <w:headerReference w:type="first" r:id="rId10"/>
+          <w:footerReference w:type="first" r:id="rId11"/>
           <w:pgSz w:w="11906" w:h="16838"/>
           <w:pgMar w:top="1701" w:right="1134" w:bottom="1134" w:left="1701" w:header="709" w:footer="709" w:gutter="0"/>
           <w:cols w:space="708"/>
@@ -5149,111 +5090,85 @@
         <w:t>e o</w:t>
       </w:r>
       <w:r>
-        <w:t xml:space="preserve"> desenvolvimento da plataforma de intercâmbio </w:t>
-      </w:r>
-      <w:proofErr w:type="spellStart"/>
-      <w:proofErr w:type="gramStart"/>
-      <w:r>
-        <w:t>InterWay</w:t>
-      </w:r>
-      <w:proofErr w:type="spellEnd"/>
+        <w:t xml:space="preserve"> desenvolvimento da plataforma de intercâmbio InterWay </w:t>
+      </w:r>
       <w:r>
         <w:t xml:space="preserve"> </w:t>
       </w:r>
       <w:r>
+        <w:t>justifica</w:t>
+      </w:r>
+      <w:r>
+        <w:t>m</w:t>
+      </w:r>
+      <w:r>
+        <w:t>-se pela crescente demanda de estudantes do Ensino</w:t>
+      </w:r>
+      <w:r>
+        <w:t xml:space="preserve"> Médio e de faculdades, profissionais e</w:t>
+      </w:r>
+      <w:r>
+        <w:t xml:space="preserve"> pessoas de </w:t>
+      </w:r>
+      <w:r>
+        <w:t>diferentes faixas etárias</w:t>
+      </w:r>
+      <w:r>
+        <w:t xml:space="preserve"> que buscam oportunidades de estudo, trabalho e experiências culturais no exterior</w:t>
+      </w:r>
+      <w:r>
+        <w:t xml:space="preserve">. </w:t>
+      </w:r>
+      <w:r>
+        <w:t>Durante o planejamento e a realização de um intercâmbio, os participantes podem enfrentar situações como ansiedade antes da viagem, saudade da família, dificuldades de adaptação cultural</w:t>
+      </w:r>
+      <w:r>
         <w:t xml:space="preserve"> </w:t>
       </w:r>
       <w:r>
-        <w:t>justifica</w:t>
-      </w:r>
-      <w:r>
-        <w:t>m</w:t>
-      </w:r>
-      <w:proofErr w:type="gramEnd"/>
-      <w:r>
-        <w:t>-se pela crescente demanda de estudantes do Ensino</w:t>
-      </w:r>
-      <w:r>
-        <w:t xml:space="preserve"> Médio e de faculdades, profissionais e</w:t>
-      </w:r>
-      <w:r>
-        <w:t xml:space="preserve"> pessoas de </w:t>
-      </w:r>
-      <w:r>
-        <w:t>diferentes faixas etárias</w:t>
-      </w:r>
-      <w:r>
-        <w:t xml:space="preserve"> que buscam oportunidades de estudo, trabalho e experiências culturais no exterior</w:t>
-      </w:r>
-      <w:r>
-        <w:t xml:space="preserve">. </w:t>
-      </w:r>
-      <w:r>
-        <w:t xml:space="preserve">Durante o planejamento e a realização de um intercâmbio, os participantes podem enfrentar situações como ansiedade antes da viagem, saudade da família, dificuldades de adaptação </w:t>
-      </w:r>
-      <w:proofErr w:type="gramStart"/>
-      <w:r>
-        <w:t>cultural</w:t>
+        <w:t xml:space="preserve"> e insegurança diante de novos desafios. </w:t>
+      </w:r>
+      <w:r>
+        <w:rPr>
+          <w:highlight w:val="yellow"/>
+        </w:rPr>
+        <w:t>(C</w:t>
+      </w:r>
+      <w:r>
+        <w:rPr>
+          <w:highlight w:val="yellow"/>
+        </w:rPr>
+        <w:t>apes</w:t>
+      </w:r>
+      <w:r>
+        <w:rPr>
+          <w:highlight w:val="yellow"/>
+        </w:rPr>
+        <w:t>, 2026; S</w:t>
+      </w:r>
+      <w:r>
+        <w:rPr>
+          <w:highlight w:val="yellow"/>
+        </w:rPr>
+        <w:t>ão Paulo</w:t>
+      </w:r>
+      <w:r>
+        <w:rPr>
+          <w:highlight w:val="yellow"/>
+        </w:rPr>
+        <w:t>, 2025)</w:t>
+      </w:r>
+      <w:r>
+        <w:rPr>
+          <w:highlight w:val="yellow"/>
+        </w:rPr>
+        <w:t>.</w:t>
       </w:r>
       <w:r>
         <w:t xml:space="preserve"> </w:t>
       </w:r>
       <w:r>
-        <w:t xml:space="preserve"> e</w:t>
-      </w:r>
-      <w:proofErr w:type="gramEnd"/>
-      <w:r>
-        <w:t xml:space="preserve"> insegurança diante de novos desafios. </w:t>
-      </w:r>
-      <w:r>
-        <w:rPr>
-          <w:highlight w:val="yellow"/>
-        </w:rPr>
-        <w:t>(C</w:t>
-      </w:r>
-      <w:r>
-        <w:rPr>
-          <w:highlight w:val="yellow"/>
-        </w:rPr>
-        <w:t>apes</w:t>
-      </w:r>
-      <w:r>
-        <w:rPr>
-          <w:highlight w:val="yellow"/>
-        </w:rPr>
-        <w:t>, 2026; S</w:t>
-      </w:r>
-      <w:r>
-        <w:rPr>
-          <w:highlight w:val="yellow"/>
-        </w:rPr>
-        <w:t>ão Paulo</w:t>
-      </w:r>
-      <w:r>
-        <w:rPr>
-          <w:highlight w:val="yellow"/>
-        </w:rPr>
-        <w:t>, 2025)</w:t>
-      </w:r>
-      <w:r>
-        <w:rPr>
-          <w:highlight w:val="yellow"/>
-        </w:rPr>
-        <w:t>.</w:t>
-      </w:r>
-      <w:r>
-        <w:t xml:space="preserve"> </w:t>
-      </w:r>
-      <w:r>
-        <w:t xml:space="preserve">Nesse contexto, o </w:t>
-      </w:r>
-      <w:proofErr w:type="spellStart"/>
-      <w:r>
-        <w:t>InterWay</w:t>
-      </w:r>
-      <w:proofErr w:type="spellEnd"/>
-      <w:r>
-        <w:t xml:space="preserve"> busca oferecer informações e orientações que auxiliem o usuário na preparação para a viagem, contribuindo para que ele se sinta mais seguro e confiante para enfrentar os desafios da experiência internacional.</w:t>
+        <w:t>Nesse contexto, o InterWay busca oferecer informações e orientações que auxiliem o usuário na preparação para a viagem, contribuindo para que ele se sinta mais seguro e confiante para enfrentar os desafios da experiência internacional.</w:t>
       </w:r>
     </w:p>
     <w:p>
@@ -5298,148 +5213,114 @@
         <w:rPr>
           <w:highlight w:val="yellow"/>
         </w:rPr>
-        <w:t>-</w:t>
-      </w:r>
-      <w:proofErr w:type="spellStart"/>
+        <w:t>-F</w:t>
+      </w:r>
       <w:r>
         <w:rPr>
           <w:highlight w:val="yellow"/>
         </w:rPr>
-        <w:t>F</w:t>
+        <w:t>ilice</w:t>
       </w:r>
       <w:r>
         <w:rPr>
           <w:highlight w:val="yellow"/>
         </w:rPr>
-        <w:t>ilice</w:t>
-      </w:r>
-      <w:proofErr w:type="spellEnd"/>
+        <w:t>, 2016).</w:t>
+      </w:r>
+      <w:r>
+        <w:t xml:space="preserve"> </w:t>
+      </w:r>
+      <w:r>
+        <w:t xml:space="preserve">Dessa forma, a criação de uma plataforma digital voltada para esse segmento tem como objetivo </w:t>
+      </w:r>
+      <w:r>
+        <w:t>centralizar informações e serviços relacionados ao intercâmbio, proporcionando maior praticidade e organização aos usuários durante etapas do processo. Com isso. O InterWay pode facilitar a preparação do intercambista e contribuir para uma experiência mais organizada e acessível.</w:t>
+      </w:r>
+    </w:p>
+    <w:p>
+      <w:r>
+        <w:t xml:space="preserve">Além disso, o </w:t>
+      </w:r>
       <w:r>
         <w:rPr>
           <w:highlight w:val="yellow"/>
         </w:rPr>
-        <w:t>, 2016).</w:t>
+        <w:t xml:space="preserve">InterWay </w:t>
+      </w:r>
+      <w:r>
+        <w:rPr>
+          <w:highlight w:val="yellow"/>
+        </w:rPr>
+        <w:t>apresenta uma relação direta com a ODS 4- Educação de Qualidade, ao contribuir para a ampliação do acesso a oportunidades de aprendizagem e experiências educacionais em diferentes contextos culturais.</w:t>
       </w:r>
       <w:r>
         <w:t xml:space="preserve"> </w:t>
       </w:r>
       <w:r>
-        <w:t xml:space="preserve">Dessa forma, a criação de uma plataforma digital voltada para esse segmento tem como objetivo </w:t>
-      </w:r>
-      <w:r>
-        <w:t xml:space="preserve">centralizar informações e serviços relacionados ao intercâmbio, proporcionando maior praticidade e organização aos usuários durante etapas do processo. Com isso. O </w:t>
-      </w:r>
-      <w:proofErr w:type="spellStart"/>
-      <w:r>
-        <w:t>InterWay</w:t>
-      </w:r>
-      <w:proofErr w:type="spellEnd"/>
-      <w:r>
-        <w:t xml:space="preserve"> pode facilitar a preparação do intercambista e contribuir para uma experiência mais organizada e acessível.</w:t>
-      </w:r>
-    </w:p>
-    <w:p>
-      <w:r>
-        <w:t xml:space="preserve">Além disso, o </w:t>
-      </w:r>
-      <w:proofErr w:type="spellStart"/>
-      <w:r>
         <w:rPr>
           <w:highlight w:val="yellow"/>
         </w:rPr>
-        <w:t>InterWay</w:t>
-      </w:r>
-      <w:proofErr w:type="spellEnd"/>
+        <w:t>(</w:t>
+      </w:r>
       <w:r>
         <w:rPr>
           <w:highlight w:val="yellow"/>
         </w:rPr>
+        <w:t>Instituto Aurora; 2023</w:t>
+      </w:r>
+      <w:r>
+        <w:rPr>
+          <w:highlight w:val="yellow"/>
+        </w:rPr>
+        <w:t>)</w:t>
+      </w:r>
+      <w:r>
+        <w:rPr>
+          <w:highlight w:val="yellow"/>
+        </w:rPr>
+        <w:t>.</w:t>
+      </w:r>
+      <w:r>
+        <w:t xml:space="preserve"> A plataforma </w:t>
+      </w:r>
+      <w:r>
+        <w:t xml:space="preserve">pode facilitar o acesso a informações sobre programas de intercâmbio, instituições, idiomas e preparação para a experiência internacional, permitindo que mais pessoas </w:t>
+      </w:r>
+      <w:r>
+        <w:t>conheçam possibilidades de formação em outros países. Dessa maneira, o projeto utiliza a tecnologia como instrumento de apoio à internacionalização da educação e à ampliação das oportunidades de aprendizagem.</w:t>
+      </w:r>
+    </w:p>
+    <w:p>
+      <w:r>
+        <w:t>Ouro benefício proporcionado pelo InterWay está relacionado à interação entre pessoas de diferentes culturas. A plataforma busca aproximar futuros intercambistas de pessoas que já passaram por experiências internacionais, possibilitando a troca de informações, experiências e conhecimentos. Esse contato pode contribuir para que os usuários conheçam diferentes culturas, desenvolvam novas relações sociais e tenham a oportunidade de fazer amizades com pessoas de diferentes origens culturais, tornando a experiência de intercâmbio mais enriquecedora.</w:t>
+      </w:r>
+    </w:p>
+    <w:p>
+      <w:commentRangeStart w:id="11"/>
+      <w:r>
+        <w:t>Portanto, o projeto apresenta relevância so</w:t>
+      </w:r>
+      <w:r>
+        <w:t xml:space="preserve">cial, educacional e tecnológica ao oferecer recursos que apoiam o usuário antes e durante sua experiência internacional. Assim, além de contribuir para a ODS 4 – Educação de Qualidade, o projeto procura proporcionar benefícios que vão além da viagem, como o desenvolvimento da confiança para superar desafios e a construção de vínculos com pessoas de diferentes culturas, </w:t>
+      </w:r>
+      <w:r>
+        <w:t>considerando a importância da globalização e da internacionalização na formação acadêmica e profissional dos indivíduos</w:t>
+      </w:r>
+      <w:r>
         <w:t xml:space="preserve"> </w:t>
       </w:r>
       <w:r>
         <w:rPr>
           <w:highlight w:val="yellow"/>
         </w:rPr>
-        <w:t>apresenta uma relação direta com a ODS 4- Educação de Qualidade, ao contribuir para a ampliação do acesso a oportunidades de aprendizagem e experiências educacionais em diferentes contextos culturais.</w:t>
-      </w:r>
-      <w:r>
-        <w:t xml:space="preserve"> </w:t>
+        <w:t>(</w:t>
       </w:r>
       <w:r>
         <w:rPr>
           <w:highlight w:val="yellow"/>
         </w:rPr>
-        <w:t>(</w:t>
-      </w:r>
-      <w:r>
-        <w:rPr>
-          <w:highlight w:val="yellow"/>
-        </w:rPr>
-        <w:t>Instituto Aurora; 2023</w:t>
-      </w:r>
-      <w:r>
-        <w:rPr>
-          <w:highlight w:val="yellow"/>
-        </w:rPr>
-        <w:t>)</w:t>
-      </w:r>
-      <w:r>
-        <w:rPr>
-          <w:highlight w:val="yellow"/>
-        </w:rPr>
-        <w:t>.</w:t>
-      </w:r>
-      <w:r>
-        <w:t xml:space="preserve"> A plataforma </w:t>
-      </w:r>
-      <w:r>
-        <w:t xml:space="preserve">pode facilitar o acesso a informações sobre programas de intercâmbio, instituições, idiomas e preparação para a experiência internacional, permitindo que mais pessoas </w:t>
-      </w:r>
-      <w:r>
-        <w:t>conheçam possibilidades de formação em outros países. Dessa maneira, o projeto utiliza a tecnologia como instrumento de apoio à internacionalização da educação e à ampliação das oportunidades de aprendizagem.</w:t>
-      </w:r>
-    </w:p>
-    <w:p>
-      <w:r>
-        <w:t xml:space="preserve">Ouro benefício proporcionado pelo </w:t>
-      </w:r>
-      <w:proofErr w:type="spellStart"/>
-      <w:r>
-        <w:t>InterWay</w:t>
-      </w:r>
-      <w:proofErr w:type="spellEnd"/>
-      <w:r>
-        <w:t xml:space="preserve"> está relacionado à interação entre pessoas de diferentes culturas. A plataforma busca aproximar futuros intercambistas de pessoas que já passaram por experiências internacionais, possibilitando a troca de informações, experiências e conhecimentos. Esse contato pode contribuir para que os usuários conheçam diferentes culturas, desenvolvam novas relações sociais e tenham a oportunidade de fazer amizades com pessoas de diferentes origens culturais, tornando a experiência de intercâmbio mais enriquecedora.</w:t>
-      </w:r>
-    </w:p>
-    <w:p>
-      <w:commentRangeStart w:id="11"/>
-      <w:r>
-        <w:t>Portanto, o projeto apresenta relevância so</w:t>
-      </w:r>
-      <w:r>
-        <w:t xml:space="preserve">cial, educacional e tecnológica ao oferecer recursos que apoiam o usuário antes e durante sua experiência internacional. Assim, além de contribuir para a ODS 4 – Educação de Qualidade, o projeto procura proporcionar benefícios que vão além da viagem, como o desenvolvimento da confiança para superar desafios e a construção de vínculos com pessoas de diferentes culturas, </w:t>
-      </w:r>
-      <w:r>
-        <w:t>considerando a importância da globalização e da internacionalização na formação acadêmica e profissional dos indivíduos</w:t>
-      </w:r>
-      <w:r>
-        <w:t xml:space="preserve"> </w:t>
-      </w:r>
-      <w:r>
-        <w:rPr>
-          <w:highlight w:val="yellow"/>
-        </w:rPr>
-        <w:t>(</w:t>
-      </w:r>
-      <w:proofErr w:type="spellStart"/>
-      <w:r>
-        <w:rPr>
-          <w:highlight w:val="yellow"/>
-        </w:rPr>
         <w:t>Knobel</w:t>
       </w:r>
-      <w:proofErr w:type="spellEnd"/>
       <w:r>
         <w:rPr>
           <w:highlight w:val="yellow"/>
@@ -5655,8 +5536,6 @@
         </w:rPr>
         <w:commentReference w:id="17"/>
       </w:r>
-      <w:bookmarkStart w:id="18" w:name="_GoBack"/>
-      <w:bookmarkEnd w:id="18"/>
     </w:p>
     <w:p>
       <w:pPr>
@@ -5720,12 +5599,12 @@
         <w:pStyle w:val="Ttulo2"/>
         <w:spacing w:after="600" w:line="720" w:lineRule="auto"/>
       </w:pPr>
-      <w:bookmarkStart w:id="19" w:name="_Toc238714799"/>
+      <w:bookmarkStart w:id="18" w:name="_Toc238714799"/>
       <w:r>
         <w:lastRenderedPageBreak/>
         <w:t>Metodologia</w:t>
       </w:r>
-      <w:bookmarkEnd w:id="19"/>
+      <w:bookmarkEnd w:id="18"/>
     </w:p>
     <w:p>
       <w:pPr>
@@ -5808,7 +5687,7 @@
         <w:pStyle w:val="Legenda"/>
         <w:keepNext/>
       </w:pPr>
-      <w:bookmarkStart w:id="20" w:name="_Toc238720068"/>
+      <w:bookmarkStart w:id="19" w:name="_Toc238720068"/>
       <w:r>
         <w:rPr>
           <w:noProof/>
@@ -5839,7 +5718,7 @@
                     <pic:cNvPicPr/>
                   </pic:nvPicPr>
                   <pic:blipFill>
-                    <a:blip r:embed="rId13" cstate="print">
+                    <a:blip r:embed="rId12" cstate="print">
                       <a:extLst>
                         <a:ext uri="{28A0092B-C50C-407E-A947-70E740481C1C}">
                           <a14:useLocalDpi xmlns:a14="http://schemas.microsoft.com/office/drawing/2010/main" val="0"/>
@@ -5871,7 +5750,7 @@
           </wp:anchor>
         </w:drawing>
       </w:r>
-      <w:bookmarkStart w:id="21" w:name="_Toc232412742"/>
+      <w:bookmarkStart w:id="20" w:name="_Toc232412742"/>
       <w:r>
         <w:t xml:space="preserve">Figura </w:t>
       </w:r>
@@ -5886,11 +5765,11 @@
       <w:r>
         <w:t xml:space="preserve">: </w:t>
       </w:r>
-      <w:bookmarkEnd w:id="21"/>
+      <w:bookmarkEnd w:id="20"/>
       <w:r>
         <w:t>Metodologia</w:t>
       </w:r>
-      <w:bookmarkEnd w:id="20"/>
+      <w:bookmarkEnd w:id="19"/>
     </w:p>
     <w:p>
       <w:pPr>
@@ -6177,11 +6056,11 @@
       <w:pPr>
         <w:pStyle w:val="Ttulo2"/>
       </w:pPr>
-      <w:bookmarkStart w:id="22" w:name="_Toc238714800"/>
+      <w:bookmarkStart w:id="21" w:name="_Toc238714800"/>
       <w:r>
         <w:t>Resultados Esperados</w:t>
       </w:r>
-      <w:bookmarkEnd w:id="22"/>
+      <w:bookmarkEnd w:id="21"/>
     </w:p>
     <w:p>
       <w:pPr>
@@ -6256,7 +6135,7 @@
         </w:rPr>
         <w:t xml:space="preserve"> </w:t>
       </w:r>
-      <w:commentRangeStart w:id="23"/>
+      <w:commentRangeStart w:id="22"/>
       <w:r>
         <w:rPr>
           <w:noProof/>
@@ -6303,12 +6182,12 @@
         </w:rPr>
         <w:t xml:space="preserve"> serão baseadas em pesquisas bibliográficas</w:t>
       </w:r>
-      <w:commentRangeEnd w:id="23"/>
+      <w:commentRangeEnd w:id="22"/>
       <w:r>
         <w:rPr>
           <w:rStyle w:val="Refdecomentrio"/>
         </w:rPr>
-        <w:commentReference w:id="23"/>
+        <w:commentReference w:id="22"/>
       </w:r>
       <w:r>
         <w:rPr>
@@ -6353,27 +6232,94 @@
       <w:pPr>
         <w:pStyle w:val="Ttulo1"/>
       </w:pPr>
-      <w:bookmarkStart w:id="24" w:name="_Toc238714801"/>
+      <w:bookmarkStart w:id="23" w:name="_Toc238714801"/>
       <w:r>
         <w:lastRenderedPageBreak/>
         <w:t>REFERENCIAL TEÓRICO</w:t>
       </w:r>
-      <w:bookmarkEnd w:id="24"/>
-    </w:p>
-    <w:p>
-      <w:pPr>
-        <w:rPr>
-          <w:noProof/>
-        </w:rPr>
-      </w:pPr>
+      <w:bookmarkEnd w:id="23"/>
+    </w:p>
+    <w:p>
+      <w:pPr>
+        <w:rPr>
+          <w:noProof/>
+        </w:rPr>
+      </w:pPr>
+      <w:commentRangeStart w:id="24"/>
       <w:commentRangeStart w:id="25"/>
-      <w:commentRangeStart w:id="26"/>
       <w:r>
         <w:rPr>
           <w:noProof/>
         </w:rPr>
         <w:t>O intercâmbio internacional pode ser compreendido como uma experiência de mobilidade que possibilita ao indivíduo permanecer temporariamente em outro país</w:t>
       </w:r>
+      <w:commentRangeEnd w:id="24"/>
+      <w:r>
+        <w:rPr>
+          <w:rStyle w:val="Refdecomentrio"/>
+        </w:rPr>
+        <w:commentReference w:id="24"/>
+      </w:r>
+      <w:r>
+        <w:rPr>
+          <w:noProof/>
+        </w:rPr>
+        <w:t xml:space="preserve"> com diferentes objetivos, como estudar, trabalhar, aprender um novo idioma, realizar cursos, desenvolver atividades profissionais ou vivenciar novas culturas. Embora a mobilidade internacional esteja frequentemente associada ao ambiente acadêmico</w:t>
+      </w:r>
+      <w:r>
+        <w:rPr>
+          <w:noProof/>
+        </w:rPr>
+        <w:t xml:space="preserve">, ela também pode estar relacionada a diferentes formas de formação, qualificação profissional e experiência culturais. No contexto brasileiro, a internacionalização e a mobilidade internacional vêm sendo desenvolvidas por meio de diferentes programas e iniciativas de cooperaço~es com instituições estrangeiras, envolvendo estudantes, professores, pesquisadores e outros profissionais </w:t>
+      </w:r>
+      <w:r>
+        <w:rPr>
+          <w:noProof/>
+          <w:highlight w:val="yellow"/>
+        </w:rPr>
+        <w:t>(C</w:t>
+      </w:r>
+      <w:r>
+        <w:rPr>
+          <w:noProof/>
+          <w:highlight w:val="yellow"/>
+        </w:rPr>
+        <w:t>apes</w:t>
+      </w:r>
+      <w:r>
+        <w:rPr>
+          <w:noProof/>
+          <w:highlight w:val="yellow"/>
+        </w:rPr>
+        <w:t>, 2026).</w:t>
+      </w:r>
+      <w:r>
+        <w:rPr>
+          <w:noProof/>
+        </w:rPr>
+        <w:t xml:space="preserve"> A mobilidade internacional, nesse sentido, pode proporcionar contato com diferentes culturas, conhecimentos, idiomas e ambientes sociais, contribuindo para a formação e o desenvolvimento dos indivíduos </w:t>
+      </w:r>
+      <w:r>
+        <w:rPr>
+          <w:noProof/>
+          <w:highlight w:val="yellow"/>
+        </w:rPr>
+        <w:t>(C</w:t>
+      </w:r>
+      <w:r>
+        <w:rPr>
+          <w:noProof/>
+          <w:highlight w:val="yellow"/>
+        </w:rPr>
+        <w:t>apes</w:t>
+      </w:r>
+      <w:r>
+        <w:rPr>
+          <w:noProof/>
+          <w:highlight w:val="yellow"/>
+        </w:rPr>
+        <w:t>, 2018).</w:t>
+      </w:r>
       <w:commentRangeEnd w:id="25"/>
       <w:r>
         <w:rPr>
@@ -6381,133 +6327,66 @@
         </w:rPr>
         <w:commentReference w:id="25"/>
       </w:r>
-      <w:r>
-        <w:rPr>
-          <w:noProof/>
-        </w:rPr>
-        <w:t xml:space="preserve"> com diferentes objetivos, como estudar, trabalhar, aprender um novo idioma, realizar cursos, desenvolver atividades profissionais ou vivenciar novas culturas. Embora a mobilidade internacional esteja frequentemente associada ao ambiente acadêmico</w:t>
-      </w:r>
-      <w:r>
-        <w:rPr>
-          <w:noProof/>
-        </w:rPr>
-        <w:t xml:space="preserve">, ela também pode estar relacionada a diferentes formas de formação, qualificação profissional e experiência culturais. No contexto brasileiro, a internacionalização e a mobilidade internacional vêm sendo desenvolvidas por meio de diferentes programas e iniciativas de cooperaço~es com instituições estrangeiras, envolvendo estudantes, professores, pesquisadores e outros profissionais </w:t>
-      </w:r>
-      <w:r>
-        <w:rPr>
-          <w:noProof/>
-          <w:highlight w:val="yellow"/>
-        </w:rPr>
-        <w:t>(C</w:t>
-      </w:r>
-      <w:r>
-        <w:rPr>
-          <w:noProof/>
-          <w:highlight w:val="yellow"/>
-        </w:rPr>
-        <w:t>apes</w:t>
-      </w:r>
-      <w:r>
-        <w:rPr>
-          <w:noProof/>
-          <w:highlight w:val="yellow"/>
-        </w:rPr>
-        <w:t>, 2026).</w:t>
-      </w:r>
-      <w:r>
-        <w:rPr>
-          <w:noProof/>
-        </w:rPr>
-        <w:t xml:space="preserve"> A mobilidade internacional, nesse sentido, pode proporcionar contato com diferentes culturas, conhecimentos, idiomas e ambientes sociais, contribuindo para a formação e o desenvolvimento dos indivíduos </w:t>
-      </w:r>
-      <w:r>
-        <w:rPr>
-          <w:noProof/>
-          <w:highlight w:val="yellow"/>
-        </w:rPr>
-        <w:t>(C</w:t>
-      </w:r>
-      <w:r>
-        <w:rPr>
-          <w:noProof/>
-          <w:highlight w:val="yellow"/>
-        </w:rPr>
-        <w:t>apes</w:t>
-      </w:r>
-      <w:r>
-        <w:rPr>
-          <w:noProof/>
-          <w:highlight w:val="yellow"/>
-        </w:rPr>
-        <w:t>, 2018).</w:t>
-      </w:r>
-      <w:commentRangeEnd w:id="26"/>
+    </w:p>
+    <w:p>
+      <w:pPr>
+        <w:pStyle w:val="Ttulo2"/>
+      </w:pPr>
+      <w:bookmarkStart w:id="26" w:name="_Toc238714802"/>
+      <w:r>
+        <w:t>Intercâmbio Internacional</w:t>
+      </w:r>
+      <w:bookmarkEnd w:id="26"/>
+    </w:p>
+    <w:p>
+      <w:pPr>
+        <w:rPr>
+          <w:noProof/>
+        </w:rPr>
+      </w:pPr>
+      <w:commentRangeStart w:id="27"/>
+      <w:r>
+        <w:rPr>
+          <w:noProof/>
+        </w:rPr>
+        <w:t xml:space="preserve">Intercâmbio é quando indivíduos passam uma determinada quantidade de tempo em outro país, a fim de complementar os seus conhecimentos. No entanto, também há casos em que a experiência de fora se estende não apenas em estudar, mas também para imergir em uma cultura, trabalhar, etc. </w:t>
+      </w:r>
+    </w:p>
+    <w:p>
+      <w:pPr>
+        <w:rPr>
+          <w:noProof/>
+        </w:rPr>
+      </w:pPr>
+      <w:r>
+        <w:rPr>
+          <w:noProof/>
+        </w:rPr>
+        <w:t xml:space="preserve">Pesquisas científicas em educação e relatórios da Associação das Agências de Intercâmbio (Belta) </w:t>
+      </w:r>
+      <w:r>
+        <w:rPr>
+          <w:noProof/>
+        </w:rPr>
+        <w:t>apontam que os principais motores do setor são a busca por proficiênciia linguística, imersão cultural e flexibilidade em programas de curta duração.</w:t>
+      </w:r>
+      <w:commentRangeEnd w:id="27"/>
       <w:r>
         <w:rPr>
           <w:rStyle w:val="Refdecomentrio"/>
         </w:rPr>
-        <w:commentReference w:id="26"/>
-      </w:r>
-    </w:p>
-    <w:p>
-      <w:pPr>
-        <w:pStyle w:val="Ttulo2"/>
-      </w:pPr>
-      <w:bookmarkStart w:id="27" w:name="_Toc238714802"/>
-      <w:r>
-        <w:t>Intercâmbio Internacional</w:t>
-      </w:r>
-      <w:bookmarkEnd w:id="27"/>
-    </w:p>
-    <w:p>
-      <w:pPr>
-        <w:rPr>
-          <w:noProof/>
-        </w:rPr>
-      </w:pPr>
-      <w:commentRangeStart w:id="28"/>
-      <w:r>
-        <w:rPr>
-          <w:noProof/>
-        </w:rPr>
-        <w:t xml:space="preserve">Intercâmbio é quando indivíduos passam uma determinada quantidade de tempo em outro país, a fim de complementar os seus conhecimentos. No entanto, também há casos em que a experiência de fora se estende não apenas em estudar, mas também para imergir em uma cultura, trabalhar, etc. </w:t>
-      </w:r>
-    </w:p>
-    <w:p>
-      <w:pPr>
-        <w:rPr>
-          <w:noProof/>
-        </w:rPr>
-      </w:pPr>
-      <w:r>
-        <w:rPr>
-          <w:noProof/>
-        </w:rPr>
-        <w:t xml:space="preserve">Pesquisas científicas em educação e relatórios da Associação das Agências de Intercâmbio (Belta) </w:t>
-      </w:r>
-      <w:r>
-        <w:rPr>
-          <w:noProof/>
-        </w:rPr>
-        <w:t>apontam que os principais motores do setor são a busca por proficiênciia linguística, imersão cultural e flexibilidade em programas de curta duração.</w:t>
-      </w:r>
-      <w:commentRangeEnd w:id="28"/>
-      <w:r>
-        <w:rPr>
-          <w:rStyle w:val="Refdecomentrio"/>
-        </w:rPr>
-        <w:commentReference w:id="28"/>
+        <w:commentReference w:id="27"/>
       </w:r>
     </w:p>
     <w:p>
       <w:pPr>
         <w:pStyle w:val="Ttulo3"/>
       </w:pPr>
-      <w:bookmarkStart w:id="29" w:name="_Toc238714803"/>
+      <w:bookmarkStart w:id="28" w:name="_Toc238714803"/>
       <w:r>
         <w:t>Tipos de Intercâmbio</w:t>
       </w:r>
-      <w:bookmarkEnd w:id="29"/>
+      <w:bookmarkEnd w:id="28"/>
     </w:p>
     <w:p>
       <w:pPr>
@@ -6517,8 +6396,8 @@
           <w:noProof/>
         </w:rPr>
       </w:pPr>
+      <w:commentRangeStart w:id="29"/>
       <w:commentRangeStart w:id="30"/>
-      <w:commentRangeStart w:id="31"/>
       <w:r>
         <w:rPr>
           <w:b/>
@@ -6527,12 +6406,12 @@
         </w:rPr>
         <w:t>Curso de idioma:</w:t>
       </w:r>
-      <w:commentRangeEnd w:id="30"/>
+      <w:commentRangeEnd w:id="29"/>
       <w:r>
         <w:rPr>
           <w:rStyle w:val="Refdecomentrio"/>
         </w:rPr>
-        <w:commentReference w:id="30"/>
+        <w:commentReference w:id="29"/>
       </w:r>
     </w:p>
     <w:p>
@@ -6749,12 +6628,12 @@
         </w:rPr>
         <w:t>A experiência no exterior não é exclusiva para jovens. Programas para adultos com mais de 50 anos combinam idiomas com atividades culturais – gastronômicas, história da arte e enologia. O ritmo é adaptado e os grupos são menores. Famílias com filhos podem encontrar programas adaptados a diferentes faixas etárias.</w:t>
       </w:r>
-      <w:commentRangeEnd w:id="31"/>
+      <w:commentRangeEnd w:id="30"/>
       <w:r>
         <w:rPr>
           <w:rStyle w:val="Refdecomentrio"/>
         </w:rPr>
-        <w:commentReference w:id="31"/>
+        <w:commentReference w:id="30"/>
       </w:r>
     </w:p>
     <w:p>
@@ -6768,12 +6647,12 @@
       <w:pPr>
         <w:pStyle w:val="Ttulo2"/>
       </w:pPr>
-      <w:bookmarkStart w:id="32" w:name="_Toc238714804"/>
+      <w:bookmarkStart w:id="31" w:name="_Toc238714804"/>
       <w:r>
         <w:lastRenderedPageBreak/>
         <w:t>Planejamento do Intercâmbio</w:t>
       </w:r>
-      <w:bookmarkEnd w:id="32"/>
+      <w:bookmarkEnd w:id="31"/>
     </w:p>
     <w:p>
       <w:pPr>
@@ -6782,7 +6661,7 @@
           <w:rFonts w:cs="Arial"/>
         </w:rPr>
       </w:pPr>
-      <w:commentRangeStart w:id="33"/>
+      <w:commentRangeStart w:id="32"/>
       <w:r>
         <w:rPr>
           <w:rStyle w:val="yadgie"/>
@@ -6893,24 +6772,24 @@
         </w:rPr>
         <w:t>É necessário se planejar com meses de antecedência.</w:t>
       </w:r>
-      <w:commentRangeEnd w:id="33"/>
+      <w:commentRangeEnd w:id="32"/>
       <w:r>
         <w:rPr>
           <w:rStyle w:val="Refdecomentrio"/>
         </w:rPr>
-        <w:commentReference w:id="33"/>
+        <w:commentReference w:id="32"/>
       </w:r>
     </w:p>
     <w:p>
       <w:pPr>
         <w:pStyle w:val="Ttulo3"/>
       </w:pPr>
-      <w:bookmarkStart w:id="34" w:name="_Toc238714805"/>
-      <w:commentRangeStart w:id="35"/>
+      <w:bookmarkStart w:id="33" w:name="_Toc238714805"/>
+      <w:commentRangeStart w:id="34"/>
       <w:r>
         <w:t>Transformação Digital do Intercâmbio</w:t>
       </w:r>
-      <w:bookmarkEnd w:id="34"/>
+      <w:bookmarkEnd w:id="33"/>
     </w:p>
     <w:p>
       <w:r>
@@ -6972,12 +6851,12 @@
         </w:rPr>
         <w:t>, dentre outros.</w:t>
       </w:r>
-      <w:commentRangeEnd w:id="35"/>
+      <w:commentRangeEnd w:id="34"/>
       <w:r>
         <w:rPr>
           <w:rStyle w:val="Refdecomentrio"/>
         </w:rPr>
-        <w:commentReference w:id="35"/>
+        <w:commentReference w:id="34"/>
       </w:r>
     </w:p>
     <w:p>
@@ -6987,8 +6866,8 @@
           <w:noProof/>
         </w:rPr>
       </w:pPr>
-      <w:bookmarkStart w:id="36" w:name="_Toc238714806"/>
-      <w:commentRangeStart w:id="37"/>
+      <w:bookmarkStart w:id="35" w:name="_Toc238714806"/>
+      <w:commentRangeStart w:id="36"/>
       <w:r>
         <w:rPr>
           <w:noProof/>
@@ -6996,33 +6875,25 @@
         <w:lastRenderedPageBreak/>
         <w:t>Sistemas de Informação</w:t>
       </w:r>
-      <w:bookmarkEnd w:id="36"/>
+      <w:bookmarkEnd w:id="35"/>
     </w:p>
     <w:p>
       <w:r>
         <w:t xml:space="preserve">O sistema de informação de uma plataforma de intercâmbio é um ecossistema digital complexo e de multicamadas, projetado para equilibrar velocidade, precisão e segurança. </w:t>
       </w:r>
-      <w:commentRangeStart w:id="38"/>
+      <w:commentRangeStart w:id="37"/>
       <w:r>
         <w:t>Seu coração é o motor de correspondência de ordens, que processa compras e vendas em milissegundos</w:t>
       </w:r>
-      <w:commentRangeEnd w:id="38"/>
+      <w:commentRangeEnd w:id="37"/>
       <w:r>
         <w:rPr>
           <w:rStyle w:val="Refdecomentrio"/>
         </w:rPr>
-        <w:commentReference w:id="38"/>
-      </w:r>
-      <w:r>
-        <w:t xml:space="preserve"> com arquitetura de </w:t>
-      </w:r>
-      <w:proofErr w:type="spellStart"/>
-      <w:r>
-        <w:t>microsserviços</w:t>
-      </w:r>
-      <w:proofErr w:type="spellEnd"/>
-      <w:r>
-        <w:t>. Esse núcleo é sustentado por uma camada de dados</w:t>
+        <w:commentReference w:id="37"/>
+      </w:r>
+      <w:r>
+        <w:t xml:space="preserve"> com arquitetura de microsserviços. Esse núcleo é sustentado por uma camada de dados</w:t>
       </w:r>
       <w:r>
         <w:t xml:space="preserve"> que gerencia com rigor os saldos, os usuários e o histórico de transações em bancos relacionais.</w:t>
@@ -7032,19 +6903,53 @@
       <w:pPr>
         <w:pStyle w:val="Ttulo5"/>
       </w:pPr>
-      <w:bookmarkStart w:id="39" w:name="_Toc238714807"/>
+      <w:bookmarkStart w:id="38" w:name="_Toc238714807"/>
       <w:r>
         <w:t>Mecanismos de Governança e Transparência</w:t>
       </w:r>
-      <w:bookmarkEnd w:id="39"/>
+      <w:bookmarkEnd w:id="38"/>
     </w:p>
     <w:p>
       <w:r>
         <w:t xml:space="preserve">Para estabelecer e manter a confiança, as plataformas implementam mecanismos de governança. Um aspecto central é a transparência de controle, que diz respeito à disponibilidade de sinais informacionais. </w:t>
       </w:r>
+      <w:commentRangeStart w:id="39"/>
+      <w:r>
+        <w:t>Estudos mostram que esses mecanismos são mais importantes nas interações iniciais</w:t>
+      </w:r>
+      <w:commentRangeEnd w:id="39"/>
+      <w:r>
+        <w:rPr>
+          <w:rStyle w:val="Refdecomentrio"/>
+        </w:rPr>
+        <w:commentReference w:id="39"/>
+      </w:r>
+      <w:r>
+        <w:t xml:space="preserve">, e seu efeito pode ser modificado por feedbacks de desempenho ao longo do tempo. </w:t>
+      </w:r>
+      <w:commentRangeEnd w:id="36"/>
+      <w:r>
+        <w:rPr>
+          <w:rStyle w:val="Refdecomentrio"/>
+        </w:rPr>
+        <w:commentReference w:id="36"/>
+      </w:r>
+    </w:p>
+    <w:p>
       <w:commentRangeStart w:id="40"/>
-      <w:r>
-        <w:t>Estudos mostram que esses mecanismos são mais importantes nas interações iniciais</w:t>
+    </w:p>
+    <w:p>
+      <w:pPr>
+        <w:ind w:firstLine="0"/>
+        <w:rPr>
+          <w:noProof/>
+        </w:rPr>
+      </w:pPr>
+      <w:r>
+        <w:rPr>
+          <w:noProof/>
+        </w:rPr>
+        <w:t>???????</w:t>
       </w:r>
       <w:commentRangeEnd w:id="40"/>
       <w:r>
@@ -7052,40 +6957,6 @@
           <w:rStyle w:val="Refdecomentrio"/>
         </w:rPr>
         <w:commentReference w:id="40"/>
-      </w:r>
-      <w:r>
-        <w:t xml:space="preserve">, e seu efeito pode ser modificado por feedbacks de desempenho ao longo do tempo. </w:t>
-      </w:r>
-      <w:commentRangeEnd w:id="37"/>
-      <w:r>
-        <w:rPr>
-          <w:rStyle w:val="Refdecomentrio"/>
-        </w:rPr>
-        <w:commentReference w:id="37"/>
-      </w:r>
-    </w:p>
-    <w:p>
-      <w:commentRangeStart w:id="41"/>
-    </w:p>
-    <w:p>
-      <w:pPr>
-        <w:ind w:firstLine="0"/>
-        <w:rPr>
-          <w:noProof/>
-        </w:rPr>
-      </w:pPr>
-      <w:r>
-        <w:rPr>
-          <w:noProof/>
-        </w:rPr>
-        <w:t>???????</w:t>
-      </w:r>
-      <w:commentRangeEnd w:id="41"/>
-      <w:r>
-        <w:rPr>
-          <w:rStyle w:val="Refdecomentrio"/>
-        </w:rPr>
-        <w:commentReference w:id="41"/>
       </w:r>
     </w:p>
     <w:p>
@@ -7116,11 +6987,11 @@
       <w:pPr>
         <w:pStyle w:val="Ttulo1"/>
       </w:pPr>
-      <w:bookmarkStart w:id="42" w:name="_Toc238714808"/>
+      <w:bookmarkStart w:id="41" w:name="_Toc238714808"/>
       <w:r>
         <w:t>IMERSÃO</w:t>
       </w:r>
-      <w:bookmarkEnd w:id="42"/>
+      <w:bookmarkEnd w:id="41"/>
     </w:p>
     <w:p>
       <w:r>
@@ -7136,7 +7007,7 @@
         <w:softHyphen/>
         <w:t xml:space="preserve">compreensão aprofundada do problema a ser resolvido. No contexto do projeto, essa fase envolveu a observação do cenário e a realização de uma pesquisa de campo, com o objetivo de entender melhor as necessidades dos usuários e avaliar a viabilidade da proposta </w:t>
       </w:r>
-      <w:commentRangeStart w:id="43"/>
+      <w:commentRangeStart w:id="42"/>
       <w:r>
         <w:rPr>
           <w:highlight w:val="yellow"/>
@@ -7147,42 +7018,34 @@
         <w:rPr>
           <w:highlight w:val="yellow"/>
         </w:rPr>
-        <w:t xml:space="preserve">MJV </w:t>
-      </w:r>
-      <w:proofErr w:type="spellStart"/>
+        <w:t>MJV Innovation</w:t>
+      </w:r>
       <w:r>
         <w:rPr>
           <w:highlight w:val="yellow"/>
         </w:rPr>
-        <w:t>Innovation</w:t>
-      </w:r>
-      <w:proofErr w:type="spellEnd"/>
+        <w:t>, 20</w:t>
+      </w:r>
       <w:r>
         <w:rPr>
           <w:highlight w:val="yellow"/>
         </w:rPr>
-        <w:t>, 20</w:t>
+        <w:t>22</w:t>
       </w:r>
       <w:r>
         <w:rPr>
           <w:highlight w:val="yellow"/>
         </w:rPr>
-        <w:t>22</w:t>
-      </w:r>
-      <w:r>
-        <w:rPr>
-          <w:highlight w:val="yellow"/>
-        </w:rPr>
         <w:t>)</w:t>
       </w:r>
-      <w:commentRangeEnd w:id="43"/>
+      <w:commentRangeEnd w:id="42"/>
       <w:r>
         <w:rPr>
           <w:rStyle w:val="Refdecomentrio"/>
           <w:sz w:val="24"/>
           <w:szCs w:val="22"/>
         </w:rPr>
-        <w:commentReference w:id="43"/>
+        <w:commentReference w:id="42"/>
       </w:r>
       <w:r>
         <w:t>.</w:t>
@@ -7195,14 +7058,14 @@
           <w:noProof/>
         </w:rPr>
       </w:pPr>
-      <w:bookmarkStart w:id="44" w:name="_Toc238714809"/>
+      <w:bookmarkStart w:id="43" w:name="_Toc238714809"/>
       <w:r>
         <w:rPr>
           <w:noProof/>
         </w:rPr>
         <w:t>Caderno de Sensibilidade</w:t>
       </w:r>
-      <w:bookmarkEnd w:id="44"/>
+      <w:bookmarkEnd w:id="43"/>
     </w:p>
     <w:p>
       <w:pPr>
@@ -7213,8 +7076,8 @@
           <w:szCs w:val="24"/>
         </w:rPr>
       </w:pPr>
+      <w:commentRangeStart w:id="44"/>
       <w:commentRangeStart w:id="45"/>
-      <w:commentRangeStart w:id="46"/>
       <w:r>
         <w:rPr>
           <w:sz w:val="24"/>
@@ -7222,12 +7085,12 @@
         </w:rPr>
         <w:t>Os cadernos de sensibilização são ferramentas utilizadas em pesquisas para experiências cotidianas dos usuários.</w:t>
       </w:r>
-      <w:commentRangeEnd w:id="45"/>
+      <w:commentRangeEnd w:id="44"/>
       <w:r>
         <w:rPr>
           <w:rStyle w:val="Refdecomentrio"/>
         </w:rPr>
-        <w:commentReference w:id="45"/>
+        <w:commentReference w:id="44"/>
       </w:r>
       <w:r>
         <w:rPr>
@@ -7250,7 +7113,6 @@
         </w:rPr>
         <w:t>(</w:t>
       </w:r>
-      <w:proofErr w:type="spellStart"/>
       <w:r>
         <w:rPr>
           <w:sz w:val="24"/>
@@ -7258,7 +7120,6 @@
         </w:rPr>
         <w:t>Projectool</w:t>
       </w:r>
-      <w:proofErr w:type="spellEnd"/>
       <w:r>
         <w:rPr>
           <w:sz w:val="24"/>
@@ -7266,13 +7127,13 @@
         </w:rPr>
         <w:t>)</w:t>
       </w:r>
-      <w:commentRangeEnd w:id="46"/>
+      <w:commentRangeEnd w:id="45"/>
       <w:r>
         <w:rPr>
           <w:rStyle w:val="Refdecomentrio"/>
           <w:iCs w:val="0"/>
         </w:rPr>
-        <w:commentReference w:id="46"/>
+        <w:commentReference w:id="45"/>
       </w:r>
     </w:p>
     <w:p>
@@ -7280,7 +7141,7 @@
         <w:pStyle w:val="Legenda"/>
         <w:keepNext/>
       </w:pPr>
-      <w:bookmarkStart w:id="47" w:name="_Toc238720069"/>
+      <w:bookmarkStart w:id="46" w:name="_Toc238720069"/>
       <w:r>
         <w:lastRenderedPageBreak/>
         <w:t xml:space="preserve">Figura </w:t>
@@ -7296,7 +7157,7 @@
       <w:r>
         <w:t>: Caderno de Sensibilidade</w:t>
       </w:r>
-      <w:bookmarkEnd w:id="47"/>
+      <w:bookmarkEnd w:id="46"/>
     </w:p>
     <w:p>
       <w:pPr>
@@ -7320,7 +7181,7 @@
                     <pic:cNvPicPr/>
                   </pic:nvPicPr>
                   <pic:blipFill>
-                    <a:blip r:embed="rId14" cstate="print">
+                    <a:blip r:embed="rId13" cstate="print">
                       <a:extLst>
                         <a:ext uri="{28A0092B-C50C-407E-A947-70E740481C1C}">
                           <a14:useLocalDpi xmlns:a14="http://schemas.microsoft.com/office/drawing/2010/main" val="0"/>
@@ -7364,8 +7225,8 @@
         <w:pStyle w:val="Legenda"/>
         <w:keepNext/>
       </w:pPr>
-      <w:bookmarkStart w:id="48" w:name="_Toc238715134"/>
-      <w:commentRangeStart w:id="49"/>
+      <w:bookmarkStart w:id="47" w:name="_Toc238715134"/>
+      <w:commentRangeStart w:id="48"/>
       <w:r>
         <w:lastRenderedPageBreak/>
         <w:t xml:space="preserve">Quadro </w:t>
@@ -7391,15 +7252,15 @@
       <w:r>
         <w:t>: Sentimentos e Reações</w:t>
       </w:r>
-      <w:bookmarkEnd w:id="48"/>
-      <w:commentRangeEnd w:id="49"/>
+      <w:bookmarkEnd w:id="47"/>
+      <w:commentRangeEnd w:id="48"/>
       <w:r>
         <w:rPr>
           <w:rStyle w:val="Refdecomentrio"/>
           <w:b w:val="0"/>
           <w:iCs w:val="0"/>
         </w:rPr>
-        <w:commentReference w:id="49"/>
+        <w:commentReference w:id="48"/>
       </w:r>
     </w:p>
     <w:tbl>
@@ -7428,7 +7289,7 @@
                 <w:szCs w:val="32"/>
               </w:rPr>
             </w:pPr>
-            <w:commentRangeStart w:id="50"/>
+            <w:commentRangeStart w:id="49"/>
             <w:r>
               <w:rPr>
                 <w:rFonts w:eastAsiaTheme="majorEastAsia" w:cstheme="majorBidi"/>
@@ -7873,17 +7734,17 @@
                 <w:noProof/>
               </w:rPr>
             </w:pPr>
-            <w:commentRangeStart w:id="51"/>
+            <w:commentRangeStart w:id="50"/>
             <w:r>
               <w:lastRenderedPageBreak/>
               <w:t>Tristeza ao se despedir das pessoas e do país que marcou a experiência.</w:t>
             </w:r>
-            <w:commentRangeEnd w:id="51"/>
+            <w:commentRangeEnd w:id="50"/>
             <w:r>
               <w:rPr>
                 <w:rStyle w:val="Refdecomentrio"/>
               </w:rPr>
-              <w:commentReference w:id="51"/>
+              <w:commentReference w:id="50"/>
             </w:r>
           </w:p>
         </w:tc>
@@ -7908,7 +7769,7 @@
               </w:rPr>
               <w:t>😊</w:t>
             </w:r>
-            <w:commentRangeEnd w:id="50"/>
+            <w:commentRangeEnd w:id="49"/>
             <w:r>
               <w:rPr>
                 <w:rStyle w:val="Refdecomentrio"/>
@@ -7916,7 +7777,7 @@
                 <w:sz w:val="72"/>
                 <w:szCs w:val="72"/>
               </w:rPr>
-              <w:commentReference w:id="50"/>
+              <w:commentReference w:id="49"/>
             </w:r>
           </w:p>
         </w:tc>
@@ -7935,30 +7796,39 @@
       <w:pPr>
         <w:pStyle w:val="Ttulo2"/>
       </w:pPr>
-      <w:bookmarkStart w:id="52" w:name="_Toc238714810"/>
+      <w:bookmarkStart w:id="51" w:name="_Toc238714810"/>
       <w:r>
         <w:t>Pesquisa de Campo</w:t>
       </w:r>
-      <w:bookmarkEnd w:id="52"/>
-    </w:p>
-    <w:p>
+      <w:bookmarkEnd w:id="51"/>
+    </w:p>
+    <w:p>
+      <w:commentRangeStart w:id="52"/>
+      <w:r>
+        <w:t xml:space="preserve">Para compreender melhor as dificuldades enfrentadas por pessoas interessadas em realizar intercâmbio, foi realizada uma pesquisa de campo por meio </w:t>
+      </w:r>
+      <w:r>
+        <w:t xml:space="preserve"> </w:t>
+      </w:r>
+      <w:r>
+        <w:t>da aplicação de um questionário.</w:t>
+      </w:r>
+      <w:commentRangeEnd w:id="52"/>
+      <w:r>
+        <w:rPr>
+          <w:rStyle w:val="Refdecomentrio"/>
+        </w:rPr>
+        <w:commentReference w:id="52"/>
+      </w:r>
+      <w:r>
+        <w:t xml:space="preserve"> O instrumento buscou identificar as principais dúvidas, necessidades e dificuldades dos participantes relacionadas à busca por informações, custos, documentação, idiomas e escolhas de programas de intercâmbio</w:t>
+      </w:r>
+      <w:r>
+        <w:t xml:space="preserve">. Os resultados obtidos contribuíram para compreender o perfil e as necessidades dos potenciais usuários, servindo como referência para o desenvolvimento da plataforma InterWay e para a definição de suas principais </w:t>
+      </w:r>
       <w:commentRangeStart w:id="53"/>
       <w:r>
-        <w:t xml:space="preserve">Para compreender melhor as dificuldades enfrentadas por pessoas interessadas em realizar intercâmbio, foi realizada uma pesquisa de campo por </w:t>
-      </w:r>
-      <w:proofErr w:type="gramStart"/>
-      <w:r>
-        <w:t xml:space="preserve">meio </w:t>
-      </w:r>
-      <w:r>
-        <w:t xml:space="preserve"> </w:t>
-      </w:r>
-      <w:r>
-        <w:t>da</w:t>
-      </w:r>
-      <w:proofErr w:type="gramEnd"/>
-      <w:r>
-        <w:t xml:space="preserve"> aplicação de um questionário.</w:t>
+        <w:t>funcionalidades</w:t>
       </w:r>
       <w:commentRangeEnd w:id="53"/>
       <w:r>
@@ -7966,31 +7836,6 @@
           <w:rStyle w:val="Refdecomentrio"/>
         </w:rPr>
         <w:commentReference w:id="53"/>
-      </w:r>
-      <w:r>
-        <w:t xml:space="preserve"> O instrumento buscou identificar as principais dúvidas, necessidades e dificuldades dos participantes relacionadas à busca por informações, custos, documentação, idiomas e escolhas de programas de intercâmbio</w:t>
-      </w:r>
-      <w:r>
-        <w:t xml:space="preserve">. Os resultados obtidos contribuíram para compreender o perfil e as necessidades dos potenciais usuários, servindo como referência para o desenvolvimento da plataforma </w:t>
-      </w:r>
-      <w:proofErr w:type="spellStart"/>
-      <w:r>
-        <w:t>InterWay</w:t>
-      </w:r>
-      <w:proofErr w:type="spellEnd"/>
-      <w:r>
-        <w:t xml:space="preserve"> e para a definição de suas principais </w:t>
-      </w:r>
-      <w:commentRangeStart w:id="54"/>
-      <w:r>
-        <w:t>funcionalidades</w:t>
-      </w:r>
-      <w:commentRangeEnd w:id="54"/>
-      <w:r>
-        <w:rPr>
-          <w:rStyle w:val="Refdecomentrio"/>
-        </w:rPr>
-        <w:commentReference w:id="54"/>
       </w:r>
       <w:r>
         <w:t>.</w:t>
@@ -8053,7 +7898,7 @@
                                 <w:szCs w:val="22"/>
                               </w:rPr>
                             </w:pPr>
-                            <w:bookmarkStart w:id="55" w:name="_Toc240533967"/>
+                            <w:bookmarkStart w:id="54" w:name="_Toc240533967"/>
                             <w:r>
                               <w:t xml:space="preserve">Gráfico </w:t>
                             </w:r>
@@ -8068,7 +7913,7 @@
                             <w:r>
                               <w:t>: Idade dos Entrevistados</w:t>
                             </w:r>
-                            <w:bookmarkEnd w:id="55"/>
+                            <w:bookmarkEnd w:id="54"/>
                           </w:p>
                         </w:txbxContent>
                       </wps:txbx>
@@ -8101,7 +7946,7 @@
                           <w:szCs w:val="22"/>
                         </w:rPr>
                       </w:pPr>
-                      <w:bookmarkStart w:id="56" w:name="_Toc240533967"/>
+                      <w:bookmarkStart w:id="55" w:name="_Toc240533967"/>
                       <w:r>
                         <w:t xml:space="preserve">Gráfico </w:t>
                       </w:r>
@@ -8116,7 +7961,7 @@
                       <w:r>
                         <w:t>: Idade dos Entrevistados</w:t>
                       </w:r>
-                      <w:bookmarkEnd w:id="56"/>
+                      <w:bookmarkEnd w:id="55"/>
                     </w:p>
                   </w:txbxContent>
                 </v:textbox>
@@ -8143,7 +7988,7 @@
             <wp:cNvGraphicFramePr/>
             <a:graphic xmlns:a="http://schemas.openxmlformats.org/drawingml/2006/main">
               <a:graphicData uri="http://schemas.openxmlformats.org/drawingml/2006/chart">
-                <c:chart xmlns:c="http://schemas.openxmlformats.org/drawingml/2006/chart" xmlns:r="http://schemas.openxmlformats.org/officeDocument/2006/relationships" r:id="rId15"/>
+                <c:chart xmlns:c="http://schemas.openxmlformats.org/drawingml/2006/chart" xmlns:r="http://schemas.openxmlformats.org/officeDocument/2006/relationships" r:id="rId14"/>
               </a:graphicData>
             </a:graphic>
             <wp14:sizeRelH relativeFrom="margin">
@@ -8200,7 +8045,7 @@
         </w:rPr>
         <w:t xml:space="preserve">, </w:t>
       </w:r>
-      <w:commentRangeStart w:id="57"/>
+      <w:commentRangeStart w:id="56"/>
       <w:r>
         <w:rPr>
           <w:b w:val="0"/>
@@ -8208,14 +8053,14 @@
         </w:rPr>
         <w:t>2026</w:t>
       </w:r>
-      <w:commentRangeEnd w:id="57"/>
+      <w:commentRangeEnd w:id="56"/>
       <w:r>
         <w:rPr>
           <w:rStyle w:val="Refdecomentrio"/>
           <w:b w:val="0"/>
           <w:iCs w:val="0"/>
         </w:rPr>
-        <w:commentReference w:id="57"/>
+        <w:commentReference w:id="56"/>
       </w:r>
     </w:p>
     <w:p>
@@ -8257,7 +8102,7 @@
         <w:keepNext/>
         <w:jc w:val="both"/>
       </w:pPr>
-      <w:bookmarkStart w:id="58" w:name="_Toc240533722"/>
+      <w:bookmarkStart w:id="57" w:name="_Toc240533722"/>
       <w:r>
         <w:rPr>
           <w:noProof/>
@@ -8316,8 +8161,8 @@
                                 <w:noProof/>
                               </w:rPr>
                             </w:pPr>
-                            <w:bookmarkStart w:id="59" w:name="_Toc240533937"/>
-                            <w:bookmarkStart w:id="60" w:name="_Toc240533968"/>
+                            <w:bookmarkStart w:id="58" w:name="_Toc240533937"/>
+                            <w:bookmarkStart w:id="59" w:name="_Toc240533968"/>
                             <w:r>
                               <w:t xml:space="preserve">Gráfico </w:t>
                             </w:r>
@@ -8332,8 +8177,8 @@
                             <w:r>
                               <w:t>: Aspectos importantes em uma plataforma de intercâmbio?</w:t>
                             </w:r>
+                            <w:bookmarkEnd w:id="58"/>
                             <w:bookmarkEnd w:id="59"/>
-                            <w:bookmarkEnd w:id="60"/>
                           </w:p>
                         </w:txbxContent>
                       </wps:txbx>
@@ -8361,8 +8206,8 @@
                           <w:noProof/>
                         </w:rPr>
                       </w:pPr>
-                      <w:bookmarkStart w:id="61" w:name="_Toc240533937"/>
-                      <w:bookmarkStart w:id="62" w:name="_Toc240533968"/>
+                      <w:bookmarkStart w:id="60" w:name="_Toc240533937"/>
+                      <w:bookmarkStart w:id="61" w:name="_Toc240533968"/>
                       <w:r>
                         <w:t xml:space="preserve">Gráfico </w:t>
                       </w:r>
@@ -8377,8 +8222,8 @@
                       <w:r>
                         <w:t>: Aspectos importantes em uma plataforma de intercâmbio?</w:t>
                       </w:r>
+                      <w:bookmarkEnd w:id="60"/>
                       <w:bookmarkEnd w:id="61"/>
-                      <w:bookmarkEnd w:id="62"/>
                     </w:p>
                   </w:txbxContent>
                 </v:textbox>
@@ -8409,13 +8254,13 @@
             <wp:cNvGraphicFramePr/>
             <a:graphic xmlns:a="http://schemas.openxmlformats.org/drawingml/2006/main">
               <a:graphicData uri="http://schemas.openxmlformats.org/drawingml/2006/chart">
-                <c:chart xmlns:c="http://schemas.openxmlformats.org/drawingml/2006/chart" xmlns:r="http://schemas.openxmlformats.org/officeDocument/2006/relationships" r:id="rId16"/>
+                <c:chart xmlns:c="http://schemas.openxmlformats.org/drawingml/2006/chart" xmlns:r="http://schemas.openxmlformats.org/officeDocument/2006/relationships" r:id="rId15"/>
               </a:graphicData>
             </a:graphic>
           </wp:anchor>
         </w:drawing>
       </w:r>
-      <w:bookmarkEnd w:id="58"/>
+      <w:bookmarkEnd w:id="57"/>
     </w:p>
     <w:p>
       <w:pPr>
@@ -8445,16 +8290,16 @@
         <w:spacing w:after="160" w:line="259" w:lineRule="auto"/>
         <w:ind w:firstLine="708"/>
       </w:pPr>
-      <w:commentRangeStart w:id="63"/>
+      <w:commentRangeStart w:id="62"/>
       <w:r>
         <w:t>O gráfico 2 apresenta os aspectos mais importantes que uma plataforma deve ter. A grande maioria das pessoas que responderam acreditam que que a parte de suporte ao cliente é o aspecto mais importante.</w:t>
       </w:r>
-      <w:commentRangeEnd w:id="63"/>
+      <w:commentRangeEnd w:id="62"/>
       <w:r>
         <w:rPr>
           <w:rStyle w:val="Refdecomentrio"/>
         </w:rPr>
-        <w:commentReference w:id="63"/>
+        <w:commentReference w:id="62"/>
       </w:r>
     </w:p>
     <w:p>
@@ -8475,13 +8320,13 @@
     <w:p/>
     <w:p/>
     <w:p>
-      <w:commentRangeStart w:id="64"/>
-      <w:commentRangeEnd w:id="64"/>
+      <w:commentRangeStart w:id="63"/>
+      <w:commentRangeEnd w:id="63"/>
       <w:r>
         <w:rPr>
           <w:rStyle w:val="Refdecomentrio"/>
         </w:rPr>
-        <w:commentReference w:id="64"/>
+        <w:commentReference w:id="63"/>
       </w:r>
     </w:p>
     <w:p/>
@@ -8720,7 +8565,7 @@
                     <pic:cNvPicPr/>
                   </pic:nvPicPr>
                   <pic:blipFill>
-                    <a:blip r:embed="rId17">
+                    <a:blip r:embed="rId16">
                       <a:extLst>
                         <a:ext uri="{28A0092B-C50C-407E-A947-70E740481C1C}">
                           <a14:useLocalDpi xmlns:a14="http://schemas.microsoft.com/office/drawing/2010/main" val="0"/>
@@ -8980,7 +8825,7 @@
         <w:pStyle w:val="Legenda"/>
         <w:keepNext/>
       </w:pPr>
-      <w:bookmarkStart w:id="65" w:name="_Toc240533724"/>
+      <w:bookmarkStart w:id="64" w:name="_Toc240533724"/>
       <w:r>
         <w:t xml:space="preserve">Gráfico </w:t>
       </w:r>
@@ -8995,16 +8840,11 @@
       <w:r>
         <w:t xml:space="preserve">: </w:t>
       </w:r>
-      <w:proofErr w:type="gramStart"/>
-      <w:r>
-        <w:t>As pessoas tem</w:t>
-      </w:r>
-      <w:proofErr w:type="gramEnd"/>
-      <w:r>
-        <w:t xml:space="preserve"> interesse em fazer intercâmbio?</w:t>
+      <w:r>
+        <w:t>As pessoas tem interesse em fazer intercâmbio?</w:t>
       </w:r>
       <w:bookmarkEnd w:id="0"/>
-      <w:bookmarkEnd w:id="65"/>
+      <w:bookmarkEnd w:id="64"/>
     </w:p>
     <w:p>
       <w:pPr>
@@ -9038,6 +8878,154 @@
                 <pic:pic xmlns:pic="http://schemas.openxmlformats.org/drawingml/2006/picture">
                   <pic:nvPicPr>
                     <pic:cNvPr id="14" name="Imagem 14"/>
+                    <pic:cNvPicPr/>
+                  </pic:nvPicPr>
+                  <pic:blipFill>
+                    <a:blip r:embed="rId17">
+                      <a:extLst>
+                        <a:ext uri="{28A0092B-C50C-407E-A947-70E740481C1C}">
+                          <a14:useLocalDpi xmlns:a14="http://schemas.microsoft.com/office/drawing/2010/main" val="0"/>
+                        </a:ext>
+                      </a:extLst>
+                    </a:blip>
+                    <a:stretch>
+                      <a:fillRect/>
+                    </a:stretch>
+                  </pic:blipFill>
+                  <pic:spPr>
+                    <a:xfrm>
+                      <a:off x="0" y="0"/>
+                      <a:ext cx="5760085" cy="4319905"/>
+                    </a:xfrm>
+                    <a:prstGeom prst="rect">
+                      <a:avLst/>
+                    </a:prstGeom>
+                  </pic:spPr>
+                </pic:pic>
+              </a:graphicData>
+            </a:graphic>
+          </wp:inline>
+        </w:drawing>
+      </w:r>
+    </w:p>
+    <w:p>
+      <w:pPr>
+        <w:tabs>
+          <w:tab w:val="left" w:pos="5100"/>
+        </w:tabs>
+        <w:spacing w:after="160" w:line="259" w:lineRule="auto"/>
+        <w:ind w:firstLine="0"/>
+        <w:jc w:val="center"/>
+        <w:rPr>
+          <w:sz w:val="20"/>
+          <w:szCs w:val="20"/>
+        </w:rPr>
+      </w:pPr>
+      <w:r>
+        <w:rPr>
+          <w:sz w:val="20"/>
+          <w:szCs w:val="20"/>
+        </w:rPr>
+        <w:t xml:space="preserve">Fonte: Os </w:t>
+      </w:r>
+      <w:r>
+        <w:rPr>
+          <w:sz w:val="20"/>
+          <w:szCs w:val="20"/>
+        </w:rPr>
+        <w:t>A</w:t>
+      </w:r>
+      <w:r>
+        <w:rPr>
+          <w:sz w:val="20"/>
+          <w:szCs w:val="20"/>
+        </w:rPr>
+        <w:t>utores, 2026</w:t>
+      </w:r>
+    </w:p>
+    <w:p>
+      <w:pPr>
+        <w:spacing w:after="160" w:line="259" w:lineRule="auto"/>
+        <w:ind w:firstLine="0"/>
+        <w:jc w:val="left"/>
+      </w:pPr>
+    </w:p>
+    <w:p>
+      <w:pPr>
+        <w:tabs>
+          <w:tab w:val="left" w:pos="3810"/>
+        </w:tabs>
+        <w:spacing w:after="160" w:line="259" w:lineRule="auto"/>
+        <w:ind w:firstLine="0"/>
+        <w:jc w:val="left"/>
+      </w:pPr>
+      <w:r>
+        <w:t>O gráfico 4 mostra que a maior parte das pessoas que responderam ao formulário tem interesse em fazer intercâmbio.</w:t>
+      </w:r>
+    </w:p>
+    <w:p>
+      <w:pPr>
+        <w:spacing w:after="160" w:line="259" w:lineRule="auto"/>
+        <w:ind w:firstLine="0"/>
+        <w:jc w:val="center"/>
+      </w:pPr>
+      <w:r>
+        <w:br w:type="page"/>
+      </w:r>
+    </w:p>
+    <w:p>
+      <w:pPr>
+        <w:spacing w:after="160" w:line="259" w:lineRule="auto"/>
+        <w:ind w:firstLine="0"/>
+        <w:jc w:val="center"/>
+      </w:pPr>
+    </w:p>
+    <w:p>
+      <w:pPr>
+        <w:pStyle w:val="Legenda"/>
+        <w:keepNext/>
+      </w:pPr>
+      <w:r>
+        <w:t>Gráfico 5</w:t>
+      </w:r>
+      <w:r>
+        <w:t>: Principais objetivos com o intercâmbio</w:t>
+      </w:r>
+    </w:p>
+    <w:p>
+      <w:pPr>
+        <w:spacing w:after="160" w:line="259" w:lineRule="auto"/>
+        <w:ind w:firstLine="0"/>
+        <w:jc w:val="center"/>
+        <w:rPr>
+          <w:b/>
+          <w:bCs/>
+          <w:sz w:val="20"/>
+          <w:szCs w:val="20"/>
+        </w:rPr>
+      </w:pPr>
+      <w:r>
+        <w:rPr>
+          <w:b/>
+          <w:bCs/>
+          <w:noProof/>
+          <w:sz w:val="20"/>
+          <w:szCs w:val="20"/>
+          <w:lang w:eastAsia="pt-BR"/>
+        </w:rPr>
+        <w:drawing>
+          <wp:inline distT="0" distB="0" distL="0" distR="0" wp14:anchorId="1F1E80BC" wp14:editId="6343056A">
+            <wp:extent cx="5760085" cy="4319905"/>
+            <wp:effectExtent l="0" t="0" r="0" b="4445"/>
+            <wp:docPr id="16" name="Imagem 16"/>
+            <wp:cNvGraphicFramePr>
+              <a:graphicFrameLocks xmlns:a="http://schemas.openxmlformats.org/drawingml/2006/main" noChangeAspect="1"/>
+            </wp:cNvGraphicFramePr>
+            <a:graphic xmlns:a="http://schemas.openxmlformats.org/drawingml/2006/main">
+              <a:graphicData uri="http://schemas.openxmlformats.org/drawingml/2006/picture">
+                <pic:pic xmlns:pic="http://schemas.openxmlformats.org/drawingml/2006/picture">
+                  <pic:nvPicPr>
+                    <pic:cNvPr id="16" name="Imagem 16"/>
                     <pic:cNvPicPr/>
                   </pic:nvPicPr>
                   <pic:blipFill>
@@ -9070,9 +9058,6 @@
     </w:p>
     <w:p>
       <w:pPr>
-        <w:tabs>
-          <w:tab w:val="left" w:pos="5100"/>
-        </w:tabs>
         <w:spacing w:after="160" w:line="259" w:lineRule="auto"/>
         <w:ind w:firstLine="0"/>
         <w:jc w:val="center"/>
@@ -9101,55 +9086,6 @@
           <w:szCs w:val="20"/>
         </w:rPr>
         <w:t>utores, 2026</w:t>
-      </w:r>
-    </w:p>
-    <w:p>
-      <w:pPr>
-        <w:spacing w:after="160" w:line="259" w:lineRule="auto"/>
-        <w:ind w:firstLine="0"/>
-        <w:jc w:val="left"/>
-      </w:pPr>
-    </w:p>
-    <w:p>
-      <w:pPr>
-        <w:tabs>
-          <w:tab w:val="left" w:pos="3810"/>
-        </w:tabs>
-        <w:spacing w:after="160" w:line="259" w:lineRule="auto"/>
-        <w:ind w:firstLine="0"/>
-        <w:jc w:val="left"/>
-      </w:pPr>
-      <w:r>
-        <w:t>O gráfico 4 mostra que a maior parte das pessoas que responderam ao formulário tem interesse em fazer intercâmbio.</w:t>
-      </w:r>
-    </w:p>
-    <w:p>
-      <w:pPr>
-        <w:spacing w:after="160" w:line="259" w:lineRule="auto"/>
-        <w:ind w:firstLine="0"/>
-        <w:jc w:val="center"/>
-      </w:pPr>
-      <w:r>
-        <w:br w:type="page"/>
-      </w:r>
-    </w:p>
-    <w:p>
-      <w:pPr>
-        <w:spacing w:after="160" w:line="259" w:lineRule="auto"/>
-        <w:ind w:firstLine="0"/>
-        <w:jc w:val="center"/>
-      </w:pPr>
-    </w:p>
-    <w:p>
-      <w:pPr>
-        <w:pStyle w:val="Legenda"/>
-        <w:keepNext/>
-      </w:pPr>
-      <w:r>
-        <w:t>Gráfico 5</w:t>
-      </w:r>
-      <w:r>
-        <w:t>: Principais objetivos com o intercâmbio</w:t>
       </w:r>
     </w:p>
     <w:p>
@@ -9164,6 +9100,210 @@
           <w:szCs w:val="20"/>
         </w:rPr>
       </w:pPr>
+      <w:commentRangeStart w:id="65"/>
+    </w:p>
+    <w:p>
+      <w:pPr>
+        <w:spacing w:after="160" w:line="259" w:lineRule="auto"/>
+        <w:ind w:firstLine="708"/>
+        <w:rPr>
+          <w:szCs w:val="24"/>
+        </w:rPr>
+      </w:pPr>
+      <w:r>
+        <w:rPr>
+          <w:szCs w:val="24"/>
+        </w:rPr>
+        <w:t xml:space="preserve">O gráfico 5 apresenta que a maior parte das pessoas tem como objetivos ao fazer intercâmbio: estudar, trabalhar, aprender idiomas e conhecer novos lugares. </w:t>
+      </w:r>
+      <w:commentRangeEnd w:id="65"/>
+      <w:r>
+        <w:rPr>
+          <w:rStyle w:val="Refdecomentrio"/>
+        </w:rPr>
+        <w:commentReference w:id="65"/>
+      </w:r>
+    </w:p>
+    <w:p>
+      <w:pPr>
+        <w:spacing w:after="160" w:line="259" w:lineRule="auto"/>
+        <w:ind w:firstLine="0"/>
+        <w:jc w:val="center"/>
+        <w:rPr>
+          <w:b/>
+          <w:bCs/>
+          <w:sz w:val="20"/>
+          <w:szCs w:val="20"/>
+        </w:rPr>
+      </w:pPr>
+    </w:p>
+    <w:p>
+      <w:pPr>
+        <w:spacing w:after="160" w:line="259" w:lineRule="auto"/>
+        <w:ind w:firstLine="0"/>
+        <w:jc w:val="center"/>
+        <w:rPr>
+          <w:b/>
+          <w:bCs/>
+          <w:sz w:val="20"/>
+          <w:szCs w:val="20"/>
+        </w:rPr>
+      </w:pPr>
+    </w:p>
+    <w:p>
+      <w:pPr>
+        <w:spacing w:after="160" w:line="259" w:lineRule="auto"/>
+        <w:ind w:firstLine="0"/>
+        <w:jc w:val="center"/>
+        <w:rPr>
+          <w:b/>
+          <w:bCs/>
+          <w:sz w:val="20"/>
+          <w:szCs w:val="20"/>
+        </w:rPr>
+      </w:pPr>
+    </w:p>
+    <w:p>
+      <w:pPr>
+        <w:spacing w:after="160" w:line="259" w:lineRule="auto"/>
+        <w:ind w:firstLine="0"/>
+        <w:jc w:val="center"/>
+        <w:rPr>
+          <w:b/>
+          <w:bCs/>
+          <w:sz w:val="20"/>
+          <w:szCs w:val="20"/>
+        </w:rPr>
+      </w:pPr>
+    </w:p>
+    <w:p>
+      <w:pPr>
+        <w:spacing w:after="160" w:line="259" w:lineRule="auto"/>
+        <w:ind w:firstLine="0"/>
+        <w:jc w:val="center"/>
+        <w:rPr>
+          <w:b/>
+          <w:bCs/>
+          <w:sz w:val="20"/>
+          <w:szCs w:val="20"/>
+        </w:rPr>
+      </w:pPr>
+    </w:p>
+    <w:p>
+      <w:pPr>
+        <w:spacing w:after="160" w:line="259" w:lineRule="auto"/>
+        <w:ind w:firstLine="0"/>
+        <w:jc w:val="center"/>
+        <w:rPr>
+          <w:b/>
+          <w:bCs/>
+          <w:sz w:val="20"/>
+          <w:szCs w:val="20"/>
+        </w:rPr>
+      </w:pPr>
+    </w:p>
+    <w:p>
+      <w:pPr>
+        <w:spacing w:after="160" w:line="259" w:lineRule="auto"/>
+        <w:ind w:firstLine="0"/>
+        <w:jc w:val="center"/>
+        <w:rPr>
+          <w:b/>
+          <w:bCs/>
+          <w:sz w:val="20"/>
+          <w:szCs w:val="20"/>
+        </w:rPr>
+      </w:pPr>
+    </w:p>
+    <w:p>
+      <w:pPr>
+        <w:spacing w:after="160" w:line="259" w:lineRule="auto"/>
+        <w:ind w:firstLine="0"/>
+        <w:jc w:val="center"/>
+        <w:rPr>
+          <w:b/>
+          <w:bCs/>
+          <w:sz w:val="20"/>
+          <w:szCs w:val="20"/>
+        </w:rPr>
+      </w:pPr>
+    </w:p>
+    <w:p>
+      <w:pPr>
+        <w:spacing w:after="160" w:line="259" w:lineRule="auto"/>
+        <w:ind w:firstLine="0"/>
+        <w:jc w:val="center"/>
+        <w:rPr>
+          <w:b/>
+          <w:bCs/>
+          <w:sz w:val="20"/>
+          <w:szCs w:val="20"/>
+        </w:rPr>
+      </w:pPr>
+    </w:p>
+    <w:p>
+      <w:pPr>
+        <w:spacing w:after="160" w:line="259" w:lineRule="auto"/>
+        <w:ind w:firstLine="0"/>
+        <w:jc w:val="center"/>
+        <w:rPr>
+          <w:b/>
+          <w:bCs/>
+          <w:sz w:val="20"/>
+          <w:szCs w:val="20"/>
+        </w:rPr>
+      </w:pPr>
+    </w:p>
+    <w:p>
+      <w:pPr>
+        <w:spacing w:after="160" w:line="259" w:lineRule="auto"/>
+        <w:ind w:firstLine="0"/>
+        <w:jc w:val="center"/>
+        <w:rPr>
+          <w:b/>
+          <w:bCs/>
+          <w:sz w:val="20"/>
+          <w:szCs w:val="20"/>
+        </w:rPr>
+      </w:pPr>
+    </w:p>
+    <w:p>
+      <w:pPr>
+        <w:spacing w:after="160" w:line="259" w:lineRule="auto"/>
+        <w:ind w:firstLine="0"/>
+        <w:jc w:val="center"/>
+        <w:rPr>
+          <w:b/>
+          <w:bCs/>
+          <w:sz w:val="20"/>
+          <w:szCs w:val="20"/>
+        </w:rPr>
+      </w:pPr>
+    </w:p>
+    <w:p>
+      <w:pPr>
+        <w:pStyle w:val="Legenda"/>
+        <w:keepNext/>
+      </w:pPr>
+      <w:r>
+        <w:t xml:space="preserve">Gráfico 6: </w:t>
+      </w:r>
+      <w:r>
+        <w:t xml:space="preserve"> Países que desejam visitar</w:t>
+      </w:r>
+    </w:p>
+    <w:p>
+      <w:pPr>
+        <w:spacing w:after="160" w:line="259" w:lineRule="auto"/>
+        <w:ind w:firstLine="0"/>
+        <w:jc w:val="center"/>
+        <w:rPr>
+          <w:b/>
+          <w:bCs/>
+          <w:sz w:val="20"/>
+          <w:szCs w:val="20"/>
+        </w:rPr>
+      </w:pPr>
       <w:r>
         <w:rPr>
           <w:b/>
@@ -9174,10 +9314,10 @@
           <w:lang w:eastAsia="pt-BR"/>
         </w:rPr>
         <w:drawing>
-          <wp:inline distT="0" distB="0" distL="0" distR="0" wp14:anchorId="1F1E80BC" wp14:editId="6343056A">
+          <wp:inline distT="0" distB="0" distL="0" distR="0" wp14:anchorId="2715DADA" wp14:editId="1BE20A8A">
             <wp:extent cx="5760085" cy="4319905"/>
             <wp:effectExtent l="0" t="0" r="0" b="4445"/>
-            <wp:docPr id="16" name="Imagem 16"/>
+            <wp:docPr id="18" name="Imagem 18"/>
             <wp:cNvGraphicFramePr>
               <a:graphicFrameLocks xmlns:a="http://schemas.openxmlformats.org/drawingml/2006/main" noChangeAspect="1"/>
             </wp:cNvGraphicFramePr>
@@ -9185,7 +9325,7 @@
               <a:graphicData uri="http://schemas.openxmlformats.org/drawingml/2006/picture">
                 <pic:pic xmlns:pic="http://schemas.openxmlformats.org/drawingml/2006/picture">
                   <pic:nvPicPr>
-                    <pic:cNvPr id="16" name="Imagem 16"/>
+                    <pic:cNvPr id="18" name="Imagem 18"/>
                     <pic:cNvPicPr/>
                   </pic:nvPicPr>
                   <pic:blipFill>
@@ -9218,6 +9358,9 @@
     </w:p>
     <w:p>
       <w:pPr>
+        <w:tabs>
+          <w:tab w:val="left" w:pos="5040"/>
+        </w:tabs>
         <w:spacing w:after="160" w:line="259" w:lineRule="auto"/>
         <w:ind w:firstLine="0"/>
         <w:jc w:val="center"/>
@@ -9250,9 +9393,11 @@
     </w:p>
     <w:p>
       <w:pPr>
+        <w:tabs>
+          <w:tab w:val="left" w:pos="5040"/>
+        </w:tabs>
         <w:spacing w:after="160" w:line="259" w:lineRule="auto"/>
         <w:ind w:firstLine="0"/>
-        <w:jc w:val="center"/>
         <w:rPr>
           <w:b/>
           <w:bCs/>
@@ -9260,35 +9405,30 @@
           <w:szCs w:val="20"/>
         </w:rPr>
       </w:pPr>
-      <w:commentRangeStart w:id="66"/>
-    </w:p>
-    <w:p>
-      <w:pPr>
-        <w:spacing w:after="160" w:line="259" w:lineRule="auto"/>
-        <w:ind w:firstLine="708"/>
-        <w:rPr>
-          <w:szCs w:val="24"/>
-        </w:rPr>
-      </w:pPr>
-      <w:r>
-        <w:rPr>
-          <w:szCs w:val="24"/>
-        </w:rPr>
-        <w:t xml:space="preserve">O gráfico 5 apresenta que a maior parte das pessoas tem como objetivos ao fazer intercâmbio: estudar, trabalhar, aprender idiomas e conhecer novos lugares. </w:t>
-      </w:r>
-      <w:commentRangeEnd w:id="66"/>
-      <w:r>
-        <w:rPr>
-          <w:rStyle w:val="Refdecomentrio"/>
-        </w:rPr>
-        <w:commentReference w:id="66"/>
-      </w:r>
-    </w:p>
-    <w:p>
-      <w:pPr>
+    </w:p>
+    <w:p>
+      <w:pPr>
+        <w:tabs>
+          <w:tab w:val="left" w:pos="5040"/>
+        </w:tabs>
         <w:spacing w:after="160" w:line="259" w:lineRule="auto"/>
         <w:ind w:firstLine="0"/>
-        <w:jc w:val="center"/>
+        <w:rPr>
+          <w:szCs w:val="24"/>
+        </w:rPr>
+      </w:pPr>
+      <w:r>
+        <w:rPr>
+          <w:szCs w:val="24"/>
+        </w:rPr>
+        <w:t>O gráfico 6 apresenta os países mais visitados do mundo. A grande parte das pessoas têm interesse em visitar os Estados Unidos.</w:t>
+      </w:r>
+    </w:p>
+    <w:p>
+      <w:pPr>
+        <w:spacing w:after="160" w:line="259" w:lineRule="auto"/>
+        <w:ind w:firstLine="0"/>
+        <w:jc w:val="left"/>
         <w:rPr>
           <w:b/>
           <w:bCs/>
@@ -9296,25 +9436,21 @@
           <w:szCs w:val="20"/>
         </w:rPr>
       </w:pPr>
-    </w:p>
-    <w:p>
-      <w:pPr>
-        <w:spacing w:after="160" w:line="259" w:lineRule="auto"/>
-        <w:ind w:firstLine="0"/>
-        <w:jc w:val="center"/>
+      <w:r>
         <w:rPr>
           <w:b/>
           <w:bCs/>
           <w:sz w:val="20"/>
           <w:szCs w:val="20"/>
         </w:rPr>
-      </w:pPr>
+        <w:br w:type="page"/>
+      </w:r>
     </w:p>
     <w:p>
       <w:pPr>
         <w:spacing w:after="160" w:line="259" w:lineRule="auto"/>
         <w:ind w:firstLine="0"/>
-        <w:jc w:val="center"/>
+        <w:jc w:val="left"/>
         <w:rPr>
           <w:b/>
           <w:bCs/>
@@ -9325,6 +9461,18 @@
     </w:p>
     <w:p>
       <w:pPr>
+        <w:pStyle w:val="Legenda"/>
+        <w:keepNext/>
+      </w:pPr>
+      <w:r>
+        <w:t xml:space="preserve">Gráfico 7: </w:t>
+      </w:r>
+      <w:r>
+        <w:t>Orçamento mensal</w:t>
+      </w:r>
+    </w:p>
+    <w:p>
+      <w:pPr>
         <w:spacing w:after="160" w:line="259" w:lineRule="auto"/>
         <w:ind w:firstLine="0"/>
         <w:jc w:val="center"/>
@@ -9335,135 +9483,6 @@
           <w:szCs w:val="20"/>
         </w:rPr>
       </w:pPr>
-    </w:p>
-    <w:p>
-      <w:pPr>
-        <w:spacing w:after="160" w:line="259" w:lineRule="auto"/>
-        <w:ind w:firstLine="0"/>
-        <w:jc w:val="center"/>
-        <w:rPr>
-          <w:b/>
-          <w:bCs/>
-          <w:sz w:val="20"/>
-          <w:szCs w:val="20"/>
-        </w:rPr>
-      </w:pPr>
-    </w:p>
-    <w:p>
-      <w:pPr>
-        <w:spacing w:after="160" w:line="259" w:lineRule="auto"/>
-        <w:ind w:firstLine="0"/>
-        <w:jc w:val="center"/>
-        <w:rPr>
-          <w:b/>
-          <w:bCs/>
-          <w:sz w:val="20"/>
-          <w:szCs w:val="20"/>
-        </w:rPr>
-      </w:pPr>
-    </w:p>
-    <w:p>
-      <w:pPr>
-        <w:spacing w:after="160" w:line="259" w:lineRule="auto"/>
-        <w:ind w:firstLine="0"/>
-        <w:jc w:val="center"/>
-        <w:rPr>
-          <w:b/>
-          <w:bCs/>
-          <w:sz w:val="20"/>
-          <w:szCs w:val="20"/>
-        </w:rPr>
-      </w:pPr>
-    </w:p>
-    <w:p>
-      <w:pPr>
-        <w:spacing w:after="160" w:line="259" w:lineRule="auto"/>
-        <w:ind w:firstLine="0"/>
-        <w:jc w:val="center"/>
-        <w:rPr>
-          <w:b/>
-          <w:bCs/>
-          <w:sz w:val="20"/>
-          <w:szCs w:val="20"/>
-        </w:rPr>
-      </w:pPr>
-    </w:p>
-    <w:p>
-      <w:pPr>
-        <w:spacing w:after="160" w:line="259" w:lineRule="auto"/>
-        <w:ind w:firstLine="0"/>
-        <w:jc w:val="center"/>
-        <w:rPr>
-          <w:b/>
-          <w:bCs/>
-          <w:sz w:val="20"/>
-          <w:szCs w:val="20"/>
-        </w:rPr>
-      </w:pPr>
-    </w:p>
-    <w:p>
-      <w:pPr>
-        <w:spacing w:after="160" w:line="259" w:lineRule="auto"/>
-        <w:ind w:firstLine="0"/>
-        <w:jc w:val="center"/>
-        <w:rPr>
-          <w:b/>
-          <w:bCs/>
-          <w:sz w:val="20"/>
-          <w:szCs w:val="20"/>
-        </w:rPr>
-      </w:pPr>
-    </w:p>
-    <w:p>
-      <w:pPr>
-        <w:spacing w:after="160" w:line="259" w:lineRule="auto"/>
-        <w:ind w:firstLine="0"/>
-        <w:jc w:val="center"/>
-        <w:rPr>
-          <w:b/>
-          <w:bCs/>
-          <w:sz w:val="20"/>
-          <w:szCs w:val="20"/>
-        </w:rPr>
-      </w:pPr>
-    </w:p>
-    <w:p>
-      <w:pPr>
-        <w:spacing w:after="160" w:line="259" w:lineRule="auto"/>
-        <w:ind w:firstLine="0"/>
-        <w:jc w:val="center"/>
-        <w:rPr>
-          <w:b/>
-          <w:bCs/>
-          <w:sz w:val="20"/>
-          <w:szCs w:val="20"/>
-        </w:rPr>
-      </w:pPr>
-    </w:p>
-    <w:p>
-      <w:pPr>
-        <w:pStyle w:val="Legenda"/>
-        <w:keepNext/>
-      </w:pPr>
-      <w:r>
-        <w:t xml:space="preserve">Gráfico 6: </w:t>
-      </w:r>
-      <w:r>
-        <w:t xml:space="preserve"> Países que desejam visitar</w:t>
-      </w:r>
-    </w:p>
-    <w:p>
-      <w:pPr>
-        <w:spacing w:after="160" w:line="259" w:lineRule="auto"/>
-        <w:ind w:firstLine="0"/>
-        <w:jc w:val="center"/>
-        <w:rPr>
-          <w:b/>
-          <w:bCs/>
-          <w:sz w:val="20"/>
-          <w:szCs w:val="20"/>
-        </w:rPr>
-      </w:pPr>
       <w:r>
         <w:rPr>
           <w:b/>
@@ -9474,10 +9493,10 @@
           <w:lang w:eastAsia="pt-BR"/>
         </w:rPr>
         <w:drawing>
-          <wp:inline distT="0" distB="0" distL="0" distR="0" wp14:anchorId="2715DADA" wp14:editId="1BE20A8A">
+          <wp:inline distT="0" distB="0" distL="0" distR="0" wp14:anchorId="04772F9B" wp14:editId="1E33AC81">
             <wp:extent cx="5760085" cy="4319905"/>
             <wp:effectExtent l="0" t="0" r="0" b="4445"/>
-            <wp:docPr id="18" name="Imagem 18"/>
+            <wp:docPr id="19" name="Imagem 19"/>
             <wp:cNvGraphicFramePr>
               <a:graphicFrameLocks xmlns:a="http://schemas.openxmlformats.org/drawingml/2006/main" noChangeAspect="1"/>
             </wp:cNvGraphicFramePr>
@@ -9485,7 +9504,7 @@
               <a:graphicData uri="http://schemas.openxmlformats.org/drawingml/2006/picture">
                 <pic:pic xmlns:pic="http://schemas.openxmlformats.org/drawingml/2006/picture">
                   <pic:nvPicPr>
-                    <pic:cNvPr id="18" name="Imagem 18"/>
+                    <pic:cNvPr id="19" name="Imagem 19"/>
                     <pic:cNvPicPr/>
                   </pic:nvPicPr>
                   <pic:blipFill>
@@ -9581,7 +9600,7 @@
         <w:rPr>
           <w:szCs w:val="24"/>
         </w:rPr>
-        <w:t>O gráfico 6 apresenta os países mais visitados do mundo. A grande parte das pessoas têm interesse em visitar os Estados Unidos.</w:t>
+        <w:t>O gráfico 7 apresenta o orçamento mensal que as pessoas estariam dispostas a investir em um intercâmbio. A maior parte tem um orçamento entre R$500,00 e R$1.500,00.</w:t>
       </w:r>
     </w:p>
     <w:p>
@@ -9589,6 +9608,29 @@
         <w:spacing w:after="160" w:line="259" w:lineRule="auto"/>
         <w:ind w:firstLine="0"/>
         <w:jc w:val="left"/>
+      </w:pPr>
+      <w:r>
+        <w:br w:type="page"/>
+      </w:r>
+    </w:p>
+    <w:p>
+      <w:pPr>
+        <w:pStyle w:val="Legenda"/>
+        <w:keepNext/>
+      </w:pPr>
+      <w:r>
+        <w:lastRenderedPageBreak/>
+        <w:t xml:space="preserve">Gráfico 8: </w:t>
+      </w:r>
+      <w:r>
+        <w:t>Desafios em fazer intercâmbio</w:t>
+      </w:r>
+    </w:p>
+    <w:p>
+      <w:pPr>
+        <w:spacing w:after="160" w:line="259" w:lineRule="auto"/>
+        <w:ind w:firstLine="0"/>
+        <w:jc w:val="center"/>
         <w:rPr>
           <w:b/>
           <w:bCs/>
@@ -9600,63 +9642,16 @@
         <w:rPr>
           <w:b/>
           <w:bCs/>
-          <w:sz w:val="20"/>
-          <w:szCs w:val="20"/>
-        </w:rPr>
-        <w:br w:type="page"/>
-      </w:r>
-    </w:p>
-    <w:p>
-      <w:pPr>
-        <w:spacing w:after="160" w:line="259" w:lineRule="auto"/>
-        <w:ind w:firstLine="0"/>
-        <w:jc w:val="left"/>
-        <w:rPr>
-          <w:b/>
-          <w:bCs/>
-          <w:sz w:val="20"/>
-          <w:szCs w:val="20"/>
-        </w:rPr>
-      </w:pPr>
-    </w:p>
-    <w:p>
-      <w:pPr>
-        <w:pStyle w:val="Legenda"/>
-        <w:keepNext/>
-      </w:pPr>
-      <w:r>
-        <w:t xml:space="preserve">Gráfico 7: </w:t>
-      </w:r>
-      <w:r>
-        <w:t>Orçamento mensal</w:t>
-      </w:r>
-    </w:p>
-    <w:p>
-      <w:pPr>
-        <w:spacing w:after="160" w:line="259" w:lineRule="auto"/>
-        <w:ind w:firstLine="0"/>
-        <w:jc w:val="center"/>
-        <w:rPr>
-          <w:b/>
-          <w:bCs/>
-          <w:sz w:val="20"/>
-          <w:szCs w:val="20"/>
-        </w:rPr>
-      </w:pPr>
-      <w:r>
-        <w:rPr>
-          <w:b/>
-          <w:bCs/>
           <w:noProof/>
           <w:sz w:val="20"/>
           <w:szCs w:val="20"/>
           <w:lang w:eastAsia="pt-BR"/>
         </w:rPr>
         <w:drawing>
-          <wp:inline distT="0" distB="0" distL="0" distR="0" wp14:anchorId="04772F9B" wp14:editId="1E33AC81">
+          <wp:inline distT="0" distB="0" distL="0" distR="0" wp14:anchorId="218E8D97" wp14:editId="4C095599">
             <wp:extent cx="5760085" cy="4319905"/>
             <wp:effectExtent l="0" t="0" r="0" b="4445"/>
-            <wp:docPr id="19" name="Imagem 19"/>
+            <wp:docPr id="20" name="Imagem 20"/>
             <wp:cNvGraphicFramePr>
               <a:graphicFrameLocks xmlns:a="http://schemas.openxmlformats.org/drawingml/2006/main" noChangeAspect="1"/>
             </wp:cNvGraphicFramePr>
@@ -9664,7 +9659,7 @@
               <a:graphicData uri="http://schemas.openxmlformats.org/drawingml/2006/picture">
                 <pic:pic xmlns:pic="http://schemas.openxmlformats.org/drawingml/2006/picture">
                   <pic:nvPicPr>
-                    <pic:cNvPr id="19" name="Imagem 19"/>
+                    <pic:cNvPr id="20" name="Imagem 20"/>
                     <pic:cNvPicPr/>
                   </pic:nvPicPr>
                   <pic:blipFill>
@@ -9698,7 +9693,7 @@
     <w:p>
       <w:pPr>
         <w:tabs>
-          <w:tab w:val="left" w:pos="5040"/>
+          <w:tab w:val="left" w:pos="5640"/>
         </w:tabs>
         <w:spacing w:after="160" w:line="259" w:lineRule="auto"/>
         <w:ind w:firstLine="0"/>
@@ -9732,11 +9727,9 @@
     </w:p>
     <w:p>
       <w:pPr>
-        <w:tabs>
-          <w:tab w:val="left" w:pos="5040"/>
-        </w:tabs>
         <w:spacing w:after="160" w:line="259" w:lineRule="auto"/>
         <w:ind w:firstLine="0"/>
+        <w:jc w:val="left"/>
         <w:rPr>
           <w:b/>
           <w:bCs/>
@@ -9747,50 +9740,9 @@
     </w:p>
     <w:p>
       <w:pPr>
-        <w:tabs>
-          <w:tab w:val="left" w:pos="5040"/>
-        </w:tabs>
-        <w:spacing w:after="160" w:line="259" w:lineRule="auto"/>
-        <w:ind w:firstLine="0"/>
-        <w:rPr>
-          <w:szCs w:val="24"/>
-        </w:rPr>
-      </w:pPr>
-      <w:r>
-        <w:rPr>
-          <w:szCs w:val="24"/>
-        </w:rPr>
-        <w:t>O gráfico 7 apresenta o orçamento mensal que as pessoas estariam dispostas a investir em um intercâmbio. A maior parte tem um orçamento entre R$500,00 e R$1.500,00.</w:t>
-      </w:r>
-    </w:p>
-    <w:p>
-      <w:pPr>
         <w:spacing w:after="160" w:line="259" w:lineRule="auto"/>
         <w:ind w:firstLine="0"/>
         <w:jc w:val="left"/>
-      </w:pPr>
-      <w:r>
-        <w:br w:type="page"/>
-      </w:r>
-    </w:p>
-    <w:p>
-      <w:pPr>
-        <w:pStyle w:val="Legenda"/>
-        <w:keepNext/>
-      </w:pPr>
-      <w:r>
-        <w:lastRenderedPageBreak/>
-        <w:t xml:space="preserve">Gráfico 8: </w:t>
-      </w:r>
-      <w:r>
-        <w:t>Desafios em fazer intercâmbio</w:t>
-      </w:r>
-    </w:p>
-    <w:p>
-      <w:pPr>
-        <w:spacing w:after="160" w:line="259" w:lineRule="auto"/>
-        <w:ind w:firstLine="0"/>
-        <w:jc w:val="center"/>
         <w:rPr>
           <w:b/>
           <w:bCs/>
@@ -9798,6 +9750,69 @@
           <w:szCs w:val="20"/>
         </w:rPr>
       </w:pPr>
+    </w:p>
+    <w:p>
+      <w:pPr>
+        <w:tabs>
+          <w:tab w:val="left" w:pos="5775"/>
+        </w:tabs>
+        <w:spacing w:after="160" w:line="259" w:lineRule="auto"/>
+        <w:ind w:firstLine="0"/>
+        <w:jc w:val="left"/>
+        <w:rPr>
+          <w:szCs w:val="24"/>
+        </w:rPr>
+      </w:pPr>
+      <w:r>
+        <w:rPr>
+          <w:szCs w:val="24"/>
+        </w:rPr>
+        <w:t>O gráfico 8 apresenta os principais desafios que impedem as pessoas de fazerem intercâmbio. O maior desafio é a falta de dinheiro.</w:t>
+      </w:r>
+    </w:p>
+    <w:p>
+      <w:pPr>
+        <w:spacing w:after="160" w:line="259" w:lineRule="auto"/>
+        <w:ind w:firstLine="0"/>
+        <w:jc w:val="left"/>
+        <w:rPr>
+          <w:sz w:val="20"/>
+          <w:szCs w:val="20"/>
+        </w:rPr>
+      </w:pPr>
+      <w:r>
+        <w:rPr>
+          <w:sz w:val="20"/>
+          <w:szCs w:val="20"/>
+        </w:rPr>
+        <w:br w:type="page"/>
+      </w:r>
+    </w:p>
+    <w:p>
+      <w:pPr>
+        <w:pStyle w:val="Legenda"/>
+        <w:keepNext/>
+      </w:pPr>
+      <w:r>
+        <w:lastRenderedPageBreak/>
+        <w:t xml:space="preserve">Gráfico 9: </w:t>
+      </w:r>
+      <w:r>
+        <w:t>A plataforma seria útil?</w:t>
+      </w:r>
+    </w:p>
+    <w:p>
+      <w:pPr>
+        <w:spacing w:after="160" w:line="259" w:lineRule="auto"/>
+        <w:ind w:firstLine="0"/>
+        <w:jc w:val="center"/>
+        <w:rPr>
+          <w:b/>
+          <w:bCs/>
+          <w:sz w:val="20"/>
+          <w:szCs w:val="20"/>
+        </w:rPr>
+      </w:pPr>
       <w:r>
         <w:rPr>
           <w:b/>
@@ -9808,10 +9823,10 @@
           <w:lang w:eastAsia="pt-BR"/>
         </w:rPr>
         <w:drawing>
-          <wp:inline distT="0" distB="0" distL="0" distR="0" wp14:anchorId="218E8D97" wp14:editId="4C095599">
+          <wp:inline distT="0" distB="0" distL="0" distR="0" wp14:anchorId="1F5F712C" wp14:editId="4A836460">
             <wp:extent cx="5760085" cy="4319905"/>
             <wp:effectExtent l="0" t="0" r="0" b="4445"/>
-            <wp:docPr id="20" name="Imagem 20"/>
+            <wp:docPr id="22" name="Imagem 22"/>
             <wp:cNvGraphicFramePr>
               <a:graphicFrameLocks xmlns:a="http://schemas.openxmlformats.org/drawingml/2006/main" noChangeAspect="1"/>
             </wp:cNvGraphicFramePr>
@@ -9819,7 +9834,7 @@
               <a:graphicData uri="http://schemas.openxmlformats.org/drawingml/2006/picture">
                 <pic:pic xmlns:pic="http://schemas.openxmlformats.org/drawingml/2006/picture">
                   <pic:nvPicPr>
-                    <pic:cNvPr id="20" name="Imagem 20"/>
+                    <pic:cNvPr id="22" name="Imagem 22"/>
                     <pic:cNvPicPr/>
                   </pic:nvPicPr>
                   <pic:blipFill>
@@ -9868,28 +9883,58 @@
           <w:sz w:val="20"/>
           <w:szCs w:val="20"/>
         </w:rPr>
-        <w:t xml:space="preserve">Fonte: Os </w:t>
-      </w:r>
-      <w:r>
-        <w:rPr>
-          <w:sz w:val="20"/>
-          <w:szCs w:val="20"/>
-        </w:rPr>
-        <w:t>A</w:t>
-      </w:r>
-      <w:r>
-        <w:rPr>
-          <w:sz w:val="20"/>
-          <w:szCs w:val="20"/>
-        </w:rPr>
-        <w:t>utores, 2026</w:t>
+        <w:t>Fonte: Os autores, 2026</w:t>
       </w:r>
     </w:p>
     <w:p>
       <w:pPr>
         <w:spacing w:after="160" w:line="259" w:lineRule="auto"/>
         <w:ind w:firstLine="0"/>
-        <w:jc w:val="left"/>
+        <w:jc w:val="center"/>
+      </w:pPr>
+    </w:p>
+    <w:p>
+      <w:pPr>
+        <w:tabs>
+          <w:tab w:val="left" w:pos="3585"/>
+        </w:tabs>
+        <w:spacing w:after="160" w:line="259" w:lineRule="auto"/>
+        <w:ind w:firstLine="0"/>
+      </w:pPr>
+      <w:r>
+        <w:t xml:space="preserve">No gráfico </w:t>
+      </w:r>
+      <w:r>
+        <w:t>9</w:t>
+      </w:r>
+      <w:r>
+        <w:t xml:space="preserve"> é mostrado que a maioria das pessoas que responderam a pesquisa de campo acham necessário que haja uma plataforma de apoio a intercambistas.</w:t>
+      </w:r>
+    </w:p>
+    <w:p>
+      <w:pPr>
+        <w:pStyle w:val="Legenda"/>
+        <w:keepNext/>
+      </w:pPr>
+      <w:r>
+        <w:lastRenderedPageBreak/>
+        <w:t xml:space="preserve">Gráfico </w:t>
+      </w:r>
+      <w:r>
+        <w:t>10</w:t>
+      </w:r>
+      <w:r>
+        <w:t xml:space="preserve">: </w:t>
+      </w:r>
+      <w:r>
+        <w:t>O que faria as pessoas confiarem na plataforma?</w:t>
+      </w:r>
+    </w:p>
+    <w:p>
+      <w:pPr>
+        <w:spacing w:after="160" w:line="259" w:lineRule="auto"/>
+        <w:ind w:firstLine="0"/>
+        <w:jc w:val="center"/>
         <w:rPr>
           <w:b/>
           <w:bCs/>
@@ -9897,82 +9942,6 @@
           <w:szCs w:val="20"/>
         </w:rPr>
       </w:pPr>
-    </w:p>
-    <w:p>
-      <w:pPr>
-        <w:spacing w:after="160" w:line="259" w:lineRule="auto"/>
-        <w:ind w:firstLine="0"/>
-        <w:jc w:val="left"/>
-        <w:rPr>
-          <w:b/>
-          <w:bCs/>
-          <w:sz w:val="20"/>
-          <w:szCs w:val="20"/>
-        </w:rPr>
-      </w:pPr>
-    </w:p>
-    <w:p>
-      <w:pPr>
-        <w:tabs>
-          <w:tab w:val="left" w:pos="5775"/>
-        </w:tabs>
-        <w:spacing w:after="160" w:line="259" w:lineRule="auto"/>
-        <w:ind w:firstLine="0"/>
-        <w:jc w:val="left"/>
-        <w:rPr>
-          <w:szCs w:val="24"/>
-        </w:rPr>
-      </w:pPr>
-      <w:r>
-        <w:rPr>
-          <w:szCs w:val="24"/>
-        </w:rPr>
-        <w:t>O gráfico 8 apresenta os principais desafios que impedem as pessoas de fazerem intercâmbio. O maior desafio é a falta de dinheiro.</w:t>
-      </w:r>
-    </w:p>
-    <w:p>
-      <w:pPr>
-        <w:spacing w:after="160" w:line="259" w:lineRule="auto"/>
-        <w:ind w:firstLine="0"/>
-        <w:jc w:val="left"/>
-        <w:rPr>
-          <w:sz w:val="20"/>
-          <w:szCs w:val="20"/>
-        </w:rPr>
-      </w:pPr>
-      <w:r>
-        <w:rPr>
-          <w:sz w:val="20"/>
-          <w:szCs w:val="20"/>
-        </w:rPr>
-        <w:br w:type="page"/>
-      </w:r>
-    </w:p>
-    <w:p>
-      <w:pPr>
-        <w:pStyle w:val="Legenda"/>
-        <w:keepNext/>
-      </w:pPr>
-      <w:r>
-        <w:lastRenderedPageBreak/>
-        <w:t xml:space="preserve">Gráfico 9: </w:t>
-      </w:r>
-      <w:r>
-        <w:t>A plataforma seria útil?</w:t>
-      </w:r>
-    </w:p>
-    <w:p>
-      <w:pPr>
-        <w:spacing w:after="160" w:line="259" w:lineRule="auto"/>
-        <w:ind w:firstLine="0"/>
-        <w:jc w:val="center"/>
-        <w:rPr>
-          <w:b/>
-          <w:bCs/>
-          <w:sz w:val="20"/>
-          <w:szCs w:val="20"/>
-        </w:rPr>
-      </w:pPr>
       <w:r>
         <w:rPr>
           <w:b/>
@@ -9983,10 +9952,10 @@
           <w:lang w:eastAsia="pt-BR"/>
         </w:rPr>
         <w:drawing>
-          <wp:inline distT="0" distB="0" distL="0" distR="0" wp14:anchorId="1F5F712C" wp14:editId="4A836460">
+          <wp:inline distT="0" distB="0" distL="0" distR="0" wp14:anchorId="5B566789" wp14:editId="508C5F9B">
             <wp:extent cx="5760085" cy="4319905"/>
             <wp:effectExtent l="0" t="0" r="0" b="4445"/>
-            <wp:docPr id="22" name="Imagem 22"/>
+            <wp:docPr id="23" name="Imagem 23"/>
             <wp:cNvGraphicFramePr>
               <a:graphicFrameLocks xmlns:a="http://schemas.openxmlformats.org/drawingml/2006/main" noChangeAspect="1"/>
             </wp:cNvGraphicFramePr>
@@ -9994,7 +9963,7 @@
               <a:graphicData uri="http://schemas.openxmlformats.org/drawingml/2006/picture">
                 <pic:pic xmlns:pic="http://schemas.openxmlformats.org/drawingml/2006/picture">
                   <pic:nvPicPr>
-                    <pic:cNvPr id="22" name="Imagem 22"/>
+                    <pic:cNvPr id="23" name="Imagem 23"/>
                     <pic:cNvPicPr/>
                   </pic:nvPicPr>
                   <pic:blipFill>
@@ -10027,143 +9996,6 @@
     </w:p>
     <w:p>
       <w:pPr>
-        <w:tabs>
-          <w:tab w:val="left" w:pos="5640"/>
-        </w:tabs>
-        <w:spacing w:after="160" w:line="259" w:lineRule="auto"/>
-        <w:ind w:firstLine="0"/>
-        <w:jc w:val="center"/>
-        <w:rPr>
-          <w:sz w:val="20"/>
-          <w:szCs w:val="20"/>
-        </w:rPr>
-      </w:pPr>
-      <w:r>
-        <w:rPr>
-          <w:sz w:val="20"/>
-          <w:szCs w:val="20"/>
-        </w:rPr>
-        <w:t>Fonte: Os autores, 2026</w:t>
-      </w:r>
-    </w:p>
-    <w:p>
-      <w:pPr>
-        <w:spacing w:after="160" w:line="259" w:lineRule="auto"/>
-        <w:ind w:firstLine="0"/>
-        <w:jc w:val="center"/>
-      </w:pPr>
-    </w:p>
-    <w:p>
-      <w:pPr>
-        <w:tabs>
-          <w:tab w:val="left" w:pos="3585"/>
-        </w:tabs>
-        <w:spacing w:after="160" w:line="259" w:lineRule="auto"/>
-        <w:ind w:firstLine="0"/>
-      </w:pPr>
-      <w:r>
-        <w:t xml:space="preserve">No gráfico </w:t>
-      </w:r>
-      <w:r>
-        <w:t>9</w:t>
-      </w:r>
-      <w:r>
-        <w:t xml:space="preserve"> é mostrado que a maioria das pessoas que responderam </w:t>
-      </w:r>
-      <w:proofErr w:type="spellStart"/>
-      <w:r>
-        <w:t>a</w:t>
-      </w:r>
-      <w:proofErr w:type="spellEnd"/>
-      <w:r>
-        <w:t xml:space="preserve"> pesquisa de campo acham necessário que haja uma plataforma de apoio a intercambistas.</w:t>
-      </w:r>
-    </w:p>
-    <w:p>
-      <w:pPr>
-        <w:pStyle w:val="Legenda"/>
-        <w:keepNext/>
-      </w:pPr>
-      <w:r>
-        <w:lastRenderedPageBreak/>
-        <w:t xml:space="preserve">Gráfico </w:t>
-      </w:r>
-      <w:r>
-        <w:t>10</w:t>
-      </w:r>
-      <w:r>
-        <w:t xml:space="preserve">: </w:t>
-      </w:r>
-      <w:r>
-        <w:t>O que faria as pessoas confiarem na plataforma?</w:t>
-      </w:r>
-    </w:p>
-    <w:p>
-      <w:pPr>
-        <w:spacing w:after="160" w:line="259" w:lineRule="auto"/>
-        <w:ind w:firstLine="0"/>
-        <w:jc w:val="center"/>
-        <w:rPr>
-          <w:b/>
-          <w:bCs/>
-          <w:sz w:val="20"/>
-          <w:szCs w:val="20"/>
-        </w:rPr>
-      </w:pPr>
-      <w:r>
-        <w:rPr>
-          <w:b/>
-          <w:bCs/>
-          <w:noProof/>
-          <w:sz w:val="20"/>
-          <w:szCs w:val="20"/>
-          <w:lang w:eastAsia="pt-BR"/>
-        </w:rPr>
-        <w:drawing>
-          <wp:inline distT="0" distB="0" distL="0" distR="0" wp14:anchorId="5B566789" wp14:editId="508C5F9B">
-            <wp:extent cx="5760085" cy="4319905"/>
-            <wp:effectExtent l="0" t="0" r="0" b="4445"/>
-            <wp:docPr id="23" name="Imagem 23"/>
-            <wp:cNvGraphicFramePr>
-              <a:graphicFrameLocks xmlns:a="http://schemas.openxmlformats.org/drawingml/2006/main" noChangeAspect="1"/>
-            </wp:cNvGraphicFramePr>
-            <a:graphic xmlns:a="http://schemas.openxmlformats.org/drawingml/2006/main">
-              <a:graphicData uri="http://schemas.openxmlformats.org/drawingml/2006/picture">
-                <pic:pic xmlns:pic="http://schemas.openxmlformats.org/drawingml/2006/picture">
-                  <pic:nvPicPr>
-                    <pic:cNvPr id="23" name="Imagem 23"/>
-                    <pic:cNvPicPr/>
-                  </pic:nvPicPr>
-                  <pic:blipFill>
-                    <a:blip r:embed="rId24">
-                      <a:extLst>
-                        <a:ext uri="{28A0092B-C50C-407E-A947-70E740481C1C}">
-                          <a14:useLocalDpi xmlns:a14="http://schemas.microsoft.com/office/drawing/2010/main" val="0"/>
-                        </a:ext>
-                      </a:extLst>
-                    </a:blip>
-                    <a:stretch>
-                      <a:fillRect/>
-                    </a:stretch>
-                  </pic:blipFill>
-                  <pic:spPr>
-                    <a:xfrm>
-                      <a:off x="0" y="0"/>
-                      <a:ext cx="5760085" cy="4319905"/>
-                    </a:xfrm>
-                    <a:prstGeom prst="rect">
-                      <a:avLst/>
-                    </a:prstGeom>
-                  </pic:spPr>
-                </pic:pic>
-              </a:graphicData>
-            </a:graphic>
-          </wp:inline>
-        </w:drawing>
-      </w:r>
-    </w:p>
-    <w:p>
-      <w:pPr>
         <w:spacing w:after="160" w:line="259" w:lineRule="auto"/>
         <w:ind w:firstLine="0"/>
         <w:jc w:val="center"/>
@@ -10205,19 +10037,19 @@
           <w:szCs w:val="24"/>
         </w:rPr>
       </w:pPr>
-      <w:commentRangeStart w:id="67"/>
+      <w:commentRangeStart w:id="66"/>
       <w:r>
         <w:rPr>
           <w:szCs w:val="24"/>
         </w:rPr>
         <w:t>O gráfico 10 mostra o que faria as pessoas confiarem em uma plataforma de intercâmbio.</w:t>
       </w:r>
-      <w:commentRangeEnd w:id="67"/>
+      <w:commentRangeEnd w:id="66"/>
       <w:r>
         <w:rPr>
           <w:rStyle w:val="Refdecomentrio"/>
         </w:rPr>
-        <w:commentReference w:id="67"/>
+        <w:commentReference w:id="66"/>
       </w:r>
       <w:r>
         <w:rPr>
@@ -10260,25 +10092,25 @@
       <w:pPr>
         <w:pStyle w:val="Ttulo1"/>
       </w:pPr>
-      <w:bookmarkStart w:id="68" w:name="_Toc238714811"/>
+      <w:bookmarkStart w:id="67" w:name="_Toc238714811"/>
       <w:r>
         <w:lastRenderedPageBreak/>
         <w:t>ANÁLISE E SÍNTESE</w:t>
       </w:r>
+      <w:bookmarkEnd w:id="67"/>
+    </w:p>
+    <w:p>
+      <w:pPr>
+        <w:pStyle w:val="Ttulo2"/>
+      </w:pPr>
+      <w:bookmarkStart w:id="68" w:name="_Toc238714812"/>
+      <w:r>
+        <w:t>Person</w:t>
+      </w:r>
+      <w:r>
+        <w:t>a</w:t>
+      </w:r>
       <w:bookmarkEnd w:id="68"/>
-    </w:p>
-    <w:p>
-      <w:pPr>
-        <w:pStyle w:val="Ttulo2"/>
-      </w:pPr>
-      <w:bookmarkStart w:id="69" w:name="_Toc238714812"/>
-      <w:r>
-        <w:t>Person</w:t>
-      </w:r>
-      <w:r>
-        <w:t>a</w:t>
-      </w:r>
-      <w:bookmarkEnd w:id="69"/>
     </w:p>
     <w:p>
       <w:pPr>
@@ -10316,21 +10148,50 @@
       <w:pPr>
         <w:ind w:left="708"/>
       </w:pPr>
+      <w:commentRangeStart w:id="69"/>
+      <w:r>
+        <w:t>Sendo assim nesse trabalho fo</w:t>
+      </w:r>
+      <w:r>
+        <w:t xml:space="preserve">i </w:t>
+      </w:r>
+      <w:r>
+        <w:t>criado a</w:t>
+      </w:r>
+      <w:r>
+        <w:t xml:space="preserve"> persona </w:t>
+      </w:r>
+      <w:r>
+        <w:t>Lucas Ferreira</w:t>
+      </w:r>
+      <w:commentRangeEnd w:id="69"/>
+      <w:r>
+        <w:rPr>
+          <w:rStyle w:val="Refdecomentrio"/>
+        </w:rPr>
+        <w:commentReference w:id="69"/>
+      </w:r>
+      <w:r>
+        <w:t>,</w:t>
+      </w:r>
+      <w:r>
+        <w:t xml:space="preserve"> </w:t>
+      </w:r>
+      <w:r>
+        <w:t>que atende os requisitos da citação acima, então aqui est</w:t>
+      </w:r>
+      <w:r>
+        <w:t>á</w:t>
+      </w:r>
+      <w:r>
+        <w:t xml:space="preserve"> </w:t>
+      </w:r>
+      <w:r>
+        <w:t xml:space="preserve">a </w:t>
+      </w:r>
       <w:commentRangeStart w:id="70"/>
       <w:r>
-        <w:t>Sendo assim nesse trabalho fo</w:t>
-      </w:r>
-      <w:r>
-        <w:t xml:space="preserve">i </w:t>
-      </w:r>
-      <w:r>
-        <w:t>criado a</w:t>
-      </w:r>
-      <w:r>
-        <w:t xml:space="preserve"> persona </w:t>
-      </w:r>
-      <w:r>
-        <w:t>Lucas Ferreira</w:t>
+        <w:t>persona</w:t>
       </w:r>
       <w:commentRangeEnd w:id="70"/>
       <w:r>
@@ -10338,35 +10199,6 @@
           <w:rStyle w:val="Refdecomentrio"/>
         </w:rPr>
         <w:commentReference w:id="70"/>
-      </w:r>
-      <w:r>
-        <w:t>,</w:t>
-      </w:r>
-      <w:r>
-        <w:t xml:space="preserve"> </w:t>
-      </w:r>
-      <w:r>
-        <w:t>que atende os requisitos da citação acima, então aqui est</w:t>
-      </w:r>
-      <w:r>
-        <w:t>á</w:t>
-      </w:r>
-      <w:r>
-        <w:t xml:space="preserve"> </w:t>
-      </w:r>
-      <w:r>
-        <w:t xml:space="preserve">a </w:t>
-      </w:r>
-      <w:commentRangeStart w:id="71"/>
-      <w:r>
-        <w:t>persona</w:t>
-      </w:r>
-      <w:commentRangeEnd w:id="71"/>
-      <w:r>
-        <w:rPr>
-          <w:rStyle w:val="Refdecomentrio"/>
-        </w:rPr>
-        <w:commentReference w:id="71"/>
       </w:r>
       <w:r>
         <w:t>.</w:t>
@@ -10451,7 +10283,7 @@
                                 <w:szCs w:val="22"/>
                               </w:rPr>
                             </w:pPr>
-                            <w:bookmarkStart w:id="72" w:name="_Toc238720070"/>
+                            <w:bookmarkStart w:id="71" w:name="_Toc238720070"/>
                             <w:r>
                               <w:t xml:space="preserve">Figura </w:t>
                             </w:r>
@@ -10605,7 +10437,7 @@
                             <w:r>
                               <w:t>: Persona</w:t>
                             </w:r>
-                            <w:bookmarkEnd w:id="72"/>
+                            <w:bookmarkEnd w:id="71"/>
                           </w:p>
                         </w:txbxContent>
                       </wps:txbx>
@@ -10637,7 +10469,7 @@
                           <w:szCs w:val="22"/>
                         </w:rPr>
                       </w:pPr>
-                      <w:bookmarkStart w:id="73" w:name="_Toc238720070"/>
+                      <w:bookmarkStart w:id="72" w:name="_Toc238720070"/>
                       <w:r>
                         <w:t xml:space="preserve">Figura </w:t>
                       </w:r>
@@ -10791,7 +10623,7 @@
                       <w:r>
                         <w:t>: Persona</w:t>
                       </w:r>
-                      <w:bookmarkEnd w:id="73"/>
+                      <w:bookmarkEnd w:id="72"/>
                     </w:p>
                   </w:txbxContent>
                 </v:textbox>
@@ -10840,7 +10672,7 @@
                     <pic:cNvPicPr/>
                   </pic:nvPicPr>
                   <pic:blipFill>
-                    <a:blip r:embed="rId25" cstate="print">
+                    <a:blip r:embed="rId24" cstate="print">
                       <a:extLst>
                         <a:ext uri="{28A0092B-C50C-407E-A947-70E740481C1C}">
                           <a14:useLocalDpi xmlns:a14="http://schemas.microsoft.com/office/drawing/2010/main" val="0"/>
@@ -10900,12 +10732,12 @@
         <w:pStyle w:val="Ttulo2"/>
         <w:spacing w:line="600" w:lineRule="auto"/>
       </w:pPr>
-      <w:bookmarkStart w:id="74" w:name="_Toc238714813"/>
+      <w:bookmarkStart w:id="73" w:name="_Toc238714813"/>
       <w:r>
         <w:lastRenderedPageBreak/>
         <w:t>Mapa de Empatia</w:t>
       </w:r>
-      <w:bookmarkEnd w:id="74"/>
+      <w:bookmarkEnd w:id="73"/>
     </w:p>
     <w:p>
       <w:pPr>
@@ -10997,7 +10829,7 @@
                                 <w:noProof/>
                               </w:rPr>
                             </w:pPr>
-                            <w:bookmarkStart w:id="75" w:name="_Toc238720071"/>
+                            <w:bookmarkStart w:id="74" w:name="_Toc238720071"/>
                             <w:r>
                               <w:t xml:space="preserve">Figura </w:t>
                             </w:r>
@@ -11149,7 +10981,7 @@
                             <w:r>
                               <w:t>: Mapa de Empatia</w:t>
                             </w:r>
-                            <w:bookmarkEnd w:id="75"/>
+                            <w:bookmarkEnd w:id="74"/>
                           </w:p>
                         </w:txbxContent>
                       </wps:txbx>
@@ -11180,7 +11012,7 @@
                           <w:noProof/>
                         </w:rPr>
                       </w:pPr>
-                      <w:bookmarkStart w:id="76" w:name="_Toc238720071"/>
+                      <w:bookmarkStart w:id="75" w:name="_Toc238720071"/>
                       <w:r>
                         <w:t xml:space="preserve">Figura </w:t>
                       </w:r>
@@ -11332,7 +11164,7 @@
                       <w:r>
                         <w:t>: Mapa de Empatia</w:t>
                       </w:r>
-                      <w:bookmarkEnd w:id="76"/>
+                      <w:bookmarkEnd w:id="75"/>
                     </w:p>
                   </w:txbxContent>
                 </v:textbox>
@@ -11385,7 +11217,7 @@
                     <pic:cNvPicPr/>
                   </pic:nvPicPr>
                   <pic:blipFill>
-                    <a:blip r:embed="rId26" cstate="print">
+                    <a:blip r:embed="rId25" cstate="print">
                       <a:extLst>
                         <a:ext uri="{28A0092B-C50C-407E-A947-70E740481C1C}">
                           <a14:useLocalDpi xmlns:a14="http://schemas.microsoft.com/office/drawing/2010/main" val="0"/>
@@ -11441,36 +11273,20 @@
       <w:pPr>
         <w:pStyle w:val="Ttulo2"/>
       </w:pPr>
-      <w:bookmarkStart w:id="77" w:name="_Toc238714814"/>
+      <w:bookmarkStart w:id="76" w:name="_Toc238714814"/>
       <w:r>
         <w:t>Cardápio de Ideias</w:t>
       </w:r>
-      <w:bookmarkEnd w:id="77"/>
-    </w:p>
-    <w:p>
-      <w:r>
-        <w:t xml:space="preserve">O cardápio de ideias é um catálogo que sintetiza e </w:t>
-      </w:r>
-      <w:proofErr w:type="spellStart"/>
-      <w:r>
-        <w:t>tangibiliza</w:t>
-      </w:r>
-      <w:proofErr w:type="spellEnd"/>
-      <w:r>
-        <w:t xml:space="preserve"> todas as ideias geradas no projeto.</w:t>
-      </w:r>
-    </w:p>
-    <w:p>
-      <w:r>
-        <w:t xml:space="preserve">O </w:t>
-      </w:r>
-      <w:proofErr w:type="gramStart"/>
-      <w:r>
-        <w:t>resultado final</w:t>
-      </w:r>
-      <w:proofErr w:type="gramEnd"/>
-      <w:r>
-        <w:t xml:space="preserve"> assemelha-se aos das ações táticas de implementação presentes em um planejamento de marketing. Quase sempre inclui comentários relativos às ideias e seus desdobramentos. </w:t>
+      <w:bookmarkEnd w:id="76"/>
+    </w:p>
+    <w:p>
+      <w:r>
+        <w:t>O cardápio de ideias é um catálogo que sintetiza e tangibiliza todas as ideias geradas no projeto.</w:t>
+      </w:r>
+    </w:p>
+    <w:p>
+      <w:r>
+        <w:t xml:space="preserve">O resultado final assemelha-se aos das ações táticas de implementação presentes em um planejamento de marketing. Quase sempre inclui comentários relativos às ideias e seus desdobramentos. </w:t>
       </w:r>
       <w:r>
         <w:rPr>
@@ -11530,7 +11346,7 @@
                                 <w:szCs w:val="22"/>
                               </w:rPr>
                             </w:pPr>
-                            <w:bookmarkStart w:id="78" w:name="_Toc238720072"/>
+                            <w:bookmarkStart w:id="77" w:name="_Toc238720072"/>
                             <w:r>
                               <w:t xml:space="preserve">Figura </w:t>
                             </w:r>
@@ -11684,7 +11500,7 @@
                             <w:r>
                               <w:t>: Cardápio de ideias</w:t>
                             </w:r>
-                            <w:bookmarkEnd w:id="78"/>
+                            <w:bookmarkEnd w:id="77"/>
                           </w:p>
                         </w:txbxContent>
                       </wps:txbx>
@@ -11713,7 +11529,7 @@
                           <w:szCs w:val="22"/>
                         </w:rPr>
                       </w:pPr>
-                      <w:bookmarkStart w:id="79" w:name="_Toc238720072"/>
+                      <w:bookmarkStart w:id="78" w:name="_Toc238720072"/>
                       <w:r>
                         <w:t xml:space="preserve">Figura </w:t>
                       </w:r>
@@ -11867,7 +11683,7 @@
                       <w:r>
                         <w:t>: Cardápio de ideias</w:t>
                       </w:r>
-                      <w:bookmarkEnd w:id="79"/>
+                      <w:bookmarkEnd w:id="78"/>
                     </w:p>
                   </w:txbxContent>
                 </v:textbox>
@@ -11911,7 +11727,7 @@
                     <pic:cNvPicPr/>
                   </pic:nvPicPr>
                   <pic:blipFill>
-                    <a:blip r:embed="rId27" cstate="print">
+                    <a:blip r:embed="rId26" cstate="print">
                       <a:extLst>
                         <a:ext uri="{28A0092B-C50C-407E-A947-70E740481C1C}">
                           <a14:useLocalDpi xmlns:a14="http://schemas.microsoft.com/office/drawing/2010/main" val="0"/>
@@ -11977,7 +11793,7 @@
       </w:r>
     </w:p>
     <w:p>
-      <w:commentRangeStart w:id="80"/>
+      <w:commentRangeStart w:id="79"/>
       <w:r>
         <w:rPr>
           <w:noProof/>
@@ -12015,7 +11831,7 @@
                     <pic:cNvPicPr/>
                   </pic:nvPicPr>
                   <pic:blipFill>
-                    <a:blip r:embed="rId28" cstate="print">
+                    <a:blip r:embed="rId27" cstate="print">
                       <a:extLst>
                         <a:ext uri="{28A0092B-C50C-407E-A947-70E740481C1C}">
                           <a14:useLocalDpi xmlns:a14="http://schemas.microsoft.com/office/drawing/2010/main" val="0"/>
@@ -12044,12 +11860,12 @@
           </wp:anchor>
         </w:drawing>
       </w:r>
-      <w:commentRangeEnd w:id="80"/>
+      <w:commentRangeEnd w:id="79"/>
       <w:r>
         <w:rPr>
           <w:rStyle w:val="Refdecomentrio"/>
         </w:rPr>
-        <w:commentReference w:id="80"/>
+        <w:commentReference w:id="79"/>
       </w:r>
       <w:r>
         <w:t xml:space="preserve">O Brainstorm é uma </w:t>
@@ -12129,7 +11945,7 @@
                                 <w:noProof/>
                               </w:rPr>
                             </w:pPr>
-                            <w:bookmarkStart w:id="81" w:name="_Toc238720073"/>
+                            <w:bookmarkStart w:id="80" w:name="_Toc238720073"/>
                             <w:r>
                               <w:t xml:space="preserve">Figura </w:t>
                             </w:r>
@@ -12280,7 +12096,7 @@
                             <w:r>
                               <w:t>: Brainstorm</w:t>
                             </w:r>
-                            <w:bookmarkEnd w:id="81"/>
+                            <w:bookmarkEnd w:id="80"/>
                           </w:p>
                         </w:txbxContent>
                       </wps:txbx>
@@ -12308,7 +12124,7 @@
                           <w:noProof/>
                         </w:rPr>
                       </w:pPr>
-                      <w:bookmarkStart w:id="82" w:name="_Toc238720073"/>
+                      <w:bookmarkStart w:id="81" w:name="_Toc238720073"/>
                       <w:r>
                         <w:t xml:space="preserve">Figura </w:t>
                       </w:r>
@@ -12459,7 +12275,7 @@
                       <w:r>
                         <w:t>: Brainstorm</w:t>
                       </w:r>
-                      <w:bookmarkEnd w:id="82"/>
+                      <w:bookmarkEnd w:id="81"/>
                     </w:p>
                   </w:txbxContent>
                 </v:textbox>
@@ -12489,43 +12305,28 @@
       <w:pPr>
         <w:pStyle w:val="Ttulo2"/>
       </w:pPr>
-      <w:bookmarkStart w:id="83" w:name="_Toc238714815"/>
+      <w:bookmarkStart w:id="82" w:name="_Toc238714815"/>
       <w:r>
         <w:lastRenderedPageBreak/>
-        <w:t xml:space="preserve">Golden </w:t>
-      </w:r>
-      <w:proofErr w:type="spellStart"/>
-      <w:r>
-        <w:t>Circle</w:t>
-      </w:r>
-      <w:bookmarkEnd w:id="83"/>
-      <w:proofErr w:type="spellEnd"/>
-    </w:p>
-    <w:p>
-      <w:commentRangeStart w:id="84"/>
+        <w:t>Golden Circle</w:t>
+      </w:r>
+      <w:bookmarkEnd w:id="82"/>
+    </w:p>
+    <w:p>
+      <w:commentRangeStart w:id="83"/>
       <w:r>
         <w:rPr>
           <w:b/>
           <w:bCs/>
         </w:rPr>
-        <w:t xml:space="preserve">Golden </w:t>
-      </w:r>
-      <w:proofErr w:type="spellStart"/>
-      <w:r>
-        <w:rPr>
-          <w:b/>
-          <w:bCs/>
-        </w:rPr>
-        <w:t>Circle</w:t>
-      </w:r>
-      <w:proofErr w:type="spellEnd"/>
+        <w:t>Golden Circle</w:t>
+      </w:r>
       <w:r>
         <w:t xml:space="preserve"> (ou Círculo Dourado) é uma metodologia de liderança e comunicação criada por </w:t>
       </w:r>
       <w:r>
         <w:t xml:space="preserve">Simon </w:t>
       </w:r>
-      <w:proofErr w:type="spellStart"/>
       <w:r>
         <w:rPr>
           <w:highlight w:val="yellow"/>
@@ -12544,16 +12345,15 @@
         </w:rPr>
         <w:t>k</w:t>
       </w:r>
-      <w:proofErr w:type="spellEnd"/>
       <w:r>
         <w:t>.</w:t>
       </w:r>
-      <w:commentRangeEnd w:id="84"/>
+      <w:commentRangeEnd w:id="83"/>
       <w:r>
         <w:rPr>
           <w:rStyle w:val="Refdecomentrio"/>
         </w:rPr>
-        <w:commentReference w:id="84"/>
+        <w:commentReference w:id="83"/>
       </w:r>
       <w:r>
         <w:t xml:space="preserve"> </w:t>
@@ -12627,7 +12427,7 @@
                                 <w:noProof/>
                               </w:rPr>
                             </w:pPr>
-                            <w:bookmarkStart w:id="85" w:name="_Toc238720074"/>
+                            <w:bookmarkStart w:id="84" w:name="_Toc238720074"/>
                             <w:r>
                               <w:t xml:space="preserve">Figura </w:t>
                             </w:r>
@@ -12779,7 +12579,7 @@
                             <w:r>
                               <w:t>: Golden Circle</w:t>
                             </w:r>
-                            <w:bookmarkEnd w:id="85"/>
+                            <w:bookmarkEnd w:id="84"/>
                           </w:p>
                         </w:txbxContent>
                       </wps:txbx>
@@ -12807,7 +12607,7 @@
                           <w:noProof/>
                         </w:rPr>
                       </w:pPr>
-                      <w:bookmarkStart w:id="86" w:name="_Toc238720074"/>
+                      <w:bookmarkStart w:id="85" w:name="_Toc238720074"/>
                       <w:r>
                         <w:t xml:space="preserve">Figura </w:t>
                       </w:r>
@@ -12959,7 +12759,7 @@
                       <w:r>
                         <w:t>: Golden Circle</w:t>
                       </w:r>
-                      <w:bookmarkEnd w:id="86"/>
+                      <w:bookmarkEnd w:id="85"/>
                     </w:p>
                   </w:txbxContent>
                 </v:textbox>
@@ -13006,7 +12806,7 @@
                     <pic:cNvPicPr/>
                   </pic:nvPicPr>
                   <pic:blipFill>
-                    <a:blip r:embed="rId29" cstate="print">
+                    <a:blip r:embed="rId28" cstate="print">
                       <a:extLst>
                         <a:ext uri="{28A0092B-C50C-407E-A947-70E740481C1C}">
                           <a14:useLocalDpi xmlns:a14="http://schemas.microsoft.com/office/drawing/2010/main" val="0"/>
@@ -13069,31 +12869,31 @@
       <w:pPr>
         <w:pStyle w:val="Ttulo1"/>
       </w:pPr>
-      <w:bookmarkStart w:id="87" w:name="_Toc238714816"/>
-      <w:commentRangeStart w:id="88"/>
+      <w:bookmarkStart w:id="86" w:name="_Toc238714816"/>
+      <w:commentRangeStart w:id="87"/>
       <w:r>
         <w:t>ASPECTOS ESTRATÉGICOS</w:t>
       </w:r>
-      <w:bookmarkEnd w:id="87"/>
-      <w:commentRangeEnd w:id="88"/>
+      <w:bookmarkEnd w:id="86"/>
+      <w:commentRangeEnd w:id="87"/>
       <w:r>
         <w:rPr>
           <w:rStyle w:val="Refdecomentrio"/>
           <w:rFonts w:eastAsiaTheme="minorHAnsi" w:cstheme="minorBidi"/>
           <w:b w:val="0"/>
         </w:rPr>
-        <w:commentReference w:id="88"/>
+        <w:commentReference w:id="87"/>
       </w:r>
     </w:p>
     <w:p>
       <w:pPr>
         <w:pStyle w:val="Ttulo2"/>
       </w:pPr>
-      <w:bookmarkStart w:id="89" w:name="_Toc238714817"/>
+      <w:bookmarkStart w:id="88" w:name="_Toc238714817"/>
       <w:r>
         <w:t>Planejamento Financeiro</w:t>
       </w:r>
-      <w:bookmarkEnd w:id="89"/>
+      <w:bookmarkEnd w:id="88"/>
     </w:p>
     <w:p>
       <w:pPr>
@@ -13103,7 +12903,7 @@
           <w:vertAlign w:val="subscript"/>
         </w:rPr>
       </w:pPr>
-      <w:bookmarkStart w:id="90" w:name="_Toc238206536"/>
+      <w:bookmarkStart w:id="89" w:name="_Toc238206536"/>
       <w:r>
         <w:t xml:space="preserve">Tabela </w:t>
       </w:r>
@@ -13131,7 +12931,7 @@
         </w:rPr>
         <w:t>: Pacotes</w:t>
       </w:r>
-      <w:bookmarkEnd w:id="90"/>
+      <w:bookmarkEnd w:id="89"/>
     </w:p>
     <w:tbl>
       <w:tblPr>
@@ -13202,16 +13002,16 @@
             <w:tcW w:w="4530" w:type="dxa"/>
           </w:tcPr>
           <w:p>
-            <w:commentRangeStart w:id="91"/>
+            <w:commentRangeStart w:id="90"/>
             <w:r>
               <w:t>Pacote Prata</w:t>
             </w:r>
-            <w:commentRangeEnd w:id="91"/>
+            <w:commentRangeEnd w:id="90"/>
             <w:r>
               <w:rPr>
                 <w:rStyle w:val="Refdecomentrio"/>
               </w:rPr>
-              <w:commentReference w:id="91"/>
+              <w:commentReference w:id="90"/>
             </w:r>
           </w:p>
         </w:tc>
@@ -13305,88 +13105,54 @@
       <w:pPr>
         <w:pStyle w:val="Ttulo1"/>
       </w:pPr>
-      <w:bookmarkStart w:id="92" w:name="_Toc238714818"/>
+      <w:bookmarkStart w:id="91" w:name="_Toc238714818"/>
       <w:r>
         <w:lastRenderedPageBreak/>
         <w:t>PROTÓTIPO</w:t>
       </w:r>
+      <w:bookmarkEnd w:id="91"/>
+    </w:p>
+    <w:p>
+      <w:pPr>
+        <w:pStyle w:val="Ttulo2"/>
+      </w:pPr>
+      <w:bookmarkStart w:id="92" w:name="_Toc238714819"/>
+      <w:commentRangeStart w:id="93"/>
+      <w:r>
+        <w:t>Caso de uso</w:t>
+      </w:r>
       <w:bookmarkEnd w:id="92"/>
-    </w:p>
-    <w:p>
-      <w:pPr>
-        <w:pStyle w:val="Ttulo2"/>
-      </w:pPr>
-      <w:bookmarkStart w:id="93" w:name="_Toc238714819"/>
-      <w:commentRangeStart w:id="94"/>
-      <w:r>
-        <w:t>Caso de uso</w:t>
-      </w:r>
-      <w:bookmarkEnd w:id="93"/>
-      <w:commentRangeEnd w:id="94"/>
+      <w:commentRangeEnd w:id="93"/>
       <w:r>
         <w:rPr>
           <w:rStyle w:val="Refdecomentrio"/>
           <w:rFonts w:eastAsiaTheme="minorHAnsi" w:cstheme="minorBidi"/>
           <w:b w:val="0"/>
         </w:rPr>
-        <w:commentReference w:id="94"/>
-      </w:r>
-    </w:p>
-    <w:p>
-      <w:commentRangeStart w:id="95"/>
-      <w:r>
-        <w:t xml:space="preserve">Um caso de uso explica como os usuários interagem com um produto ou sistema. Ele descreve o fluxo das entradas do usuário, estabelecendo caminhos bem-sucedidos e </w:t>
-      </w:r>
-      <w:proofErr w:type="spellStart"/>
-      <w:r>
-        <w:t>mal-sucedidos</w:t>
-      </w:r>
-      <w:proofErr w:type="spellEnd"/>
-      <w:r>
-        <w:t xml:space="preserve"> para atingir os objetivos. Isso permite que as equipes de produto entendam melhor o que um sistema faz, como ele se e por que ocorrem erros (</w:t>
-      </w:r>
-      <w:proofErr w:type="spellStart"/>
-      <w:r>
-        <w:t>Figma</w:t>
-      </w:r>
-      <w:proofErr w:type="spellEnd"/>
-      <w:r>
-        <w:t>).</w:t>
-      </w:r>
-      <w:commentRangeEnd w:id="95"/>
-      <w:r>
-        <w:rPr>
-          <w:rStyle w:val="Refdecomentrio"/>
-        </w:rPr>
-        <w:commentReference w:id="95"/>
-      </w:r>
-    </w:p>
-    <w:p>
-      <w:pPr>
-        <w:jc w:val="center"/>
-        <w:rPr>
+        <w:commentReference w:id="93"/>
+      </w:r>
+    </w:p>
+    <w:p>
+      <w:r>
+        <w:rPr>
+          <w:noProof/>
           <w:sz w:val="20"/>
           <w:szCs w:val="20"/>
-        </w:rPr>
-      </w:pPr>
-      <w:r>
-        <w:rPr>
-          <w:noProof/>
           <w:lang w:eastAsia="pt-BR"/>
         </w:rPr>
         <w:drawing>
-          <wp:anchor distT="0" distB="0" distL="114300" distR="114300" simplePos="0" relativeHeight="251671040" behindDoc="0" locked="0" layoutInCell="1" allowOverlap="1" wp14:anchorId="30B64016" wp14:editId="71E74C62">
+          <wp:anchor distT="0" distB="0" distL="114300" distR="114300" simplePos="0" relativeHeight="251706880" behindDoc="0" locked="0" layoutInCell="1" allowOverlap="1" wp14:anchorId="3BE8B5DE" wp14:editId="12A376CA">
             <wp:simplePos x="0" y="0"/>
             <wp:positionH relativeFrom="column">
-              <wp:posOffset>329565</wp:posOffset>
+              <wp:posOffset>272415</wp:posOffset>
             </wp:positionH>
             <wp:positionV relativeFrom="paragraph">
-              <wp:posOffset>882015</wp:posOffset>
+              <wp:posOffset>1874520</wp:posOffset>
             </wp:positionV>
-            <wp:extent cx="5760085" cy="3287395"/>
+            <wp:extent cx="5760085" cy="3306445"/>
             <wp:effectExtent l="0" t="0" r="0" b="8255"/>
             <wp:wrapSquare wrapText="bothSides"/>
-            <wp:docPr id="8" name="Imagem 8"/>
+            <wp:docPr id="39" name="Imagem 39"/>
             <wp:cNvGraphicFramePr>
               <a:graphicFrameLocks xmlns:a="http://schemas.openxmlformats.org/drawingml/2006/main" noChangeAspect="1"/>
             </wp:cNvGraphicFramePr>
@@ -13394,11 +13160,11 @@
               <a:graphicData uri="http://schemas.openxmlformats.org/drawingml/2006/picture">
                 <pic:pic xmlns:pic="http://schemas.openxmlformats.org/drawingml/2006/picture">
                   <pic:nvPicPr>
-                    <pic:cNvPr id="8" name="diagrama usuariio.PNG"/>
+                    <pic:cNvPr id="39" name="Diagrama UML de Busca e Cursos.png"/>
                     <pic:cNvPicPr/>
                   </pic:nvPicPr>
                   <pic:blipFill>
-                    <a:blip r:embed="rId30">
+                    <a:blip r:embed="rId29" cstate="print">
                       <a:extLst>
                         <a:ext uri="{28A0092B-C50C-407E-A947-70E740481C1C}">
                           <a14:useLocalDpi xmlns:a14="http://schemas.microsoft.com/office/drawing/2010/main" val="0"/>
@@ -13412,7 +13178,7 @@
                   <pic:spPr>
                     <a:xfrm>
                       <a:off x="0" y="0"/>
-                      <a:ext cx="5760085" cy="3287395"/>
+                      <a:ext cx="5760085" cy="3306445"/>
                     </a:xfrm>
                     <a:prstGeom prst="rect">
                       <a:avLst/>
@@ -13424,6 +13190,32 @@
           </wp:anchor>
         </w:drawing>
       </w:r>
+      <w:commentRangeStart w:id="94"/>
+      <w:r>
+        <w:t>Um caso de uso explica como os usuários interagem com um produto ou sistema. Ele descreve o fluxo das entradas do usuário, estabelecen</w:t>
+      </w:r>
+      <w:r>
+        <w:t>do caminhos bem-sucedidos e malsucedidos</w:t>
+      </w:r>
+      <w:r>
+        <w:t xml:space="preserve"> para atingir os objetivos. Isso permite que as equipes de produto entendam melhor o que um sistema faz, como ele se e por que ocorrem erros (Figma).</w:t>
+      </w:r>
+      <w:commentRangeEnd w:id="94"/>
+      <w:r>
+        <w:rPr>
+          <w:rStyle w:val="Refdecomentrio"/>
+        </w:rPr>
+        <w:commentReference w:id="94"/>
+      </w:r>
+    </w:p>
+    <w:p>
+      <w:pPr>
+        <w:jc w:val="center"/>
+        <w:rPr>
+          <w:sz w:val="20"/>
+          <w:szCs w:val="20"/>
+        </w:rPr>
+      </w:pPr>
     </w:p>
     <w:p>
       <w:pPr>
@@ -13437,7 +13229,7 @@
         <mc:AlternateContent>
           <mc:Choice Requires="wps">
             <w:drawing>
-              <wp:anchor distT="0" distB="0" distL="114300" distR="114300" simplePos="0" relativeHeight="251691520" behindDoc="0" locked="0" layoutInCell="1" allowOverlap="1" wp14:anchorId="47172A35" wp14:editId="4B613A76">
+              <wp:anchor distT="0" distB="0" distL="114300" distR="114300" simplePos="0" relativeHeight="251691520" behindDoc="0" locked="0" layoutInCell="1" allowOverlap="1" wp14:anchorId="47172A35" wp14:editId="5DD5781B">
                 <wp:simplePos x="0" y="0"/>
                 <wp:positionH relativeFrom="column">
                   <wp:posOffset>348615</wp:posOffset>
@@ -13479,7 +13271,7 @@
                                 <w:szCs w:val="22"/>
                               </w:rPr>
                             </w:pPr>
-                            <w:bookmarkStart w:id="96" w:name="_Toc238720075"/>
+                            <w:bookmarkStart w:id="95" w:name="_Toc238720075"/>
                             <w:r>
                               <w:t xml:space="preserve">Figura </w:t>
                             </w:r>
@@ -13634,7 +13426,7 @@
                             <w:r>
                               <w:t>: Caso de Uso - Usuário</w:t>
                             </w:r>
-                            <w:bookmarkEnd w:id="96"/>
+                            <w:bookmarkEnd w:id="95"/>
                           </w:p>
                         </w:txbxContent>
                       </wps:txbx>
@@ -13663,7 +13455,7 @@
                           <w:szCs w:val="22"/>
                         </w:rPr>
                       </w:pPr>
-                      <w:bookmarkStart w:id="97" w:name="_Toc238720075"/>
+                      <w:bookmarkStart w:id="96" w:name="_Toc238720075"/>
                       <w:r>
                         <w:t xml:space="preserve">Figura </w:t>
                       </w:r>
@@ -13818,7 +13610,7 @@
                       <w:r>
                         <w:t>: Caso de Uso - Usuário</w:t>
                       </w:r>
-                      <w:bookmarkEnd w:id="97"/>
+                      <w:bookmarkEnd w:id="96"/>
                     </w:p>
                   </w:txbxContent>
                 </v:textbox>
@@ -13865,35 +13657,27 @@
           <w:szCs w:val="20"/>
         </w:rPr>
       </w:pPr>
-      <w:r>
-        <w:rPr>
-          <w:noProof/>
-          <w:sz w:val="20"/>
-          <w:szCs w:val="20"/>
+      <w:bookmarkStart w:id="97" w:name="_GoBack"/>
+      <w:bookmarkEnd w:id="97"/>
+      <w:r>
+        <w:rPr>
+          <w:noProof/>
           <w:lang w:eastAsia="pt-BR"/>
         </w:rPr>
         <w:lastRenderedPageBreak/>
         <w:drawing>
-          <wp:anchor distT="0" distB="0" distL="114300" distR="114300" simplePos="0" relativeHeight="251672064" behindDoc="1" locked="0" layoutInCell="1" allowOverlap="1" wp14:anchorId="6500CD7B" wp14:editId="1143FB83">
+          <wp:anchor distT="0" distB="0" distL="114300" distR="114300" simplePos="0" relativeHeight="251705856" behindDoc="0" locked="0" layoutInCell="1" allowOverlap="1" wp14:anchorId="4D2FDEE7" wp14:editId="2C6875AA">
             <wp:simplePos x="0" y="0"/>
-            <wp:positionH relativeFrom="margin">
-              <wp:align>right</wp:align>
+            <wp:positionH relativeFrom="page">
+              <wp:align>center</wp:align>
             </wp:positionH>
             <wp:positionV relativeFrom="paragraph">
-              <wp:posOffset>434340</wp:posOffset>
+              <wp:posOffset>701040</wp:posOffset>
             </wp:positionV>
-            <wp:extent cx="5760085" cy="2705100"/>
-            <wp:effectExtent l="0" t="0" r="0" b="0"/>
-            <wp:wrapTight wrapText="bothSides">
-              <wp:wrapPolygon edited="0">
-                <wp:start x="0" y="0"/>
-                <wp:lineTo x="0" y="21448"/>
-                <wp:lineTo x="21502" y="21448"/>
-                <wp:lineTo x="21502" y="0"/>
-                <wp:lineTo x="0" y="0"/>
-              </wp:wrapPolygon>
-            </wp:wrapTight>
-            <wp:docPr id="1" name="Imagem 1"/>
+            <wp:extent cx="5114925" cy="3409315"/>
+            <wp:effectExtent l="190500" t="190500" r="200025" b="191135"/>
+            <wp:wrapSquare wrapText="bothSides"/>
+            <wp:docPr id="37" name="Imagem 37"/>
             <wp:cNvGraphicFramePr>
               <a:graphicFrameLocks xmlns:a="http://schemas.openxmlformats.org/drawingml/2006/main" noChangeAspect="1"/>
             </wp:cNvGraphicFramePr>
@@ -13901,11 +13685,11 @@
               <a:graphicData uri="http://schemas.openxmlformats.org/drawingml/2006/picture">
                 <pic:pic xmlns:pic="http://schemas.openxmlformats.org/drawingml/2006/picture">
                   <pic:nvPicPr>
-                    <pic:cNvPr id="1" name="sistema adm.PNG"/>
+                    <pic:cNvPr id="37" name="Diagrama UML de Gestão do Sistema.png"/>
                     <pic:cNvPicPr/>
                   </pic:nvPicPr>
                   <pic:blipFill>
-                    <a:blip r:embed="rId31">
+                    <a:blip r:embed="rId30" cstate="print">
                       <a:extLst>
                         <a:ext uri="{28A0092B-C50C-407E-A947-70E740481C1C}">
                           <a14:useLocalDpi xmlns:a14="http://schemas.microsoft.com/office/drawing/2010/main" val="0"/>
@@ -13919,15 +13703,28 @@
                   <pic:spPr>
                     <a:xfrm>
                       <a:off x="0" y="0"/>
-                      <a:ext cx="5760085" cy="2705100"/>
+                      <a:ext cx="5114925" cy="3409315"/>
                     </a:xfrm>
                     <a:prstGeom prst="rect">
                       <a:avLst/>
                     </a:prstGeom>
+                    <a:ln>
+                      <a:noFill/>
+                    </a:ln>
+                    <a:effectLst>
+                      <a:outerShdw blurRad="190500" algn="tl" rotWithShape="0">
+                        <a:srgbClr val="000000">
+                          <a:alpha val="70000"/>
+                        </a:srgbClr>
+                      </a:outerShdw>
+                    </a:effectLst>
                   </pic:spPr>
                 </pic:pic>
               </a:graphicData>
             </a:graphic>
+            <wp14:sizeRelH relativeFrom="margin">
+              <wp14:pctWidth>0</wp14:pctWidth>
+            </wp14:sizeRelH>
             <wp14:sizeRelV relativeFrom="margin">
               <wp14:pctHeight>0</wp14:pctHeight>
             </wp14:sizeRelV>
@@ -13942,7 +13739,7 @@
         <mc:AlternateContent>
           <mc:Choice Requires="wps">
             <w:drawing>
-              <wp:anchor distT="0" distB="0" distL="114300" distR="114300" simplePos="0" relativeHeight="251693568" behindDoc="1" locked="0" layoutInCell="1" allowOverlap="1" wp14:anchorId="55B242E0" wp14:editId="3DBF55B6">
+              <wp:anchor distT="0" distB="0" distL="114300" distR="114300" simplePos="0" relativeHeight="251693568" behindDoc="1" locked="0" layoutInCell="1" allowOverlap="1" wp14:anchorId="55B242E0" wp14:editId="4CF93951">
                 <wp:simplePos x="0" y="0"/>
                 <wp:positionH relativeFrom="column">
                   <wp:posOffset>0</wp:posOffset>
@@ -13987,10 +13784,6 @@
                           <w:p>
                             <w:pPr>
                               <w:pStyle w:val="Legenda"/>
-                              <w:rPr>
-                                <w:noProof/>
-                                <w:szCs w:val="20"/>
-                              </w:rPr>
                             </w:pPr>
                             <w:bookmarkStart w:id="98" w:name="_Toc238720076"/>
                             <w:r>
@@ -14005,9 +13798,11 @@
                               </w:r>
                             </w:fldSimple>
                             <w:r>
-                              <w:t>: Caso de Uso - Administrador</w:t>
+                              <w:t>: Caso de Uso – Administrador</w:t>
                             </w:r>
                           </w:p>
+                          <w:p/>
+                          <w:p/>
                           <w:p/>
                           <w:p>
                             <w:pPr>
@@ -14171,10 +13966,6 @@
                     <w:p>
                       <w:pPr>
                         <w:pStyle w:val="Legenda"/>
-                        <w:rPr>
-                          <w:noProof/>
-                          <w:szCs w:val="20"/>
-                        </w:rPr>
                       </w:pPr>
                       <w:bookmarkStart w:id="99" w:name="_Toc238720076"/>
                       <w:r>
@@ -14189,9 +13980,11 @@
                         </w:r>
                       </w:fldSimple>
                       <w:r>
-                        <w:t>: Caso de Uso - Administrador</w:t>
+                        <w:t>: Caso de Uso – Administrador</w:t>
                       </w:r>
                     </w:p>
+                    <w:p/>
+                    <w:p/>
                     <w:p/>
                     <w:p>
                       <w:pPr>
@@ -14378,92 +14171,11 @@
       <w:pPr>
         <w:spacing w:after="160" w:line="259" w:lineRule="auto"/>
         <w:ind w:firstLine="0"/>
-        <w:jc w:val="center"/>
-        <w:rPr>
-          <w:bCs/>
+        <w:rPr>
           <w:sz w:val="20"/>
           <w:szCs w:val="20"/>
         </w:rPr>
       </w:pPr>
-    </w:p>
-    <w:p>
-      <w:pPr>
-        <w:spacing w:after="160" w:line="259" w:lineRule="auto"/>
-        <w:ind w:firstLine="0"/>
-        <w:jc w:val="center"/>
-        <w:rPr>
-          <w:bCs/>
-          <w:sz w:val="20"/>
-          <w:szCs w:val="20"/>
-        </w:rPr>
-      </w:pPr>
-    </w:p>
-    <w:p>
-      <w:pPr>
-        <w:spacing w:after="160" w:line="259" w:lineRule="auto"/>
-        <w:ind w:firstLine="0"/>
-        <w:rPr>
-          <w:sz w:val="20"/>
-          <w:szCs w:val="20"/>
-        </w:rPr>
-      </w:pPr>
-      <w:r>
-        <w:rPr>
-          <w:noProof/>
-          <w:sz w:val="20"/>
-          <w:szCs w:val="20"/>
-          <w:lang w:eastAsia="pt-BR"/>
-        </w:rPr>
-        <w:drawing>
-          <wp:anchor distT="0" distB="0" distL="114300" distR="114300" simplePos="0" relativeHeight="251673088" behindDoc="0" locked="0" layoutInCell="1" allowOverlap="1" wp14:anchorId="12937AC0" wp14:editId="1B2052E9">
-            <wp:simplePos x="0" y="0"/>
-            <wp:positionH relativeFrom="margin">
-              <wp:align>right</wp:align>
-            </wp:positionH>
-            <wp:positionV relativeFrom="paragraph">
-              <wp:posOffset>666750</wp:posOffset>
-            </wp:positionV>
-            <wp:extent cx="5760085" cy="2185670"/>
-            <wp:effectExtent l="0" t="0" r="0" b="5080"/>
-            <wp:wrapSquare wrapText="bothSides"/>
-            <wp:docPr id="10" name="Imagem 10"/>
-            <wp:cNvGraphicFramePr>
-              <a:graphicFrameLocks xmlns:a="http://schemas.openxmlformats.org/drawingml/2006/main" noChangeAspect="1"/>
-            </wp:cNvGraphicFramePr>
-            <a:graphic xmlns:a="http://schemas.openxmlformats.org/drawingml/2006/main">
-              <a:graphicData uri="http://schemas.openxmlformats.org/drawingml/2006/picture">
-                <pic:pic xmlns:pic="http://schemas.openxmlformats.org/drawingml/2006/picture">
-                  <pic:nvPicPr>
-                    <pic:cNvPr id="10" name="sistema instituicao.PNG"/>
-                    <pic:cNvPicPr/>
-                  </pic:nvPicPr>
-                  <pic:blipFill>
-                    <a:blip r:embed="rId32">
-                      <a:extLst>
-                        <a:ext uri="{28A0092B-C50C-407E-A947-70E740481C1C}">
-                          <a14:useLocalDpi xmlns:a14="http://schemas.microsoft.com/office/drawing/2010/main" val="0"/>
-                        </a:ext>
-                      </a:extLst>
-                    </a:blip>
-                    <a:stretch>
-                      <a:fillRect/>
-                    </a:stretch>
-                  </pic:blipFill>
-                  <pic:spPr>
-                    <a:xfrm>
-                      <a:off x="0" y="0"/>
-                      <a:ext cx="5760085" cy="2185670"/>
-                    </a:xfrm>
-                    <a:prstGeom prst="rect">
-                      <a:avLst/>
-                    </a:prstGeom>
-                  </pic:spPr>
-                </pic:pic>
-              </a:graphicData>
-            </a:graphic>
-          </wp:anchor>
-        </w:drawing>
-      </w:r>
       <w:r>
         <w:rPr>
           <w:noProof/>
@@ -14472,7 +14184,7 @@
         <mc:AlternateContent>
           <mc:Choice Requires="wps">
             <w:drawing>
-              <wp:anchor distT="0" distB="0" distL="114300" distR="114300" simplePos="0" relativeHeight="251695616" behindDoc="0" locked="0" layoutInCell="1" allowOverlap="1" wp14:anchorId="39050925" wp14:editId="366E42A5">
+              <wp:anchor distT="0" distB="0" distL="114300" distR="114300" simplePos="0" relativeHeight="251695616" behindDoc="0" locked="0" layoutInCell="1" allowOverlap="1" wp14:anchorId="39050925" wp14:editId="47397FE2">
                 <wp:simplePos x="0" y="0"/>
                 <wp:positionH relativeFrom="column">
                   <wp:posOffset>133350</wp:posOffset>
@@ -14872,6 +14584,248 @@
           <w:szCs w:val="20"/>
         </w:rPr>
       </w:pPr>
+    </w:p>
+    <w:p>
+      <w:pPr>
+        <w:spacing w:after="160" w:line="259" w:lineRule="auto"/>
+        <w:ind w:firstLine="0"/>
+        <w:jc w:val="center"/>
+        <w:rPr>
+          <w:sz w:val="20"/>
+          <w:szCs w:val="20"/>
+        </w:rPr>
+      </w:pPr>
+    </w:p>
+    <w:p>
+      <w:pPr>
+        <w:spacing w:after="160" w:line="259" w:lineRule="auto"/>
+        <w:ind w:firstLine="0"/>
+        <w:jc w:val="center"/>
+        <w:rPr>
+          <w:sz w:val="20"/>
+          <w:szCs w:val="20"/>
+        </w:rPr>
+      </w:pPr>
+    </w:p>
+    <w:p>
+      <w:pPr>
+        <w:spacing w:after="160" w:line="259" w:lineRule="auto"/>
+        <w:ind w:firstLine="0"/>
+        <w:jc w:val="center"/>
+        <w:rPr>
+          <w:sz w:val="20"/>
+          <w:szCs w:val="20"/>
+        </w:rPr>
+      </w:pPr>
+    </w:p>
+    <w:p>
+      <w:pPr>
+        <w:spacing w:after="160" w:line="259" w:lineRule="auto"/>
+        <w:ind w:firstLine="0"/>
+        <w:jc w:val="center"/>
+        <w:rPr>
+          <w:sz w:val="20"/>
+          <w:szCs w:val="20"/>
+        </w:rPr>
+      </w:pPr>
+    </w:p>
+    <w:p>
+      <w:pPr>
+        <w:spacing w:after="160" w:line="259" w:lineRule="auto"/>
+        <w:ind w:firstLine="0"/>
+        <w:jc w:val="center"/>
+        <w:rPr>
+          <w:sz w:val="20"/>
+          <w:szCs w:val="20"/>
+        </w:rPr>
+      </w:pPr>
+    </w:p>
+    <w:p>
+      <w:pPr>
+        <w:spacing w:after="160" w:line="259" w:lineRule="auto"/>
+        <w:ind w:firstLine="0"/>
+        <w:jc w:val="center"/>
+        <w:rPr>
+          <w:sz w:val="20"/>
+          <w:szCs w:val="20"/>
+        </w:rPr>
+      </w:pPr>
+    </w:p>
+    <w:p>
+      <w:pPr>
+        <w:spacing w:after="160" w:line="259" w:lineRule="auto"/>
+        <w:ind w:firstLine="0"/>
+        <w:jc w:val="center"/>
+        <w:rPr>
+          <w:sz w:val="20"/>
+          <w:szCs w:val="20"/>
+        </w:rPr>
+      </w:pPr>
+    </w:p>
+    <w:p>
+      <w:pPr>
+        <w:spacing w:after="160" w:line="259" w:lineRule="auto"/>
+        <w:ind w:firstLine="0"/>
+        <w:jc w:val="center"/>
+        <w:rPr>
+          <w:sz w:val="20"/>
+          <w:szCs w:val="20"/>
+        </w:rPr>
+      </w:pPr>
+    </w:p>
+    <w:p>
+      <w:pPr>
+        <w:spacing w:after="160" w:line="259" w:lineRule="auto"/>
+        <w:ind w:firstLine="0"/>
+        <w:jc w:val="center"/>
+        <w:rPr>
+          <w:sz w:val="20"/>
+          <w:szCs w:val="20"/>
+        </w:rPr>
+      </w:pPr>
+    </w:p>
+    <w:p>
+      <w:pPr>
+        <w:spacing w:after="160" w:line="259" w:lineRule="auto"/>
+        <w:ind w:firstLine="0"/>
+        <w:jc w:val="center"/>
+        <w:rPr>
+          <w:sz w:val="20"/>
+          <w:szCs w:val="20"/>
+        </w:rPr>
+      </w:pPr>
+    </w:p>
+    <w:p>
+      <w:pPr>
+        <w:spacing w:after="160" w:line="259" w:lineRule="auto"/>
+        <w:ind w:firstLine="0"/>
+        <w:jc w:val="center"/>
+        <w:rPr>
+          <w:sz w:val="20"/>
+          <w:szCs w:val="20"/>
+        </w:rPr>
+      </w:pPr>
+    </w:p>
+    <w:p>
+      <w:pPr>
+        <w:spacing w:after="160" w:line="259" w:lineRule="auto"/>
+        <w:ind w:firstLine="0"/>
+        <w:jc w:val="center"/>
+        <w:rPr>
+          <w:sz w:val="20"/>
+          <w:szCs w:val="20"/>
+        </w:rPr>
+      </w:pPr>
+    </w:p>
+    <w:p>
+      <w:pPr>
+        <w:spacing w:after="160" w:line="259" w:lineRule="auto"/>
+        <w:ind w:firstLine="0"/>
+        <w:jc w:val="center"/>
+        <w:rPr>
+          <w:sz w:val="20"/>
+          <w:szCs w:val="20"/>
+        </w:rPr>
+      </w:pPr>
+    </w:p>
+    <w:p>
+      <w:pPr>
+        <w:spacing w:after="160" w:line="259" w:lineRule="auto"/>
+        <w:ind w:firstLine="0"/>
+        <w:jc w:val="center"/>
+        <w:rPr>
+          <w:sz w:val="20"/>
+          <w:szCs w:val="20"/>
+        </w:rPr>
+      </w:pPr>
+    </w:p>
+    <w:p>
+      <w:pPr>
+        <w:spacing w:after="160" w:line="259" w:lineRule="auto"/>
+        <w:ind w:firstLine="0"/>
+        <w:jc w:val="center"/>
+        <w:rPr>
+          <w:sz w:val="20"/>
+          <w:szCs w:val="20"/>
+        </w:rPr>
+      </w:pPr>
+    </w:p>
+    <w:p>
+      <w:pPr>
+        <w:spacing w:after="160" w:line="259" w:lineRule="auto"/>
+        <w:ind w:firstLine="0"/>
+        <w:jc w:val="center"/>
+        <w:rPr>
+          <w:sz w:val="20"/>
+          <w:szCs w:val="20"/>
+        </w:rPr>
+      </w:pPr>
+    </w:p>
+    <w:p>
+      <w:pPr>
+        <w:spacing w:after="160" w:line="259" w:lineRule="auto"/>
+        <w:ind w:firstLine="0"/>
+        <w:jc w:val="center"/>
+        <w:rPr>
+          <w:sz w:val="20"/>
+          <w:szCs w:val="20"/>
+        </w:rPr>
+      </w:pPr>
+    </w:p>
+    <w:p>
+      <w:pPr>
+        <w:spacing w:after="160" w:line="259" w:lineRule="auto"/>
+        <w:ind w:firstLine="0"/>
+        <w:jc w:val="center"/>
+        <w:rPr>
+          <w:sz w:val="20"/>
+          <w:szCs w:val="20"/>
+        </w:rPr>
+      </w:pPr>
+    </w:p>
+    <w:p>
+      <w:pPr>
+        <w:spacing w:after="160" w:line="259" w:lineRule="auto"/>
+        <w:ind w:firstLine="0"/>
+        <w:jc w:val="center"/>
+        <w:rPr>
+          <w:sz w:val="20"/>
+          <w:szCs w:val="20"/>
+        </w:rPr>
+      </w:pPr>
+    </w:p>
+    <w:p>
+      <w:pPr>
+        <w:spacing w:after="160" w:line="259" w:lineRule="auto"/>
+        <w:ind w:firstLine="0"/>
+        <w:jc w:val="center"/>
+        <w:rPr>
+          <w:sz w:val="20"/>
+          <w:szCs w:val="20"/>
+        </w:rPr>
+      </w:pPr>
+    </w:p>
+    <w:p>
+      <w:pPr>
+        <w:spacing w:after="160" w:line="259" w:lineRule="auto"/>
+        <w:ind w:firstLine="0"/>
+        <w:jc w:val="center"/>
+        <w:rPr>
+          <w:sz w:val="20"/>
+          <w:szCs w:val="20"/>
+        </w:rPr>
+      </w:pPr>
+    </w:p>
+    <w:p>
+      <w:pPr>
+        <w:spacing w:after="160" w:line="259" w:lineRule="auto"/>
+        <w:ind w:firstLine="0"/>
+        <w:jc w:val="center"/>
+        <w:rPr>
+          <w:sz w:val="20"/>
+          <w:szCs w:val="20"/>
+        </w:rPr>
+      </w:pPr>
       <w:r>
         <w:rPr>
           <w:sz w:val="20"/>
@@ -14886,9 +14840,6 @@
         <w:ind w:firstLine="0"/>
         <w:jc w:val="left"/>
       </w:pPr>
-      <w:r>
-        <w:br w:type="page"/>
-      </w:r>
     </w:p>
     <w:p>
       <w:pPr>
@@ -14896,7 +14847,6 @@
       </w:pPr>
       <w:bookmarkStart w:id="102" w:name="_Toc238714820"/>
       <w:r>
-        <w:lastRenderedPageBreak/>
         <w:t>Modelagem de Dados</w:t>
       </w:r>
       <w:bookmarkEnd w:id="102"/>
@@ -15371,7 +15321,7 @@
                     <pic:cNvPicPr/>
                   </pic:nvPicPr>
                   <pic:blipFill>
-                    <a:blip r:embed="rId33">
+                    <a:blip r:embed="rId31">
                       <a:extLst>
                         <a:ext uri="{28A0092B-C50C-407E-A947-70E740481C1C}">
                           <a14:useLocalDpi xmlns:a14="http://schemas.microsoft.com/office/drawing/2010/main" val="0"/>
@@ -15487,7 +15437,7 @@
                     <pic:cNvPicPr/>
                   </pic:nvPicPr>
                   <pic:blipFill>
-                    <a:blip r:embed="rId34">
+                    <a:blip r:embed="rId32">
                       <a:extLst>
                         <a:ext uri="{28A0092B-C50C-407E-A947-70E740481C1C}">
                           <a14:useLocalDpi xmlns:a14="http://schemas.microsoft.com/office/drawing/2010/main" val="0"/>
@@ -15885,7 +15835,7 @@
       <w:r>
         <w:t xml:space="preserve">. Brasília, DF: Ministério da Educação. Disponível em: </w:t>
       </w:r>
-      <w:hyperlink r:id="rId35" w:history="1">
+      <w:hyperlink r:id="rId33" w:history="1">
         <w:r>
           <w:rPr>
             <w:rStyle w:val="Hyperlink"/>
@@ -15938,7 +15888,7 @@
         </w:rPr>
         <w:t xml:space="preserve"> (CAPES). CAPES: Fundação e programas de internacionalização da educação superior. Brasília, DF: CAPES. Disponível em: </w:t>
       </w:r>
-      <w:hyperlink r:id="rId36" w:history="1">
+      <w:hyperlink r:id="rId34" w:history="1">
         <w:r>
           <w:rPr>
             <w:rStyle w:val="Hyperlink"/>
@@ -16013,7 +15963,7 @@
         </w:rPr>
         <w:t xml:space="preserve"> ANÍSIO TEIXEIRA (INEP). INEP: Instituto Nacional de Estudos e Pesquisas Educacionais Anísio Teixeira. Disponível em: </w:t>
       </w:r>
-      <w:hyperlink r:id="rId37" w:history="1">
+      <w:hyperlink r:id="rId35" w:history="1">
         <w:r>
           <w:rPr>
             <w:rStyle w:val="Hyperlink"/>
@@ -16059,51 +16009,17 @@
           <w:sz w:val="27"/>
           <w:szCs w:val="27"/>
         </w:rPr>
-        <w:t xml:space="preserve">Imersão Design </w:t>
-      </w:r>
-      <w:proofErr w:type="spellStart"/>
+        <w:t>Imersão Design Thinking: como funciona essa fase?.</w:t>
+      </w:r>
       <w:r>
         <w:rPr>
           <w:rFonts w:asciiTheme="minorHAnsi" w:eastAsiaTheme="minorEastAsia" w:hAnsiTheme="minorHAnsi" w:cstheme="minorBidi"/>
-          <w:b/>
-          <w:bCs/>
-          <w:sz w:val="27"/>
-          <w:szCs w:val="27"/>
-        </w:rPr>
-        <w:t>Thinking</w:t>
-      </w:r>
-      <w:proofErr w:type="spellEnd"/>
-      <w:r>
-        <w:rPr>
-          <w:rFonts w:asciiTheme="minorHAnsi" w:eastAsiaTheme="minorEastAsia" w:hAnsiTheme="minorHAnsi" w:cstheme="minorBidi"/>
-          <w:b/>
-          <w:bCs/>
-          <w:sz w:val="27"/>
-          <w:szCs w:val="27"/>
-        </w:rPr>
-        <w:t xml:space="preserve">: como funciona essa </w:t>
-      </w:r>
-      <w:proofErr w:type="gramStart"/>
-      <w:r>
-        <w:rPr>
-          <w:rFonts w:asciiTheme="minorHAnsi" w:eastAsiaTheme="minorEastAsia" w:hAnsiTheme="minorHAnsi" w:cstheme="minorBidi"/>
-          <w:b/>
-          <w:bCs/>
-          <w:sz w:val="27"/>
-          <w:szCs w:val="27"/>
-        </w:rPr>
-        <w:t>fase?.</w:t>
-      </w:r>
-      <w:proofErr w:type="gramEnd"/>
-      <w:r>
-        <w:rPr>
-          <w:rFonts w:asciiTheme="minorHAnsi" w:eastAsiaTheme="minorEastAsia" w:hAnsiTheme="minorHAnsi" w:cstheme="minorBidi"/>
           <w:sz w:val="27"/>
           <w:szCs w:val="27"/>
         </w:rPr>
         <w:t xml:space="preserve"> Disponível em: </w:t>
       </w:r>
-      <w:hyperlink r:id="rId38">
+      <w:hyperlink r:id="rId36">
         <w:r>
           <w:rPr>
             <w:rStyle w:val="Hyperlink"/>
@@ -16195,7 +16111,7 @@
       <w:r>
         <w:t xml:space="preserve"> </w:t>
       </w:r>
-      <w:hyperlink r:id="rId39" w:history="1">
+      <w:hyperlink r:id="rId37" w:history="1">
         <w:r>
           <w:rPr>
             <w:rStyle w:val="Hyperlink"/>
@@ -16279,7 +16195,7 @@
       <w:r>
         <w:t xml:space="preserve"> </w:t>
       </w:r>
-      <w:hyperlink r:id="rId40" w:history="1">
+      <w:hyperlink r:id="rId38" w:history="1">
         <w:r>
           <w:rPr>
             <w:rStyle w:val="Hyperlink"/>
@@ -16398,7 +16314,7 @@
         </w:rPr>
         <w:t xml:space="preserve"> </w:t>
       </w:r>
-      <w:hyperlink r:id="rId41" w:history="1">
+      <w:hyperlink r:id="rId39" w:history="1">
         <w:r>
           <w:rPr>
             <w:rStyle w:val="Hyperlink"/>
@@ -16447,9 +16363,8 @@
           <w:sz w:val="27"/>
           <w:szCs w:val="27"/>
         </w:rPr>
-        <w:t xml:space="preserve">Intercâmbio internacional: O que </w:t>
-      </w:r>
-      <w:proofErr w:type="gramStart"/>
+        <w:t>Intercâmbio internacional: O que é?</w:t>
+      </w:r>
       <w:r>
         <w:rPr>
           <w:rFonts w:ascii="Calibri" w:hAnsi="Calibri"/>
@@ -16459,30 +16374,7 @@
           <w:sz w:val="27"/>
           <w:szCs w:val="27"/>
         </w:rPr>
-        <w:t>é?</w:t>
-      </w:r>
-      <w:r>
-        <w:rPr>
-          <w:rFonts w:ascii="Calibri" w:hAnsi="Calibri"/>
-          <w:b/>
-          <w:bCs/>
-          <w:color w:val="000000" w:themeColor="text1"/>
-          <w:sz w:val="27"/>
-          <w:szCs w:val="27"/>
-        </w:rPr>
-        <w:t>.</w:t>
-      </w:r>
-      <w:proofErr w:type="gramEnd"/>
-      <w:r>
-        <w:rPr>
-          <w:rFonts w:ascii="Calibri" w:hAnsi="Calibri"/>
-          <w:b/>
-          <w:bCs/>
-          <w:color w:val="000000" w:themeColor="text1"/>
-          <w:sz w:val="27"/>
-          <w:szCs w:val="27"/>
-        </w:rPr>
-        <w:t xml:space="preserve"> </w:t>
+        <w:t xml:space="preserve">. </w:t>
       </w:r>
       <w:r>
         <w:rPr>
@@ -16493,7 +16385,7 @@
         </w:rPr>
         <w:t xml:space="preserve">Disponível em: </w:t>
       </w:r>
-      <w:hyperlink r:id="rId42" w:history="1">
+      <w:hyperlink r:id="rId40" w:history="1">
         <w:r>
           <w:rPr>
             <w:rStyle w:val="Hyperlink"/>
@@ -16573,7 +16465,7 @@
         </w:rPr>
         <w:t xml:space="preserve">Disponível em: </w:t>
       </w:r>
-      <w:hyperlink r:id="rId43" w:history="1">
+      <w:hyperlink r:id="rId41" w:history="1">
         <w:r>
           <w:rPr>
             <w:rStyle w:val="Hyperlink"/>
@@ -16672,18 +16564,7 @@
           <w:sz w:val="27"/>
           <w:szCs w:val="27"/>
         </w:rPr>
-        <w:t xml:space="preserve">Quais são os tipos de </w:t>
-      </w:r>
-      <w:proofErr w:type="gramStart"/>
-      <w:r>
-        <w:rPr>
-          <w:rFonts w:ascii="Calibri" w:hAnsi="Calibri" w:cs="Calibri"/>
-          <w:b/>
-          <w:color w:val="000000"/>
-          <w:sz w:val="27"/>
-          <w:szCs w:val="27"/>
-        </w:rPr>
-        <w:t>intercâmbio?</w:t>
+        <w:t>Quais são os tipos de intercâmbio?</w:t>
       </w:r>
       <w:r>
         <w:rPr>
@@ -16692,19 +16573,9 @@
           <w:sz w:val="27"/>
           <w:szCs w:val="27"/>
         </w:rPr>
-        <w:t>.</w:t>
-      </w:r>
-      <w:proofErr w:type="gramEnd"/>
-      <w:r>
-        <w:rPr>
-          <w:rFonts w:ascii="Calibri" w:hAnsi="Calibri" w:cs="Calibri"/>
-          <w:color w:val="000000"/>
-          <w:sz w:val="27"/>
-          <w:szCs w:val="27"/>
-        </w:rPr>
-        <w:t xml:space="preserve"> Disponível em: </w:t>
-      </w:r>
-      <w:hyperlink r:id="rId44" w:history="1">
+        <w:t xml:space="preserve">. Disponível em: </w:t>
+      </w:r>
+      <w:hyperlink r:id="rId42" w:history="1">
         <w:r>
           <w:rPr>
             <w:rStyle w:val="Hyperlink"/>
@@ -16815,7 +16686,7 @@
         </w:rPr>
         <w:t xml:space="preserve"> Disponível em: </w:t>
       </w:r>
-      <w:hyperlink r:id="rId45" w:history="1">
+      <w:hyperlink r:id="rId43" w:history="1">
         <w:r>
           <w:rPr>
             <w:rStyle w:val="Hyperlink"/>
@@ -16924,7 +16795,7 @@
         </w:rPr>
         <w:t xml:space="preserve"> Disponível em: </w:t>
       </w:r>
-      <w:hyperlink r:id="rId46" w:history="1">
+      <w:hyperlink r:id="rId44" w:history="1">
         <w:r>
           <w:rPr>
             <w:rStyle w:val="Hyperlink"/>
@@ -17045,7 +16916,7 @@
         </w:rPr>
         <w:t xml:space="preserve">Disponível em: </w:t>
       </w:r>
-      <w:hyperlink r:id="rId47" w:history="1">
+      <w:hyperlink r:id="rId45" w:history="1">
         <w:r>
           <w:rPr>
             <w:rStyle w:val="Hyperlink"/>
@@ -17164,7 +17035,7 @@
         </w:rPr>
         <w:t xml:space="preserve">Disponível em: </w:t>
       </w:r>
-      <w:hyperlink r:id="rId48" w:history="1">
+      <w:hyperlink r:id="rId46" w:history="1">
         <w:r>
           <w:rPr>
             <w:rStyle w:val="Hyperlink"/>
@@ -17246,9 +17117,8 @@
           <w:sz w:val="27"/>
           <w:szCs w:val="27"/>
         </w:rPr>
-        <w:t xml:space="preserve">O que é </w:t>
-      </w:r>
-      <w:proofErr w:type="gramStart"/>
+        <w:t xml:space="preserve">O que é brainstorming </w:t>
+      </w:r>
       <w:r>
         <w:rPr>
           <w:rFonts w:asciiTheme="minorHAnsi" w:eastAsiaTheme="minorEastAsia" w:hAnsiTheme="minorHAnsi" w:cstheme="minorBidi"/>
@@ -17257,7 +17127,7 @@
           <w:sz w:val="27"/>
           <w:szCs w:val="27"/>
         </w:rPr>
-        <w:t xml:space="preserve">brainstorming </w:t>
+        <w:t>?</w:t>
       </w:r>
       <w:r>
         <w:rPr>
@@ -17267,17 +17137,6 @@
           <w:sz w:val="27"/>
           <w:szCs w:val="27"/>
         </w:rPr>
-        <w:t>?</w:t>
-      </w:r>
-      <w:proofErr w:type="gramEnd"/>
-      <w:r>
-        <w:rPr>
-          <w:rFonts w:asciiTheme="minorHAnsi" w:eastAsiaTheme="minorEastAsia" w:hAnsiTheme="minorHAnsi" w:cstheme="minorBidi"/>
-          <w:b/>
-          <w:bCs/>
-          <w:sz w:val="27"/>
-          <w:szCs w:val="27"/>
-        </w:rPr>
         <w:t xml:space="preserve">. </w:t>
       </w:r>
       <w:r>
@@ -17289,7 +17148,7 @@
         </w:rPr>
         <w:t xml:space="preserve">Disponível em: </w:t>
       </w:r>
-      <w:hyperlink r:id="rId49" w:anchor="o-que-%C3%A9-brainstorming" w:history="1">
+      <w:hyperlink r:id="rId47" w:anchor="o-que-%C3%A9-brainstorming" w:history="1">
         <w:r>
           <w:rPr>
             <w:rStyle w:val="Hyperlink"/>
@@ -17406,9 +17265,15 @@
           <w:sz w:val="27"/>
           <w:szCs w:val="27"/>
         </w:rPr>
-        <w:t xml:space="preserve">Design </w:t>
-      </w:r>
-      <w:proofErr w:type="spellStart"/>
+        <w:t>Design Thinking.</w:t>
+      </w:r>
+      <w:commentRangeEnd w:id="111"/>
+      <w:r>
+        <w:rPr>
+          <w:rStyle w:val="Refdecomentrio"/>
+        </w:rPr>
+        <w:commentReference w:id="111"/>
+      </w:r>
       <w:r>
         <w:rPr>
           <w:rFonts w:asciiTheme="minorHAnsi" w:eastAsiaTheme="minorEastAsia" w:hAnsiTheme="minorHAnsi" w:cstheme="minorBidi"/>
@@ -17417,34 +17282,6 @@
           <w:sz w:val="27"/>
           <w:szCs w:val="27"/>
         </w:rPr>
-        <w:t>Thinking</w:t>
-      </w:r>
-      <w:proofErr w:type="spellEnd"/>
-      <w:r>
-        <w:rPr>
-          <w:rFonts w:asciiTheme="minorHAnsi" w:eastAsiaTheme="minorEastAsia" w:hAnsiTheme="minorHAnsi" w:cstheme="minorBidi"/>
-          <w:b/>
-          <w:bCs/>
-          <w:sz w:val="27"/>
-          <w:szCs w:val="27"/>
-        </w:rPr>
-        <w:t>.</w:t>
-      </w:r>
-      <w:commentRangeEnd w:id="111"/>
-      <w:r>
-        <w:rPr>
-          <w:rStyle w:val="Refdecomentrio"/>
-        </w:rPr>
-        <w:commentReference w:id="111"/>
-      </w:r>
-      <w:r>
-        <w:rPr>
-          <w:rFonts w:asciiTheme="minorHAnsi" w:eastAsiaTheme="minorEastAsia" w:hAnsiTheme="minorHAnsi" w:cstheme="minorBidi"/>
-          <w:b/>
-          <w:bCs/>
-          <w:sz w:val="27"/>
-          <w:szCs w:val="27"/>
-        </w:rPr>
         <w:t xml:space="preserve"> </w:t>
       </w:r>
       <w:r>
@@ -17456,7 +17293,7 @@
         </w:rPr>
         <w:t xml:space="preserve">Disponível em: </w:t>
       </w:r>
-      <w:hyperlink r:id="rId50" w:history="1">
+      <w:hyperlink r:id="rId48" w:history="1">
         <w:r>
           <w:rPr>
             <w:rStyle w:val="Hyperlink"/>
@@ -17579,7 +17416,7 @@
       <w:r>
         <w:t xml:space="preserve"> </w:t>
       </w:r>
-      <w:hyperlink r:id="rId51" w:history="1">
+      <w:hyperlink r:id="rId49" w:history="1">
         <w:r>
           <w:rPr>
             <w:rStyle w:val="Hyperlink"/>
@@ -17668,7 +17505,7 @@
         </w:rPr>
         <w:t xml:space="preserve">? Disponível em: </w:t>
       </w:r>
-      <w:hyperlink r:id="rId52" w:history="1">
+      <w:hyperlink r:id="rId50" w:history="1">
         <w:r>
           <w:rPr>
             <w:rStyle w:val="Hyperlink"/>
@@ -17774,7 +17611,7 @@
         </w:rPr>
         <w:t xml:space="preserve">: </w:t>
       </w:r>
-      <w:hyperlink r:id="rId53" w:anchor="2014952962" w:history="1">
+      <w:hyperlink r:id="rId51" w:anchor="2014952962" w:history="1">
         <w:r>
           <w:rPr>
             <w:rStyle w:val="Hyperlink"/>
@@ -17869,7 +17706,7 @@
         </w:rPr>
         <w:t xml:space="preserve">: </w:t>
       </w:r>
-      <w:hyperlink r:id="rId54" w:history="1">
+      <w:hyperlink r:id="rId52" w:history="1">
         <w:r>
           <w:rPr>
             <w:rStyle w:val="Hyperlink"/>
@@ -17946,7 +17783,7 @@
         </w:rPr>
         <w:t xml:space="preserve">: </w:t>
       </w:r>
-      <w:hyperlink r:id="rId55" w:history="1">
+      <w:hyperlink r:id="rId53" w:history="1">
         <w:r>
           <w:rPr>
             <w:rStyle w:val="Hyperlink"/>
@@ -18004,29 +17841,7 @@
           <w:sz w:val="27"/>
           <w:szCs w:val="27"/>
         </w:rPr>
-        <w:t xml:space="preserve">Síntese de indicadores sociais: trabalho, </w:t>
-      </w:r>
-      <w:proofErr w:type="spellStart"/>
-      <w:r>
-        <w:rPr>
-          <w:rFonts w:ascii="Calibri" w:hAnsi="Calibri" w:cs="Calibri"/>
-          <w:b/>
-          <w:color w:val="000000"/>
-          <w:sz w:val="27"/>
-          <w:szCs w:val="27"/>
-        </w:rPr>
-        <w:t>padraõ</w:t>
-      </w:r>
-      <w:proofErr w:type="spellEnd"/>
-      <w:r>
-        <w:rPr>
-          <w:rFonts w:ascii="Calibri" w:hAnsi="Calibri" w:cs="Calibri"/>
-          <w:b/>
-          <w:color w:val="000000"/>
-          <w:sz w:val="27"/>
-          <w:szCs w:val="27"/>
-        </w:rPr>
-        <w:t xml:space="preserve"> de vida e distribuição de rendimentos no Brasil. </w:t>
+        <w:t xml:space="preserve">Síntese de indicadores sociais: trabalho, padraõ de vida e distribuição de rendimentos no Brasil. </w:t>
       </w:r>
       <w:r>
         <w:rPr>
@@ -18046,7 +17861,7 @@
         </w:rPr>
         <w:t xml:space="preserve">: </w:t>
       </w:r>
-      <w:hyperlink r:id="rId56" w:history="1">
+      <w:hyperlink r:id="rId54" w:history="1">
         <w:r>
           <w:rPr>
             <w:rStyle w:val="Hyperlink"/>
@@ -18150,7 +17965,7 @@
         </w:rPr>
         <w:t xml:space="preserve">: </w:t>
       </w:r>
-      <w:hyperlink r:id="rId57" w:history="1">
+      <w:hyperlink r:id="rId55" w:history="1">
         <w:r>
           <w:rPr>
             <w:rStyle w:val="Hyperlink"/>
@@ -18356,7 +18171,7 @@
     </w:p>
     <w:p/>
     <w:sectPr>
-      <w:headerReference w:type="default" r:id="rId58"/>
+      <w:headerReference w:type="default" r:id="rId56"/>
       <w:pgSz w:w="11906" w:h="16838"/>
       <w:pgMar w:top="1701" w:right="1134" w:bottom="1134" w:left="1701" w:header="709" w:footer="709" w:gutter="0"/>
       <w:cols w:space="708"/>
@@ -18367,7 +18182,7 @@
 </file>
 
 <file path=word/comments.xml><?xml version="1.0" encoding="utf-8"?>
-<w:comments xmlns:wpc="http://schemas.microsoft.com/office/word/2010/wordprocessingCanvas" xmlns:cx="http://schemas.microsoft.com/office/drawing/2014/chartex" xmlns:cx1="http://schemas.microsoft.com/office/drawing/2015/9/8/chartex" xmlns:cx2="http://schemas.microsoft.com/office/drawing/2015/10/21/chartex" xmlns:cx3="http://schemas.microsoft.com/office/drawing/2016/5/9/chartex" xmlns:cx4="http://schemas.microsoft.com/office/drawing/2016/5/10/chartex" xmlns:cx5="http://schemas.microsoft.com/office/drawing/2016/5/11/chartex" xmlns:cx6="http://schemas.microsoft.com/office/drawing/2016/5/12/chartex" xmlns:cx7="http://schemas.microsoft.com/office/drawing/2016/5/13/chartex" xmlns:cx8="http://schemas.microsoft.com/office/drawing/2016/5/14/chartex" xmlns:mc="http://schemas.openxmlformats.org/markup-compatibility/2006" xmlns:aink="http://schemas.microsoft.com/office/drawing/2016/ink" xmlns:am3d="http://schemas.microsoft.com/office/drawing/2017/model3d" xmlns:o="urn:schemas-microsoft-com:office:office" xmlns:r="http://schemas.openxmlformats.org/officeDocument/2006/relationships" xmlns:m="http://schemas.openxmlformats.org/officeDocument/2006/math" xmlns:v="urn:schemas-microsoft-com:vml" xmlns:wp14="http://schemas.microsoft.com/office/word/2010/wordprocessingDrawing" xmlns:wp="http://schemas.openxmlformats.org/drawingml/2006/wordprocessingDrawing" xmlns:w10="urn:schemas-microsoft-com:office:word" xmlns:w="http://schemas.openxmlformats.org/wordprocessingml/2006/main" xmlns:w14="http://schemas.microsoft.com/office/word/2010/wordml" xmlns:w15="http://schemas.microsoft.com/office/word/2012/wordml" xmlns:w16cid="http://schemas.microsoft.com/office/word/2016/wordml/cid" xmlns:w16se="http://schemas.microsoft.com/office/word/2015/wordml/symex" xmlns:wpg="http://schemas.microsoft.com/office/word/2010/wordprocessingGroup" xmlns:wpi="http://schemas.microsoft.com/office/word/2010/wordprocessingInk" xmlns:wne="http://schemas.microsoft.com/office/word/2006/wordml" xmlns:wps="http://schemas.microsoft.com/office/word/2010/wordprocessingShape" mc:Ignorable="w14 w15 w16se w16cid wp14">
+<w:comments xmlns:wpc="http://schemas.microsoft.com/office/word/2010/wordprocessingCanvas" xmlns:cx="http://schemas.microsoft.com/office/drawing/2014/chartex" xmlns:mc="http://schemas.openxmlformats.org/markup-compatibility/2006" xmlns:o="urn:schemas-microsoft-com:office:office" xmlns:r="http://schemas.openxmlformats.org/officeDocument/2006/relationships" xmlns:m="http://schemas.openxmlformats.org/officeDocument/2006/math" xmlns:v="urn:schemas-microsoft-com:vml" xmlns:wp14="http://schemas.microsoft.com/office/word/2010/wordprocessingDrawing" xmlns:wp="http://schemas.openxmlformats.org/drawingml/2006/wordprocessingDrawing" xmlns:w10="urn:schemas-microsoft-com:office:word" xmlns:w="http://schemas.openxmlformats.org/wordprocessingml/2006/main" xmlns:w14="http://schemas.microsoft.com/office/word/2010/wordml" xmlns:w15="http://schemas.microsoft.com/office/word/2012/wordml" xmlns:w16se="http://schemas.microsoft.com/office/word/2015/wordml/symex" xmlns:wpg="http://schemas.microsoft.com/office/word/2010/wordprocessingGroup" xmlns:wpi="http://schemas.microsoft.com/office/word/2010/wordprocessingInk" xmlns:wne="http://schemas.microsoft.com/office/word/2006/wordml" xmlns:wps="http://schemas.microsoft.com/office/word/2010/wordprocessingShape" mc:Ignorable="w14 w15 w16se wp14">
   <w:comment w:id="1" w:author="Cíntia Maria de Araújo Pinho" w:date="2026-09-01T23:56:00Z" w:initials="CP">
     <w:p>
       <w:r>
@@ -18436,15 +18251,7 @@
   <w:comment w:id="14" w:author="Cíntia Maria de Araújo Pinho" w:date="2026-09-01T22:56:00Z" w:initials="CP">
     <w:p>
       <w:r>
-        <w:t xml:space="preserve">Não começa com verbo no infinitivo ("O </w:t>
-      </w:r>
-      <w:proofErr w:type="spellStart"/>
-      <w:r>
-        <w:t>InterWay</w:t>
-      </w:r>
-      <w:proofErr w:type="spellEnd"/>
-      <w:r>
-        <w:t xml:space="preserve"> tem como principal objetivo...") — reescrever como "Atuar como..." ou similar.</w:t>
+        <w:t>Não começa com verbo no infinitivo ("O InterWay tem como principal objetivo...") — reescrever como "Atuar como..." ou similar.</w:t>
       </w:r>
     </w:p>
   </w:comment>
@@ -18471,45 +18278,21 @@
       </w:r>
     </w:p>
   </w:comment>
-  <w:comment w:id="23" w:author="Cíntia Maria de Araújo Pinho" w:date="2026-09-01T22:56:00Z" w:initials="CP">
-    <w:p>
-      <w:r>
-        <w:t>Erros de digitação ("</w:t>
-      </w:r>
-      <w:proofErr w:type="spellStart"/>
-      <w:r>
-        <w:t>inormações</w:t>
-      </w:r>
-      <w:proofErr w:type="spellEnd"/>
-      <w:r>
-        <w:t>", "</w:t>
-      </w:r>
-      <w:proofErr w:type="spellStart"/>
-      <w:r>
-        <w:t>disponobilizadas</w:t>
-      </w:r>
-      <w:proofErr w:type="spellEnd"/>
-      <w:r>
-        <w:t>") e sem conexão com nenhuma ODS.</w:t>
+  <w:comment w:id="22" w:author="Cíntia Maria de Araújo Pinho" w:date="2026-09-01T22:56:00Z" w:initials="CP">
+    <w:p>
+      <w:r>
+        <w:t>Erros de digitação ("inormações", "disponobilizadas") e sem conexão com nenhuma ODS.</w:t>
       </w:r>
     </w:p>
   </w:comment>
-  <w:comment w:id="25" w:author="Cíntia Maria de Araújo Pinho" w:date="2026-09-01T22:56:00Z" w:initials="CP">
-    <w:p>
-      <w:r>
-        <w:t xml:space="preserve">Pendente da correção anterior: o capítulo continua com só 2 subseções (mínimo 3) e nenhuma dedicada às tecnologias usadas no </w:t>
-      </w:r>
-      <w:proofErr w:type="spellStart"/>
-      <w:r>
-        <w:t>InterWay</w:t>
-      </w:r>
-      <w:proofErr w:type="spellEnd"/>
-      <w:r>
-        <w:t>; a numeração chega a 2.2.1.1.1 (5 níveis) — reorganizar.</w:t>
+  <w:comment w:id="24" w:author="Cíntia Maria de Araújo Pinho" w:date="2026-09-01T22:56:00Z" w:initials="CP">
+    <w:p>
+      <w:r>
+        <w:t>Pendente da correção anterior: o capítulo continua com só 2 subseções (mínimo 3) e nenhuma dedicada às tecnologias usadas no InterWay; a numeração chega a 2.2.1.1.1 (5 níveis) — reorganizar.</w:t>
       </w:r>
     </w:p>
   </w:comment>
-  <w:comment w:id="26" w:author="Cíntia Maria de Araújo Pinho" w:date="2026-09-01T20:31:00Z" w:initials="CMdAP">
+  <w:comment w:id="25" w:author="Cíntia Maria de Araújo Pinho" w:date="2026-09-01T20:31:00Z" w:initials="CMdAP">
     <w:p>
       <w:pPr>
         <w:pStyle w:val="Textodecomentrio"/>
@@ -18532,7 +18315,7 @@
       </w:r>
     </w:p>
   </w:comment>
-  <w:comment w:id="28" w:author="Cíntia Maria de Araújo Pinho" w:date="2026-09-01T20:32:00Z" w:initials="CMdAP">
+  <w:comment w:id="27" w:author="Cíntia Maria de Araújo Pinho" w:date="2026-09-01T20:32:00Z" w:initials="CMdAP">
     <w:p>
       <w:pPr>
         <w:pStyle w:val="Textodecomentrio"/>
@@ -18551,34 +18334,18 @@
       </w:r>
       <w:r>
         <w:br/>
-        <w:t xml:space="preserve">Senti falta de dados estatísticos aqui, falando sobre a procura </w:t>
-      </w:r>
-      <w:proofErr w:type="gramStart"/>
-      <w:r>
-        <w:t>pro</w:t>
-      </w:r>
-      <w:proofErr w:type="gramEnd"/>
-      <w:r>
-        <w:t xml:space="preserve"> intercâmbio, qual o público que costuma fazer em dados mesmo. Certeza que deve ter em algum lugar.</w:t>
+        <w:t>Senti falta de dados estatísticos aqui, falando sobre a procura pro intercâmbio, qual o público que costuma fazer em dados mesmo. Certeza que deve ter em algum lugar.</w:t>
       </w:r>
     </w:p>
   </w:comment>
-  <w:comment w:id="30" w:author="Cíntia Maria de Araújo Pinho" w:date="2026-09-01T22:56:00Z" w:initials="CP">
+  <w:comment w:id="29" w:author="Cíntia Maria de Araújo Pinho" w:date="2026-09-01T22:56:00Z" w:initials="CP">
     <w:p>
       <w:r>
         <w:t>sem citação em nenhum item — o Referencial Teórico deve ser em parágrafos corridos, com citação.</w:t>
       </w:r>
       <w:r>
         <w:br/>
-        <w:t xml:space="preserve">Faltou os </w:t>
-      </w:r>
-      <w:proofErr w:type="spellStart"/>
-      <w:r>
-        <w:t>subtópoicos</w:t>
-      </w:r>
-      <w:proofErr w:type="spellEnd"/>
-      <w:r>
-        <w:t xml:space="preserve"> aqui, seriam de nível 4, a parte de </w:t>
+        <w:t xml:space="preserve">Faltou os subtópoicos aqui, seriam de nível 4, a parte de </w:t>
       </w:r>
     </w:p>
     <w:p>
@@ -18622,7 +18389,7 @@
       </w:r>
     </w:p>
   </w:comment>
-  <w:comment w:id="31" w:author="Cíntia Maria de Araújo Pinho" w:date="2026-09-01T20:33:00Z" w:initials="CMdAP">
+  <w:comment w:id="30" w:author="Cíntia Maria de Araújo Pinho" w:date="2026-09-01T20:33:00Z" w:initials="CMdAP">
     <w:p>
       <w:pPr>
         <w:pStyle w:val="Textodecomentrio"/>
@@ -18638,7 +18405,7 @@
       </w:r>
     </w:p>
   </w:comment>
-  <w:comment w:id="33" w:author="Cíntia Maria de Araújo Pinho" w:date="2026-09-01T20:34:00Z" w:initials="CMdAP">
+  <w:comment w:id="32" w:author="Cíntia Maria de Araújo Pinho" w:date="2026-09-01T20:34:00Z" w:initials="CMdAP">
     <w:p>
       <w:pPr>
         <w:pStyle w:val="Textodecomentrio"/>
@@ -18654,7 +18421,7 @@
       </w:r>
     </w:p>
   </w:comment>
-  <w:comment w:id="35" w:author="Cíntia Maria de Araújo Pinho" w:date="2026-09-01T20:34:00Z" w:initials="CMdAP">
+  <w:comment w:id="34" w:author="Cíntia Maria de Araújo Pinho" w:date="2026-09-01T20:34:00Z" w:initials="CMdAP">
     <w:p>
       <w:pPr>
         <w:pStyle w:val="Textodecomentrio"/>
@@ -18670,37 +18437,21 @@
       </w:r>
     </w:p>
   </w:comment>
-  <w:comment w:id="38" w:author="Cíntia Maria de Araújo Pinho" w:date="2026-09-01T22:56:00Z" w:initials="CP">
-    <w:p>
-      <w:r>
-        <w:t xml:space="preserve">este parágrafo descreve uma corretora de valores (ordens de compra/venda, saldos) — não tem relação com a plataforma </w:t>
-      </w:r>
-      <w:proofErr w:type="spellStart"/>
-      <w:r>
-        <w:t>InterWay</w:t>
-      </w:r>
-      <w:proofErr w:type="spellEnd"/>
-      <w:r>
-        <w:t>. Reescrever para o contexto do projeto.</w:t>
+  <w:comment w:id="37" w:author="Cíntia Maria de Araújo Pinho" w:date="2026-09-01T22:56:00Z" w:initials="CP">
+    <w:p>
+      <w:r>
+        <w:t>este parágrafo descreve uma corretora de valores (ordens de compra/venda, saldos) — não tem relação com a plataforma InterWay. Reescrever para o contexto do projeto.</w:t>
       </w:r>
     </w:p>
   </w:comment>
-  <w:comment w:id="40" w:author="Cíntia Maria de Araújo Pinho" w:date="2026-09-01T22:56:00Z" w:initials="CP">
-    <w:p>
-      <w:r>
-        <w:t xml:space="preserve">"Estudos mostram" sem citar quais, e o parágrafo não conecta ao </w:t>
-      </w:r>
-      <w:proofErr w:type="spellStart"/>
-      <w:r>
-        <w:t>InterWay</w:t>
-      </w:r>
-      <w:proofErr w:type="spellEnd"/>
-      <w:r>
-        <w:t>.</w:t>
+  <w:comment w:id="39" w:author="Cíntia Maria de Araújo Pinho" w:date="2026-09-01T22:56:00Z" w:initials="CP">
+    <w:p>
+      <w:r>
+        <w:t>"Estudos mostram" sem citar quais, e o parágrafo não conecta ao InterWay.</w:t>
       </w:r>
     </w:p>
   </w:comment>
-  <w:comment w:id="37" w:author="Cíntia Maria de Araújo Pinho" w:date="2026-09-01T20:35:00Z" w:initials="CMdAP">
+  <w:comment w:id="36" w:author="Cíntia Maria de Araújo Pinho" w:date="2026-09-01T20:35:00Z" w:initials="CMdAP">
     <w:p>
       <w:pPr>
         <w:pStyle w:val="Textodecomentrio"/>
@@ -18716,7 +18467,7 @@
       </w:r>
     </w:p>
   </w:comment>
-  <w:comment w:id="41" w:author="Cíntia Maria de Araújo Pinho" w:date="2026-09-01T20:36:00Z" w:initials="CMdAP">
+  <w:comment w:id="40" w:author="Cíntia Maria de Araújo Pinho" w:date="2026-09-01T20:36:00Z" w:initials="CMdAP">
     <w:p>
       <w:pPr>
         <w:pStyle w:val="Textodecomentrio"/>
@@ -18728,21 +18479,11 @@
         <w:annotationRef/>
       </w:r>
       <w:r>
-        <w:t xml:space="preserve">Faltou a parte das tecnologias usadas no trabalho, da impressão que não expliquei nada, esse capitulo </w:t>
-      </w:r>
-      <w:proofErr w:type="spellStart"/>
-      <w:proofErr w:type="gramStart"/>
-      <w:r>
-        <w:t>esta</w:t>
-      </w:r>
-      <w:proofErr w:type="spellEnd"/>
-      <w:proofErr w:type="gramEnd"/>
-      <w:r>
-        <w:t xml:space="preserve"> totalmente fora do que expliquei e parece não olharam nem o exemplo dos outros anos.</w:t>
+        <w:t>Faltou a parte das tecnologias usadas no trabalho, da impressão que não expliquei nada, esse capitulo esta totalmente fora do que expliquei e parece não olharam nem o exemplo dos outros anos.</w:t>
       </w:r>
     </w:p>
   </w:comment>
-  <w:comment w:id="43" w:author="Prof" w:date="2026-06-11T10:40:00Z" w:initials="P">
+  <w:comment w:id="42" w:author="Prof" w:date="2026-06-11T10:40:00Z" w:initials="P">
     <w:p>
       <w:pPr>
         <w:pStyle w:val="Textodecomentrio"/>
@@ -18754,31 +18495,18 @@
         <w:annotationRef/>
       </w:r>
       <w:r>
-        <w:t xml:space="preserve">Não está na </w:t>
-      </w:r>
-      <w:proofErr w:type="spellStart"/>
-      <w:r>
-        <w:t>bilbiografia</w:t>
-      </w:r>
-      <w:proofErr w:type="spellEnd"/>
+        <w:t>Não está na bilbiografia</w:t>
+      </w:r>
     </w:p>
   </w:comment>
-  <w:comment w:id="45" w:author="Cíntia Maria de Araújo Pinho" w:date="2026-09-01T22:56:00Z" w:initials="CP">
-    <w:p>
-      <w:r>
-        <w:t>Falta um parágrafo descrevendo como o grupo efetivamente elaborou o próprio Caderno de Sensibilidade — só há a definição geral, citada sem ano (</w:t>
-      </w:r>
-      <w:proofErr w:type="spellStart"/>
-      <w:r>
-        <w:t>Projectool</w:t>
-      </w:r>
-      <w:proofErr w:type="spellEnd"/>
-      <w:r>
-        <w:t>).</w:t>
+  <w:comment w:id="44" w:author="Cíntia Maria de Araújo Pinho" w:date="2026-09-01T22:56:00Z" w:initials="CP">
+    <w:p>
+      <w:r>
+        <w:t>Falta um parágrafo descrevendo como o grupo efetivamente elaborou o próprio Caderno de Sensibilidade — só há a definição geral, citada sem ano (Projectool).</w:t>
       </w:r>
     </w:p>
   </w:comment>
-  <w:comment w:id="46" w:author="Cíntia Maria de Araújo Pinho" w:date="2026-09-01T20:37:00Z" w:initials="CMdAP">
+  <w:comment w:id="45" w:author="Cíntia Maria de Araújo Pinho" w:date="2026-09-01T20:37:00Z" w:initials="CMdAP">
     <w:p>
       <w:pPr>
         <w:pStyle w:val="Textodecomentrio"/>
@@ -18794,7 +18522,7 @@
       </w:r>
     </w:p>
   </w:comment>
-  <w:comment w:id="49" w:author="Cíntia Maria de Araújo Pinho" w:date="2026-09-01T20:37:00Z" w:initials="CMdAP">
+  <w:comment w:id="48" w:author="Cíntia Maria de Araújo Pinho" w:date="2026-09-01T20:37:00Z" w:initials="CMdAP">
     <w:p>
       <w:pPr>
         <w:pStyle w:val="Textodecomentrio"/>
@@ -18810,22 +18538,14 @@
       </w:r>
     </w:p>
   </w:comment>
-  <w:comment w:id="51" w:author="Cíntia Maria de Araújo Pinho" w:date="2026-09-01T22:56:00Z" w:initials="CP">
-    <w:p>
-      <w:r>
-        <w:t xml:space="preserve">O </w:t>
-      </w:r>
-      <w:proofErr w:type="spellStart"/>
-      <w:r>
-        <w:t>emoji</w:t>
-      </w:r>
-      <w:proofErr w:type="spellEnd"/>
-      <w:r>
-        <w:t xml:space="preserve"> 😊 não bate com o sentimento descrito (tristeza) — revisar.</w:t>
+  <w:comment w:id="50" w:author="Cíntia Maria de Araújo Pinho" w:date="2026-09-01T22:56:00Z" w:initials="CP">
+    <w:p>
+      <w:r>
+        <w:t>O emoji 😊 não bate com o sentimento descrito (tristeza) — revisar.</w:t>
       </w:r>
     </w:p>
   </w:comment>
-  <w:comment w:id="50" w:author="Prof" w:date="2026-06-11T10:39:00Z" w:initials="P">
+  <w:comment w:id="49" w:author="Prof" w:date="2026-06-11T10:39:00Z" w:initials="P">
     <w:p>
       <w:pPr>
         <w:pStyle w:val="Textodecomentrio"/>
@@ -18837,26 +18557,18 @@
         <w:annotationRef/>
       </w:r>
       <w:r>
-        <w:t xml:space="preserve">Casar com </w:t>
-      </w:r>
-      <w:proofErr w:type="spellStart"/>
-      <w:r>
-        <w:t>problemárica</w:t>
-      </w:r>
-      <w:proofErr w:type="spellEnd"/>
-      <w:r>
-        <w:t xml:space="preserve"> e justificativa</w:t>
+        <w:t>Casar com problemárica e justificativa</w:t>
       </w:r>
     </w:p>
   </w:comment>
-  <w:comment w:id="53" w:author="Cíntia Maria de Araújo Pinho" w:date="2026-09-01T22:56:00Z" w:initials="CP">
+  <w:comment w:id="52" w:author="Cíntia Maria de Araújo Pinho" w:date="2026-09-01T22:56:00Z" w:initials="CP">
     <w:p>
       <w:r>
         <w:t>o parágrafo não diz quando foi feita, com quantas pessoas, nem o critério de escolha do público — só o objetivo geral.</w:t>
       </w:r>
     </w:p>
   </w:comment>
-  <w:comment w:id="54" w:author="Cíntia Maria de Araújo Pinho" w:date="2026-09-01T20:38:00Z" w:initials="CMdAP">
+  <w:comment w:id="53" w:author="Cíntia Maria de Araújo Pinho" w:date="2026-09-01T20:38:00Z" w:initials="CMdAP">
     <w:p>
       <w:pPr>
         <w:pStyle w:val="Textodecomentrio"/>
@@ -18869,7 +18581,7 @@
       </w:r>
     </w:p>
   </w:comment>
-  <w:comment w:id="57" w:author="Cíntia Maria de Araújo Pinho" w:date="2026-09-01T20:38:00Z" w:initials="CMdAP">
+  <w:comment w:id="56" w:author="Cíntia Maria de Araújo Pinho" w:date="2026-09-01T20:38:00Z" w:initials="CMdAP">
     <w:p>
       <w:pPr>
         <w:pStyle w:val="Textodecomentrio"/>
@@ -18885,7 +18597,7 @@
       </w:r>
     </w:p>
   </w:comment>
-  <w:comment w:id="63" w:author="Cíntia Maria de Araújo Pinho" w:date="2026-09-01T20:38:00Z" w:initials="CMdAP">
+  <w:comment w:id="62" w:author="Cíntia Maria de Araújo Pinho" w:date="2026-09-01T20:38:00Z" w:initials="CMdAP">
     <w:p>
       <w:pPr>
         <w:pStyle w:val="Textodecomentrio"/>
@@ -18897,16 +18609,11 @@
         <w:annotationRef/>
       </w:r>
       <w:r>
-        <w:t xml:space="preserve">Fora da formatação </w:t>
-      </w:r>
-      <w:proofErr w:type="spellStart"/>
-      <w:r>
-        <w:t>abnt</w:t>
-      </w:r>
-      <w:proofErr w:type="spellEnd"/>
+        <w:t>Fora da formatação abnt</w:t>
+      </w:r>
     </w:p>
   </w:comment>
-  <w:comment w:id="64" w:author="Cíntia Maria de Araújo Pinho" w:date="2026-09-01T20:39:00Z" w:initials="CMdAP">
+  <w:comment w:id="63" w:author="Cíntia Maria de Araújo Pinho" w:date="2026-09-01T20:39:00Z" w:initials="CMdAP">
     <w:p>
       <w:pPr>
         <w:pStyle w:val="Textodecomentrio"/>
@@ -18922,7 +18629,7 @@
       </w:r>
     </w:p>
   </w:comment>
-  <w:comment w:id="66" w:author="Cíntia Maria de Araújo Pinho" w:date="2026-09-01T20:39:00Z" w:initials="CMdAP">
+  <w:comment w:id="65" w:author="Cíntia Maria de Araújo Pinho" w:date="2026-09-01T20:39:00Z" w:initials="CMdAP">
     <w:p>
       <w:pPr>
         <w:pStyle w:val="Textodecomentrio"/>
@@ -18933,55 +18640,26 @@
         </w:rPr>
         <w:annotationRef/>
       </w:r>
-      <w:proofErr w:type="gramStart"/>
-      <w:r>
-        <w:t>Todos os comentários não segue</w:t>
-      </w:r>
-      <w:proofErr w:type="gramEnd"/>
-      <w:r>
-        <w:t xml:space="preserve"> a formatação ideal da </w:t>
-      </w:r>
-      <w:proofErr w:type="spellStart"/>
-      <w:r>
-        <w:t>abnt</w:t>
-      </w:r>
-      <w:proofErr w:type="spellEnd"/>
-      <w:r>
-        <w:t xml:space="preserve">, corrigir em todos; </w:t>
-      </w:r>
-      <w:proofErr w:type="spellStart"/>
-      <w:r>
-        <w:t>arial</w:t>
-      </w:r>
-      <w:proofErr w:type="spellEnd"/>
-      <w:r>
-        <w:t>, 12, justificado, espaçamento 1,5 entre linhas.</w:t>
+      <w:r>
+        <w:t>Todos os comentários não segue a formatação ideal da abnt, corrigir em todos; arial, 12, justificado, espaçamento 1,5 entre linhas.</w:t>
       </w:r>
     </w:p>
   </w:comment>
-  <w:comment w:id="67" w:author="Cíntia Maria de Araújo Pinho" w:date="2026-09-01T22:56:00Z" w:initials="CP">
+  <w:comment w:id="66" w:author="Cíntia Maria de Araújo Pinho" w:date="2026-09-01T22:56:00Z" w:initials="CP">
     <w:p>
       <w:r>
         <w:t>falta a conclusão da pesquisa de campo depois deste último gráfico, sintetizando os achados.</w:t>
       </w:r>
     </w:p>
   </w:comment>
-  <w:comment w:id="70" w:author="Cíntia Maria de Araújo Pinho" w:date="2026-09-01T22:56:00Z" w:initials="CP">
-    <w:p>
-      <w:r>
-        <w:t xml:space="preserve">Falta "Fonte: Os autores, [ano]" depois da Figura 3 — é o único artefato de Design </w:t>
-      </w:r>
-      <w:proofErr w:type="spellStart"/>
-      <w:r>
-        <w:t>Thinking</w:t>
-      </w:r>
-      <w:proofErr w:type="spellEnd"/>
-      <w:r>
-        <w:t xml:space="preserve"> do capítulo sem essa indicação.</w:t>
+  <w:comment w:id="69" w:author="Cíntia Maria de Araújo Pinho" w:date="2026-09-01T22:56:00Z" w:initials="CP">
+    <w:p>
+      <w:r>
+        <w:t>Falta "Fonte: Os autores, [ano]" depois da Figura 3 — é o único artefato de Design Thinking do capítulo sem essa indicação.</w:t>
       </w:r>
     </w:p>
   </w:comment>
-  <w:comment w:id="71" w:author="Cíntia Maria de Araújo Pinho" w:date="2026-09-01T20:41:00Z" w:initials="CMdAP">
+  <w:comment w:id="70" w:author="Cíntia Maria de Araújo Pinho" w:date="2026-09-01T20:41:00Z" w:initials="CMdAP">
     <w:p>
       <w:pPr>
         <w:pStyle w:val="Textodecomentrio"/>
@@ -18997,7 +18675,7 @@
       </w:r>
     </w:p>
   </w:comment>
-  <w:comment w:id="80" w:author="Cíntia Maria de Araújo Pinho" w:date="2026-09-01T20:42:00Z" w:initials="CMdAP">
+  <w:comment w:id="79" w:author="Cíntia Maria de Araújo Pinho" w:date="2026-09-01T20:42:00Z" w:initials="CMdAP">
     <w:p>
       <w:pPr>
         <w:pStyle w:val="Textodecomentrio"/>
@@ -19020,38 +18698,14 @@
       </w:r>
     </w:p>
   </w:comment>
-  <w:comment w:id="84" w:author="Cíntia Maria de Araújo Pinho" w:date="2026-09-01T22:56:00Z" w:initials="CP">
-    <w:p>
-      <w:r>
-        <w:t xml:space="preserve">"Simon </w:t>
-      </w:r>
-      <w:proofErr w:type="spellStart"/>
-      <w:r>
-        <w:t>Snik</w:t>
-      </w:r>
-      <w:proofErr w:type="spellEnd"/>
-      <w:r>
-        <w:t xml:space="preserve">" (o correto é </w:t>
-      </w:r>
-      <w:proofErr w:type="spellStart"/>
-      <w:r>
-        <w:t>Sinek</w:t>
-      </w:r>
-      <w:proofErr w:type="spellEnd"/>
-      <w:r>
-        <w:t xml:space="preserve">), e a definição continua sem citação (ano e referência) nem parágrafo aplicando ao </w:t>
-      </w:r>
-      <w:proofErr w:type="spellStart"/>
-      <w:r>
-        <w:t>InterWay</w:t>
-      </w:r>
-      <w:proofErr w:type="spellEnd"/>
-      <w:r>
-        <w:t xml:space="preserve"> — só a imagem tem o Porquê/Como/O quê.</w:t>
+  <w:comment w:id="83" w:author="Cíntia Maria de Araújo Pinho" w:date="2026-09-01T22:56:00Z" w:initials="CP">
+    <w:p>
+      <w:r>
+        <w:t>"Simon Snik" (o correto é Sinek), e a definição continua sem citação (ano e referência) nem parágrafo aplicando ao InterWay — só a imagem tem o Porquê/Como/O quê.</w:t>
       </w:r>
     </w:p>
   </w:comment>
-  <w:comment w:id="88" w:author="Cíntia Maria de Araújo Pinho" w:date="2026-09-01T20:43:00Z" w:initials="CMdAP">
+  <w:comment w:id="87" w:author="Cíntia Maria de Araújo Pinho" w:date="2026-09-01T20:43:00Z" w:initials="CMdAP">
     <w:p>
       <w:pPr>
         <w:pStyle w:val="Textodecomentrio"/>
@@ -19063,15 +18717,7 @@
         <w:annotationRef/>
       </w:r>
       <w:r>
-        <w:t xml:space="preserve">Aqui já deveria ter a análise dos concorrentes que já foi feita, é o primeiro </w:t>
-      </w:r>
-      <w:proofErr w:type="spellStart"/>
-      <w:r>
-        <w:t>tótpico</w:t>
-      </w:r>
-      <w:proofErr w:type="spellEnd"/>
-      <w:r>
-        <w:t>.</w:t>
+        <w:t>Aqui já deveria ter a análise dos concorrentes que já foi feita, é o primeiro tótpico.</w:t>
       </w:r>
       <w:r>
         <w:br/>
@@ -19082,14 +18728,14 @@
       </w:r>
     </w:p>
   </w:comment>
-  <w:comment w:id="91" w:author="Cíntia Maria de Araújo Pinho" w:date="2026-09-01T22:56:00Z" w:initials="CP">
+  <w:comment w:id="90" w:author="Cíntia Maria de Araújo Pinho" w:date="2026-09-01T22:56:00Z" w:initials="CP">
     <w:p>
       <w:r>
         <w:t>Falta "R$" nos valores, "Fonte:" na tabela, e um parágrafo de investimentos/custos antes ou depois — só há a tabela de preços.</w:t>
       </w:r>
     </w:p>
   </w:comment>
-  <w:comment w:id="94" w:author="Cíntia Maria de Araújo Pinho" w:date="2026-09-01T20:45:00Z" w:initials="CMdAP">
+  <w:comment w:id="93" w:author="Cíntia Maria de Araújo Pinho" w:date="2026-09-01T20:45:00Z" w:initials="CMdAP">
     <w:p>
       <w:pPr>
         <w:pStyle w:val="Textodecomentrio"/>
@@ -19105,7 +18751,7 @@
       </w:r>
     </w:p>
   </w:comment>
-  <w:comment w:id="95" w:author="Cíntia Maria de Araújo Pinho" w:date="2026-09-01T20:46:00Z" w:initials="CMdAP">
+  <w:comment w:id="94" w:author="Cíntia Maria de Araújo Pinho" w:date="2026-09-01T20:46:00Z" w:initials="CMdAP">
     <w:p>
       <w:pPr>
         <w:pStyle w:val="Textodecomentrio"/>
@@ -19117,30 +18763,14 @@
         <w:annotationRef/>
       </w:r>
       <w:r>
-        <w:t xml:space="preserve">Coloquei um texto gigante na </w:t>
-      </w:r>
-      <w:proofErr w:type="spellStart"/>
-      <w:r>
-        <w:t>ultima</w:t>
-      </w:r>
-      <w:proofErr w:type="spellEnd"/>
-      <w:r>
-        <w:t xml:space="preserve"> correção explicando que o caso de uso está errado, vocês não mudaram nada, deixaram exatamente do mesmo jeito.</w:t>
+        <w:t>Coloquei um texto gigante na ultima correção explicando que o caso de uso está errado, vocês não mudaram nada, deixaram exatamente do mesmo jeito.</w:t>
       </w:r>
     </w:p>
   </w:comment>
   <w:comment w:id="103" w:author="Cíntia Maria de Araújo Pinho" w:date="2026-09-01T22:56:00Z" w:initials="CP">
     <w:p>
       <w:r>
-        <w:t xml:space="preserve">Falta um parágrafo analisando as entidades e relacionamentos específicos do </w:t>
-      </w:r>
-      <w:proofErr w:type="spellStart"/>
-      <w:r>
-        <w:t>InterWay</w:t>
-      </w:r>
-      <w:proofErr w:type="spellEnd"/>
-      <w:r>
-        <w:t xml:space="preserve"> — só há a definição geral do conceito.</w:t>
+        <w:t>Falta um parágrafo analisando as entidades e relacionamentos específicos do InterWay — só há a definição geral do conceito.</w:t>
       </w:r>
     </w:p>
   </w:comment>
@@ -19183,7 +18813,7 @@
 </file>
 
 <file path=word/commentsExtended.xml><?xml version="1.0" encoding="utf-8"?>
-<w15:commentsEx xmlns:wpc="http://schemas.microsoft.com/office/word/2010/wordprocessingCanvas" xmlns:cx="http://schemas.microsoft.com/office/drawing/2014/chartex" xmlns:cx1="http://schemas.microsoft.com/office/drawing/2015/9/8/chartex" xmlns:cx2="http://schemas.microsoft.com/office/drawing/2015/10/21/chartex" xmlns:cx3="http://schemas.microsoft.com/office/drawing/2016/5/9/chartex" xmlns:cx4="http://schemas.microsoft.com/office/drawing/2016/5/10/chartex" xmlns:cx5="http://schemas.microsoft.com/office/drawing/2016/5/11/chartex" xmlns:cx6="http://schemas.microsoft.com/office/drawing/2016/5/12/chartex" xmlns:cx7="http://schemas.microsoft.com/office/drawing/2016/5/13/chartex" xmlns:cx8="http://schemas.microsoft.com/office/drawing/2016/5/14/chartex" xmlns:mc="http://schemas.openxmlformats.org/markup-compatibility/2006" xmlns:aink="http://schemas.microsoft.com/office/drawing/2016/ink" xmlns:am3d="http://schemas.microsoft.com/office/drawing/2017/model3d" xmlns:o="urn:schemas-microsoft-com:office:office" xmlns:r="http://schemas.openxmlformats.org/officeDocument/2006/relationships" xmlns:m="http://schemas.openxmlformats.org/officeDocument/2006/math" xmlns:v="urn:schemas-microsoft-com:vml" xmlns:wp14="http://schemas.microsoft.com/office/word/2010/wordprocessingDrawing" xmlns:wp="http://schemas.openxmlformats.org/drawingml/2006/wordprocessingDrawing" xmlns:w10="urn:schemas-microsoft-com:office:word" xmlns:w="http://schemas.openxmlformats.org/wordprocessingml/2006/main" xmlns:w14="http://schemas.microsoft.com/office/word/2010/wordml" xmlns:w15="http://schemas.microsoft.com/office/word/2012/wordml" xmlns:w16cid="http://schemas.microsoft.com/office/word/2016/wordml/cid" xmlns:w16se="http://schemas.microsoft.com/office/word/2015/wordml/symex" xmlns:wpg="http://schemas.microsoft.com/office/word/2010/wordprocessingGroup" xmlns:wpi="http://schemas.microsoft.com/office/word/2010/wordprocessingInk" xmlns:wne="http://schemas.microsoft.com/office/word/2006/wordml" xmlns:wps="http://schemas.microsoft.com/office/word/2010/wordprocessingShape" mc:Ignorable="w14 w15 w16se w16cid wp14">
+<w15:commentsEx xmlns:wpc="http://schemas.microsoft.com/office/word/2010/wordprocessingCanvas" xmlns:cx="http://schemas.microsoft.com/office/drawing/2014/chartex" xmlns:mc="http://schemas.openxmlformats.org/markup-compatibility/2006" xmlns:o="urn:schemas-microsoft-com:office:office" xmlns:r="http://schemas.openxmlformats.org/officeDocument/2006/relationships" xmlns:m="http://schemas.openxmlformats.org/officeDocument/2006/math" xmlns:v="urn:schemas-microsoft-com:vml" xmlns:wp14="http://schemas.microsoft.com/office/word/2010/wordprocessingDrawing" xmlns:wp="http://schemas.openxmlformats.org/drawingml/2006/wordprocessingDrawing" xmlns:w10="urn:schemas-microsoft-com:office:word" xmlns:w="http://schemas.openxmlformats.org/wordprocessingml/2006/main" xmlns:w14="http://schemas.microsoft.com/office/word/2010/wordml" xmlns:w15="http://schemas.microsoft.com/office/word/2012/wordml" xmlns:w16se="http://schemas.microsoft.com/office/word/2015/wordml/symex" xmlns:wpg="http://schemas.microsoft.com/office/word/2010/wordprocessingGroup" xmlns:wpi="http://schemas.microsoft.com/office/word/2010/wordprocessingInk" xmlns:wne="http://schemas.microsoft.com/office/word/2006/wordml" xmlns:wps="http://schemas.microsoft.com/office/word/2010/wordprocessingShape" mc:Ignorable="w14 w15 w16se wp14">
   <w15:commentEx w15:paraId="5765A496" w15:done="0"/>
   <w15:commentEx w15:paraId="4521D6C2" w15:done="0"/>
   <w15:commentEx w15:paraId="21C1F661" w15:done="0"/>
@@ -19293,7 +18923,7 @@
 </file>
 
 <file path=word/endnotes.xml><?xml version="1.0" encoding="utf-8"?>
-<w:endnotes xmlns:wpc="http://schemas.microsoft.com/office/word/2010/wordprocessingCanvas" xmlns:cx="http://schemas.microsoft.com/office/drawing/2014/chartex" xmlns:cx1="http://schemas.microsoft.com/office/drawing/2015/9/8/chartex" xmlns:cx2="http://schemas.microsoft.com/office/drawing/2015/10/21/chartex" xmlns:cx3="http://schemas.microsoft.com/office/drawing/2016/5/9/chartex" xmlns:cx4="http://schemas.microsoft.com/office/drawing/2016/5/10/chartex" xmlns:cx5="http://schemas.microsoft.com/office/drawing/2016/5/11/chartex" xmlns:cx6="http://schemas.microsoft.com/office/drawing/2016/5/12/chartex" xmlns:cx7="http://schemas.microsoft.com/office/drawing/2016/5/13/chartex" xmlns:cx8="http://schemas.microsoft.com/office/drawing/2016/5/14/chartex" xmlns:mc="http://schemas.openxmlformats.org/markup-compatibility/2006" xmlns:aink="http://schemas.microsoft.com/office/drawing/2016/ink" xmlns:am3d="http://schemas.microsoft.com/office/drawing/2017/model3d" xmlns:o="urn:schemas-microsoft-com:office:office" xmlns:r="http://schemas.openxmlformats.org/officeDocument/2006/relationships" xmlns:m="http://schemas.openxmlformats.org/officeDocument/2006/math" xmlns:v="urn:schemas-microsoft-com:vml" xmlns:wp14="http://schemas.microsoft.com/office/word/2010/wordprocessingDrawing" xmlns:wp="http://schemas.openxmlformats.org/drawingml/2006/wordprocessingDrawing" xmlns:w10="urn:schemas-microsoft-com:office:word" xmlns:w="http://schemas.openxmlformats.org/wordprocessingml/2006/main" xmlns:w14="http://schemas.microsoft.com/office/word/2010/wordml" xmlns:w15="http://schemas.microsoft.com/office/word/2012/wordml" xmlns:w16cid="http://schemas.microsoft.com/office/word/2016/wordml/cid" xmlns:w16se="http://schemas.microsoft.com/office/word/2015/wordml/symex" xmlns:wpg="http://schemas.microsoft.com/office/word/2010/wordprocessingGroup" xmlns:wpi="http://schemas.microsoft.com/office/word/2010/wordprocessingInk" xmlns:wne="http://schemas.microsoft.com/office/word/2006/wordml" xmlns:wps="http://schemas.microsoft.com/office/word/2010/wordprocessingShape" mc:Ignorable="w14 w15 w16se w16cid wp14">
+<w:endnotes xmlns:wpc="http://schemas.microsoft.com/office/word/2010/wordprocessingCanvas" xmlns:cx="http://schemas.microsoft.com/office/drawing/2014/chartex" xmlns:mc="http://schemas.openxmlformats.org/markup-compatibility/2006" xmlns:o="urn:schemas-microsoft-com:office:office" xmlns:r="http://schemas.openxmlformats.org/officeDocument/2006/relationships" xmlns:m="http://schemas.openxmlformats.org/officeDocument/2006/math" xmlns:v="urn:schemas-microsoft-com:vml" xmlns:wp14="http://schemas.microsoft.com/office/word/2010/wordprocessingDrawing" xmlns:wp="http://schemas.openxmlformats.org/drawingml/2006/wordprocessingDrawing" xmlns:w10="urn:schemas-microsoft-com:office:word" xmlns:w="http://schemas.openxmlformats.org/wordprocessingml/2006/main" xmlns:w14="http://schemas.microsoft.com/office/word/2010/wordml" xmlns:w15="http://schemas.microsoft.com/office/word/2012/wordml" xmlns:w16se="http://schemas.microsoft.com/office/word/2015/wordml/symex" xmlns:wpg="http://schemas.microsoft.com/office/word/2010/wordprocessingGroup" xmlns:wpi="http://schemas.microsoft.com/office/word/2010/wordprocessingInk" xmlns:wne="http://schemas.microsoft.com/office/word/2006/wordml" xmlns:wps="http://schemas.microsoft.com/office/word/2010/wordprocessingShape" mc:Ignorable="w14 w15 w16se wp14">
   <w:endnote w:type="separator" w:id="-1">
     <w:p>
       <w:pPr>
@@ -19318,7 +18948,7 @@
 </file>
 
 <file path=word/footer1.xml><?xml version="1.0" encoding="utf-8"?>
-<w:ftr xmlns:wpc="http://schemas.microsoft.com/office/word/2010/wordprocessingCanvas" xmlns:cx="http://schemas.microsoft.com/office/drawing/2014/chartex" xmlns:cx1="http://schemas.microsoft.com/office/drawing/2015/9/8/chartex" xmlns:cx2="http://schemas.microsoft.com/office/drawing/2015/10/21/chartex" xmlns:cx3="http://schemas.microsoft.com/office/drawing/2016/5/9/chartex" xmlns:cx4="http://schemas.microsoft.com/office/drawing/2016/5/10/chartex" xmlns:cx5="http://schemas.microsoft.com/office/drawing/2016/5/11/chartex" xmlns:cx6="http://schemas.microsoft.com/office/drawing/2016/5/12/chartex" xmlns:cx7="http://schemas.microsoft.com/office/drawing/2016/5/13/chartex" xmlns:cx8="http://schemas.microsoft.com/office/drawing/2016/5/14/chartex" xmlns:mc="http://schemas.openxmlformats.org/markup-compatibility/2006" xmlns:aink="http://schemas.microsoft.com/office/drawing/2016/ink" xmlns:am3d="http://schemas.microsoft.com/office/drawing/2017/model3d" xmlns:o="urn:schemas-microsoft-com:office:office" xmlns:r="http://schemas.openxmlformats.org/officeDocument/2006/relationships" xmlns:m="http://schemas.openxmlformats.org/officeDocument/2006/math" xmlns:v="urn:schemas-microsoft-com:vml" xmlns:wp14="http://schemas.microsoft.com/office/word/2010/wordprocessingDrawing" xmlns:wp="http://schemas.openxmlformats.org/drawingml/2006/wordprocessingDrawing" xmlns:w10="urn:schemas-microsoft-com:office:word" xmlns:w="http://schemas.openxmlformats.org/wordprocessingml/2006/main" xmlns:w14="http://schemas.microsoft.com/office/word/2010/wordml" xmlns:w15="http://schemas.microsoft.com/office/word/2012/wordml" xmlns:w16cid="http://schemas.microsoft.com/office/word/2016/wordml/cid" xmlns:w16se="http://schemas.microsoft.com/office/word/2015/wordml/symex" xmlns:wpg="http://schemas.microsoft.com/office/word/2010/wordprocessingGroup" xmlns:wpi="http://schemas.microsoft.com/office/word/2010/wordprocessingInk" xmlns:wne="http://schemas.microsoft.com/office/word/2006/wordml" xmlns:wps="http://schemas.microsoft.com/office/word/2010/wordprocessingShape" mc:Ignorable="w14 w15 w16se w16cid wp14">
+<w:ftr xmlns:wpc="http://schemas.microsoft.com/office/word/2010/wordprocessingCanvas" xmlns:cx="http://schemas.microsoft.com/office/drawing/2014/chartex" xmlns:mc="http://schemas.openxmlformats.org/markup-compatibility/2006" xmlns:o="urn:schemas-microsoft-com:office:office" xmlns:r="http://schemas.openxmlformats.org/officeDocument/2006/relationships" xmlns:m="http://schemas.openxmlformats.org/officeDocument/2006/math" xmlns:v="urn:schemas-microsoft-com:vml" xmlns:wp14="http://schemas.microsoft.com/office/word/2010/wordprocessingDrawing" xmlns:wp="http://schemas.openxmlformats.org/drawingml/2006/wordprocessingDrawing" xmlns:w10="urn:schemas-microsoft-com:office:word" xmlns:w="http://schemas.openxmlformats.org/wordprocessingml/2006/main" xmlns:w14="http://schemas.microsoft.com/office/word/2010/wordml" xmlns:w15="http://schemas.microsoft.com/office/word/2012/wordml" xmlns:w16se="http://schemas.microsoft.com/office/word/2015/wordml/symex" xmlns:wpg="http://schemas.microsoft.com/office/word/2010/wordprocessingGroup" xmlns:wpi="http://schemas.microsoft.com/office/word/2010/wordprocessingInk" xmlns:wne="http://schemas.microsoft.com/office/word/2006/wordml" xmlns:wps="http://schemas.microsoft.com/office/word/2010/wordprocessingShape" mc:Ignorable="w14 w15 w16se wp14">
   <w:tbl>
     <w:tblPr>
       <w:tblW w:w="0" w:type="auto"/>
@@ -19379,7 +19009,7 @@
 </file>
 
 <file path=word/footnotes.xml><?xml version="1.0" encoding="utf-8"?>
-<w:footnotes xmlns:wpc="http://schemas.microsoft.com/office/word/2010/wordprocessingCanvas" xmlns:cx="http://schemas.microsoft.com/office/drawing/2014/chartex" xmlns:cx1="http://schemas.microsoft.com/office/drawing/2015/9/8/chartex" xmlns:cx2="http://schemas.microsoft.com/office/drawing/2015/10/21/chartex" xmlns:cx3="http://schemas.microsoft.com/office/drawing/2016/5/9/chartex" xmlns:cx4="http://schemas.microsoft.com/office/drawing/2016/5/10/chartex" xmlns:cx5="http://schemas.microsoft.com/office/drawing/2016/5/11/chartex" xmlns:cx6="http://schemas.microsoft.com/office/drawing/2016/5/12/chartex" xmlns:cx7="http://schemas.microsoft.com/office/drawing/2016/5/13/chartex" xmlns:cx8="http://schemas.microsoft.com/office/drawing/2016/5/14/chartex" xmlns:mc="http://schemas.openxmlformats.org/markup-compatibility/2006" xmlns:aink="http://schemas.microsoft.com/office/drawing/2016/ink" xmlns:am3d="http://schemas.microsoft.com/office/drawing/2017/model3d" xmlns:o="urn:schemas-microsoft-com:office:office" xmlns:r="http://schemas.openxmlformats.org/officeDocument/2006/relationships" xmlns:m="http://schemas.openxmlformats.org/officeDocument/2006/math" xmlns:v="urn:schemas-microsoft-com:vml" xmlns:wp14="http://schemas.microsoft.com/office/word/2010/wordprocessingDrawing" xmlns:wp="http://schemas.openxmlformats.org/drawingml/2006/wordprocessingDrawing" xmlns:w10="urn:schemas-microsoft-com:office:word" xmlns:w="http://schemas.openxmlformats.org/wordprocessingml/2006/main" xmlns:w14="http://schemas.microsoft.com/office/word/2010/wordml" xmlns:w15="http://schemas.microsoft.com/office/word/2012/wordml" xmlns:w16cid="http://schemas.microsoft.com/office/word/2016/wordml/cid" xmlns:w16se="http://schemas.microsoft.com/office/word/2015/wordml/symex" xmlns:wpg="http://schemas.microsoft.com/office/word/2010/wordprocessingGroup" xmlns:wpi="http://schemas.microsoft.com/office/word/2010/wordprocessingInk" xmlns:wne="http://schemas.microsoft.com/office/word/2006/wordml" xmlns:wps="http://schemas.microsoft.com/office/word/2010/wordprocessingShape" mc:Ignorable="w14 w15 w16se w16cid wp14">
+<w:footnotes xmlns:wpc="http://schemas.microsoft.com/office/word/2010/wordprocessingCanvas" xmlns:cx="http://schemas.microsoft.com/office/drawing/2014/chartex" xmlns:mc="http://schemas.openxmlformats.org/markup-compatibility/2006" xmlns:o="urn:schemas-microsoft-com:office:office" xmlns:r="http://schemas.openxmlformats.org/officeDocument/2006/relationships" xmlns:m="http://schemas.openxmlformats.org/officeDocument/2006/math" xmlns:v="urn:schemas-microsoft-com:vml" xmlns:wp14="http://schemas.microsoft.com/office/word/2010/wordprocessingDrawing" xmlns:wp="http://schemas.openxmlformats.org/drawingml/2006/wordprocessingDrawing" xmlns:w10="urn:schemas-microsoft-com:office:word" xmlns:w="http://schemas.openxmlformats.org/wordprocessingml/2006/main" xmlns:w14="http://schemas.microsoft.com/office/word/2010/wordml" xmlns:w15="http://schemas.microsoft.com/office/word/2012/wordml" xmlns:w16se="http://schemas.microsoft.com/office/word/2015/wordml/symex" xmlns:wpg="http://schemas.microsoft.com/office/word/2010/wordprocessingGroup" xmlns:wpi="http://schemas.microsoft.com/office/word/2010/wordprocessingInk" xmlns:wne="http://schemas.microsoft.com/office/word/2006/wordml" xmlns:wps="http://schemas.microsoft.com/office/word/2010/wordprocessingShape" mc:Ignorable="w14 w15 w16se wp14">
   <w:footnote w:type="separator" w:id="-1">
     <w:p>
       <w:pPr>
@@ -19404,7 +19034,7 @@
 </file>
 
 <file path=word/header1.xml><?xml version="1.0" encoding="utf-8"?>
-<w:hdr xmlns:wpc="http://schemas.microsoft.com/office/word/2010/wordprocessingCanvas" xmlns:cx="http://schemas.microsoft.com/office/drawing/2014/chartex" xmlns:cx1="http://schemas.microsoft.com/office/drawing/2015/9/8/chartex" xmlns:cx2="http://schemas.microsoft.com/office/drawing/2015/10/21/chartex" xmlns:cx3="http://schemas.microsoft.com/office/drawing/2016/5/9/chartex" xmlns:cx4="http://schemas.microsoft.com/office/drawing/2016/5/10/chartex" xmlns:cx5="http://schemas.microsoft.com/office/drawing/2016/5/11/chartex" xmlns:cx6="http://schemas.microsoft.com/office/drawing/2016/5/12/chartex" xmlns:cx7="http://schemas.microsoft.com/office/drawing/2016/5/13/chartex" xmlns:cx8="http://schemas.microsoft.com/office/drawing/2016/5/14/chartex" xmlns:mc="http://schemas.openxmlformats.org/markup-compatibility/2006" xmlns:aink="http://schemas.microsoft.com/office/drawing/2016/ink" xmlns:am3d="http://schemas.microsoft.com/office/drawing/2017/model3d" xmlns:o="urn:schemas-microsoft-com:office:office" xmlns:r="http://schemas.openxmlformats.org/officeDocument/2006/relationships" xmlns:m="http://schemas.openxmlformats.org/officeDocument/2006/math" xmlns:v="urn:schemas-microsoft-com:vml" xmlns:wp14="http://schemas.microsoft.com/office/word/2010/wordprocessingDrawing" xmlns:wp="http://schemas.openxmlformats.org/drawingml/2006/wordprocessingDrawing" xmlns:w10="urn:schemas-microsoft-com:office:word" xmlns:w="http://schemas.openxmlformats.org/wordprocessingml/2006/main" xmlns:w14="http://schemas.microsoft.com/office/word/2010/wordml" xmlns:w15="http://schemas.microsoft.com/office/word/2012/wordml" xmlns:w16cid="http://schemas.microsoft.com/office/word/2016/wordml/cid" xmlns:w16se="http://schemas.microsoft.com/office/word/2015/wordml/symex" xmlns:wpg="http://schemas.microsoft.com/office/word/2010/wordprocessingGroup" xmlns:wpi="http://schemas.microsoft.com/office/word/2010/wordprocessingInk" xmlns:wne="http://schemas.microsoft.com/office/word/2006/wordml" xmlns:wps="http://schemas.microsoft.com/office/word/2010/wordprocessingShape" mc:Ignorable="w14 w15 w16se w16cid wp14">
+<w:hdr xmlns:wpc="http://schemas.microsoft.com/office/word/2010/wordprocessingCanvas" xmlns:cx="http://schemas.microsoft.com/office/drawing/2014/chartex" xmlns:mc="http://schemas.openxmlformats.org/markup-compatibility/2006" xmlns:o="urn:schemas-microsoft-com:office:office" xmlns:r="http://schemas.openxmlformats.org/officeDocument/2006/relationships" xmlns:m="http://schemas.openxmlformats.org/officeDocument/2006/math" xmlns:v="urn:schemas-microsoft-com:vml" xmlns:wp14="http://schemas.microsoft.com/office/word/2010/wordprocessingDrawing" xmlns:wp="http://schemas.openxmlformats.org/drawingml/2006/wordprocessingDrawing" xmlns:w10="urn:schemas-microsoft-com:office:word" xmlns:w="http://schemas.openxmlformats.org/wordprocessingml/2006/main" xmlns:w14="http://schemas.microsoft.com/office/word/2010/wordml" xmlns:w15="http://schemas.microsoft.com/office/word/2012/wordml" xmlns:w16se="http://schemas.microsoft.com/office/word/2015/wordml/symex" xmlns:wpg="http://schemas.microsoft.com/office/word/2010/wordprocessingGroup" xmlns:wpi="http://schemas.microsoft.com/office/word/2010/wordprocessingInk" xmlns:wne="http://schemas.microsoft.com/office/word/2006/wordml" xmlns:wps="http://schemas.microsoft.com/office/word/2010/wordprocessingShape" mc:Ignorable="w14 w15 w16se wp14">
   <w:tbl>
     <w:tblPr>
       <w:tblW w:w="0" w:type="auto"/>
@@ -19465,7 +19095,7 @@
 </file>
 
 <file path=word/header2.xml><?xml version="1.0" encoding="utf-8"?>
-<w:hdr xmlns:wpc="http://schemas.microsoft.com/office/word/2010/wordprocessingCanvas" xmlns:cx="http://schemas.microsoft.com/office/drawing/2014/chartex" xmlns:cx1="http://schemas.microsoft.com/office/drawing/2015/9/8/chartex" xmlns:cx2="http://schemas.microsoft.com/office/drawing/2015/10/21/chartex" xmlns:cx3="http://schemas.microsoft.com/office/drawing/2016/5/9/chartex" xmlns:cx4="http://schemas.microsoft.com/office/drawing/2016/5/10/chartex" xmlns:cx5="http://schemas.microsoft.com/office/drawing/2016/5/11/chartex" xmlns:cx6="http://schemas.microsoft.com/office/drawing/2016/5/12/chartex" xmlns:cx7="http://schemas.microsoft.com/office/drawing/2016/5/13/chartex" xmlns:cx8="http://schemas.microsoft.com/office/drawing/2016/5/14/chartex" xmlns:mc="http://schemas.openxmlformats.org/markup-compatibility/2006" xmlns:aink="http://schemas.microsoft.com/office/drawing/2016/ink" xmlns:am3d="http://schemas.microsoft.com/office/drawing/2017/model3d" xmlns:o="urn:schemas-microsoft-com:office:office" xmlns:r="http://schemas.openxmlformats.org/officeDocument/2006/relationships" xmlns:m="http://schemas.openxmlformats.org/officeDocument/2006/math" xmlns:v="urn:schemas-microsoft-com:vml" xmlns:wp14="http://schemas.microsoft.com/office/word/2010/wordprocessingDrawing" xmlns:wp="http://schemas.openxmlformats.org/drawingml/2006/wordprocessingDrawing" xmlns:w10="urn:schemas-microsoft-com:office:word" xmlns:w="http://schemas.openxmlformats.org/wordprocessingml/2006/main" xmlns:w14="http://schemas.microsoft.com/office/word/2010/wordml" xmlns:w15="http://schemas.microsoft.com/office/word/2012/wordml" xmlns:w16cid="http://schemas.microsoft.com/office/word/2016/wordml/cid" xmlns:w16se="http://schemas.microsoft.com/office/word/2015/wordml/symex" xmlns:wpg="http://schemas.microsoft.com/office/word/2010/wordprocessingGroup" xmlns:wpi="http://schemas.microsoft.com/office/word/2010/wordprocessingInk" xmlns:wne="http://schemas.microsoft.com/office/word/2006/wordml" xmlns:wps="http://schemas.microsoft.com/office/word/2010/wordprocessingShape" mc:Ignorable="w14 w15 w16se w16cid wp14">
+<w:hdr xmlns:wpc="http://schemas.microsoft.com/office/word/2010/wordprocessingCanvas" xmlns:cx="http://schemas.microsoft.com/office/drawing/2014/chartex" xmlns:mc="http://schemas.openxmlformats.org/markup-compatibility/2006" xmlns:o="urn:schemas-microsoft-com:office:office" xmlns:r="http://schemas.openxmlformats.org/officeDocument/2006/relationships" xmlns:m="http://schemas.openxmlformats.org/officeDocument/2006/math" xmlns:v="urn:schemas-microsoft-com:vml" xmlns:wp14="http://schemas.microsoft.com/office/word/2010/wordprocessingDrawing" xmlns:wp="http://schemas.openxmlformats.org/drawingml/2006/wordprocessingDrawing" xmlns:w10="urn:schemas-microsoft-com:office:word" xmlns:w="http://schemas.openxmlformats.org/wordprocessingml/2006/main" xmlns:w14="http://schemas.microsoft.com/office/word/2010/wordml" xmlns:w15="http://schemas.microsoft.com/office/word/2012/wordml" xmlns:w16se="http://schemas.microsoft.com/office/word/2015/wordml/symex" xmlns:wpg="http://schemas.microsoft.com/office/word/2010/wordprocessingGroup" xmlns:wpi="http://schemas.microsoft.com/office/word/2010/wordprocessingInk" xmlns:wne="http://schemas.microsoft.com/office/word/2006/wordml" xmlns:wps="http://schemas.microsoft.com/office/word/2010/wordprocessingShape" mc:Ignorable="w14 w15 w16se wp14">
   <w:sdt>
     <w:sdtPr>
       <w:id w:val="-718440415"/>
@@ -19493,7 +19123,7 @@
           <w:rPr>
             <w:noProof/>
           </w:rPr>
-          <w:t>52</w:t>
+          <w:t>47</w:t>
         </w:r>
         <w:r>
           <w:fldChar w:fldCharType="end"/>
@@ -19510,7 +19140,7 @@
 </file>
 
 <file path=word/numbering.xml><?xml version="1.0" encoding="utf-8"?>
-<w:numbering xmlns:wpc="http://schemas.microsoft.com/office/word/2010/wordprocessingCanvas" xmlns:cx="http://schemas.microsoft.com/office/drawing/2014/chartex" xmlns:cx1="http://schemas.microsoft.com/office/drawing/2015/9/8/chartex" xmlns:cx2="http://schemas.microsoft.com/office/drawing/2015/10/21/chartex" xmlns:cx3="http://schemas.microsoft.com/office/drawing/2016/5/9/chartex" xmlns:cx4="http://schemas.microsoft.com/office/drawing/2016/5/10/chartex" xmlns:cx5="http://schemas.microsoft.com/office/drawing/2016/5/11/chartex" xmlns:cx6="http://schemas.microsoft.com/office/drawing/2016/5/12/chartex" xmlns:cx7="http://schemas.microsoft.com/office/drawing/2016/5/13/chartex" xmlns:cx8="http://schemas.microsoft.com/office/drawing/2016/5/14/chartex" xmlns:mc="http://schemas.openxmlformats.org/markup-compatibility/2006" xmlns:aink="http://schemas.microsoft.com/office/drawing/2016/ink" xmlns:am3d="http://schemas.microsoft.com/office/drawing/2017/model3d" xmlns:o="urn:schemas-microsoft-com:office:office" xmlns:r="http://schemas.openxmlformats.org/officeDocument/2006/relationships" xmlns:m="http://schemas.openxmlformats.org/officeDocument/2006/math" xmlns:v="urn:schemas-microsoft-com:vml" xmlns:wp14="http://schemas.microsoft.com/office/word/2010/wordprocessingDrawing" xmlns:wp="http://schemas.openxmlformats.org/drawingml/2006/wordprocessingDrawing" xmlns:w10="urn:schemas-microsoft-com:office:word" xmlns:w="http://schemas.openxmlformats.org/wordprocessingml/2006/main" xmlns:w14="http://schemas.microsoft.com/office/word/2010/wordml" xmlns:w15="http://schemas.microsoft.com/office/word/2012/wordml" xmlns:w16cid="http://schemas.microsoft.com/office/word/2016/wordml/cid" xmlns:w16se="http://schemas.microsoft.com/office/word/2015/wordml/symex" xmlns:wpg="http://schemas.microsoft.com/office/word/2010/wordprocessingGroup" xmlns:wpi="http://schemas.microsoft.com/office/word/2010/wordprocessingInk" xmlns:wne="http://schemas.microsoft.com/office/word/2006/wordml" xmlns:wps="http://schemas.microsoft.com/office/word/2010/wordprocessingShape" mc:Ignorable="w14 w15 w16se w16cid wp14">
+<w:numbering xmlns:wpc="http://schemas.microsoft.com/office/word/2010/wordprocessingCanvas" xmlns:cx="http://schemas.microsoft.com/office/drawing/2014/chartex" xmlns:mc="http://schemas.openxmlformats.org/markup-compatibility/2006" xmlns:o="urn:schemas-microsoft-com:office:office" xmlns:r="http://schemas.openxmlformats.org/officeDocument/2006/relationships" xmlns:m="http://schemas.openxmlformats.org/officeDocument/2006/math" xmlns:v="urn:schemas-microsoft-com:vml" xmlns:wp14="http://schemas.microsoft.com/office/word/2010/wordprocessingDrawing" xmlns:wp="http://schemas.openxmlformats.org/drawingml/2006/wordprocessingDrawing" xmlns:w10="urn:schemas-microsoft-com:office:word" xmlns:w="http://schemas.openxmlformats.org/wordprocessingml/2006/main" xmlns:w14="http://schemas.microsoft.com/office/word/2010/wordml" xmlns:w15="http://schemas.microsoft.com/office/word/2012/wordml" xmlns:w16se="http://schemas.microsoft.com/office/word/2015/wordml/symex" xmlns:wpg="http://schemas.microsoft.com/office/word/2010/wordprocessingGroup" xmlns:wpi="http://schemas.microsoft.com/office/word/2010/wordprocessingInk" xmlns:wne="http://schemas.microsoft.com/office/word/2006/wordml" xmlns:wps="http://schemas.microsoft.com/office/word/2010/wordprocessingShape" mc:Ignorable="w14 w15 w16se wp14">
   <w:abstractNum w:abstractNumId="0" w15:restartNumberingAfterBreak="0">
     <w:nsid w:val="33161917"/>
     <w:multiLevelType w:val="hybridMultilevel"/>
@@ -19968,7 +19598,7 @@
 </file>
 
 <file path=word/people.xml><?xml version="1.0" encoding="utf-8"?>
-<w15:people xmlns:wpc="http://schemas.microsoft.com/office/word/2010/wordprocessingCanvas" xmlns:cx="http://schemas.microsoft.com/office/drawing/2014/chartex" xmlns:cx1="http://schemas.microsoft.com/office/drawing/2015/9/8/chartex" xmlns:cx2="http://schemas.microsoft.com/office/drawing/2015/10/21/chartex" xmlns:cx3="http://schemas.microsoft.com/office/drawing/2016/5/9/chartex" xmlns:cx4="http://schemas.microsoft.com/office/drawing/2016/5/10/chartex" xmlns:cx5="http://schemas.microsoft.com/office/drawing/2016/5/11/chartex" xmlns:cx6="http://schemas.microsoft.com/office/drawing/2016/5/12/chartex" xmlns:cx7="http://schemas.microsoft.com/office/drawing/2016/5/13/chartex" xmlns:cx8="http://schemas.microsoft.com/office/drawing/2016/5/14/chartex" xmlns:mc="http://schemas.openxmlformats.org/markup-compatibility/2006" xmlns:aink="http://schemas.microsoft.com/office/drawing/2016/ink" xmlns:am3d="http://schemas.microsoft.com/office/drawing/2017/model3d" xmlns:o="urn:schemas-microsoft-com:office:office" xmlns:r="http://schemas.openxmlformats.org/officeDocument/2006/relationships" xmlns:m="http://schemas.openxmlformats.org/officeDocument/2006/math" xmlns:v="urn:schemas-microsoft-com:vml" xmlns:wp14="http://schemas.microsoft.com/office/word/2010/wordprocessingDrawing" xmlns:wp="http://schemas.openxmlformats.org/drawingml/2006/wordprocessingDrawing" xmlns:w10="urn:schemas-microsoft-com:office:word" xmlns:w="http://schemas.openxmlformats.org/wordprocessingml/2006/main" xmlns:w14="http://schemas.microsoft.com/office/word/2010/wordml" xmlns:w15="http://schemas.microsoft.com/office/word/2012/wordml" xmlns:w16cid="http://schemas.microsoft.com/office/word/2016/wordml/cid" xmlns:w16se="http://schemas.microsoft.com/office/word/2015/wordml/symex" xmlns:wpg="http://schemas.microsoft.com/office/word/2010/wordprocessingGroup" xmlns:wpi="http://schemas.microsoft.com/office/word/2010/wordprocessingInk" xmlns:wne="http://schemas.microsoft.com/office/word/2006/wordml" xmlns:wps="http://schemas.microsoft.com/office/word/2010/wordprocessingShape" mc:Ignorable="w14 w15 w16se w16cid wp14">
+<w15:people xmlns:wpc="http://schemas.microsoft.com/office/word/2010/wordprocessingCanvas" xmlns:cx="http://schemas.microsoft.com/office/drawing/2014/chartex" xmlns:mc="http://schemas.openxmlformats.org/markup-compatibility/2006" xmlns:o="urn:schemas-microsoft-com:office:office" xmlns:r="http://schemas.openxmlformats.org/officeDocument/2006/relationships" xmlns:m="http://schemas.openxmlformats.org/officeDocument/2006/math" xmlns:v="urn:schemas-microsoft-com:vml" xmlns:wp14="http://schemas.microsoft.com/office/word/2010/wordprocessingDrawing" xmlns:wp="http://schemas.openxmlformats.org/drawingml/2006/wordprocessingDrawing" xmlns:w10="urn:schemas-microsoft-com:office:word" xmlns:w="http://schemas.openxmlformats.org/wordprocessingml/2006/main" xmlns:w14="http://schemas.microsoft.com/office/word/2010/wordml" xmlns:w15="http://schemas.microsoft.com/office/word/2012/wordml" xmlns:w16se="http://schemas.microsoft.com/office/word/2015/wordml/symex" xmlns:wpg="http://schemas.microsoft.com/office/word/2010/wordprocessingGroup" xmlns:wpi="http://schemas.microsoft.com/office/word/2010/wordprocessingInk" xmlns:wne="http://schemas.microsoft.com/office/word/2006/wordml" xmlns:wps="http://schemas.microsoft.com/office/word/2010/wordprocessingShape" mc:Ignorable="w14 w15 w16se wp14">
   <w15:person w15:author="Cíntia Maria de Araújo Pinho">
     <w15:presenceInfo w15:providerId="AD" w15:userId="S-1-5-21-843510126-3143340157-1792921907-1000"/>
   </w15:person>
@@ -19979,7 +19609,7 @@
 </file>
 
 <file path=word/styles.xml><?xml version="1.0" encoding="utf-8"?>
-<w:styles xmlns:mc="http://schemas.openxmlformats.org/markup-compatibility/2006" xmlns:r="http://schemas.openxmlformats.org/officeDocument/2006/relationships" xmlns:w="http://schemas.openxmlformats.org/wordprocessingml/2006/main" xmlns:w14="http://schemas.microsoft.com/office/word/2010/wordml" xmlns:w15="http://schemas.microsoft.com/office/word/2012/wordml" xmlns:w16cid="http://schemas.microsoft.com/office/word/2016/wordml/cid" xmlns:w16se="http://schemas.microsoft.com/office/word/2015/wordml/symex" mc:Ignorable="w14 w15 w16se w16cid">
+<w:styles xmlns:mc="http://schemas.openxmlformats.org/markup-compatibility/2006" xmlns:r="http://schemas.openxmlformats.org/officeDocument/2006/relationships" xmlns:w="http://schemas.openxmlformats.org/wordprocessingml/2006/main" xmlns:w14="http://schemas.microsoft.com/office/word/2010/wordml" xmlns:w15="http://schemas.microsoft.com/office/word/2012/wordml" xmlns:w16se="http://schemas.microsoft.com/office/word/2015/wordml/symex" mc:Ignorable="w14 w15 w16se">
   <w:docDefaults>
     <w:rPrDefault>
       <w:rPr>
@@ -19995,7 +19625,7 @@
       </w:pPr>
     </w:pPrDefault>
   </w:docDefaults>
-  <w:latentStyles w:defLockedState="0" w:defUIPriority="99" w:defSemiHidden="0" w:defUnhideWhenUsed="0" w:defQFormat="0" w:count="375">
+  <w:latentStyles w:defLockedState="0" w:defUIPriority="99" w:defSemiHidden="0" w:defUnhideWhenUsed="0" w:defQFormat="0" w:count="371">
     <w:lsdException w:name="Normal" w:uiPriority="0" w:qFormat="1"/>
     <w:lsdException w:name="heading 1" w:uiPriority="9" w:qFormat="1"/>
     <w:lsdException w:name="heading 2" w:semiHidden="1" w:uiPriority="9" w:unhideWhenUsed="1" w:qFormat="1"/>
@@ -20101,6 +19731,7 @@
     <w:lsdException w:name="HTML Sample" w:semiHidden="1" w:unhideWhenUsed="1"/>
     <w:lsdException w:name="HTML Typewriter" w:semiHidden="1" w:unhideWhenUsed="1"/>
     <w:lsdException w:name="HTML Variable" w:semiHidden="1" w:unhideWhenUsed="1"/>
+    <w:lsdException w:name="Normal Table" w:semiHidden="1" w:unhideWhenUsed="1"/>
     <w:lsdException w:name="annotation subject" w:semiHidden="1" w:unhideWhenUsed="1"/>
     <w:lsdException w:name="No List" w:semiHidden="1" w:unhideWhenUsed="1"/>
     <w:lsdException w:name="Outline List 1" w:semiHidden="1" w:unhideWhenUsed="1"/>
@@ -20144,8 +19775,10 @@
     <w:lsdException w:name="Table Elegant" w:semiHidden="1" w:unhideWhenUsed="1"/>
     <w:lsdException w:name="Table Professional" w:semiHidden="1" w:unhideWhenUsed="1"/>
     <w:lsdException w:name="Table Subtle 1" w:semiHidden="1" w:unhideWhenUsed="1"/>
+    <w:lsdException w:name="Table Subtle 2" w:semiHidden="1" w:unhideWhenUsed="1"/>
     <w:lsdException w:name="Table Web 1" w:semiHidden="1" w:unhideWhenUsed="1"/>
     <w:lsdException w:name="Table Web 2" w:semiHidden="1" w:unhideWhenUsed="1"/>
+    <w:lsdException w:name="Table Web 3" w:semiHidden="1" w:unhideWhenUsed="1"/>
     <w:lsdException w:name="Balloon Text" w:semiHidden="1" w:unhideWhenUsed="1"/>
     <w:lsdException w:name="Table Grid" w:uiPriority="39"/>
     <w:lsdException w:name="Table Theme" w:semiHidden="1" w:unhideWhenUsed="1"/>
@@ -20364,10 +19997,6 @@
     <w:lsdException w:name="List Table 5 Dark Accent 6" w:uiPriority="50"/>
     <w:lsdException w:name="List Table 6 Colorful Accent 6" w:uiPriority="51"/>
     <w:lsdException w:name="List Table 7 Colorful Accent 6" w:uiPriority="52"/>
-    <w:lsdException w:name="Mention" w:semiHidden="1" w:unhideWhenUsed="1"/>
-    <w:lsdException w:name="Smart Hyperlink" w:semiHidden="1" w:unhideWhenUsed="1"/>
-    <w:lsdException w:name="Hashtag" w:semiHidden="1" w:unhideWhenUsed="1"/>
-    <w:lsdException w:name="Unresolved Mention" w:semiHidden="1" w:unhideWhenUsed="1"/>
   </w:latentStyles>
   <w:style w:type="paragraph" w:default="1" w:styleId="Normal">
     <w:name w:val="Normal"/>
@@ -21775,7 +21404,7 @@
 </file>
 
 <file path=customXml/itemProps1.xml><?xml version="1.0" encoding="utf-8"?>
-<ds:datastoreItem xmlns:ds="http://schemas.openxmlformats.org/officeDocument/2006/customXml" ds:itemID="{11823D05-FAB5-4E0C-8E05-9A1331089756}">
+<ds:datastoreItem xmlns:ds="http://schemas.openxmlformats.org/officeDocument/2006/customXml" ds:itemID="{B890F790-E913-4D36-A38F-E96253229142}">
   <ds:schemaRefs>
     <ds:schemaRef ds:uri="http://schemas.openxmlformats.org/officeDocument/2006/bibliography"/>
   </ds:schemaRefs>

--- a/TCCInterWay_comentado.docx
+++ b/TCCInterWay_comentado.docx
@@ -4517,79 +4517,61 @@
           <w:noProof/>
           <w:highlight w:val="yellow"/>
         </w:rPr>
-        <w:t>. (Argemiro Luís Brum; Gilmar Antonio Bedin, 2003)</w:t>
+        <w:t>. (Argemiro Luís B</w:t>
       </w:r>
       <w:r>
         <w:rPr>
           <w:rFonts w:eastAsia="Arial" w:cs="Arial"/>
           <w:noProof/>
-        </w:rPr>
-        <w:t xml:space="preserve"> Nesse contexto, o interc</w:t>
+          <w:highlight w:val="yellow"/>
+        </w:rPr>
+        <w:t>rum; Gilmar Antonio Bedin, 2003).</w:t>
       </w:r>
       <w:r>
         <w:rPr>
           <w:rFonts w:eastAsia="Arial" w:cs="Arial"/>
           <w:noProof/>
         </w:rPr>
-        <w:t>â</w:t>
+        <w:t xml:space="preserve"> </w:t>
       </w:r>
       <w:r>
         <w:rPr>
           <w:rFonts w:eastAsia="Arial" w:cs="Arial"/>
           <w:noProof/>
         </w:rPr>
-        <w:t>mbio estudant</w:t>
+        <w:t xml:space="preserve">Nesse contexto, </w:t>
       </w:r>
       <w:r>
         <w:rPr>
           <w:rFonts w:eastAsia="Arial" w:cs="Arial"/>
           <w:noProof/>
         </w:rPr>
-        <w:t>il desponta como umas das práticas mais significantes do século XXI, refletindo não apenas uma tend</w:t>
-      </w:r>
+        <w:t xml:space="preserve">a internacionalização acadêmica internacional é uma realidade que, a cada dia, traz mais oportunidades para que estudantes brasileios ampliem seu conhecimento e experiência. </w:t>
+      </w:r>
+      <w:commentRangeStart w:id="3"/>
       <w:r>
         <w:rPr>
           <w:rFonts w:eastAsia="Arial" w:cs="Arial"/>
           <w:noProof/>
-        </w:rPr>
-        <w:t>ê</w:t>
+          <w:highlight w:val="yellow"/>
+        </w:rPr>
+        <w:t>(</w:t>
       </w:r>
       <w:r>
         <w:rPr>
           <w:rFonts w:eastAsia="Arial" w:cs="Arial"/>
           <w:noProof/>
-        </w:rPr>
-        <w:t>ncia educacional, mas também uma transfromação nos modos de vida e nas aspirações de juventude contempor</w:t>
+          <w:highlight w:val="yellow"/>
+        </w:rPr>
+        <w:t>SCIELO, 2018</w:t>
       </w:r>
       <w:r>
         <w:rPr>
           <w:rFonts w:eastAsia="Arial" w:cs="Arial"/>
           <w:noProof/>
-        </w:rPr>
-        <w:t>â</w:t>
-      </w:r>
-      <w:r>
-        <w:rPr>
-          <w:rFonts w:eastAsia="Arial" w:cs="Arial"/>
-          <w:noProof/>
-        </w:rPr>
-        <w:t>nea</w:t>
-      </w:r>
-      <w:r>
-        <w:rPr>
-          <w:rFonts w:eastAsia="Arial" w:cs="Arial"/>
-          <w:noProof/>
-        </w:rPr>
-        <w:t xml:space="preserve"> </w:t>
-      </w:r>
-      <w:commentRangeStart w:id="3"/>
-      <w:r>
-        <w:rPr>
-          <w:rFonts w:eastAsia="Arial" w:cs="Arial"/>
-          <w:noProof/>
           <w:highlight w:val="yellow"/>
         </w:rPr>
-        <w:t>(UNESCO).</w:t>
+        <w:t>).</w:t>
       </w:r>
       <w:commentRangeEnd w:id="3"/>
       <w:r>
@@ -4892,7 +4874,7 @@
           <w:rFonts w:eastAsia="Arial" w:cs="Arial"/>
           <w:noProof/>
         </w:rPr>
-        <w:t xml:space="preserve">O resultado é um ciclo que se retroalimenta: jovens com menos recursos têm menos acesso á informação, menos preparo e menos apoio, o que os afasta ainda mais de uma  esperiência que poderia transformar não apenas suas trajetórias </w:t>
+        <w:t xml:space="preserve">O resultado é um ciclo que se retroalimenta: jovens com menos recursos têm menos acesso á informação, menos preparo e menos apoio, o que os afasta ainda mais de uma  esperiência que poderia transformar não apenas suas trajetórias individuais, mas também contribuir para o desenvolvimento coletivo do país. É nesse </w:t>
       </w:r>
       <w:r>
         <w:rPr>
@@ -4900,7 +4882,15 @@
           <w:noProof/>
         </w:rPr>
         <w:lastRenderedPageBreak/>
-        <w:t xml:space="preserve">individuais, mas também contribuir para o desenvolvimento coletivo do país. É nesse cenário de contradições, entre o crescimento global de intercâmbio e a exclusão de grande parte da juventude brasileira desse processo, que </w:t>
+        <w:t xml:space="preserve">cenário de contradições, entre o crescimento global de intercâmbio e a exclusão de grande parte da juventude brasileira desse processo, que </w:t>
+      </w:r>
+      <w:r>
+        <w:rPr>
+          <w:rFonts w:eastAsia="Arial" w:cs="Arial"/>
+          <w:noProof/>
+          <w:highlight w:val="yellow"/>
+        </w:rPr>
+        <w:t>o</w:t>
       </w:r>
       <w:commentRangeStart w:id="5"/>
       <w:r>
@@ -4908,7 +4898,7 @@
           <w:rFonts w:eastAsia="Arial" w:cs="Arial"/>
           <w:noProof/>
         </w:rPr>
-        <w:t>nosso trabalho se encaixa.</w:t>
+        <w:t xml:space="preserve"> trabalho se encaixa.</w:t>
       </w:r>
       <w:commentRangeEnd w:id="5"/>
       <w:r>
@@ -5194,143 +5184,153 @@
         <w:rPr>
           <w:highlight w:val="yellow"/>
         </w:rPr>
-        <w:t xml:space="preserve">; </w:t>
+        <w:t>; G</w:t>
       </w:r>
       <w:r>
         <w:rPr>
           <w:highlight w:val="yellow"/>
         </w:rPr>
+        <w:t>arcia</w:t>
+      </w:r>
+      <w:r>
+        <w:rPr>
+          <w:highlight w:val="yellow"/>
+        </w:rPr>
+        <w:t>-F</w:t>
+      </w:r>
+      <w:r>
+        <w:rPr>
+          <w:highlight w:val="yellow"/>
+        </w:rPr>
+        <w:t>ilice</w:t>
+      </w:r>
+      <w:r>
+        <w:rPr>
+          <w:highlight w:val="yellow"/>
+        </w:rPr>
+        <w:t>, 2016).</w:t>
+      </w:r>
+      <w:r>
+        <w:t xml:space="preserve"> </w:t>
+      </w:r>
+      <w:r>
+        <w:t xml:space="preserve">Dessa forma, a criação de uma plataforma digital voltada para </w:t>
+      </w:r>
+      <w:r>
         <w:lastRenderedPageBreak/>
-        <w:t>G</w:t>
+        <w:t xml:space="preserve">esse segmento tem como objetivo </w:t>
+      </w:r>
+      <w:r>
+        <w:t>centralizar informações e serviços relacionados ao intercâmbio, proporcionando maior praticidade e organização aos usuários duran</w:t>
+      </w:r>
+      <w:r>
+        <w:t>te etapas do processo. Com isso, o</w:t>
+      </w:r>
+      <w:r>
+        <w:t xml:space="preserve"> InterWay pode facilitar a preparação do intercambista e contribuir para uma experiência mais organizada e acessível.</w:t>
+      </w:r>
+    </w:p>
+    <w:p>
+      <w:r>
+        <w:t xml:space="preserve">Além disso, o </w:t>
       </w:r>
       <w:r>
         <w:rPr>
           <w:highlight w:val="yellow"/>
         </w:rPr>
-        <w:t>arcia</w:t>
+        <w:t xml:space="preserve">InterWay </w:t>
       </w:r>
       <w:r>
         <w:rPr>
           <w:highlight w:val="yellow"/>
         </w:rPr>
-        <w:t>-F</w:t>
+        <w:t>apresenta uma relação direta com a ODS 4- Educação de Qualidade, ao contribuir para a ampliação do acesso a oportunidades de aprendizagem e experiências educacionais em diferentes contextos culturais.</w:t>
+      </w:r>
+      <w:r>
+        <w:t xml:space="preserve"> </w:t>
       </w:r>
       <w:r>
         <w:rPr>
           <w:highlight w:val="yellow"/>
         </w:rPr>
-        <w:t>ilice</w:t>
+        <w:t>(</w:t>
       </w:r>
       <w:r>
         <w:rPr>
           <w:highlight w:val="yellow"/>
         </w:rPr>
-        <w:t>, 2016).</w:t>
-      </w:r>
-      <w:r>
-        <w:t xml:space="preserve"> </w:t>
-      </w:r>
-      <w:r>
-        <w:t xml:space="preserve">Dessa forma, a criação de uma plataforma digital voltada para esse segmento tem como objetivo </w:t>
-      </w:r>
-      <w:r>
-        <w:t>centralizar informações e serviços relacionados ao intercâmbio, proporcionando maior praticidade e organização aos usuários durante etapas do processo. Com isso. O InterWay pode facilitar a preparação do intercambista e contribuir para uma experiência mais organizada e acessível.</w:t>
-      </w:r>
-    </w:p>
-    <w:p>
-      <w:r>
-        <w:t xml:space="preserve">Além disso, o </w:t>
+        <w:t>Instituto Aurora; 2023</w:t>
       </w:r>
       <w:r>
         <w:rPr>
           <w:highlight w:val="yellow"/>
         </w:rPr>
-        <w:t xml:space="preserve">InterWay </w:t>
+        <w:t>)</w:t>
       </w:r>
       <w:r>
         <w:rPr>
           <w:highlight w:val="yellow"/>
         </w:rPr>
-        <w:t>apresenta uma relação direta com a ODS 4- Educação de Qualidade, ao contribuir para a ampliação do acesso a oportunidades de aprendizagem e experiências educacionais em diferentes contextos culturais.</w:t>
-      </w:r>
-      <w:r>
-        <w:t xml:space="preserve"> </w:t>
+        <w:t>.</w:t>
+      </w:r>
+      <w:r>
+        <w:t xml:space="preserve"> A plataforma </w:t>
+      </w:r>
+      <w:r>
+        <w:t xml:space="preserve">pode facilitar o acesso a informações sobre programas de intercâmbio, instituições, idiomas e preparação para a experiência internacional, permitindo que mais pessoas </w:t>
+      </w:r>
+      <w:r>
+        <w:t>conheçam possibilidades de formação em outros países. Dessa maneira, o projeto utiliza a tecnologia como instrumento de apoio à internacionalização da educação e à ampliação das oportunidades de aprendizagem.</w:t>
+      </w:r>
+    </w:p>
+    <w:p>
+      <w:r>
+        <w:t>Ouro benefício proporcionado pelo InterWay está relacionado à interação entre pessoas de diferentes culturas. A plataforma busca aproximar futuros intercambistas de pessoas que já passaram por experiências internacionais, possibilitando a troca de informações, experiências e conhecimentos. Esse contato pode contribuir para que os usuários conheçam diferentes culturas, desenvolvam novas relações sociais e tenham a oportunidade de fazer amizades com pessoas de diferentes origens culturais, tornando a experiência de intercâmbio mais enriquecedora.</w:t>
+      </w:r>
+    </w:p>
+    <w:p>
+      <w:commentRangeStart w:id="11"/>
+      <w:r>
+        <w:t>Portanto, o projeto apresenta relevância so</w:t>
+      </w:r>
+      <w:r>
+        <w:t xml:space="preserve">cial, educacional e tecnológica ao oferecer recursos que apoiam o usuário antes e durante sua experiência internacional. </w:t>
       </w:r>
       <w:r>
         <w:rPr>
           <w:highlight w:val="yellow"/>
         </w:rPr>
-        <w:t>(</w:t>
+        <w:t xml:space="preserve">Assim, além de contribuir para a ODS 4 – Educação de Qualidade, o projeto procura proporcionar benefícios que vão além da viagem, como o desenvolvimento da confiança para superar desafios e a construção de vínculos com pessoas de diferentes culturas, </w:t>
       </w:r>
       <w:r>
         <w:rPr>
           <w:highlight w:val="yellow"/>
         </w:rPr>
-        <w:t>Instituto Aurora; 2023</w:t>
+        <w:t>considerando a importância da globalização e da internacionalização na formação acadêmica e profissional dos indivíduos</w:t>
       </w:r>
       <w:r>
         <w:rPr>
           <w:highlight w:val="yellow"/>
         </w:rPr>
-        <w:t>)</w:t>
+        <w:t xml:space="preserve"> (</w:t>
       </w:r>
       <w:r>
         <w:rPr>
           <w:highlight w:val="yellow"/>
         </w:rPr>
-        <w:t>.</w:t>
-      </w:r>
-      <w:r>
-        <w:t xml:space="preserve"> A plataforma </w:t>
-      </w:r>
-      <w:r>
-        <w:t xml:space="preserve">pode facilitar o acesso a informações sobre programas de intercâmbio, instituições, idiomas e preparação para a experiência internacional, permitindo que mais pessoas </w:t>
-      </w:r>
-      <w:r>
-        <w:t>conheçam possibilidades de formação em outros países. Dessa maneira, o projeto utiliza a tecnologia como instrumento de apoio à internacionalização da educação e à ampliação das oportunidades de aprendizagem.</w:t>
-      </w:r>
-    </w:p>
-    <w:p>
-      <w:r>
-        <w:t>Ouro benefício proporcionado pelo InterWay está relacionado à interação entre pessoas de diferentes culturas. A plataforma busca aproximar futuros intercambistas de pessoas que já passaram por experiências internacionais, possibilitando a troca de informações, experiências e conhecimentos. Esse contato pode contribuir para que os usuários conheçam diferentes culturas, desenvolvam novas relações sociais e tenham a oportunidade de fazer amizades com pessoas de diferentes origens culturais, tornando a experiência de intercâmbio mais enriquecedora.</w:t>
-      </w:r>
-    </w:p>
-    <w:p>
-      <w:commentRangeStart w:id="11"/>
-      <w:r>
-        <w:t>Portanto, o projeto apresenta relevância so</w:t>
-      </w:r>
-      <w:r>
-        <w:t xml:space="preserve">cial, educacional e tecnológica ao oferecer recursos que apoiam o usuário antes e durante sua experiência internacional. Assim, além de contribuir para a ODS 4 – Educação de Qualidade, o projeto procura proporcionar benefícios que vão além da viagem, como o desenvolvimento da confiança para superar desafios e a construção de vínculos com pessoas de diferentes culturas, </w:t>
-      </w:r>
-      <w:r>
-        <w:t>considerando a importância da globalização e da internacionalização na formação acadêmica e profissional dos indivíduos</w:t>
-      </w:r>
-      <w:r>
-        <w:t xml:space="preserve"> </w:t>
+        <w:t>Knobel</w:t>
       </w:r>
       <w:r>
         <w:rPr>
           <w:highlight w:val="yellow"/>
         </w:rPr>
-        <w:t>(</w:t>
-      </w:r>
-      <w:r>
-        <w:rPr>
+        <w:t xml:space="preserve"> et al., 2020).</w:t>
+      </w:r>
+      <w:commentRangeEnd w:id="11"/>
+      <w:r>
+        <w:rPr>
+          <w:rStyle w:val="Refdecomentrio"/>
           <w:highlight w:val="yellow"/>
-        </w:rPr>
-        <w:t>Knobel</w:t>
-      </w:r>
-      <w:r>
-        <w:rPr>
-          <w:highlight w:val="yellow"/>
-        </w:rPr>
-        <w:t xml:space="preserve"> et al., 2020).</w:t>
-      </w:r>
-      <w:commentRangeEnd w:id="11"/>
-      <w:r>
-        <w:rPr>
-          <w:rStyle w:val="Refdecomentrio"/>
         </w:rPr>
         <w:commentReference w:id="11"/>
       </w:r>
@@ -6206,7 +6206,27 @@
         <w:rPr>
           <w:noProof/>
         </w:rPr>
-        <w:t>Outro resultado esperado é facilitar a análise e a comparaçaõ entre diferentes instituições de ensino e destinos, utilizando informações sobre as instituições e feedbacks de estudantes para auxiliar na tomada de decisão.</w:t>
+        <w:t>Outro resultado</w:t>
+      </w:r>
+      <w:bookmarkStart w:id="23" w:name="_GoBack"/>
+      <w:bookmarkEnd w:id="23"/>
+      <w:r>
+        <w:rPr>
+          <w:noProof/>
+        </w:rPr>
+        <w:t xml:space="preserve"> esperado é fa</w:t>
+      </w:r>
+      <w:r>
+        <w:rPr>
+          <w:noProof/>
+        </w:rPr>
+        <w:t>cilitar a análise e a comparação</w:t>
+      </w:r>
+      <w:r>
+        <w:rPr>
+          <w:noProof/>
+        </w:rPr>
+        <w:t xml:space="preserve"> entre diferentes instituições de ensino e destinos, utilizando informações sobre as instituições e feedbacks de estudantes para auxiliar na tomada de decisão.</w:t>
       </w:r>
     </w:p>
     <w:p>
@@ -6232,33 +6252,33 @@
       <w:pPr>
         <w:pStyle w:val="Ttulo1"/>
       </w:pPr>
-      <w:bookmarkStart w:id="23" w:name="_Toc238714801"/>
+      <w:bookmarkStart w:id="24" w:name="_Toc238714801"/>
       <w:r>
         <w:lastRenderedPageBreak/>
         <w:t>REFERENCIAL TEÓRICO</w:t>
       </w:r>
-      <w:bookmarkEnd w:id="23"/>
-    </w:p>
-    <w:p>
-      <w:pPr>
-        <w:rPr>
-          <w:noProof/>
-        </w:rPr>
-      </w:pPr>
-      <w:commentRangeStart w:id="24"/>
+      <w:bookmarkEnd w:id="24"/>
+    </w:p>
+    <w:p>
+      <w:pPr>
+        <w:rPr>
+          <w:noProof/>
+        </w:rPr>
+      </w:pPr>
       <w:commentRangeStart w:id="25"/>
+      <w:commentRangeStart w:id="26"/>
       <w:r>
         <w:rPr>
           <w:noProof/>
         </w:rPr>
         <w:t>O intercâmbio internacional pode ser compreendido como uma experiência de mobilidade que possibilita ao indivíduo permanecer temporariamente em outro país</w:t>
       </w:r>
-      <w:commentRangeEnd w:id="24"/>
+      <w:commentRangeEnd w:id="25"/>
       <w:r>
         <w:rPr>
           <w:rStyle w:val="Refdecomentrio"/>
         </w:rPr>
-        <w:commentReference w:id="24"/>
+        <w:commentReference w:id="25"/>
       </w:r>
       <w:r>
         <w:rPr>
@@ -6320,31 +6340,31 @@
         </w:rPr>
         <w:t>, 2018).</w:t>
       </w:r>
-      <w:commentRangeEnd w:id="25"/>
+      <w:commentRangeEnd w:id="26"/>
       <w:r>
         <w:rPr>
           <w:rStyle w:val="Refdecomentrio"/>
         </w:rPr>
-        <w:commentReference w:id="25"/>
+        <w:commentReference w:id="26"/>
       </w:r>
     </w:p>
     <w:p>
       <w:pPr>
         <w:pStyle w:val="Ttulo2"/>
       </w:pPr>
-      <w:bookmarkStart w:id="26" w:name="_Toc238714802"/>
+      <w:bookmarkStart w:id="27" w:name="_Toc238714802"/>
       <w:r>
         <w:t>Intercâmbio Internacional</w:t>
       </w:r>
-      <w:bookmarkEnd w:id="26"/>
-    </w:p>
-    <w:p>
-      <w:pPr>
-        <w:rPr>
-          <w:noProof/>
-        </w:rPr>
-      </w:pPr>
-      <w:commentRangeStart w:id="27"/>
+      <w:bookmarkEnd w:id="27"/>
+    </w:p>
+    <w:p>
+      <w:pPr>
+        <w:rPr>
+          <w:noProof/>
+        </w:rPr>
+      </w:pPr>
+      <w:commentRangeStart w:id="28"/>
       <w:r>
         <w:rPr>
           <w:noProof/>
@@ -6370,23 +6390,23 @@
         </w:rPr>
         <w:t>apontam que os principais motores do setor são a busca por proficiênciia linguística, imersão cultural e flexibilidade em programas de curta duração.</w:t>
       </w:r>
-      <w:commentRangeEnd w:id="27"/>
+      <w:commentRangeEnd w:id="28"/>
       <w:r>
         <w:rPr>
           <w:rStyle w:val="Refdecomentrio"/>
         </w:rPr>
-        <w:commentReference w:id="27"/>
+        <w:commentReference w:id="28"/>
       </w:r>
     </w:p>
     <w:p>
       <w:pPr>
         <w:pStyle w:val="Ttulo3"/>
       </w:pPr>
-      <w:bookmarkStart w:id="28" w:name="_Toc238714803"/>
+      <w:bookmarkStart w:id="29" w:name="_Toc238714803"/>
       <w:r>
         <w:t>Tipos de Intercâmbio</w:t>
       </w:r>
-      <w:bookmarkEnd w:id="28"/>
+      <w:bookmarkEnd w:id="29"/>
     </w:p>
     <w:p>
       <w:pPr>
@@ -6396,8 +6416,8 @@
           <w:noProof/>
         </w:rPr>
       </w:pPr>
-      <w:commentRangeStart w:id="29"/>
       <w:commentRangeStart w:id="30"/>
+      <w:commentRangeStart w:id="31"/>
       <w:r>
         <w:rPr>
           <w:b/>
@@ -6406,12 +6426,12 @@
         </w:rPr>
         <w:t>Curso de idioma:</w:t>
       </w:r>
-      <w:commentRangeEnd w:id="29"/>
+      <w:commentRangeEnd w:id="30"/>
       <w:r>
         <w:rPr>
           <w:rStyle w:val="Refdecomentrio"/>
         </w:rPr>
-        <w:commentReference w:id="29"/>
+        <w:commentReference w:id="30"/>
       </w:r>
     </w:p>
     <w:p>
@@ -6628,12 +6648,12 @@
         </w:rPr>
         <w:t>A experiência no exterior não é exclusiva para jovens. Programas para adultos com mais de 50 anos combinam idiomas com atividades culturais – gastronômicas, história da arte e enologia. O ritmo é adaptado e os grupos são menores. Famílias com filhos podem encontrar programas adaptados a diferentes faixas etárias.</w:t>
       </w:r>
-      <w:commentRangeEnd w:id="30"/>
+      <w:commentRangeEnd w:id="31"/>
       <w:r>
         <w:rPr>
           <w:rStyle w:val="Refdecomentrio"/>
         </w:rPr>
-        <w:commentReference w:id="30"/>
+        <w:commentReference w:id="31"/>
       </w:r>
     </w:p>
     <w:p>
@@ -6647,12 +6667,12 @@
       <w:pPr>
         <w:pStyle w:val="Ttulo2"/>
       </w:pPr>
-      <w:bookmarkStart w:id="31" w:name="_Toc238714804"/>
+      <w:bookmarkStart w:id="32" w:name="_Toc238714804"/>
       <w:r>
         <w:lastRenderedPageBreak/>
         <w:t>Planejamento do Intercâmbio</w:t>
       </w:r>
-      <w:bookmarkEnd w:id="31"/>
+      <w:bookmarkEnd w:id="32"/>
     </w:p>
     <w:p>
       <w:pPr>
@@ -6661,7 +6681,7 @@
           <w:rFonts w:cs="Arial"/>
         </w:rPr>
       </w:pPr>
-      <w:commentRangeStart w:id="32"/>
+      <w:commentRangeStart w:id="33"/>
       <w:r>
         <w:rPr>
           <w:rStyle w:val="yadgie"/>
@@ -6772,24 +6792,24 @@
         </w:rPr>
         <w:t>É necessário se planejar com meses de antecedência.</w:t>
       </w:r>
-      <w:commentRangeEnd w:id="32"/>
+      <w:commentRangeEnd w:id="33"/>
       <w:r>
         <w:rPr>
           <w:rStyle w:val="Refdecomentrio"/>
         </w:rPr>
-        <w:commentReference w:id="32"/>
+        <w:commentReference w:id="33"/>
       </w:r>
     </w:p>
     <w:p>
       <w:pPr>
         <w:pStyle w:val="Ttulo3"/>
       </w:pPr>
-      <w:bookmarkStart w:id="33" w:name="_Toc238714805"/>
-      <w:commentRangeStart w:id="34"/>
+      <w:bookmarkStart w:id="34" w:name="_Toc238714805"/>
+      <w:commentRangeStart w:id="35"/>
       <w:r>
         <w:t>Transformação Digital do Intercâmbio</w:t>
       </w:r>
-      <w:bookmarkEnd w:id="33"/>
+      <w:bookmarkEnd w:id="34"/>
     </w:p>
     <w:p>
       <w:r>
@@ -6851,12 +6871,12 @@
         </w:rPr>
         <w:t>, dentre outros.</w:t>
       </w:r>
-      <w:commentRangeEnd w:id="34"/>
+      <w:commentRangeEnd w:id="35"/>
       <w:r>
         <w:rPr>
           <w:rStyle w:val="Refdecomentrio"/>
         </w:rPr>
-        <w:commentReference w:id="34"/>
+        <w:commentReference w:id="35"/>
       </w:r>
     </w:p>
     <w:p>
@@ -6866,8 +6886,8 @@
           <w:noProof/>
         </w:rPr>
       </w:pPr>
-      <w:bookmarkStart w:id="35" w:name="_Toc238714806"/>
-      <w:commentRangeStart w:id="36"/>
+      <w:bookmarkStart w:id="36" w:name="_Toc238714806"/>
+      <w:commentRangeStart w:id="37"/>
       <w:r>
         <w:rPr>
           <w:noProof/>
@@ -6875,16 +6895,58 @@
         <w:lastRenderedPageBreak/>
         <w:t>Sistemas de Informação</w:t>
       </w:r>
-      <w:bookmarkEnd w:id="35"/>
+      <w:bookmarkEnd w:id="36"/>
     </w:p>
     <w:p>
       <w:r>
         <w:t xml:space="preserve">O sistema de informação de uma plataforma de intercâmbio é um ecossistema digital complexo e de multicamadas, projetado para equilibrar velocidade, precisão e segurança. </w:t>
       </w:r>
-      <w:commentRangeStart w:id="37"/>
+      <w:commentRangeStart w:id="38"/>
       <w:r>
         <w:t>Seu coração é o motor de correspondência de ordens, que processa compras e vendas em milissegundos</w:t>
       </w:r>
+      <w:commentRangeEnd w:id="38"/>
+      <w:r>
+        <w:rPr>
+          <w:rStyle w:val="Refdecomentrio"/>
+        </w:rPr>
+        <w:commentReference w:id="38"/>
+      </w:r>
+      <w:r>
+        <w:t xml:space="preserve"> com arquitetura de microsserviços. Esse núcleo é sustentado por uma camada de dados</w:t>
+      </w:r>
+      <w:r>
+        <w:t xml:space="preserve"> que gerencia com rigor os saldos, os usuários e o histórico de transações em bancos relacionais.</w:t>
+      </w:r>
+    </w:p>
+    <w:p>
+      <w:pPr>
+        <w:pStyle w:val="Ttulo5"/>
+      </w:pPr>
+      <w:bookmarkStart w:id="39" w:name="_Toc238714807"/>
+      <w:r>
+        <w:t>Mecanismos de Governança e Transparência</w:t>
+      </w:r>
+      <w:bookmarkEnd w:id="39"/>
+    </w:p>
+    <w:p>
+      <w:r>
+        <w:t xml:space="preserve">Para estabelecer e manter a confiança, as plataformas implementam mecanismos de governança. Um aspecto central é a transparência de controle, que diz respeito à disponibilidade de sinais informacionais. </w:t>
+      </w:r>
+      <w:commentRangeStart w:id="40"/>
+      <w:r>
+        <w:t>Estudos mostram que esses mecanismos são mais importantes nas interações iniciais</w:t>
+      </w:r>
+      <w:commentRangeEnd w:id="40"/>
+      <w:r>
+        <w:rPr>
+          <w:rStyle w:val="Refdecomentrio"/>
+        </w:rPr>
+        <w:commentReference w:id="40"/>
+      </w:r>
+      <w:r>
+        <w:t xml:space="preserve">, e seu efeito pode ser modificado por feedbacks de desempenho ao longo do tempo. </w:t>
+      </w:r>
       <w:commentRangeEnd w:id="37"/>
       <w:r>
         <w:rPr>
@@ -6892,71 +6954,29 @@
         </w:rPr>
         <w:commentReference w:id="37"/>
       </w:r>
-      <w:r>
-        <w:t xml:space="preserve"> com arquitetura de microsserviços. Esse núcleo é sustentado por uma camada de dados</w:t>
-      </w:r>
-      <w:r>
-        <w:t xml:space="preserve"> que gerencia com rigor os saldos, os usuários e o histórico de transações em bancos relacionais.</w:t>
-      </w:r>
-    </w:p>
-    <w:p>
-      <w:pPr>
-        <w:pStyle w:val="Ttulo5"/>
-      </w:pPr>
-      <w:bookmarkStart w:id="38" w:name="_Toc238714807"/>
-      <w:r>
-        <w:t>Mecanismos de Governança e Transparência</w:t>
-      </w:r>
-      <w:bookmarkEnd w:id="38"/>
-    </w:p>
-    <w:p>
-      <w:r>
-        <w:t xml:space="preserve">Para estabelecer e manter a confiança, as plataformas implementam mecanismos de governança. Um aspecto central é a transparência de controle, que diz respeito à disponibilidade de sinais informacionais. </w:t>
-      </w:r>
-      <w:commentRangeStart w:id="39"/>
-      <w:r>
-        <w:t>Estudos mostram que esses mecanismos são mais importantes nas interações iniciais</w:t>
-      </w:r>
-      <w:commentRangeEnd w:id="39"/>
+    </w:p>
+    <w:p>
+      <w:commentRangeStart w:id="41"/>
+    </w:p>
+    <w:p>
+      <w:pPr>
+        <w:ind w:firstLine="0"/>
+        <w:rPr>
+          <w:noProof/>
+        </w:rPr>
+      </w:pPr>
+      <w:r>
+        <w:rPr>
+          <w:noProof/>
+        </w:rPr>
+        <w:t>???????</w:t>
+      </w:r>
+      <w:commentRangeEnd w:id="41"/>
       <w:r>
         <w:rPr>
           <w:rStyle w:val="Refdecomentrio"/>
         </w:rPr>
-        <w:commentReference w:id="39"/>
-      </w:r>
-      <w:r>
-        <w:t xml:space="preserve">, e seu efeito pode ser modificado por feedbacks de desempenho ao longo do tempo. </w:t>
-      </w:r>
-      <w:commentRangeEnd w:id="36"/>
-      <w:r>
-        <w:rPr>
-          <w:rStyle w:val="Refdecomentrio"/>
-        </w:rPr>
-        <w:commentReference w:id="36"/>
-      </w:r>
-    </w:p>
-    <w:p>
-      <w:commentRangeStart w:id="40"/>
-    </w:p>
-    <w:p>
-      <w:pPr>
-        <w:ind w:firstLine="0"/>
-        <w:rPr>
-          <w:noProof/>
-        </w:rPr>
-      </w:pPr>
-      <w:r>
-        <w:rPr>
-          <w:noProof/>
-        </w:rPr>
-        <w:t>???????</w:t>
-      </w:r>
-      <w:commentRangeEnd w:id="40"/>
-      <w:r>
-        <w:rPr>
-          <w:rStyle w:val="Refdecomentrio"/>
-        </w:rPr>
-        <w:commentReference w:id="40"/>
+        <w:commentReference w:id="41"/>
       </w:r>
     </w:p>
     <w:p>
@@ -6987,11 +7007,11 @@
       <w:pPr>
         <w:pStyle w:val="Ttulo1"/>
       </w:pPr>
-      <w:bookmarkStart w:id="41" w:name="_Toc238714808"/>
+      <w:bookmarkStart w:id="42" w:name="_Toc238714808"/>
       <w:r>
         <w:t>IMERSÃO</w:t>
       </w:r>
-      <w:bookmarkEnd w:id="41"/>
+      <w:bookmarkEnd w:id="42"/>
     </w:p>
     <w:p>
       <w:r>
@@ -7007,7 +7027,7 @@
         <w:softHyphen/>
         <w:t xml:space="preserve">compreensão aprofundada do problema a ser resolvido. No contexto do projeto, essa fase envolveu a observação do cenário e a realização de uma pesquisa de campo, com o objetivo de entender melhor as necessidades dos usuários e avaliar a viabilidade da proposta </w:t>
       </w:r>
-      <w:commentRangeStart w:id="42"/>
+      <w:commentRangeStart w:id="43"/>
       <w:r>
         <w:rPr>
           <w:highlight w:val="yellow"/>
@@ -7038,14 +7058,14 @@
         </w:rPr>
         <w:t>)</w:t>
       </w:r>
-      <w:commentRangeEnd w:id="42"/>
+      <w:commentRangeEnd w:id="43"/>
       <w:r>
         <w:rPr>
           <w:rStyle w:val="Refdecomentrio"/>
           <w:sz w:val="24"/>
           <w:szCs w:val="22"/>
         </w:rPr>
-        <w:commentReference w:id="42"/>
+        <w:commentReference w:id="43"/>
       </w:r>
       <w:r>
         <w:t>.</w:t>
@@ -7058,14 +7078,14 @@
           <w:noProof/>
         </w:rPr>
       </w:pPr>
-      <w:bookmarkStart w:id="43" w:name="_Toc238714809"/>
+      <w:bookmarkStart w:id="44" w:name="_Toc238714809"/>
       <w:r>
         <w:rPr>
           <w:noProof/>
         </w:rPr>
         <w:t>Caderno de Sensibilidade</w:t>
       </w:r>
-      <w:bookmarkEnd w:id="43"/>
+      <w:bookmarkEnd w:id="44"/>
     </w:p>
     <w:p>
       <w:pPr>
@@ -7076,8 +7096,8 @@
           <w:szCs w:val="24"/>
         </w:rPr>
       </w:pPr>
-      <w:commentRangeStart w:id="44"/>
       <w:commentRangeStart w:id="45"/>
+      <w:commentRangeStart w:id="46"/>
       <w:r>
         <w:rPr>
           <w:sz w:val="24"/>
@@ -7085,12 +7105,12 @@
         </w:rPr>
         <w:t>Os cadernos de sensibilização são ferramentas utilizadas em pesquisas para experiências cotidianas dos usuários.</w:t>
       </w:r>
-      <w:commentRangeEnd w:id="44"/>
+      <w:commentRangeEnd w:id="45"/>
       <w:r>
         <w:rPr>
           <w:rStyle w:val="Refdecomentrio"/>
         </w:rPr>
-        <w:commentReference w:id="44"/>
+        <w:commentReference w:id="45"/>
       </w:r>
       <w:r>
         <w:rPr>
@@ -7127,13 +7147,13 @@
         </w:rPr>
         <w:t>)</w:t>
       </w:r>
-      <w:commentRangeEnd w:id="45"/>
+      <w:commentRangeEnd w:id="46"/>
       <w:r>
         <w:rPr>
           <w:rStyle w:val="Refdecomentrio"/>
           <w:iCs w:val="0"/>
         </w:rPr>
-        <w:commentReference w:id="45"/>
+        <w:commentReference w:id="46"/>
       </w:r>
     </w:p>
     <w:p>
@@ -7141,7 +7161,7 @@
         <w:pStyle w:val="Legenda"/>
         <w:keepNext/>
       </w:pPr>
-      <w:bookmarkStart w:id="46" w:name="_Toc238720069"/>
+      <w:bookmarkStart w:id="47" w:name="_Toc238720069"/>
       <w:r>
         <w:lastRenderedPageBreak/>
         <w:t xml:space="preserve">Figura </w:t>
@@ -7157,7 +7177,7 @@
       <w:r>
         <w:t>: Caderno de Sensibilidade</w:t>
       </w:r>
-      <w:bookmarkEnd w:id="46"/>
+      <w:bookmarkEnd w:id="47"/>
     </w:p>
     <w:p>
       <w:pPr>
@@ -7222,620 +7242,49 @@
     </w:p>
     <w:p>
       <w:pPr>
-        <w:pStyle w:val="Legenda"/>
-        <w:keepNext/>
-      </w:pPr>
-      <w:bookmarkStart w:id="47" w:name="_Toc238715134"/>
-      <w:commentRangeStart w:id="48"/>
+        <w:pStyle w:val="Ttulo2"/>
+      </w:pPr>
+      <w:bookmarkStart w:id="48" w:name="_Toc238714810"/>
       <w:r>
         <w:lastRenderedPageBreak/>
-        <w:t xml:space="preserve">Quadro </w:t>
-      </w:r>
-      <w:r>
-        <w:fldChar w:fldCharType="begin"/>
-      </w:r>
-      <w:r>
-        <w:instrText>SEQ Quadro \* ARABIC</w:instrText>
-      </w:r>
-      <w:r>
-        <w:fldChar w:fldCharType="separate"/>
-      </w:r>
-      <w:r>
-        <w:rPr>
-          <w:noProof/>
-        </w:rPr>
-        <w:t>1</w:t>
-      </w:r>
-      <w:r>
-        <w:fldChar w:fldCharType="end"/>
-      </w:r>
-      <w:r>
-        <w:t>: Sentimentos e Reações</w:t>
-      </w:r>
-      <w:bookmarkEnd w:id="47"/>
-      <w:commentRangeEnd w:id="48"/>
+        <w:t>Pesquisa de Campo</w:t>
+      </w:r>
+      <w:bookmarkEnd w:id="48"/>
+    </w:p>
+    <w:p>
+      <w:commentRangeStart w:id="49"/>
+      <w:r>
+        <w:t xml:space="preserve">Para compreender melhor as dificuldades enfrentadas por pessoas interessadas em realizar intercâmbio, foi realizada uma pesquisa de campo por meio </w:t>
+      </w:r>
+      <w:r>
+        <w:t xml:space="preserve"> </w:t>
+      </w:r>
+      <w:r>
+        <w:t>da aplicação de um questionário.</w:t>
+      </w:r>
+      <w:commentRangeEnd w:id="49"/>
       <w:r>
         <w:rPr>
           <w:rStyle w:val="Refdecomentrio"/>
-          <w:b w:val="0"/>
-          <w:iCs w:val="0"/>
-        </w:rPr>
-        <w:commentReference w:id="48"/>
-      </w:r>
-    </w:p>
-    <w:tbl>
-      <w:tblPr>
-        <w:tblStyle w:val="Tabelacomgrade"/>
-        <w:tblW w:w="0" w:type="auto"/>
-        <w:tblLook w:val="04A0" w:firstRow="1" w:lastRow="0" w:firstColumn="1" w:lastColumn="0" w:noHBand="0" w:noVBand="1"/>
-      </w:tblPr>
-      <w:tblGrid>
-        <w:gridCol w:w="6510"/>
-        <w:gridCol w:w="2551"/>
-      </w:tblGrid>
-      <w:tr>
-        <w:trPr>
-          <w:trHeight w:val="518"/>
-        </w:trPr>
-        <w:tc>
-          <w:tcPr>
-            <w:tcW w:w="6528" w:type="dxa"/>
-          </w:tcPr>
-          <w:p>
-            <w:pPr>
-              <w:ind w:firstLine="0"/>
-              <w:rPr>
-                <w:rFonts w:eastAsiaTheme="majorEastAsia" w:cstheme="majorBidi"/>
-                <w:szCs w:val="32"/>
-              </w:rPr>
-            </w:pPr>
-            <w:commentRangeStart w:id="49"/>
-            <w:r>
-              <w:rPr>
-                <w:rFonts w:eastAsiaTheme="majorEastAsia" w:cstheme="majorBidi"/>
-                <w:szCs w:val="32"/>
-              </w:rPr>
-              <w:t>Sentimento</w:t>
-            </w:r>
-          </w:p>
-        </w:tc>
-        <w:tc>
-          <w:tcPr>
-            <w:tcW w:w="1339" w:type="dxa"/>
-          </w:tcPr>
-          <w:p>
-            <w:pPr>
-              <w:ind w:firstLine="0"/>
-              <w:rPr>
-                <w:rFonts w:eastAsiaTheme="majorEastAsia" w:cstheme="majorBidi"/>
-                <w:szCs w:val="32"/>
-              </w:rPr>
-            </w:pPr>
-            <w:r>
-              <w:rPr>
-                <w:rFonts w:eastAsiaTheme="majorEastAsia" w:cstheme="majorBidi"/>
-                <w:szCs w:val="32"/>
-              </w:rPr>
-              <w:t>Reação</w:t>
-            </w:r>
-          </w:p>
-        </w:tc>
-      </w:tr>
-      <w:tr>
-        <w:trPr>
-          <w:trHeight w:val="1526"/>
-        </w:trPr>
-        <w:tc>
-          <w:tcPr>
-            <w:tcW w:w="6528" w:type="dxa"/>
-          </w:tcPr>
-          <w:p>
-            <w:pPr>
-              <w:rPr>
-                <w:noProof/>
-              </w:rPr>
-            </w:pPr>
-            <w:r>
-              <w:rPr>
-                <w:noProof/>
-              </w:rPr>
-              <w:t>Ansiedade antes da viagem e da adaptação ao país.</w:t>
-            </w:r>
-          </w:p>
-          <w:p>
-            <w:pPr>
-              <w:ind w:firstLine="0"/>
-              <w:rPr>
-                <w:noProof/>
-              </w:rPr>
-            </w:pPr>
-          </w:p>
-        </w:tc>
-        <w:tc>
-          <w:tcPr>
-            <w:tcW w:w="1339" w:type="dxa"/>
-          </w:tcPr>
-          <w:p>
-            <w:pPr>
-              <w:ind w:firstLine="0"/>
-              <w:rPr>
-                <w:rFonts w:eastAsiaTheme="majorEastAsia" w:cstheme="majorBidi"/>
-              </w:rPr>
-            </w:pPr>
-            <w:r>
-              <w:rPr>
-                <w:rFonts w:ascii="Segoe UI Symbol" w:eastAsiaTheme="majorEastAsia" w:hAnsi="Segoe UI Symbol" w:cstheme="majorBidi"/>
-                <w:sz w:val="72"/>
-                <w:szCs w:val="72"/>
-              </w:rPr>
-              <w:t>😭</w:t>
-            </w:r>
-          </w:p>
-        </w:tc>
-      </w:tr>
-      <w:tr>
-        <w:trPr>
-          <w:trHeight w:val="1526"/>
-        </w:trPr>
-        <w:tc>
-          <w:tcPr>
-            <w:tcW w:w="6528" w:type="dxa"/>
-          </w:tcPr>
-          <w:p>
-            <w:pPr>
-              <w:rPr>
-                <w:noProof/>
-              </w:rPr>
-            </w:pPr>
-            <w:r>
-              <w:rPr>
-                <w:noProof/>
-              </w:rPr>
-              <w:t>S</w:t>
-            </w:r>
-            <w:r>
-              <w:rPr>
-                <w:noProof/>
-              </w:rPr>
-              <w:t>audade da famí</w:t>
-            </w:r>
-            <w:r>
-              <w:rPr>
-                <w:noProof/>
-              </w:rPr>
-              <w:t>lia durante o intercâmbio.</w:t>
-            </w:r>
-          </w:p>
-          <w:p>
-            <w:pPr>
-              <w:ind w:firstLine="0"/>
-              <w:rPr>
-                <w:rFonts w:eastAsiaTheme="majorEastAsia" w:cstheme="majorBidi"/>
-              </w:rPr>
-            </w:pPr>
-          </w:p>
-        </w:tc>
-        <w:tc>
-          <w:tcPr>
-            <w:tcW w:w="1339" w:type="dxa"/>
-          </w:tcPr>
-          <w:p>
-            <w:pPr>
-              <w:ind w:firstLine="0"/>
-              <w:rPr>
-                <w:rFonts w:ascii="Segoe UI Symbol" w:eastAsiaTheme="majorEastAsia" w:hAnsi="Segoe UI Symbol" w:cstheme="majorBidi"/>
-                <w:sz w:val="72"/>
-                <w:szCs w:val="72"/>
-              </w:rPr>
-            </w:pPr>
-            <w:r>
-              <w:rPr>
-                <w:rFonts w:ascii="Segoe UI Symbol" w:eastAsiaTheme="majorEastAsia" w:hAnsi="Segoe UI Symbol" w:cstheme="majorBidi"/>
-                <w:sz w:val="72"/>
-                <w:szCs w:val="72"/>
-              </w:rPr>
-              <w:t>😢</w:t>
-            </w:r>
-          </w:p>
-        </w:tc>
-      </w:tr>
-      <w:tr>
-        <w:trPr>
-          <w:trHeight w:val="1541"/>
-        </w:trPr>
-        <w:tc>
-          <w:tcPr>
-            <w:tcW w:w="6528" w:type="dxa"/>
-          </w:tcPr>
-          <w:p>
-            <w:pPr>
-              <w:rPr>
-                <w:noProof/>
-              </w:rPr>
-            </w:pPr>
-            <w:r>
-              <w:rPr>
-                <w:noProof/>
-              </w:rPr>
-              <w:t>Felicidade em fazer novos amigos de diferentes culturas.</w:t>
-            </w:r>
-          </w:p>
-          <w:p>
-            <w:pPr>
-              <w:ind w:firstLine="0"/>
-              <w:rPr>
-                <w:rFonts w:eastAsiaTheme="majorEastAsia" w:cstheme="majorBidi"/>
-                <w:szCs w:val="32"/>
-              </w:rPr>
-            </w:pPr>
-          </w:p>
-        </w:tc>
-        <w:tc>
-          <w:tcPr>
-            <w:tcW w:w="1339" w:type="dxa"/>
-          </w:tcPr>
-          <w:p>
-            <w:pPr>
-              <w:ind w:firstLine="0"/>
-              <w:rPr>
-                <w:rFonts w:ascii="Segoe UI Symbol" w:eastAsiaTheme="majorEastAsia" w:hAnsi="Segoe UI Symbol" w:cstheme="majorBidi"/>
-                <w:sz w:val="72"/>
-                <w:szCs w:val="72"/>
-              </w:rPr>
-            </w:pPr>
-            <w:r>
-              <w:rPr>
-                <w:rFonts w:ascii="Segoe UI Symbol" w:eastAsiaTheme="majorEastAsia" w:hAnsi="Segoe UI Symbol" w:cstheme="majorBidi"/>
-                <w:sz w:val="72"/>
-                <w:szCs w:val="72"/>
-              </w:rPr>
-              <w:t>😁</w:t>
-            </w:r>
-          </w:p>
-        </w:tc>
-      </w:tr>
-      <w:tr>
-        <w:trPr>
-          <w:trHeight w:val="1526"/>
-        </w:trPr>
-        <w:tc>
-          <w:tcPr>
-            <w:tcW w:w="6528" w:type="dxa"/>
-          </w:tcPr>
-          <w:p>
-            <w:pPr>
-              <w:ind w:firstLine="0"/>
-              <w:rPr>
-                <w:rFonts w:eastAsiaTheme="majorEastAsia" w:cstheme="majorBidi"/>
-                <w:szCs w:val="32"/>
-              </w:rPr>
-            </w:pPr>
-            <w:r>
-              <w:t>Insegurança diante dos primeiros desafios da adaptação.</w:t>
-            </w:r>
-          </w:p>
-        </w:tc>
-        <w:tc>
-          <w:tcPr>
-            <w:tcW w:w="1339" w:type="dxa"/>
-          </w:tcPr>
-          <w:p>
-            <w:pPr>
-              <w:ind w:firstLine="0"/>
-              <w:rPr>
-                <w:rFonts w:ascii="Segoe UI Symbol" w:eastAsiaTheme="majorEastAsia" w:hAnsi="Segoe UI Symbol" w:cstheme="majorBidi"/>
-                <w:sz w:val="72"/>
-                <w:szCs w:val="72"/>
-              </w:rPr>
-            </w:pPr>
-            <w:r>
-              <w:rPr>
-                <w:rFonts w:ascii="Segoe UI Symbol" w:eastAsiaTheme="majorEastAsia" w:hAnsi="Segoe UI Symbol" w:cstheme="majorBidi"/>
-                <w:sz w:val="72"/>
-                <w:szCs w:val="72"/>
-              </w:rPr>
-              <w:t>😭</w:t>
-            </w:r>
-          </w:p>
-        </w:tc>
-      </w:tr>
-      <w:tr>
-        <w:trPr>
-          <w:trHeight w:val="1541"/>
-        </w:trPr>
-        <w:tc>
-          <w:tcPr>
-            <w:tcW w:w="6528" w:type="dxa"/>
-          </w:tcPr>
-          <w:p>
-            <w:pPr>
-              <w:rPr>
-                <w:noProof/>
-              </w:rPr>
-            </w:pPr>
-            <w:r>
-              <w:rPr>
-                <w:noProof/>
-              </w:rPr>
-              <w:t>Falta de informações sobre o país do qual está viajando.</w:t>
-            </w:r>
-          </w:p>
-          <w:p>
-            <w:pPr>
-              <w:rPr>
-                <w:noProof/>
-              </w:rPr>
-            </w:pPr>
-          </w:p>
-        </w:tc>
-        <w:tc>
-          <w:tcPr>
-            <w:tcW w:w="1339" w:type="dxa"/>
-          </w:tcPr>
-          <w:p>
-            <w:pPr>
-              <w:ind w:firstLine="0"/>
-              <w:rPr>
-                <w:rFonts w:eastAsiaTheme="majorEastAsia" w:cstheme="majorBidi"/>
-                <w:szCs w:val="32"/>
-              </w:rPr>
-            </w:pPr>
-            <w:r>
-              <w:rPr>
-                <w:rFonts w:ascii="Segoe UI Symbol" w:eastAsiaTheme="majorEastAsia" w:hAnsi="Segoe UI Symbol" w:cstheme="majorBidi"/>
-                <w:sz w:val="72"/>
-                <w:szCs w:val="72"/>
-              </w:rPr>
-              <w:t>😭</w:t>
-            </w:r>
-          </w:p>
-        </w:tc>
-      </w:tr>
-      <w:tr>
-        <w:trPr>
-          <w:trHeight w:val="1526"/>
-        </w:trPr>
-        <w:tc>
-          <w:tcPr>
-            <w:tcW w:w="6528" w:type="dxa"/>
-          </w:tcPr>
-          <w:p>
-            <w:pPr>
-              <w:rPr>
-                <w:noProof/>
-              </w:rPr>
-            </w:pPr>
-            <w:r>
-              <w:t>Confiança ao superar desafios e sair da zona de conforto.</w:t>
-            </w:r>
-          </w:p>
-        </w:tc>
-        <w:tc>
-          <w:tcPr>
-            <w:tcW w:w="1339" w:type="dxa"/>
-          </w:tcPr>
-          <w:p>
-            <w:pPr>
-              <w:ind w:firstLine="0"/>
-              <w:rPr>
-                <w:rFonts w:eastAsiaTheme="majorEastAsia" w:cstheme="majorBidi"/>
-              </w:rPr>
-            </w:pPr>
-            <w:r>
-              <w:rPr>
-                <w:rFonts w:ascii="Segoe UI Symbol" w:eastAsiaTheme="majorEastAsia" w:hAnsi="Segoe UI Symbol" w:cstheme="majorBidi"/>
-                <w:sz w:val="72"/>
-                <w:szCs w:val="72"/>
-              </w:rPr>
-              <w:t>😊</w:t>
-            </w:r>
-          </w:p>
-        </w:tc>
-      </w:tr>
-      <w:tr>
-        <w:trPr>
-          <w:trHeight w:val="1541"/>
-        </w:trPr>
-        <w:tc>
-          <w:tcPr>
-            <w:tcW w:w="6528" w:type="dxa"/>
-          </w:tcPr>
-          <w:p>
-            <w:pPr>
-              <w:rPr>
-                <w:noProof/>
-              </w:rPr>
-            </w:pPr>
-            <w:r>
-              <w:rPr>
-                <w:noProof/>
-              </w:rPr>
-              <w:t>Dificuldade em entrar em contato e tirar dúvidas com pessoas que já fizeram intercâmbio.</w:t>
-            </w:r>
-          </w:p>
-        </w:tc>
-        <w:tc>
-          <w:tcPr>
-            <w:tcW w:w="1339" w:type="dxa"/>
-          </w:tcPr>
-          <w:p>
-            <w:pPr>
-              <w:ind w:firstLine="0"/>
-              <w:rPr>
-                <w:rFonts w:eastAsiaTheme="majorEastAsia" w:cstheme="majorBidi"/>
-              </w:rPr>
-            </w:pPr>
-            <w:r>
-              <w:rPr>
-                <w:rFonts w:ascii="Segoe UI Symbol" w:eastAsiaTheme="majorEastAsia" w:hAnsi="Segoe UI Symbol" w:cstheme="majorBidi"/>
-                <w:sz w:val="72"/>
-                <w:szCs w:val="72"/>
-              </w:rPr>
-              <w:t>😢</w:t>
-            </w:r>
-          </w:p>
-        </w:tc>
-      </w:tr>
-      <w:tr>
-        <w:trPr>
-          <w:trHeight w:val="296"/>
-        </w:trPr>
-        <w:tc>
-          <w:tcPr>
-            <w:tcW w:w="6528" w:type="dxa"/>
-          </w:tcPr>
-          <w:p>
-            <w:pPr>
-              <w:rPr>
-                <w:noProof/>
-              </w:rPr>
-            </w:pPr>
-            <w:r>
-              <w:rPr>
-                <w:noProof/>
-              </w:rPr>
-              <w:t>Dificuldade em encontrar bolsas de estudo e escolas de intercâmbio.</w:t>
-            </w:r>
-          </w:p>
-        </w:tc>
-        <w:tc>
-          <w:tcPr>
-            <w:tcW w:w="1339" w:type="dxa"/>
-          </w:tcPr>
-          <w:p>
-            <w:pPr>
-              <w:ind w:firstLine="0"/>
-              <w:rPr>
-                <w:rFonts w:eastAsiaTheme="majorEastAsia" w:cstheme="majorBidi"/>
-              </w:rPr>
-            </w:pPr>
-            <w:r>
-              <w:rPr>
-                <w:rFonts w:ascii="Segoe UI Symbol" w:eastAsiaTheme="majorEastAsia" w:hAnsi="Segoe UI Symbol" w:cstheme="majorBidi"/>
-                <w:sz w:val="72"/>
-                <w:szCs w:val="72"/>
-              </w:rPr>
-              <w:t>😢</w:t>
-            </w:r>
-          </w:p>
-        </w:tc>
-      </w:tr>
-      <w:tr>
-        <w:trPr>
-          <w:trHeight w:val="296"/>
-        </w:trPr>
-        <w:tc>
-          <w:tcPr>
-            <w:tcW w:w="6528" w:type="dxa"/>
-          </w:tcPr>
-          <w:p>
-            <w:pPr>
-              <w:rPr>
-                <w:noProof/>
-              </w:rPr>
-            </w:pPr>
-            <w:commentRangeStart w:id="50"/>
-            <w:r>
-              <w:lastRenderedPageBreak/>
-              <w:t>Tristeza ao se despedir das pessoas e do país que marcou a experiência.</w:t>
-            </w:r>
-            <w:commentRangeEnd w:id="50"/>
-            <w:r>
-              <w:rPr>
-                <w:rStyle w:val="Refdecomentrio"/>
-              </w:rPr>
-              <w:commentReference w:id="50"/>
-            </w:r>
-          </w:p>
-        </w:tc>
-        <w:tc>
-          <w:tcPr>
-            <w:tcW w:w="1339" w:type="dxa"/>
-          </w:tcPr>
-          <w:p>
-            <w:pPr>
-              <w:ind w:firstLine="0"/>
-              <w:rPr>
-                <w:rFonts w:ascii="Segoe UI Symbol" w:eastAsiaTheme="majorEastAsia" w:hAnsi="Segoe UI Symbol" w:cstheme="majorBidi"/>
-                <w:sz w:val="72"/>
-                <w:szCs w:val="72"/>
-              </w:rPr>
-            </w:pPr>
-            <w:r>
-              <w:rPr>
-                <w:rFonts w:ascii="Segoe UI Symbol" w:eastAsiaTheme="majorEastAsia" w:hAnsi="Segoe UI Symbol" w:cstheme="majorBidi"/>
-                <w:sz w:val="72"/>
-                <w:szCs w:val="72"/>
-              </w:rPr>
-              <w:t>😊</w:t>
-            </w:r>
-            <w:commentRangeEnd w:id="49"/>
-            <w:r>
-              <w:rPr>
-                <w:rStyle w:val="Refdecomentrio"/>
-                <w:rFonts w:ascii="Segoe UI Symbol" w:eastAsiaTheme="majorEastAsia" w:hAnsi="Segoe UI Symbol" w:cstheme="majorBidi"/>
-                <w:sz w:val="72"/>
-                <w:szCs w:val="72"/>
-              </w:rPr>
-              <w:commentReference w:id="49"/>
-            </w:r>
-          </w:p>
-        </w:tc>
-      </w:tr>
-    </w:tbl>
-    <w:p>
-      <w:pPr>
-        <w:pStyle w:val="ImagenseFontes"/>
-        <w:ind w:firstLine="0"/>
-      </w:pPr>
-      <w:r>
-        <w:t>Fonte: Os Autores, 2026</w:t>
-      </w:r>
-    </w:p>
-    <w:p>
-      <w:pPr>
-        <w:pStyle w:val="Ttulo2"/>
-      </w:pPr>
-      <w:bookmarkStart w:id="51" w:name="_Toc238714810"/>
-      <w:r>
-        <w:t>Pesquisa de Campo</w:t>
-      </w:r>
-      <w:bookmarkEnd w:id="51"/>
-    </w:p>
-    <w:p>
-      <w:commentRangeStart w:id="52"/>
-      <w:r>
-        <w:t xml:space="preserve">Para compreender melhor as dificuldades enfrentadas por pessoas interessadas em realizar intercâmbio, foi realizada uma pesquisa de campo por meio </w:t>
-      </w:r>
-      <w:r>
-        <w:t xml:space="preserve"> </w:t>
-      </w:r>
-      <w:r>
-        <w:t>da aplicação de um questionário.</w:t>
-      </w:r>
-      <w:commentRangeEnd w:id="52"/>
+        </w:rPr>
+        <w:commentReference w:id="49"/>
+      </w:r>
+      <w:r>
+        <w:t xml:space="preserve"> O instrumento buscou identificar as principais dúvidas, necessidades e dificuldades dos participantes relacionadas à busca por informações, custos, documentação, idiomas e escolhas de programas de intercâmbio</w:t>
+      </w:r>
+      <w:r>
+        <w:t xml:space="preserve">. Os resultados obtidos contribuíram para compreender o perfil e as necessidades dos potenciais usuários, servindo como referência para o desenvolvimento da plataforma InterWay e para a definição de suas principais </w:t>
+      </w:r>
+      <w:commentRangeStart w:id="50"/>
+      <w:r>
+        <w:t>funcionalidades</w:t>
+      </w:r>
+      <w:commentRangeEnd w:id="50"/>
       <w:r>
         <w:rPr>
           <w:rStyle w:val="Refdecomentrio"/>
         </w:rPr>
-        <w:commentReference w:id="52"/>
-      </w:r>
-      <w:r>
-        <w:t xml:space="preserve"> O instrumento buscou identificar as principais dúvidas, necessidades e dificuldades dos participantes relacionadas à busca por informações, custos, documentação, idiomas e escolhas de programas de intercâmbio</w:t>
-      </w:r>
-      <w:r>
-        <w:t xml:space="preserve">. Os resultados obtidos contribuíram para compreender o perfil e as necessidades dos potenciais usuários, servindo como referência para o desenvolvimento da plataforma InterWay e para a definição de suas principais </w:t>
-      </w:r>
-      <w:commentRangeStart w:id="53"/>
-      <w:r>
-        <w:t>funcionalidades</w:t>
-      </w:r>
-      <w:commentRangeEnd w:id="53"/>
-      <w:r>
-        <w:rPr>
-          <w:rStyle w:val="Refdecomentrio"/>
-        </w:rPr>
-        <w:commentReference w:id="53"/>
+        <w:commentReference w:id="50"/>
       </w:r>
       <w:r>
         <w:t>.</w:t>
@@ -7898,7 +7347,7 @@
                                 <w:szCs w:val="22"/>
                               </w:rPr>
                             </w:pPr>
-                            <w:bookmarkStart w:id="54" w:name="_Toc240533967"/>
+                            <w:bookmarkStart w:id="51" w:name="_Toc240533967"/>
                             <w:r>
                               <w:t xml:space="preserve">Gráfico </w:t>
                             </w:r>
@@ -7913,7 +7362,7 @@
                             <w:r>
                               <w:t>: Idade dos Entrevistados</w:t>
                             </w:r>
-                            <w:bookmarkEnd w:id="54"/>
+                            <w:bookmarkEnd w:id="51"/>
                           </w:p>
                         </w:txbxContent>
                       </wps:txbx>
@@ -7946,7 +7395,7 @@
                           <w:szCs w:val="22"/>
                         </w:rPr>
                       </w:pPr>
-                      <w:bookmarkStart w:id="55" w:name="_Toc240533967"/>
+                      <w:bookmarkStart w:id="52" w:name="_Toc240533967"/>
                       <w:r>
                         <w:t xml:space="preserve">Gráfico </w:t>
                       </w:r>
@@ -7961,7 +7410,7 @@
                       <w:r>
                         <w:t>: Idade dos Entrevistados</w:t>
                       </w:r>
-                      <w:bookmarkEnd w:id="55"/>
+                      <w:bookmarkEnd w:id="52"/>
                     </w:p>
                   </w:txbxContent>
                 </v:textbox>
@@ -8045,7 +7494,7 @@
         </w:rPr>
         <w:t xml:space="preserve">, </w:t>
       </w:r>
-      <w:commentRangeStart w:id="56"/>
+      <w:commentRangeStart w:id="53"/>
       <w:r>
         <w:rPr>
           <w:b w:val="0"/>
@@ -8053,14 +7502,14 @@
         </w:rPr>
         <w:t>2026</w:t>
       </w:r>
-      <w:commentRangeEnd w:id="56"/>
+      <w:commentRangeEnd w:id="53"/>
       <w:r>
         <w:rPr>
           <w:rStyle w:val="Refdecomentrio"/>
           <w:b w:val="0"/>
           <w:iCs w:val="0"/>
         </w:rPr>
-        <w:commentReference w:id="56"/>
+        <w:commentReference w:id="53"/>
       </w:r>
     </w:p>
     <w:p>
@@ -8102,13 +7551,12 @@
         <w:keepNext/>
         <w:jc w:val="both"/>
       </w:pPr>
-      <w:bookmarkStart w:id="57" w:name="_Toc240533722"/>
+      <w:bookmarkStart w:id="54" w:name="_Toc240533722"/>
       <w:r>
         <w:rPr>
           <w:noProof/>
           <w:lang w:eastAsia="pt-BR"/>
         </w:rPr>
-        <w:lastRenderedPageBreak/>
         <mc:AlternateContent>
           <mc:Choice Requires="wps">
             <w:drawing>
@@ -8161,8 +7609,8 @@
                                 <w:noProof/>
                               </w:rPr>
                             </w:pPr>
-                            <w:bookmarkStart w:id="58" w:name="_Toc240533937"/>
-                            <w:bookmarkStart w:id="59" w:name="_Toc240533968"/>
+                            <w:bookmarkStart w:id="55" w:name="_Toc240533937"/>
+                            <w:bookmarkStart w:id="56" w:name="_Toc240533968"/>
                             <w:r>
                               <w:t xml:space="preserve">Gráfico </w:t>
                             </w:r>
@@ -8177,8 +7625,8 @@
                             <w:r>
                               <w:t>: Aspectos importantes em uma plataforma de intercâmbio?</w:t>
                             </w:r>
-                            <w:bookmarkEnd w:id="58"/>
-                            <w:bookmarkEnd w:id="59"/>
+                            <w:bookmarkEnd w:id="55"/>
+                            <w:bookmarkEnd w:id="56"/>
                           </w:p>
                         </w:txbxContent>
                       </wps:txbx>
@@ -8206,8 +7654,8 @@
                           <w:noProof/>
                         </w:rPr>
                       </w:pPr>
-                      <w:bookmarkStart w:id="60" w:name="_Toc240533937"/>
-                      <w:bookmarkStart w:id="61" w:name="_Toc240533968"/>
+                      <w:bookmarkStart w:id="57" w:name="_Toc240533937"/>
+                      <w:bookmarkStart w:id="58" w:name="_Toc240533968"/>
                       <w:r>
                         <w:t xml:space="preserve">Gráfico </w:t>
                       </w:r>
@@ -8222,8 +7670,8 @@
                       <w:r>
                         <w:t>: Aspectos importantes em uma plataforma de intercâmbio?</w:t>
                       </w:r>
-                      <w:bookmarkEnd w:id="60"/>
-                      <w:bookmarkEnd w:id="61"/>
+                      <w:bookmarkEnd w:id="57"/>
+                      <w:bookmarkEnd w:id="58"/>
                     </w:p>
                   </w:txbxContent>
                 </v:textbox>
@@ -8260,7 +7708,7 @@
           </wp:anchor>
         </w:drawing>
       </w:r>
-      <w:bookmarkEnd w:id="57"/>
+      <w:bookmarkEnd w:id="54"/>
     </w:p>
     <w:p>
       <w:pPr>
@@ -8290,16 +7738,16 @@
         <w:spacing w:after="160" w:line="259" w:lineRule="auto"/>
         <w:ind w:firstLine="708"/>
       </w:pPr>
-      <w:commentRangeStart w:id="62"/>
+      <w:commentRangeStart w:id="59"/>
       <w:r>
         <w:t>O gráfico 2 apresenta os aspectos mais importantes que uma plataforma deve ter. A grande maioria das pessoas que responderam acreditam que que a parte de suporte ao cliente é o aspecto mais importante.</w:t>
       </w:r>
-      <w:commentRangeEnd w:id="62"/>
+      <w:commentRangeEnd w:id="59"/>
       <w:r>
         <w:rPr>
           <w:rStyle w:val="Refdecomentrio"/>
         </w:rPr>
-        <w:commentReference w:id="62"/>
+        <w:commentReference w:id="59"/>
       </w:r>
     </w:p>
     <w:p>
@@ -8320,13 +7768,13 @@
     <w:p/>
     <w:p/>
     <w:p>
-      <w:commentRangeStart w:id="63"/>
-      <w:commentRangeEnd w:id="63"/>
+      <w:commentRangeStart w:id="60"/>
+      <w:commentRangeEnd w:id="60"/>
       <w:r>
         <w:rPr>
           <w:rStyle w:val="Refdecomentrio"/>
         </w:rPr>
-        <w:commentReference w:id="63"/>
+        <w:commentReference w:id="60"/>
       </w:r>
     </w:p>
     <w:p/>
@@ -8825,7 +8273,7 @@
         <w:pStyle w:val="Legenda"/>
         <w:keepNext/>
       </w:pPr>
-      <w:bookmarkStart w:id="64" w:name="_Toc240533724"/>
+      <w:bookmarkStart w:id="61" w:name="_Toc240533724"/>
       <w:r>
         <w:t xml:space="preserve">Gráfico </w:t>
       </w:r>
@@ -8844,7 +8292,7 @@
         <w:t>As pessoas tem interesse em fazer intercâmbio?</w:t>
       </w:r>
       <w:bookmarkEnd w:id="0"/>
-      <w:bookmarkEnd w:id="64"/>
+      <w:bookmarkEnd w:id="61"/>
     </w:p>
     <w:p>
       <w:pPr>
@@ -9100,7 +8548,7 @@
           <w:szCs w:val="20"/>
         </w:rPr>
       </w:pPr>
-      <w:commentRangeStart w:id="65"/>
+      <w:commentRangeStart w:id="62"/>
     </w:p>
     <w:p>
       <w:pPr>
@@ -9116,12 +8564,12 @@
         </w:rPr>
         <w:t xml:space="preserve">O gráfico 5 apresenta que a maior parte das pessoas tem como objetivos ao fazer intercâmbio: estudar, trabalhar, aprender idiomas e conhecer novos lugares. </w:t>
       </w:r>
-      <w:commentRangeEnd w:id="65"/>
+      <w:commentRangeEnd w:id="62"/>
       <w:r>
         <w:rPr>
           <w:rStyle w:val="Refdecomentrio"/>
         </w:rPr>
-        <w:commentReference w:id="65"/>
+        <w:commentReference w:id="62"/>
       </w:r>
     </w:p>
     <w:p>
@@ -10037,19 +9485,19 @@
           <w:szCs w:val="24"/>
         </w:rPr>
       </w:pPr>
-      <w:commentRangeStart w:id="66"/>
+      <w:commentRangeStart w:id="63"/>
       <w:r>
         <w:rPr>
           <w:szCs w:val="24"/>
         </w:rPr>
         <w:t>O gráfico 10 mostra o que faria as pessoas confiarem em uma plataforma de intercâmbio.</w:t>
       </w:r>
-      <w:commentRangeEnd w:id="66"/>
+      <w:commentRangeEnd w:id="63"/>
       <w:r>
         <w:rPr>
           <w:rStyle w:val="Refdecomentrio"/>
         </w:rPr>
-        <w:commentReference w:id="66"/>
+        <w:commentReference w:id="63"/>
       </w:r>
       <w:r>
         <w:rPr>
@@ -10092,25 +9540,25 @@
       <w:pPr>
         <w:pStyle w:val="Ttulo1"/>
       </w:pPr>
-      <w:bookmarkStart w:id="67" w:name="_Toc238714811"/>
+      <w:bookmarkStart w:id="64" w:name="_Toc238714811"/>
       <w:r>
         <w:lastRenderedPageBreak/>
         <w:t>ANÁLISE E SÍNTESE</w:t>
       </w:r>
-      <w:bookmarkEnd w:id="67"/>
+      <w:bookmarkEnd w:id="64"/>
     </w:p>
     <w:p>
       <w:pPr>
         <w:pStyle w:val="Ttulo2"/>
       </w:pPr>
-      <w:bookmarkStart w:id="68" w:name="_Toc238714812"/>
+      <w:bookmarkStart w:id="65" w:name="_Toc238714812"/>
       <w:r>
         <w:t>Person</w:t>
       </w:r>
       <w:r>
         <w:t>a</w:t>
       </w:r>
-      <w:bookmarkEnd w:id="68"/>
+      <w:bookmarkEnd w:id="65"/>
     </w:p>
     <w:p>
       <w:pPr>
@@ -10148,7 +9596,7 @@
       <w:pPr>
         <w:ind w:left="708"/>
       </w:pPr>
-      <w:commentRangeStart w:id="69"/>
+      <w:commentRangeStart w:id="66"/>
       <w:r>
         <w:t>Sendo assim nesse trabalho fo</w:t>
       </w:r>
@@ -10164,12 +9612,12 @@
       <w:r>
         <w:t>Lucas Ferreira</w:t>
       </w:r>
-      <w:commentRangeEnd w:id="69"/>
+      <w:commentRangeEnd w:id="66"/>
       <w:r>
         <w:rPr>
           <w:rStyle w:val="Refdecomentrio"/>
         </w:rPr>
-        <w:commentReference w:id="69"/>
+        <w:commentReference w:id="66"/>
       </w:r>
       <w:r>
         <w:t>,</w:t>
@@ -10189,16 +9637,16 @@
       <w:r>
         <w:t xml:space="preserve">a </w:t>
       </w:r>
-      <w:commentRangeStart w:id="70"/>
+      <w:commentRangeStart w:id="67"/>
       <w:r>
         <w:t>persona</w:t>
       </w:r>
-      <w:commentRangeEnd w:id="70"/>
+      <w:commentRangeEnd w:id="67"/>
       <w:r>
         <w:rPr>
           <w:rStyle w:val="Refdecomentrio"/>
         </w:rPr>
-        <w:commentReference w:id="70"/>
+        <w:commentReference w:id="67"/>
       </w:r>
       <w:r>
         <w:t>.</w:t>
@@ -10227,6 +9675,7 @@
           <w:noProof/>
           <w:sz w:val="20"/>
           <w:szCs w:val="20"/>
+          <w:highlight w:val="yellow"/>
           <w:lang w:eastAsia="pt-BR"/>
         </w:rPr>
         <w:lastRenderedPageBreak/>
@@ -10283,7 +9732,7 @@
                                 <w:szCs w:val="22"/>
                               </w:rPr>
                             </w:pPr>
-                            <w:bookmarkStart w:id="71" w:name="_Toc238720070"/>
+                            <w:bookmarkStart w:id="68" w:name="_Toc238720070"/>
                             <w:r>
                               <w:t xml:space="preserve">Figura </w:t>
                             </w:r>
@@ -10437,7 +9886,7 @@
                             <w:r>
                               <w:t>: Persona</w:t>
                             </w:r>
-                            <w:bookmarkEnd w:id="71"/>
+                            <w:bookmarkEnd w:id="68"/>
                           </w:p>
                         </w:txbxContent>
                       </wps:txbx>
@@ -10469,7 +9918,7 @@
                           <w:szCs w:val="22"/>
                         </w:rPr>
                       </w:pPr>
-                      <w:bookmarkStart w:id="72" w:name="_Toc238720070"/>
+                      <w:bookmarkStart w:id="69" w:name="_Toc238720070"/>
                       <w:r>
                         <w:t xml:space="preserve">Figura </w:t>
                       </w:r>
@@ -10623,7 +10072,7 @@
                       <w:r>
                         <w:t>: Persona</w:t>
                       </w:r>
-                      <w:bookmarkEnd w:id="72"/>
+                      <w:bookmarkEnd w:id="69"/>
                     </w:p>
                   </w:txbxContent>
                 </v:textbox>
@@ -10638,6 +10087,7 @@
           <w:noProof/>
           <w:sz w:val="20"/>
           <w:szCs w:val="20"/>
+          <w:highlight w:val="yellow"/>
           <w:lang w:eastAsia="pt-BR"/>
         </w:rPr>
         <w:drawing>
@@ -10708,6 +10158,7 @@
         <w:rPr>
           <w:sz w:val="20"/>
           <w:szCs w:val="20"/>
+          <w:highlight w:val="yellow"/>
         </w:rPr>
         <w:t>Fonte: Os autores, 2026</w:t>
       </w:r>
@@ -10732,12 +10183,12 @@
         <w:pStyle w:val="Ttulo2"/>
         <w:spacing w:line="600" w:lineRule="auto"/>
       </w:pPr>
-      <w:bookmarkStart w:id="73" w:name="_Toc238714813"/>
+      <w:bookmarkStart w:id="70" w:name="_Toc238714813"/>
       <w:r>
         <w:lastRenderedPageBreak/>
         <w:t>Mapa de Empatia</w:t>
       </w:r>
-      <w:bookmarkEnd w:id="73"/>
+      <w:bookmarkEnd w:id="70"/>
     </w:p>
     <w:p>
       <w:pPr>
@@ -10829,7 +10280,7 @@
                                 <w:noProof/>
                               </w:rPr>
                             </w:pPr>
-                            <w:bookmarkStart w:id="74" w:name="_Toc238720071"/>
+                            <w:bookmarkStart w:id="71" w:name="_Toc238720071"/>
                             <w:r>
                               <w:t xml:space="preserve">Figura </w:t>
                             </w:r>
@@ -10981,7 +10432,7 @@
                             <w:r>
                               <w:t>: Mapa de Empatia</w:t>
                             </w:r>
-                            <w:bookmarkEnd w:id="74"/>
+                            <w:bookmarkEnd w:id="71"/>
                           </w:p>
                         </w:txbxContent>
                       </wps:txbx>
@@ -11012,7 +10463,7 @@
                           <w:noProof/>
                         </w:rPr>
                       </w:pPr>
-                      <w:bookmarkStart w:id="75" w:name="_Toc238720071"/>
+                      <w:bookmarkStart w:id="72" w:name="_Toc238720071"/>
                       <w:r>
                         <w:t xml:space="preserve">Figura </w:t>
                       </w:r>
@@ -11164,7 +10615,7 @@
                       <w:r>
                         <w:t>: Mapa de Empatia</w:t>
                       </w:r>
-                      <w:bookmarkEnd w:id="75"/>
+                      <w:bookmarkEnd w:id="72"/>
                     </w:p>
                   </w:txbxContent>
                 </v:textbox>
@@ -11273,11 +10724,11 @@
       <w:pPr>
         <w:pStyle w:val="Ttulo2"/>
       </w:pPr>
-      <w:bookmarkStart w:id="76" w:name="_Toc238714814"/>
+      <w:bookmarkStart w:id="73" w:name="_Toc238714814"/>
       <w:r>
         <w:t>Cardápio de Ideias</w:t>
       </w:r>
-      <w:bookmarkEnd w:id="76"/>
+      <w:bookmarkEnd w:id="73"/>
     </w:p>
     <w:p>
       <w:r>
@@ -11346,7 +10797,7 @@
                                 <w:szCs w:val="22"/>
                               </w:rPr>
                             </w:pPr>
-                            <w:bookmarkStart w:id="77" w:name="_Toc238720072"/>
+                            <w:bookmarkStart w:id="74" w:name="_Toc238720072"/>
                             <w:r>
                               <w:t xml:space="preserve">Figura </w:t>
                             </w:r>
@@ -11500,7 +10951,7 @@
                             <w:r>
                               <w:t>: Cardápio de ideias</w:t>
                             </w:r>
-                            <w:bookmarkEnd w:id="77"/>
+                            <w:bookmarkEnd w:id="74"/>
                           </w:p>
                         </w:txbxContent>
                       </wps:txbx>
@@ -11529,7 +10980,7 @@
                           <w:szCs w:val="22"/>
                         </w:rPr>
                       </w:pPr>
-                      <w:bookmarkStart w:id="78" w:name="_Toc238720072"/>
+                      <w:bookmarkStart w:id="75" w:name="_Toc238720072"/>
                       <w:r>
                         <w:t xml:space="preserve">Figura </w:t>
                       </w:r>
@@ -11683,7 +11134,7 @@
                       <w:r>
                         <w:t>: Cardápio de ideias</w:t>
                       </w:r>
-                      <w:bookmarkEnd w:id="78"/>
+                      <w:bookmarkEnd w:id="75"/>
                     </w:p>
                   </w:txbxContent>
                 </v:textbox>
@@ -11778,8 +11229,66 @@
       </w:r>
     </w:p>
     <w:p/>
+    <w:p>
+      <w:pPr>
+        <w:spacing w:after="160" w:line="259" w:lineRule="auto"/>
+        <w:ind w:firstLine="0"/>
+        <w:jc w:val="left"/>
+      </w:pPr>
+      <w:r>
+        <w:br w:type="page"/>
+      </w:r>
+    </w:p>
+    <w:p>
+      <w:pPr>
+        <w:pStyle w:val="Ttulo2"/>
+      </w:pPr>
+      <w:r>
+        <w:lastRenderedPageBreak/>
+        <w:t>Canvas</w:t>
+      </w:r>
+    </w:p>
+    <w:p>
+      <w:pPr>
+        <w:ind w:left="708" w:firstLine="708"/>
+      </w:pPr>
+      <w:r>
+        <w:t xml:space="preserve">Canvas é uma ferramenta visual para ajudar a organizar ideias sobre um negócio. Assim é possível criar um modelo de negócio fácil de ser consultado e atualizado. </w:t>
+      </w:r>
+      <w:r>
+        <w:rPr>
+          <w:highlight w:val="yellow"/>
+        </w:rPr>
+        <w:t>(Thiago Leão, 2026)</w:t>
+      </w:r>
+    </w:p>
     <w:p/>
-    <w:p/>
+    <w:p>
+      <w:pPr>
+        <w:pStyle w:val="Legenda"/>
+        <w:rPr>
+          <w:noProof/>
+          <w:szCs w:val="22"/>
+        </w:rPr>
+      </w:pPr>
+      <w:r>
+        <w:t xml:space="preserve">Figura </w:t>
+      </w:r>
+      <w:r>
+        <w:t>6</w:t>
+      </w:r>
+      <w:r>
+        <w:t>: Ca</w:t>
+      </w:r>
+      <w:r>
+        <w:t>nvas</w:t>
+      </w:r>
+    </w:p>
+    <w:p>
+      <w:pPr>
+        <w:jc w:val="center"/>
+      </w:pPr>
+    </w:p>
     <w:p>
       <w:pPr>
         <w:pStyle w:val="Ttulo2"/>
@@ -11793,7 +11302,7 @@
       </w:r>
     </w:p>
     <w:p>
-      <w:commentRangeStart w:id="79"/>
+      <w:commentRangeStart w:id="76"/>
       <w:r>
         <w:rPr>
           <w:noProof/>
@@ -11860,12 +11369,12 @@
           </wp:anchor>
         </w:drawing>
       </w:r>
-      <w:commentRangeEnd w:id="79"/>
+      <w:commentRangeEnd w:id="76"/>
       <w:r>
         <w:rPr>
           <w:rStyle w:val="Refdecomentrio"/>
         </w:rPr>
-        <w:commentReference w:id="79"/>
+        <w:commentReference w:id="76"/>
       </w:r>
       <w:r>
         <w:t xml:space="preserve">O Brainstorm é uma </w:t>
@@ -11945,7 +11454,7 @@
                                 <w:noProof/>
                               </w:rPr>
                             </w:pPr>
-                            <w:bookmarkStart w:id="80" w:name="_Toc238720073"/>
+                            <w:bookmarkStart w:id="77" w:name="_Toc238720073"/>
                             <w:r>
                               <w:t xml:space="preserve">Figura </w:t>
                             </w:r>
@@ -12096,7 +11605,7 @@
                             <w:r>
                               <w:t>: Brainstorm</w:t>
                             </w:r>
-                            <w:bookmarkEnd w:id="80"/>
+                            <w:bookmarkEnd w:id="77"/>
                           </w:p>
                         </w:txbxContent>
                       </wps:txbx>
@@ -12124,7 +11633,7 @@
                           <w:noProof/>
                         </w:rPr>
                       </w:pPr>
-                      <w:bookmarkStart w:id="81" w:name="_Toc238720073"/>
+                      <w:bookmarkStart w:id="78" w:name="_Toc238720073"/>
                       <w:r>
                         <w:t xml:space="preserve">Figura </w:t>
                       </w:r>
@@ -12275,7 +11784,7 @@
                       <w:r>
                         <w:t>: Brainstorm</w:t>
                       </w:r>
-                      <w:bookmarkEnd w:id="81"/>
+                      <w:bookmarkEnd w:id="78"/>
                     </w:p>
                   </w:txbxContent>
                 </v:textbox>
@@ -12305,15 +11814,15 @@
       <w:pPr>
         <w:pStyle w:val="Ttulo2"/>
       </w:pPr>
-      <w:bookmarkStart w:id="82" w:name="_Toc238714815"/>
+      <w:bookmarkStart w:id="79" w:name="_Toc238714815"/>
       <w:r>
         <w:lastRenderedPageBreak/>
         <w:t>Golden Circle</w:t>
       </w:r>
-      <w:bookmarkEnd w:id="82"/>
-    </w:p>
-    <w:p>
-      <w:commentRangeStart w:id="83"/>
+      <w:bookmarkEnd w:id="79"/>
+    </w:p>
+    <w:p>
+      <w:commentRangeStart w:id="80"/>
       <w:r>
         <w:rPr>
           <w:b/>
@@ -12348,12 +11857,12 @@
       <w:r>
         <w:t>.</w:t>
       </w:r>
-      <w:commentRangeEnd w:id="83"/>
+      <w:commentRangeEnd w:id="80"/>
       <w:r>
         <w:rPr>
           <w:rStyle w:val="Refdecomentrio"/>
         </w:rPr>
-        <w:commentReference w:id="83"/>
+        <w:commentReference w:id="80"/>
       </w:r>
       <w:r>
         <w:t xml:space="preserve"> </w:t>
@@ -12427,7 +11936,7 @@
                                 <w:noProof/>
                               </w:rPr>
                             </w:pPr>
-                            <w:bookmarkStart w:id="84" w:name="_Toc238720074"/>
+                            <w:bookmarkStart w:id="81" w:name="_Toc238720074"/>
                             <w:r>
                               <w:t xml:space="preserve">Figura </w:t>
                             </w:r>
@@ -12579,7 +12088,7 @@
                             <w:r>
                               <w:t>: Golden Circle</w:t>
                             </w:r>
-                            <w:bookmarkEnd w:id="84"/>
+                            <w:bookmarkEnd w:id="81"/>
                           </w:p>
                         </w:txbxContent>
                       </wps:txbx>
@@ -12607,7 +12116,7 @@
                           <w:noProof/>
                         </w:rPr>
                       </w:pPr>
-                      <w:bookmarkStart w:id="85" w:name="_Toc238720074"/>
+                      <w:bookmarkStart w:id="82" w:name="_Toc238720074"/>
                       <w:r>
                         <w:t xml:space="preserve">Figura </w:t>
                       </w:r>
@@ -12759,7 +12268,7 @@
                       <w:r>
                         <w:t>: Golden Circle</w:t>
                       </w:r>
-                      <w:bookmarkEnd w:id="85"/>
+                      <w:bookmarkEnd w:id="82"/>
                     </w:p>
                   </w:txbxContent>
                 </v:textbox>
@@ -12869,31 +12378,31 @@
       <w:pPr>
         <w:pStyle w:val="Ttulo1"/>
       </w:pPr>
-      <w:bookmarkStart w:id="86" w:name="_Toc238714816"/>
-      <w:commentRangeStart w:id="87"/>
+      <w:bookmarkStart w:id="83" w:name="_Toc238714816"/>
+      <w:commentRangeStart w:id="84"/>
       <w:r>
         <w:t>ASPECTOS ESTRATÉGICOS</w:t>
       </w:r>
-      <w:bookmarkEnd w:id="86"/>
-      <w:commentRangeEnd w:id="87"/>
+      <w:bookmarkEnd w:id="83"/>
+      <w:commentRangeEnd w:id="84"/>
       <w:r>
         <w:rPr>
           <w:rStyle w:val="Refdecomentrio"/>
           <w:rFonts w:eastAsiaTheme="minorHAnsi" w:cstheme="minorBidi"/>
           <w:b w:val="0"/>
         </w:rPr>
-        <w:commentReference w:id="87"/>
+        <w:commentReference w:id="84"/>
       </w:r>
     </w:p>
     <w:p>
       <w:pPr>
         <w:pStyle w:val="Ttulo2"/>
       </w:pPr>
-      <w:bookmarkStart w:id="88" w:name="_Toc238714817"/>
+      <w:bookmarkStart w:id="85" w:name="_Toc238714817"/>
       <w:r>
         <w:t>Planejamento Financeiro</w:t>
       </w:r>
-      <w:bookmarkEnd w:id="88"/>
+      <w:bookmarkEnd w:id="85"/>
     </w:p>
     <w:p>
       <w:pPr>
@@ -12903,7 +12412,7 @@
           <w:vertAlign w:val="subscript"/>
         </w:rPr>
       </w:pPr>
-      <w:bookmarkStart w:id="89" w:name="_Toc238206536"/>
+      <w:bookmarkStart w:id="86" w:name="_Toc238206536"/>
       <w:r>
         <w:t xml:space="preserve">Tabela </w:t>
       </w:r>
@@ -12931,7 +12440,7 @@
         </w:rPr>
         <w:t>: Pacotes</w:t>
       </w:r>
-      <w:bookmarkEnd w:id="89"/>
+      <w:bookmarkEnd w:id="86"/>
     </w:p>
     <w:tbl>
       <w:tblPr>
@@ -13002,16 +12511,16 @@
             <w:tcW w:w="4530" w:type="dxa"/>
           </w:tcPr>
           <w:p>
-            <w:commentRangeStart w:id="90"/>
+            <w:commentRangeStart w:id="87"/>
             <w:r>
               <w:t>Pacote Prata</w:t>
             </w:r>
-            <w:commentRangeEnd w:id="90"/>
+            <w:commentRangeEnd w:id="87"/>
             <w:r>
               <w:rPr>
                 <w:rStyle w:val="Refdecomentrio"/>
               </w:rPr>
-              <w:commentReference w:id="90"/>
+              <w:commentReference w:id="87"/>
             </w:r>
           </w:p>
         </w:tc>
@@ -13105,31 +12614,31 @@
       <w:pPr>
         <w:pStyle w:val="Ttulo1"/>
       </w:pPr>
-      <w:bookmarkStart w:id="91" w:name="_Toc238714818"/>
+      <w:bookmarkStart w:id="88" w:name="_Toc238714818"/>
       <w:r>
         <w:lastRenderedPageBreak/>
         <w:t>PROTÓTIPO</w:t>
       </w:r>
-      <w:bookmarkEnd w:id="91"/>
+      <w:bookmarkEnd w:id="88"/>
     </w:p>
     <w:p>
       <w:pPr>
         <w:pStyle w:val="Ttulo2"/>
       </w:pPr>
-      <w:bookmarkStart w:id="92" w:name="_Toc238714819"/>
-      <w:commentRangeStart w:id="93"/>
+      <w:bookmarkStart w:id="89" w:name="_Toc238714819"/>
+      <w:commentRangeStart w:id="90"/>
       <w:r>
         <w:t>Caso de uso</w:t>
       </w:r>
-      <w:bookmarkEnd w:id="92"/>
-      <w:commentRangeEnd w:id="93"/>
+      <w:bookmarkEnd w:id="89"/>
+      <w:commentRangeEnd w:id="90"/>
       <w:r>
         <w:rPr>
           <w:rStyle w:val="Refdecomentrio"/>
           <w:rFonts w:eastAsiaTheme="minorHAnsi" w:cstheme="minorBidi"/>
           <w:b w:val="0"/>
         </w:rPr>
-        <w:commentReference w:id="93"/>
+        <w:commentReference w:id="90"/>
       </w:r>
     </w:p>
     <w:p>
@@ -13190,7 +12699,7 @@
           </wp:anchor>
         </w:drawing>
       </w:r>
-      <w:commentRangeStart w:id="94"/>
+      <w:commentRangeStart w:id="91"/>
       <w:r>
         <w:t>Um caso de uso explica como os usuários interagem com um produto ou sistema. Ele descreve o fluxo das entradas do usuário, estabelecen</w:t>
       </w:r>
@@ -13200,12 +12709,12 @@
       <w:r>
         <w:t xml:space="preserve"> para atingir os objetivos. Isso permite que as equipes de produto entendam melhor o que um sistema faz, como ele se e por que ocorrem erros (Figma).</w:t>
       </w:r>
-      <w:commentRangeEnd w:id="94"/>
+      <w:commentRangeEnd w:id="91"/>
       <w:r>
         <w:rPr>
           <w:rStyle w:val="Refdecomentrio"/>
         </w:rPr>
-        <w:commentReference w:id="94"/>
+        <w:commentReference w:id="91"/>
       </w:r>
     </w:p>
     <w:p>
@@ -13271,7 +12780,7 @@
                                 <w:szCs w:val="22"/>
                               </w:rPr>
                             </w:pPr>
-                            <w:bookmarkStart w:id="95" w:name="_Toc238720075"/>
+                            <w:bookmarkStart w:id="92" w:name="_Toc238720075"/>
                             <w:r>
                               <w:t xml:space="preserve">Figura </w:t>
                             </w:r>
@@ -13426,7 +12935,7 @@
                             <w:r>
                               <w:t>: Caso de Uso - Usuário</w:t>
                             </w:r>
-                            <w:bookmarkEnd w:id="95"/>
+                            <w:bookmarkEnd w:id="92"/>
                           </w:p>
                         </w:txbxContent>
                       </wps:txbx>
@@ -13455,7 +12964,7 @@
                           <w:szCs w:val="22"/>
                         </w:rPr>
                       </w:pPr>
-                      <w:bookmarkStart w:id="96" w:name="_Toc238720075"/>
+                      <w:bookmarkStart w:id="93" w:name="_Toc238720075"/>
                       <w:r>
                         <w:t xml:space="preserve">Figura </w:t>
                       </w:r>
@@ -13610,7 +13119,7 @@
                       <w:r>
                         <w:t>: Caso de Uso - Usuário</w:t>
                       </w:r>
-                      <w:bookmarkEnd w:id="96"/>
+                      <w:bookmarkEnd w:id="93"/>
                     </w:p>
                   </w:txbxContent>
                 </v:textbox>
@@ -13657,8 +13166,6 @@
           <w:szCs w:val="20"/>
         </w:rPr>
       </w:pPr>
-      <w:bookmarkStart w:id="97" w:name="_GoBack"/>
-      <w:bookmarkEnd w:id="97"/>
       <w:r>
         <w:rPr>
           <w:noProof/>
@@ -13785,7 +13292,7 @@
                             <w:pPr>
                               <w:pStyle w:val="Legenda"/>
                             </w:pPr>
-                            <w:bookmarkStart w:id="98" w:name="_Toc238720076"/>
+                            <w:bookmarkStart w:id="94" w:name="_Toc238720076"/>
                             <w:r>
                               <w:t xml:space="preserve">Figura </w:t>
                             </w:r>
@@ -13942,7 +13449,7 @@
                             <w:r>
                               <w:t>: Caso de Uso - Administrador</w:t>
                             </w:r>
-                            <w:bookmarkEnd w:id="98"/>
+                            <w:bookmarkEnd w:id="94"/>
                           </w:p>
                         </w:txbxContent>
                       </wps:txbx>
@@ -13967,7 +13474,7 @@
                       <w:pPr>
                         <w:pStyle w:val="Legenda"/>
                       </w:pPr>
-                      <w:bookmarkStart w:id="99" w:name="_Toc238720076"/>
+                      <w:bookmarkStart w:id="95" w:name="_Toc238720076"/>
                       <w:r>
                         <w:t xml:space="preserve">Figura </w:t>
                       </w:r>
@@ -14124,7 +13631,7 @@
                       <w:r>
                         <w:t>: Caso de Uso - Administrador</w:t>
                       </w:r>
-                      <w:bookmarkEnd w:id="99"/>
+                      <w:bookmarkEnd w:id="95"/>
                     </w:p>
                   </w:txbxContent>
                 </v:textbox>
@@ -14226,7 +13733,7 @@
                                 <w:szCs w:val="20"/>
                               </w:rPr>
                             </w:pPr>
-                            <w:bookmarkStart w:id="100" w:name="_Toc238720077"/>
+                            <w:bookmarkStart w:id="96" w:name="_Toc238720077"/>
                             <w:r>
                               <w:t xml:space="preserve">Figura </w:t>
                             </w:r>
@@ -14380,7 +13887,7 @@
                             <w:r>
                               <w:t>: Caso de Uso - Instituição</w:t>
                             </w:r>
-                            <w:bookmarkEnd w:id="100"/>
+                            <w:bookmarkEnd w:id="96"/>
                           </w:p>
                         </w:txbxContent>
                       </wps:txbx>
@@ -14409,7 +13916,7 @@
                           <w:szCs w:val="20"/>
                         </w:rPr>
                       </w:pPr>
-                      <w:bookmarkStart w:id="101" w:name="_Toc238720077"/>
+                      <w:bookmarkStart w:id="97" w:name="_Toc238720077"/>
                       <w:r>
                         <w:t xml:space="preserve">Figura </w:t>
                       </w:r>
@@ -14563,7 +14070,7 @@
                       <w:r>
                         <w:t>: Caso de Uso - Instituição</w:t>
                       </w:r>
-                      <w:bookmarkEnd w:id="101"/>
+                      <w:bookmarkEnd w:id="97"/>
                     </w:p>
                   </w:txbxContent>
                 </v:textbox>
@@ -14845,23 +14352,23 @@
       <w:pPr>
         <w:pStyle w:val="Ttulo2"/>
       </w:pPr>
-      <w:bookmarkStart w:id="102" w:name="_Toc238714820"/>
+      <w:bookmarkStart w:id="98" w:name="_Toc238714820"/>
       <w:r>
         <w:t>Modelagem de Dados</w:t>
       </w:r>
-      <w:bookmarkEnd w:id="102"/>
-    </w:p>
-    <w:p>
-      <w:commentRangeStart w:id="103"/>
+      <w:bookmarkEnd w:id="98"/>
+    </w:p>
+    <w:p>
+      <w:commentRangeStart w:id="99"/>
       <w:r>
         <w:t>Modelagem de dados é o processo de criar uma representação visual de um sistema de informação inteiro ou partes dele</w:t>
       </w:r>
-      <w:commentRangeEnd w:id="103"/>
+      <w:commentRangeEnd w:id="99"/>
       <w:r>
         <w:rPr>
           <w:rStyle w:val="Refdecomentrio"/>
         </w:rPr>
-        <w:commentReference w:id="103"/>
+        <w:commentReference w:id="99"/>
       </w:r>
       <w:r>
         <w:t xml:space="preserve"> para comunicar as conexões entre pontos e estruturas de dados.</w:t>
@@ -14970,7 +14477,7 @@
                                 <w:szCs w:val="20"/>
                               </w:rPr>
                             </w:pPr>
-                            <w:bookmarkStart w:id="104" w:name="_Toc238720078"/>
+                            <w:bookmarkStart w:id="100" w:name="_Toc238720078"/>
                             <w:r>
                               <w:t xml:space="preserve">Figura </w:t>
                             </w:r>
@@ -15111,7 +14618,7 @@
                             <w:r>
                               <w:t>: Diagrama lógico</w:t>
                             </w:r>
-                            <w:bookmarkEnd w:id="104"/>
+                            <w:bookmarkEnd w:id="100"/>
                           </w:p>
                         </w:txbxContent>
                       </wps:txbx>
@@ -15139,7 +14646,7 @@
                           <w:szCs w:val="20"/>
                         </w:rPr>
                       </w:pPr>
-                      <w:bookmarkStart w:id="105" w:name="_Toc238720078"/>
+                      <w:bookmarkStart w:id="101" w:name="_Toc238720078"/>
                       <w:r>
                         <w:t xml:space="preserve">Figura </w:t>
                       </w:r>
@@ -15280,7 +14787,7 @@
                       <w:r>
                         <w:t>: Diagrama lógico</w:t>
                       </w:r>
-                      <w:bookmarkEnd w:id="105"/>
+                      <w:bookmarkEnd w:id="101"/>
                     </w:p>
                   </w:txbxContent>
                 </v:textbox>
@@ -15513,7 +15020,7 @@
                                 <w:szCs w:val="20"/>
                               </w:rPr>
                             </w:pPr>
-                            <w:bookmarkStart w:id="106" w:name="_Toc238720079"/>
+                            <w:bookmarkStart w:id="102" w:name="_Toc238720079"/>
                             <w:r>
                               <w:t xml:space="preserve">Figura </w:t>
                             </w:r>
@@ -15600,7 +15107,7 @@
                             <w:r>
                               <w:t>: Diagrama conceitual</w:t>
                             </w:r>
-                            <w:bookmarkEnd w:id="106"/>
+                            <w:bookmarkEnd w:id="102"/>
                           </w:p>
                         </w:txbxContent>
                       </wps:txbx>
@@ -15629,7 +15136,7 @@
                           <w:szCs w:val="20"/>
                         </w:rPr>
                       </w:pPr>
-                      <w:bookmarkStart w:id="107" w:name="_Toc238720079"/>
+                      <w:bookmarkStart w:id="103" w:name="_Toc238720079"/>
                       <w:r>
                         <w:t xml:space="preserve">Figura </w:t>
                       </w:r>
@@ -15716,7 +15223,7 @@
                       <w:r>
                         <w:t>: Diagrama conceitual</w:t>
                       </w:r>
-                      <w:bookmarkEnd w:id="107"/>
+                      <w:bookmarkEnd w:id="103"/>
                     </w:p>
                   </w:txbxContent>
                 </v:textbox>
@@ -15858,7 +15365,7 @@
           <w:szCs w:val="27"/>
         </w:rPr>
       </w:pPr>
-      <w:commentRangeStart w:id="108"/>
+      <w:commentRangeStart w:id="104"/>
       <w:r>
         <w:rPr>
           <w:rFonts w:ascii="Calibri" w:hAnsi="Calibri"/>
@@ -15908,12 +15415,12 @@
         </w:rPr>
         <w:t>.</w:t>
       </w:r>
-      <w:commentRangeEnd w:id="108"/>
+      <w:commentRangeEnd w:id="104"/>
       <w:r>
         <w:rPr>
           <w:rStyle w:val="Refdecomentrio"/>
         </w:rPr>
-        <w:commentReference w:id="108"/>
+        <w:commentReference w:id="104"/>
       </w:r>
       <w:r>
         <w:rPr>
@@ -16861,7 +16368,7 @@
           <w:szCs w:val="27"/>
         </w:rPr>
       </w:pPr>
-      <w:commentRangeStart w:id="109"/>
+      <w:commentRangeStart w:id="105"/>
       <w:r>
         <w:rPr>
           <w:rFonts w:asciiTheme="minorHAnsi" w:eastAsiaTheme="minorEastAsia" w:hAnsiTheme="minorHAnsi" w:cstheme="minorBidi"/>
@@ -16890,12 +16397,12 @@
         </w:rPr>
         <w:t>intercâmbio?</w:t>
       </w:r>
-      <w:commentRangeEnd w:id="109"/>
+      <w:commentRangeEnd w:id="105"/>
       <w:r>
         <w:rPr>
           <w:rStyle w:val="Refdecomentrio"/>
         </w:rPr>
-        <w:commentReference w:id="109"/>
+        <w:commentReference w:id="105"/>
       </w:r>
       <w:r>
         <w:rPr>
@@ -16990,7 +16497,7 @@
         </w:rPr>
         <w:t>RODRIGUES, Samara</w:t>
       </w:r>
-      <w:commentRangeStart w:id="110"/>
+      <w:commentRangeStart w:id="106"/>
       <w:r>
         <w:rPr>
           <w:rFonts w:asciiTheme="minorHAnsi" w:eastAsiaTheme="minorEastAsia" w:hAnsiTheme="minorHAnsi" w:cstheme="minorBidi"/>
@@ -17009,12 +16516,12 @@
         </w:rPr>
         <w:t>O que é e como fazer um mapa de empatia?</w:t>
       </w:r>
-      <w:commentRangeEnd w:id="110"/>
+      <w:commentRangeEnd w:id="106"/>
       <w:r>
         <w:rPr>
           <w:rStyle w:val="Refdecomentrio"/>
         </w:rPr>
-        <w:commentReference w:id="110"/>
+        <w:commentReference w:id="106"/>
       </w:r>
       <w:r>
         <w:rPr>
@@ -17213,7 +16720,7 @@
           <w:szCs w:val="27"/>
         </w:rPr>
       </w:pPr>
-      <w:commentRangeStart w:id="111"/>
+      <w:commentRangeStart w:id="107"/>
       <w:r>
         <w:rPr>
           <w:rFonts w:asciiTheme="minorHAnsi" w:eastAsiaTheme="minorEastAsia" w:hAnsiTheme="minorHAnsi" w:cstheme="minorBidi"/>
@@ -17267,12 +16774,12 @@
         </w:rPr>
         <w:t>Design Thinking.</w:t>
       </w:r>
-      <w:commentRangeEnd w:id="111"/>
+      <w:commentRangeEnd w:id="107"/>
       <w:r>
         <w:rPr>
           <w:rStyle w:val="Refdecomentrio"/>
         </w:rPr>
-        <w:commentReference w:id="111"/>
+        <w:commentReference w:id="107"/>
       </w:r>
       <w:r>
         <w:rPr>
@@ -17368,7 +16875,7 @@
         </w:rPr>
         <w:t>SIQUEIRA, André</w:t>
       </w:r>
-      <w:commentRangeStart w:id="112"/>
+      <w:commentRangeStart w:id="108"/>
       <w:r>
         <w:rPr>
           <w:rFonts w:asciiTheme="minorHAnsi" w:eastAsiaTheme="minorEastAsia" w:hAnsiTheme="minorHAnsi" w:cstheme="minorBidi"/>
@@ -17387,12 +16894,12 @@
         </w:rPr>
         <w:t>Persona: o que é, como definir e por que criar uma para sua empresa.</w:t>
       </w:r>
-      <w:commentRangeEnd w:id="112"/>
+      <w:commentRangeEnd w:id="108"/>
       <w:r>
         <w:rPr>
           <w:rStyle w:val="Refdecomentrio"/>
         </w:rPr>
-        <w:commentReference w:id="112"/>
+        <w:commentReference w:id="108"/>
       </w:r>
       <w:r>
         <w:rPr>
@@ -18005,98 +17512,41 @@
           <w:szCs w:val="27"/>
         </w:rPr>
       </w:pPr>
-    </w:p>
-    <w:p>
-      <w:pPr>
-        <w:pStyle w:val="NormalWeb"/>
-        <w:rPr>
-          <w:rFonts w:ascii="Calibri" w:hAnsi="Calibri" w:cs="Calibri"/>
-          <w:color w:val="000000"/>
-          <w:sz w:val="27"/>
-          <w:szCs w:val="27"/>
-        </w:rPr>
-      </w:pPr>
-    </w:p>
-    <w:p>
-      <w:pPr>
-        <w:pStyle w:val="NormalWeb"/>
-        <w:rPr>
-          <w:rFonts w:ascii="Calibri" w:hAnsi="Calibri" w:cs="Calibri"/>
-          <w:color w:val="000000"/>
-          <w:sz w:val="27"/>
-          <w:szCs w:val="27"/>
-        </w:rPr>
-      </w:pPr>
-    </w:p>
-    <w:p>
-      <w:pPr>
-        <w:pStyle w:val="NormalWeb"/>
-        <w:rPr>
-          <w:rFonts w:ascii="Calibri" w:hAnsi="Calibri" w:cs="Calibri"/>
-          <w:color w:val="000000"/>
-          <w:sz w:val="27"/>
-          <w:szCs w:val="27"/>
-        </w:rPr>
-      </w:pPr>
-    </w:p>
-    <w:p>
-      <w:pPr>
-        <w:pStyle w:val="NormalWeb"/>
-        <w:rPr>
-          <w:rFonts w:ascii="Calibri" w:hAnsi="Calibri" w:cs="Calibri"/>
-          <w:color w:val="000000"/>
-          <w:sz w:val="27"/>
-          <w:szCs w:val="27"/>
-        </w:rPr>
-      </w:pPr>
-    </w:p>
-    <w:p>
-      <w:pPr>
-        <w:pStyle w:val="NormalWeb"/>
-        <w:rPr>
-          <w:rFonts w:ascii="Calibri" w:hAnsi="Calibri" w:cs="Calibri"/>
-          <w:color w:val="000000"/>
-          <w:sz w:val="27"/>
-          <w:szCs w:val="27"/>
-        </w:rPr>
-      </w:pPr>
-    </w:p>
-    <w:p>
-      <w:pPr>
-        <w:pStyle w:val="NormalWeb"/>
-        <w:rPr>
-          <w:rFonts w:ascii="Calibri" w:hAnsi="Calibri" w:cs="Calibri"/>
-          <w:color w:val="000000"/>
-          <w:sz w:val="27"/>
-          <w:szCs w:val="27"/>
-        </w:rPr>
-      </w:pPr>
-    </w:p>
-    <w:p>
-      <w:pPr>
-        <w:pStyle w:val="NormalWeb"/>
-        <w:rPr>
-          <w:rFonts w:ascii="Calibri" w:hAnsi="Calibri" w:cs="Calibri"/>
-          <w:color w:val="000000"/>
-          <w:sz w:val="27"/>
-          <w:szCs w:val="27"/>
-        </w:rPr>
-      </w:pPr>
-    </w:p>
-    <w:p>
-      <w:pPr>
-        <w:pStyle w:val="NormalWeb"/>
-        <w:rPr>
-          <w:rFonts w:ascii="Calibri" w:hAnsi="Calibri" w:cs="Calibri"/>
-          <w:color w:val="000000"/>
-          <w:sz w:val="27"/>
-          <w:szCs w:val="27"/>
-        </w:rPr>
-      </w:pPr>
-    </w:p>
-    <w:p>
-      <w:pPr>
-        <w:pStyle w:val="NormalWeb"/>
+      <w:r>
+        <w:rPr>
+          <w:rFonts w:asciiTheme="minorHAnsi" w:eastAsiaTheme="minorEastAsia" w:hAnsiTheme="minorHAnsi" w:cstheme="minorBidi"/>
+          <w:sz w:val="27"/>
+          <w:szCs w:val="27"/>
+          <w:highlight w:val="yellow"/>
+        </w:rPr>
+        <w:t>LEÃO</w:t>
+      </w:r>
+      <w:r>
+        <w:rPr>
+          <w:rFonts w:asciiTheme="minorHAnsi" w:eastAsiaTheme="minorEastAsia" w:hAnsiTheme="minorHAnsi" w:cstheme="minorBidi"/>
+          <w:sz w:val="27"/>
+          <w:szCs w:val="27"/>
+          <w:highlight w:val="yellow"/>
+        </w:rPr>
+        <w:t xml:space="preserve">, </w:t>
+      </w:r>
+      <w:r>
+        <w:rPr>
+          <w:rFonts w:asciiTheme="minorHAnsi" w:eastAsiaTheme="minorEastAsia" w:hAnsiTheme="minorHAnsi" w:cstheme="minorBidi"/>
+          <w:sz w:val="27"/>
+          <w:szCs w:val="27"/>
+        </w:rPr>
+        <w:t>Thiago</w:t>
+      </w:r>
+      <w:r>
+        <w:rPr>
+          <w:rFonts w:asciiTheme="minorHAnsi" w:eastAsiaTheme="minorEastAsia" w:hAnsiTheme="minorHAnsi" w:cstheme="minorBidi"/>
+          <w:sz w:val="27"/>
+          <w:szCs w:val="27"/>
+        </w:rPr>
+        <w:t xml:space="preserve">. </w:t>
+      </w:r>
+      <w:r>
         <w:rPr>
           <w:rFonts w:asciiTheme="minorHAnsi" w:eastAsiaTheme="minorEastAsia" w:hAnsiTheme="minorHAnsi" w:cstheme="minorBidi"/>
           <w:b/>
@@ -18104,6 +17554,325 @@
           <w:sz w:val="27"/>
           <w:szCs w:val="27"/>
         </w:rPr>
+        <w:t>Canvas: significado, como fazer e dowload de exemplo.</w:t>
+      </w:r>
+      <w:r>
+        <w:rPr>
+          <w:rFonts w:asciiTheme="minorHAnsi" w:eastAsiaTheme="minorEastAsia" w:hAnsiTheme="minorHAnsi" w:cstheme="minorBidi"/>
+          <w:b/>
+          <w:bCs/>
+          <w:sz w:val="27"/>
+          <w:szCs w:val="27"/>
+        </w:rPr>
+        <w:t xml:space="preserve"> </w:t>
+      </w:r>
+      <w:r>
+        <w:rPr>
+          <w:rFonts w:ascii="Calibri" w:hAnsi="Calibri" w:cs="Calibri"/>
+          <w:color w:val="000000"/>
+          <w:sz w:val="27"/>
+          <w:szCs w:val="27"/>
+        </w:rPr>
+        <w:t>Disponível em</w:t>
+      </w:r>
+      <w:r>
+        <w:rPr>
+          <w:sz w:val="27"/>
+          <w:szCs w:val="27"/>
+        </w:rPr>
+        <w:t xml:space="preserve"> </w:t>
+      </w:r>
+      <w:hyperlink r:id="rId56" w:history="1">
+        <w:r>
+          <w:rPr>
+            <w:rStyle w:val="Hyperlink"/>
+            <w:rFonts w:asciiTheme="minorHAnsi" w:hAnsiTheme="minorHAnsi" w:cstheme="minorHAnsi"/>
+            <w:sz w:val="27"/>
+            <w:szCs w:val="27"/>
+          </w:rPr>
+          <w:t>https://www.nomus.com.br/blog-industrial/canvas/</w:t>
+        </w:r>
+      </w:hyperlink>
+      <w:r>
+        <w:rPr>
+          <w:rFonts w:asciiTheme="minorHAnsi" w:hAnsiTheme="minorHAnsi" w:cstheme="minorHAnsi"/>
+          <w:sz w:val="27"/>
+          <w:szCs w:val="27"/>
+        </w:rPr>
+        <w:t xml:space="preserve"> </w:t>
+      </w:r>
+      <w:r>
+        <w:rPr>
+          <w:rFonts w:asciiTheme="minorHAnsi" w:hAnsiTheme="minorHAnsi" w:cstheme="minorHAnsi"/>
+          <w:sz w:val="27"/>
+          <w:szCs w:val="27"/>
+        </w:rPr>
+        <w:t xml:space="preserve">. </w:t>
+      </w:r>
+      <w:r>
+        <w:rPr>
+          <w:rFonts w:ascii="Calibri" w:hAnsi="Calibri" w:cs="Calibri"/>
+          <w:color w:val="000000"/>
+          <w:sz w:val="27"/>
+          <w:szCs w:val="27"/>
+        </w:rPr>
+        <w:t xml:space="preserve">Acesso em: </w:t>
+      </w:r>
+      <w:r>
+        <w:rPr>
+          <w:rFonts w:ascii="Calibri" w:hAnsi="Calibri" w:cs="Calibri"/>
+          <w:color w:val="000000"/>
+          <w:sz w:val="27"/>
+          <w:szCs w:val="27"/>
+        </w:rPr>
+        <w:t>21</w:t>
+      </w:r>
+      <w:r>
+        <w:rPr>
+          <w:rFonts w:ascii="Calibri" w:hAnsi="Calibri" w:cs="Calibri"/>
+          <w:color w:val="000000"/>
+          <w:sz w:val="27"/>
+          <w:szCs w:val="27"/>
+        </w:rPr>
+        <w:t xml:space="preserve"> </w:t>
+      </w:r>
+      <w:r>
+        <w:rPr>
+          <w:rFonts w:ascii="Calibri" w:hAnsi="Calibri" w:cs="Calibri"/>
+          <w:color w:val="000000"/>
+          <w:sz w:val="27"/>
+          <w:szCs w:val="27"/>
+        </w:rPr>
+        <w:t>out</w:t>
+      </w:r>
+      <w:r>
+        <w:rPr>
+          <w:rFonts w:ascii="Calibri" w:hAnsi="Calibri" w:cs="Calibri"/>
+          <w:color w:val="000000"/>
+          <w:sz w:val="27"/>
+          <w:szCs w:val="27"/>
+        </w:rPr>
+        <w:t>. 2026.</w:t>
+      </w:r>
+    </w:p>
+    <w:p>
+      <w:pPr>
+        <w:pStyle w:val="NormalWeb"/>
+        <w:rPr>
+          <w:rFonts w:asciiTheme="minorHAnsi" w:hAnsiTheme="minorHAnsi" w:cstheme="minorHAnsi"/>
+          <w:sz w:val="27"/>
+          <w:szCs w:val="27"/>
+        </w:rPr>
+      </w:pPr>
+      <w:r>
+        <w:rPr>
+          <w:rFonts w:asciiTheme="minorHAnsi" w:eastAsiaTheme="minorEastAsia" w:hAnsiTheme="minorHAnsi" w:cstheme="minorBidi"/>
+          <w:sz w:val="27"/>
+          <w:szCs w:val="27"/>
+        </w:rPr>
+        <w:t>SCIELO</w:t>
+      </w:r>
+      <w:r>
+        <w:rPr>
+          <w:rFonts w:asciiTheme="minorHAnsi" w:eastAsiaTheme="minorEastAsia" w:hAnsiTheme="minorHAnsi" w:cstheme="minorBidi"/>
+          <w:sz w:val="27"/>
+          <w:szCs w:val="27"/>
+        </w:rPr>
+        <w:t xml:space="preserve">. </w:t>
+      </w:r>
+      <w:r>
+        <w:rPr>
+          <w:rFonts w:asciiTheme="minorHAnsi" w:eastAsiaTheme="minorEastAsia" w:hAnsiTheme="minorHAnsi" w:cstheme="minorBidi"/>
+          <w:b/>
+          <w:bCs/>
+          <w:sz w:val="27"/>
+          <w:szCs w:val="27"/>
+        </w:rPr>
+        <w:t xml:space="preserve">Intercâmbio acadêmico: as dificuldades de adaptação e readaptação. </w:t>
+      </w:r>
+      <w:r>
+        <w:rPr>
+          <w:rFonts w:ascii="Calibri" w:hAnsi="Calibri" w:cs="Calibri"/>
+          <w:color w:val="000000"/>
+          <w:sz w:val="27"/>
+          <w:szCs w:val="27"/>
+        </w:rPr>
+        <w:t>Disponível em</w:t>
+      </w:r>
+      <w:r>
+        <w:t xml:space="preserve">: </w:t>
+      </w:r>
+      <w:hyperlink r:id="rId57" w:history="1">
+        <w:r>
+          <w:rPr>
+            <w:rStyle w:val="Hyperlink"/>
+            <w:rFonts w:asciiTheme="minorHAnsi" w:hAnsiTheme="minorHAnsi" w:cstheme="minorHAnsi"/>
+            <w:sz w:val="27"/>
+            <w:szCs w:val="27"/>
+          </w:rPr>
+          <w:t>https://www.scielo.br/j/ep/a/ncP7zLgbPM48QqtbjLcYBpD/?lang=pt</w:t>
+        </w:r>
+      </w:hyperlink>
+      <w:r>
+        <w:rPr>
+          <w:rFonts w:asciiTheme="minorHAnsi" w:hAnsiTheme="minorHAnsi" w:cstheme="minorHAnsi"/>
+          <w:sz w:val="27"/>
+          <w:szCs w:val="27"/>
+        </w:rPr>
+        <w:t xml:space="preserve"> . Acesso em: 21 out. 2026.</w:t>
+      </w:r>
+    </w:p>
+    <w:p>
+      <w:pPr>
+        <w:pStyle w:val="NormalWeb"/>
+        <w:rPr>
+          <w:rFonts w:asciiTheme="minorHAnsi" w:hAnsiTheme="minorHAnsi" w:cstheme="minorHAnsi"/>
+          <w:color w:val="000000"/>
+          <w:sz w:val="27"/>
+          <w:szCs w:val="27"/>
+        </w:rPr>
+      </w:pPr>
+    </w:p>
+    <w:p>
+      <w:pPr>
+        <w:pStyle w:val="NormalWeb"/>
+        <w:rPr>
+          <w:rFonts w:ascii="Calibri" w:hAnsi="Calibri" w:cs="Calibri"/>
+          <w:color w:val="000000"/>
+          <w:sz w:val="27"/>
+          <w:szCs w:val="27"/>
+        </w:rPr>
+      </w:pPr>
+      <w:r>
+        <w:rPr>
+          <w:rFonts w:ascii="Calibri" w:hAnsi="Calibri" w:cs="Calibri"/>
+          <w:color w:val="000000"/>
+          <w:sz w:val="27"/>
+          <w:szCs w:val="27"/>
+        </w:rPr>
+        <w:t xml:space="preserve"> </w:t>
+      </w:r>
+    </w:p>
+    <w:p>
+      <w:pPr>
+        <w:pStyle w:val="NormalWeb"/>
+        <w:rPr>
+          <w:rFonts w:ascii="Calibri" w:hAnsi="Calibri" w:cs="Calibri"/>
+          <w:color w:val="000000"/>
+          <w:sz w:val="27"/>
+          <w:szCs w:val="27"/>
+        </w:rPr>
+      </w:pPr>
+    </w:p>
+    <w:p>
+      <w:pPr>
+        <w:pStyle w:val="NormalWeb"/>
+        <w:rPr>
+          <w:rFonts w:ascii="Calibri" w:hAnsi="Calibri" w:cs="Calibri"/>
+          <w:color w:val="000000"/>
+          <w:sz w:val="27"/>
+          <w:szCs w:val="27"/>
+        </w:rPr>
+      </w:pPr>
+    </w:p>
+    <w:p>
+      <w:pPr>
+        <w:pStyle w:val="NormalWeb"/>
+        <w:rPr>
+          <w:rFonts w:ascii="Calibri" w:hAnsi="Calibri" w:cs="Calibri"/>
+          <w:color w:val="000000"/>
+          <w:sz w:val="27"/>
+          <w:szCs w:val="27"/>
+        </w:rPr>
+      </w:pPr>
+    </w:p>
+    <w:p>
+      <w:pPr>
+        <w:pStyle w:val="NormalWeb"/>
+        <w:rPr>
+          <w:rFonts w:ascii="Calibri" w:hAnsi="Calibri" w:cs="Calibri"/>
+          <w:color w:val="000000"/>
+          <w:sz w:val="27"/>
+          <w:szCs w:val="27"/>
+        </w:rPr>
+      </w:pPr>
+    </w:p>
+    <w:p>
+      <w:pPr>
+        <w:pStyle w:val="NormalWeb"/>
+        <w:rPr>
+          <w:rFonts w:ascii="Calibri" w:hAnsi="Calibri" w:cs="Calibri"/>
+          <w:color w:val="000000"/>
+          <w:sz w:val="27"/>
+          <w:szCs w:val="27"/>
+        </w:rPr>
+      </w:pPr>
+    </w:p>
+    <w:p>
+      <w:pPr>
+        <w:pStyle w:val="NormalWeb"/>
+        <w:rPr>
+          <w:rFonts w:ascii="Calibri" w:hAnsi="Calibri" w:cs="Calibri"/>
+          <w:color w:val="000000"/>
+          <w:sz w:val="27"/>
+          <w:szCs w:val="27"/>
+        </w:rPr>
+      </w:pPr>
+    </w:p>
+    <w:p>
+      <w:pPr>
+        <w:pStyle w:val="NormalWeb"/>
+        <w:rPr>
+          <w:rFonts w:ascii="Calibri" w:hAnsi="Calibri" w:cs="Calibri"/>
+          <w:color w:val="000000"/>
+          <w:sz w:val="27"/>
+          <w:szCs w:val="27"/>
+        </w:rPr>
+      </w:pPr>
+    </w:p>
+    <w:p>
+      <w:pPr>
+        <w:pStyle w:val="NormalWeb"/>
+        <w:rPr>
+          <w:rFonts w:ascii="Calibri" w:hAnsi="Calibri" w:cs="Calibri"/>
+          <w:color w:val="000000"/>
+          <w:sz w:val="27"/>
+          <w:szCs w:val="27"/>
+        </w:rPr>
+      </w:pPr>
+    </w:p>
+    <w:p>
+      <w:pPr>
+        <w:pStyle w:val="NormalWeb"/>
+        <w:rPr>
+          <w:rFonts w:ascii="Calibri" w:hAnsi="Calibri" w:cs="Calibri"/>
+          <w:color w:val="000000"/>
+          <w:sz w:val="27"/>
+          <w:szCs w:val="27"/>
+        </w:rPr>
+      </w:pPr>
+    </w:p>
+    <w:p>
+      <w:pPr>
+        <w:pStyle w:val="NormalWeb"/>
+        <w:rPr>
+          <w:rFonts w:ascii="Calibri" w:hAnsi="Calibri" w:cs="Calibri"/>
+          <w:color w:val="000000"/>
+          <w:sz w:val="27"/>
+          <w:szCs w:val="27"/>
+        </w:rPr>
+      </w:pPr>
+    </w:p>
+    <w:p>
+      <w:pPr>
+        <w:pStyle w:val="NormalWeb"/>
+        <w:rPr>
+          <w:rFonts w:asciiTheme="minorHAnsi" w:eastAsiaTheme="minorEastAsia" w:hAnsiTheme="minorHAnsi" w:cstheme="minorBidi"/>
+          <w:b/>
+          <w:bCs/>
+          <w:sz w:val="27"/>
+          <w:szCs w:val="27"/>
+        </w:rPr>
       </w:pPr>
     </w:p>
     <w:p>
@@ -18171,7 +17940,7 @@
     </w:p>
     <w:p/>
     <w:sectPr>
-      <w:headerReference w:type="default" r:id="rId56"/>
+      <w:headerReference w:type="default" r:id="rId58"/>
       <w:pgSz w:w="11906" w:h="16838"/>
       <w:pgMar w:top="1701" w:right="1134" w:bottom="1134" w:left="1701" w:header="709" w:footer="709" w:gutter="0"/>
       <w:cols w:space="708"/>
@@ -18285,14 +18054,14 @@
       </w:r>
     </w:p>
   </w:comment>
-  <w:comment w:id="24" w:author="Cíntia Maria de Araújo Pinho" w:date="2026-09-01T22:56:00Z" w:initials="CP">
+  <w:comment w:id="25" w:author="Cíntia Maria de Araújo Pinho" w:date="2026-09-01T22:56:00Z" w:initials="CP">
     <w:p>
       <w:r>
         <w:t>Pendente da correção anterior: o capítulo continua com só 2 subseções (mínimo 3) e nenhuma dedicada às tecnologias usadas no InterWay; a numeração chega a 2.2.1.1.1 (5 níveis) — reorganizar.</w:t>
       </w:r>
     </w:p>
   </w:comment>
-  <w:comment w:id="25" w:author="Cíntia Maria de Araújo Pinho" w:date="2026-09-01T20:31:00Z" w:initials="CMdAP">
+  <w:comment w:id="26" w:author="Cíntia Maria de Araújo Pinho" w:date="2026-09-01T20:31:00Z" w:initials="CMdAP">
     <w:p>
       <w:pPr>
         <w:pStyle w:val="Textodecomentrio"/>
@@ -18315,7 +18084,7 @@
       </w:r>
     </w:p>
   </w:comment>
-  <w:comment w:id="27" w:author="Cíntia Maria de Araújo Pinho" w:date="2026-09-01T20:32:00Z" w:initials="CMdAP">
+  <w:comment w:id="28" w:author="Cíntia Maria de Araújo Pinho" w:date="2026-09-01T20:32:00Z" w:initials="CMdAP">
     <w:p>
       <w:pPr>
         <w:pStyle w:val="Textodecomentrio"/>
@@ -18338,7 +18107,7 @@
       </w:r>
     </w:p>
   </w:comment>
-  <w:comment w:id="29" w:author="Cíntia Maria de Araújo Pinho" w:date="2026-09-01T22:56:00Z" w:initials="CP">
+  <w:comment w:id="30" w:author="Cíntia Maria de Araújo Pinho" w:date="2026-09-01T22:56:00Z" w:initials="CP">
     <w:p>
       <w:r>
         <w:t>sem citação em nenhum item — o Referencial Teórico deve ser em parágrafos corridos, com citação.</w:t>
@@ -18389,7 +18158,7 @@
       </w:r>
     </w:p>
   </w:comment>
-  <w:comment w:id="30" w:author="Cíntia Maria de Araújo Pinho" w:date="2026-09-01T20:33:00Z" w:initials="CMdAP">
+  <w:comment w:id="31" w:author="Cíntia Maria de Araújo Pinho" w:date="2026-09-01T20:33:00Z" w:initials="CMdAP">
     <w:p>
       <w:pPr>
         <w:pStyle w:val="Textodecomentrio"/>
@@ -18405,7 +18174,7 @@
       </w:r>
     </w:p>
   </w:comment>
-  <w:comment w:id="32" w:author="Cíntia Maria de Araújo Pinho" w:date="2026-09-01T20:34:00Z" w:initials="CMdAP">
+  <w:comment w:id="33" w:author="Cíntia Maria de Araújo Pinho" w:date="2026-09-01T20:34:00Z" w:initials="CMdAP">
     <w:p>
       <w:pPr>
         <w:pStyle w:val="Textodecomentrio"/>
@@ -18421,7 +18190,7 @@
       </w:r>
     </w:p>
   </w:comment>
-  <w:comment w:id="34" w:author="Cíntia Maria de Araújo Pinho" w:date="2026-09-01T20:34:00Z" w:initials="CMdAP">
+  <w:comment w:id="35" w:author="Cíntia Maria de Araújo Pinho" w:date="2026-09-01T20:34:00Z" w:initials="CMdAP">
     <w:p>
       <w:pPr>
         <w:pStyle w:val="Textodecomentrio"/>
@@ -18437,21 +18206,21 @@
       </w:r>
     </w:p>
   </w:comment>
-  <w:comment w:id="37" w:author="Cíntia Maria de Araújo Pinho" w:date="2026-09-01T22:56:00Z" w:initials="CP">
+  <w:comment w:id="38" w:author="Cíntia Maria de Araújo Pinho" w:date="2026-09-01T22:56:00Z" w:initials="CP">
     <w:p>
       <w:r>
         <w:t>este parágrafo descreve uma corretora de valores (ordens de compra/venda, saldos) — não tem relação com a plataforma InterWay. Reescrever para o contexto do projeto.</w:t>
       </w:r>
     </w:p>
   </w:comment>
-  <w:comment w:id="39" w:author="Cíntia Maria de Araújo Pinho" w:date="2026-09-01T22:56:00Z" w:initials="CP">
+  <w:comment w:id="40" w:author="Cíntia Maria de Araújo Pinho" w:date="2026-09-01T22:56:00Z" w:initials="CP">
     <w:p>
       <w:r>
         <w:t>"Estudos mostram" sem citar quais, e o parágrafo não conecta ao InterWay.</w:t>
       </w:r>
     </w:p>
   </w:comment>
-  <w:comment w:id="36" w:author="Cíntia Maria de Araújo Pinho" w:date="2026-09-01T20:35:00Z" w:initials="CMdAP">
+  <w:comment w:id="37" w:author="Cíntia Maria de Araújo Pinho" w:date="2026-09-01T20:35:00Z" w:initials="CMdAP">
     <w:p>
       <w:pPr>
         <w:pStyle w:val="Textodecomentrio"/>
@@ -18467,7 +18236,7 @@
       </w:r>
     </w:p>
   </w:comment>
-  <w:comment w:id="40" w:author="Cíntia Maria de Araújo Pinho" w:date="2026-09-01T20:36:00Z" w:initials="CMdAP">
+  <w:comment w:id="41" w:author="Cíntia Maria de Araújo Pinho" w:date="2026-09-01T20:36:00Z" w:initials="CMdAP">
     <w:p>
       <w:pPr>
         <w:pStyle w:val="Textodecomentrio"/>
@@ -18483,7 +18252,7 @@
       </w:r>
     </w:p>
   </w:comment>
-  <w:comment w:id="42" w:author="Prof" w:date="2026-06-11T10:40:00Z" w:initials="P">
+  <w:comment w:id="43" w:author="Prof" w:date="2026-06-11T10:40:00Z" w:initials="P">
     <w:p>
       <w:pPr>
         <w:pStyle w:val="Textodecomentrio"/>
@@ -18499,14 +18268,14 @@
       </w:r>
     </w:p>
   </w:comment>
-  <w:comment w:id="44" w:author="Cíntia Maria de Araújo Pinho" w:date="2026-09-01T22:56:00Z" w:initials="CP">
+  <w:comment w:id="45" w:author="Cíntia Maria de Araújo Pinho" w:date="2026-09-01T22:56:00Z" w:initials="CP">
     <w:p>
       <w:r>
         <w:t>Falta um parágrafo descrevendo como o grupo efetivamente elaborou o próprio Caderno de Sensibilidade — só há a definição geral, citada sem ano (Projectool).</w:t>
       </w:r>
     </w:p>
   </w:comment>
-  <w:comment w:id="45" w:author="Cíntia Maria de Araújo Pinho" w:date="2026-09-01T20:37:00Z" w:initials="CMdAP">
+  <w:comment w:id="46" w:author="Cíntia Maria de Araújo Pinho" w:date="2026-09-01T20:37:00Z" w:initials="CMdAP">
     <w:p>
       <w:pPr>
         <w:pStyle w:val="Textodecomentrio"/>
@@ -18522,7 +18291,14 @@
       </w:r>
     </w:p>
   </w:comment>
-  <w:comment w:id="48" w:author="Cíntia Maria de Araújo Pinho" w:date="2026-09-01T20:37:00Z" w:initials="CMdAP">
+  <w:comment w:id="49" w:author="Cíntia Maria de Araújo Pinho" w:date="2026-09-01T22:56:00Z" w:initials="CP">
+    <w:p>
+      <w:r>
+        <w:t>o parágrafo não diz quando foi feita, com quantas pessoas, nem o critério de escolha do público — só o objetivo geral.</w:t>
+      </w:r>
+    </w:p>
+  </w:comment>
+  <w:comment w:id="50" w:author="Cíntia Maria de Araújo Pinho" w:date="2026-09-01T20:38:00Z" w:initials="CMdAP">
     <w:p>
       <w:pPr>
         <w:pStyle w:val="Textodecomentrio"/>
@@ -18532,39 +18308,6 @@
           <w:rStyle w:val="Refdecomentrio"/>
         </w:rPr>
         <w:annotationRef/>
-      </w:r>
-      <w:r>
-        <w:t>Não faz sentido deixar dois cadernos de sensibilidade, somente 1</w:t>
-      </w:r>
-    </w:p>
-  </w:comment>
-  <w:comment w:id="50" w:author="Cíntia Maria de Araújo Pinho" w:date="2026-09-01T22:56:00Z" w:initials="CP">
-    <w:p>
-      <w:r>
-        <w:t>O emoji 😊 não bate com o sentimento descrito (tristeza) — revisar.</w:t>
-      </w:r>
-    </w:p>
-  </w:comment>
-  <w:comment w:id="49" w:author="Prof" w:date="2026-06-11T10:39:00Z" w:initials="P">
-    <w:p>
-      <w:pPr>
-        <w:pStyle w:val="Textodecomentrio"/>
-      </w:pPr>
-      <w:r>
-        <w:rPr>
-          <w:rStyle w:val="Refdecomentrio"/>
-        </w:rPr>
-        <w:annotationRef/>
-      </w:r>
-      <w:r>
-        <w:t>Casar com problemárica e justificativa</w:t>
-      </w:r>
-    </w:p>
-  </w:comment>
-  <w:comment w:id="52" w:author="Cíntia Maria de Araújo Pinho" w:date="2026-09-01T22:56:00Z" w:initials="CP">
-    <w:p>
-      <w:r>
-        <w:t>o parágrafo não diz quando foi feita, com quantas pessoas, nem o critério de escolha do público — só o objetivo geral.</w:t>
       </w:r>
     </w:p>
   </w:comment>
@@ -18579,9 +18322,12 @@
         </w:rPr>
         <w:annotationRef/>
       </w:r>
+      <w:r>
+        <w:t>Colocar borda ao redor das imagens</w:t>
+      </w:r>
     </w:p>
   </w:comment>
-  <w:comment w:id="56" w:author="Cíntia Maria de Araújo Pinho" w:date="2026-09-01T20:38:00Z" w:initials="CMdAP">
+  <w:comment w:id="59" w:author="Cíntia Maria de Araújo Pinho" w:date="2026-09-01T20:38:00Z" w:initials="CMdAP">
     <w:p>
       <w:pPr>
         <w:pStyle w:val="Textodecomentrio"/>
@@ -18593,11 +18339,11 @@
         <w:annotationRef/>
       </w:r>
       <w:r>
-        <w:t>Colocar borda ao redor das imagens</w:t>
+        <w:t>Fora da formatação abnt</w:t>
       </w:r>
     </w:p>
   </w:comment>
-  <w:comment w:id="62" w:author="Cíntia Maria de Araújo Pinho" w:date="2026-09-01T20:38:00Z" w:initials="CMdAP">
+  <w:comment w:id="60" w:author="Cíntia Maria de Araújo Pinho" w:date="2026-09-01T20:39:00Z" w:initials="CMdAP">
     <w:p>
       <w:pPr>
         <w:pStyle w:val="Textodecomentrio"/>
@@ -18609,11 +18355,11 @@
         <w:annotationRef/>
       </w:r>
       <w:r>
-        <w:t>Fora da formatação abnt</w:t>
+        <w:t>Quebra de página desnecessária</w:t>
       </w:r>
     </w:p>
   </w:comment>
-  <w:comment w:id="63" w:author="Cíntia Maria de Araújo Pinho" w:date="2026-09-01T20:39:00Z" w:initials="CMdAP">
+  <w:comment w:id="62" w:author="Cíntia Maria de Araújo Pinho" w:date="2026-09-01T20:39:00Z" w:initials="CMdAP">
     <w:p>
       <w:pPr>
         <w:pStyle w:val="Textodecomentrio"/>
@@ -18625,57 +18371,41 @@
         <w:annotationRef/>
       </w:r>
       <w:r>
-        <w:t>Quebra de página desnecessária</w:t>
+        <w:t>Todos os comentários não segue a formatação ideal da abnt, corrigir em todos; arial, 12, justificado, espaçamento 1,5 entre linhas.</w:t>
       </w:r>
     </w:p>
   </w:comment>
-  <w:comment w:id="65" w:author="Cíntia Maria de Araújo Pinho" w:date="2026-09-01T20:39:00Z" w:initials="CMdAP">
-    <w:p>
-      <w:pPr>
-        <w:pStyle w:val="Textodecomentrio"/>
-      </w:pPr>
-      <w:r>
-        <w:rPr>
-          <w:rStyle w:val="Refdecomentrio"/>
-        </w:rPr>
-        <w:annotationRef/>
-      </w:r>
-      <w:r>
-        <w:t>Todos os comentários não segue a formatação ideal da abnt, corrigir em todos; arial, 12, justificado, espaçamento 1,5 entre linhas.</w:t>
+  <w:comment w:id="63" w:author="Cíntia Maria de Araújo Pinho" w:date="2026-09-01T22:56:00Z" w:initials="CP">
+    <w:p>
+      <w:r>
+        <w:t>falta a conclusão da pesquisa de campo depois deste último gráfico, sintetizando os achados.</w:t>
       </w:r>
     </w:p>
   </w:comment>
   <w:comment w:id="66" w:author="Cíntia Maria de Araújo Pinho" w:date="2026-09-01T22:56:00Z" w:initials="CP">
     <w:p>
       <w:r>
-        <w:t>falta a conclusão da pesquisa de campo depois deste último gráfico, sintetizando os achados.</w:t>
+        <w:t>Falta "Fonte: Os autores, [ano]" depois da Figura 3 — é o único artefato de Design Thinking do capítulo sem essa indicação.</w:t>
       </w:r>
     </w:p>
   </w:comment>
-  <w:comment w:id="69" w:author="Cíntia Maria de Araújo Pinho" w:date="2026-09-01T22:56:00Z" w:initials="CP">
-    <w:p>
-      <w:r>
-        <w:t>Falta "Fonte: Os autores, [ano]" depois da Figura 3 — é o único artefato de Design Thinking do capítulo sem essa indicação.</w:t>
+  <w:comment w:id="67" w:author="Cíntia Maria de Araújo Pinho" w:date="2026-09-01T20:41:00Z" w:initials="CMdAP">
+    <w:p>
+      <w:pPr>
+        <w:pStyle w:val="Textodecomentrio"/>
+      </w:pPr>
+      <w:r>
+        <w:rPr>
+          <w:rStyle w:val="Refdecomentrio"/>
+        </w:rPr>
+        <w:annotationRef/>
+      </w:r>
+      <w:r>
+        <w:t>Não entendi esses espaços gigantes entre os tópicos</w:t>
       </w:r>
     </w:p>
   </w:comment>
-  <w:comment w:id="70" w:author="Cíntia Maria de Araújo Pinho" w:date="2026-09-01T20:41:00Z" w:initials="CMdAP">
-    <w:p>
-      <w:pPr>
-        <w:pStyle w:val="Textodecomentrio"/>
-      </w:pPr>
-      <w:r>
-        <w:rPr>
-          <w:rStyle w:val="Refdecomentrio"/>
-        </w:rPr>
-        <w:annotationRef/>
-      </w:r>
-      <w:r>
-        <w:t>Não entendi esses espaços gigantes entre os tópicos</w:t>
-      </w:r>
-    </w:p>
-  </w:comment>
-  <w:comment w:id="79" w:author="Cíntia Maria de Araújo Pinho" w:date="2026-09-01T20:42:00Z" w:initials="CMdAP">
+  <w:comment w:id="76" w:author="Cíntia Maria de Araújo Pinho" w:date="2026-09-01T20:42:00Z" w:initials="CMdAP">
     <w:p>
       <w:pPr>
         <w:pStyle w:val="Textodecomentrio"/>
@@ -18698,14 +18428,14 @@
       </w:r>
     </w:p>
   </w:comment>
-  <w:comment w:id="83" w:author="Cíntia Maria de Araújo Pinho" w:date="2026-09-01T22:56:00Z" w:initials="CP">
+  <w:comment w:id="80" w:author="Cíntia Maria de Araújo Pinho" w:date="2026-09-01T22:56:00Z" w:initials="CP">
     <w:p>
       <w:r>
         <w:t>"Simon Snik" (o correto é Sinek), e a definição continua sem citação (ano e referência) nem parágrafo aplicando ao InterWay — só a imagem tem o Porquê/Como/O quê.</w:t>
       </w:r>
     </w:p>
   </w:comment>
-  <w:comment w:id="87" w:author="Cíntia Maria de Araújo Pinho" w:date="2026-09-01T20:43:00Z" w:initials="CMdAP">
+  <w:comment w:id="84" w:author="Cíntia Maria de Araújo Pinho" w:date="2026-09-01T20:43:00Z" w:initials="CMdAP">
     <w:p>
       <w:pPr>
         <w:pStyle w:val="Textodecomentrio"/>
@@ -18728,14 +18458,14 @@
       </w:r>
     </w:p>
   </w:comment>
-  <w:comment w:id="90" w:author="Cíntia Maria de Araújo Pinho" w:date="2026-09-01T22:56:00Z" w:initials="CP">
+  <w:comment w:id="87" w:author="Cíntia Maria de Araújo Pinho" w:date="2026-09-01T22:56:00Z" w:initials="CP">
     <w:p>
       <w:r>
         <w:t>Falta "R$" nos valores, "Fonte:" na tabela, e um parágrafo de investimentos/custos antes ou depois — só há a tabela de preços.</w:t>
       </w:r>
     </w:p>
   </w:comment>
-  <w:comment w:id="93" w:author="Cíntia Maria de Araújo Pinho" w:date="2026-09-01T20:45:00Z" w:initials="CMdAP">
+  <w:comment w:id="90" w:author="Cíntia Maria de Araújo Pinho" w:date="2026-09-01T20:45:00Z" w:initials="CMdAP">
     <w:p>
       <w:pPr>
         <w:pStyle w:val="Textodecomentrio"/>
@@ -18751,7 +18481,7 @@
       </w:r>
     </w:p>
   </w:comment>
-  <w:comment w:id="94" w:author="Cíntia Maria de Araújo Pinho" w:date="2026-09-01T20:46:00Z" w:initials="CMdAP">
+  <w:comment w:id="91" w:author="Cíntia Maria de Araújo Pinho" w:date="2026-09-01T20:46:00Z" w:initials="CMdAP">
     <w:p>
       <w:pPr>
         <w:pStyle w:val="Textodecomentrio"/>
@@ -18767,42 +18497,42 @@
       </w:r>
     </w:p>
   </w:comment>
-  <w:comment w:id="103" w:author="Cíntia Maria de Araújo Pinho" w:date="2026-09-01T22:56:00Z" w:initials="CP">
+  <w:comment w:id="99" w:author="Cíntia Maria de Araújo Pinho" w:date="2026-09-01T22:56:00Z" w:initials="CP">
     <w:p>
       <w:r>
         <w:t>Falta um parágrafo analisando as entidades e relacionamentos específicos do InterWay — só há a definição geral do conceito.</w:t>
+      </w:r>
+    </w:p>
+  </w:comment>
+  <w:comment w:id="104" w:author="Cíntia Maria de Araújo Pinho" w:date="2026-09-01T22:56:00Z" w:initials="CP">
+    <w:p>
+      <w:r>
+        <w:t>o link abre uma nota sobre período eleitoral, sem relação com o tema — trocar por uma página real sobre internacionalização da CAPES.</w:t>
+      </w:r>
+    </w:p>
+  </w:comment>
+  <w:comment w:id="105" w:author="Cíntia Maria de Araújo Pinho" w:date="2026-09-01T22:56:00Z" w:initials="CP">
+    <w:p>
+      <w:r>
+        <w:t>A citação no texto é "(São Paulo, 2025)" — deveria citar pela instituição por extenso/sigla, como "(USP, 2025)", não "São Paulo".</w:t>
+      </w:r>
+    </w:p>
+  </w:comment>
+  <w:comment w:id="106" w:author="Cíntia Maria de Araújo Pinho" w:date="2026-09-01T22:56:00Z" w:initials="CP">
+    <w:p>
+      <w:r>
+        <w:t>A citação no texto é "(Samara Rodrigues, 2025)", mas a referência começa por "EDUCA MAIS BRASIL" — confirmar se esse nome de autora está mesmo na página antes de usar "RODRIGUES, Samara" como entrada.</w:t>
+      </w:r>
+    </w:p>
+  </w:comment>
+  <w:comment w:id="107" w:author="Cíntia Maria de Araújo Pinho" w:date="2026-09-01T22:56:00Z" w:initials="CP">
+    <w:p>
+      <w:r>
+        <w:t>Falta a segunda letra "n" ("INNOVATION").</w:t>
       </w:r>
     </w:p>
   </w:comment>
   <w:comment w:id="108" w:author="Cíntia Maria de Araújo Pinho" w:date="2026-09-01T22:56:00Z" w:initials="CP">
-    <w:p>
-      <w:r>
-        <w:t>o link abre uma nota sobre período eleitoral, sem relação com o tema — trocar por uma página real sobre internacionalização da CAPES.</w:t>
-      </w:r>
-    </w:p>
-  </w:comment>
-  <w:comment w:id="109" w:author="Cíntia Maria de Araújo Pinho" w:date="2026-09-01T22:56:00Z" w:initials="CP">
-    <w:p>
-      <w:r>
-        <w:t>A citação no texto é "(São Paulo, 2025)" — deveria citar pela instituição por extenso/sigla, como "(USP, 2025)", não "São Paulo".</w:t>
-      </w:r>
-    </w:p>
-  </w:comment>
-  <w:comment w:id="110" w:author="Cíntia Maria de Araújo Pinho" w:date="2026-09-01T22:56:00Z" w:initials="CP">
-    <w:p>
-      <w:r>
-        <w:t>A citação no texto é "(Samara Rodrigues, 2025)", mas a referência começa por "EDUCA MAIS BRASIL" — confirmar se esse nome de autora está mesmo na página antes de usar "RODRIGUES, Samara" como entrada.</w:t>
-      </w:r>
-    </w:p>
-  </w:comment>
-  <w:comment w:id="111" w:author="Cíntia Maria de Araújo Pinho" w:date="2026-09-01T22:56:00Z" w:initials="CP">
-    <w:p>
-      <w:r>
-        <w:t>Falta a segunda letra "n" ("INNOVATION").</w:t>
-      </w:r>
-    </w:p>
-  </w:comment>
-  <w:comment w:id="112" w:author="Cíntia Maria de Araújo Pinho" w:date="2026-09-01T22:56:00Z" w:initials="CP">
     <w:p>
       <w:r>
         <w:t>A citação no texto é "(André Siqueira, 2024)", mas a referência começa por "RD STATION" — usar "SIQUEIRA, André" como entrada, já que há autor pessoal identificado na página.</w:t>
@@ -18840,9 +18570,6 @@
   <w15:commentEx w15:paraId="5AF21B63" w15:done="0"/>
   <w15:commentEx w15:paraId="09F5077E" w15:done="0"/>
   <w15:commentEx w15:paraId="54847634" w15:done="0"/>
-  <w15:commentEx w15:paraId="3C6681BB" w15:done="0"/>
-  <w15:commentEx w15:paraId="182D2619" w15:done="0"/>
-  <w15:commentEx w15:paraId="02590A3F" w15:done="0"/>
   <w15:commentEx w15:paraId="171B3ED6" w15:done="0"/>
   <w15:commentEx w15:paraId="506C13D4" w15:done="0"/>
   <w15:commentEx w15:paraId="37DB1BA9" w15:done="0"/>
@@ -19123,7 +18850,7 @@
           <w:rPr>
             <w:noProof/>
           </w:rPr>
-          <w:t>47</w:t>
+          <w:t>18</w:t>
         </w:r>
         <w:r>
           <w:fldChar w:fldCharType="end"/>
@@ -21404,7 +21131,7 @@
 </file>
 
 <file path=customXml/itemProps1.xml><?xml version="1.0" encoding="utf-8"?>
-<ds:datastoreItem xmlns:ds="http://schemas.openxmlformats.org/officeDocument/2006/customXml" ds:itemID="{B890F790-E913-4D36-A38F-E96253229142}">
+<ds:datastoreItem xmlns:ds="http://schemas.openxmlformats.org/officeDocument/2006/customXml" ds:itemID="{3BFE16E1-B4BF-4CEF-8FC8-F2BD27B27E2F}">
   <ds:schemaRefs>
     <ds:schemaRef ds:uri="http://schemas.openxmlformats.org/officeDocument/2006/bibliography"/>
   </ds:schemaRefs>
